--- a/Rapport/Rapport_FPGA_S6.docx
+++ b/Rapport/Rapport_FPGA_S6.docx
@@ -142,7 +142,13 @@
         <w:t xml:space="preserve"> : </w:t>
       </w:r>
       <w:r>
-        <w:t>Yan DOUZE</w:t>
+        <w:t>Yan</w:t>
+      </w:r>
+      <w:r>
+        <w:t>n</w:t>
+      </w:r>
+      <w:r>
+        <w:t xml:space="preserve"> DOUZE</w:t>
       </w:r>
     </w:p>
     <w:p/>
@@ -211,6 +217,7 @@
         <w:p>
           <w:pPr>
             <w:pStyle w:val="En-ttedetabledesmatires"/>
+            <w:spacing w:line="240" w:lineRule="auto"/>
             <w:rPr>
               <w:rStyle w:val="Titre1Car"/>
             </w:rPr>
@@ -228,7 +235,6 @@
             <w:tabs>
               <w:tab w:val="right" w:leader="dot" w:pos="9062"/>
             </w:tabs>
-            <w:spacing w:line="240" w:lineRule="auto"/>
             <w:rPr>
               <w:rFonts w:asciiTheme="minorHAnsi" w:eastAsiaTheme="minorEastAsia" w:hAnsiTheme="minorHAnsi"/>
               <w:noProof/>
@@ -244,7 +250,7 @@
           <w:r>
             <w:fldChar w:fldCharType="separate"/>
           </w:r>
-          <w:hyperlink w:anchor="_Toc232252392" w:history="1">
+          <w:hyperlink w:anchor="_Toc232347023" w:history="1">
             <w:r>
               <w:rPr>
                 <w:rStyle w:val="Lienhypertexte"/>
@@ -271,7 +277,7 @@
                 <w:noProof/>
                 <w:webHidden/>
               </w:rPr>
-              <w:instrText xml:space="preserve"> PAGEREF _Toc232252392 \h </w:instrText>
+              <w:instrText xml:space="preserve"> PAGEREF _Toc232347023 \h </w:instrText>
             </w:r>
             <w:r>
               <w:rPr>
@@ -308,14 +314,13 @@
             <w:tabs>
               <w:tab w:val="right" w:leader="dot" w:pos="9062"/>
             </w:tabs>
-            <w:spacing w:line="240" w:lineRule="auto"/>
             <w:rPr>
               <w:rFonts w:asciiTheme="minorHAnsi" w:eastAsiaTheme="minorEastAsia" w:hAnsiTheme="minorHAnsi"/>
               <w:noProof/>
               <w:sz w:val="24"/>
             </w:rPr>
           </w:pPr>
-          <w:hyperlink w:anchor="_Toc232252393" w:history="1">
+          <w:hyperlink w:anchor="_Toc232347024" w:history="1">
             <w:r>
               <w:rPr>
                 <w:rStyle w:val="Lienhypertexte"/>
@@ -342,7 +347,7 @@
                 <w:noProof/>
                 <w:webHidden/>
               </w:rPr>
-              <w:instrText xml:space="preserve"> PAGEREF _Toc232252393 \h </w:instrText>
+              <w:instrText xml:space="preserve"> PAGEREF _Toc232347024 \h </w:instrText>
             </w:r>
             <w:r>
               <w:rPr>
@@ -380,14 +385,13 @@
               <w:tab w:val="left" w:pos="480"/>
               <w:tab w:val="right" w:leader="dot" w:pos="9062"/>
             </w:tabs>
-            <w:spacing w:line="240" w:lineRule="auto"/>
             <w:rPr>
               <w:rFonts w:asciiTheme="minorHAnsi" w:eastAsiaTheme="minorEastAsia" w:hAnsiTheme="minorHAnsi"/>
               <w:noProof/>
               <w:sz w:val="24"/>
             </w:rPr>
           </w:pPr>
-          <w:hyperlink w:anchor="_Toc232252394" w:history="1">
+          <w:hyperlink w:anchor="_Toc232347025" w:history="1">
             <w:r>
               <w:rPr>
                 <w:rStyle w:val="Lienhypertexte"/>
@@ -429,7 +433,7 @@
                 <w:noProof/>
                 <w:webHidden/>
               </w:rPr>
-              <w:instrText xml:space="preserve"> PAGEREF _Toc232252394 \h </w:instrText>
+              <w:instrText xml:space="preserve"> PAGEREF _Toc232347025 \h </w:instrText>
             </w:r>
             <w:r>
               <w:rPr>
@@ -467,14 +471,13 @@
               <w:tab w:val="left" w:pos="480"/>
               <w:tab w:val="right" w:leader="dot" w:pos="9062"/>
             </w:tabs>
-            <w:spacing w:line="240" w:lineRule="auto"/>
             <w:rPr>
               <w:rFonts w:asciiTheme="minorHAnsi" w:eastAsiaTheme="minorEastAsia" w:hAnsiTheme="minorHAnsi"/>
               <w:noProof/>
               <w:sz w:val="24"/>
             </w:rPr>
           </w:pPr>
-          <w:hyperlink w:anchor="_Toc232252395" w:history="1">
+          <w:hyperlink w:anchor="_Toc232347026" w:history="1">
             <w:r>
               <w:rPr>
                 <w:rStyle w:val="Lienhypertexte"/>
@@ -516,7 +519,7 @@
                 <w:noProof/>
                 <w:webHidden/>
               </w:rPr>
-              <w:instrText xml:space="preserve"> PAGEREF _Toc232252395 \h </w:instrText>
+              <w:instrText xml:space="preserve"> PAGEREF _Toc232347026 \h </w:instrText>
             </w:r>
             <w:r>
               <w:rPr>
@@ -554,14 +557,13 @@
               <w:tab w:val="left" w:pos="960"/>
               <w:tab w:val="right" w:leader="dot" w:pos="9062"/>
             </w:tabs>
-            <w:spacing w:line="240" w:lineRule="auto"/>
             <w:rPr>
               <w:rFonts w:asciiTheme="minorHAnsi" w:eastAsiaTheme="minorEastAsia" w:hAnsiTheme="minorHAnsi"/>
               <w:noProof/>
               <w:sz w:val="24"/>
             </w:rPr>
           </w:pPr>
-          <w:hyperlink w:anchor="_Toc232252396" w:history="1">
+          <w:hyperlink w:anchor="_Toc232347027" w:history="1">
             <w:r>
               <w:rPr>
                 <w:rStyle w:val="Lienhypertexte"/>
@@ -603,7 +605,7 @@
                 <w:noProof/>
                 <w:webHidden/>
               </w:rPr>
-              <w:instrText xml:space="preserve"> PAGEREF _Toc232252396 \h </w:instrText>
+              <w:instrText xml:space="preserve"> PAGEREF _Toc232347027 \h </w:instrText>
             </w:r>
             <w:r>
               <w:rPr>
@@ -641,14 +643,13 @@
               <w:tab w:val="left" w:pos="960"/>
               <w:tab w:val="right" w:leader="dot" w:pos="9062"/>
             </w:tabs>
-            <w:spacing w:line="240" w:lineRule="auto"/>
             <w:rPr>
               <w:rFonts w:asciiTheme="minorHAnsi" w:eastAsiaTheme="minorEastAsia" w:hAnsiTheme="minorHAnsi"/>
               <w:noProof/>
               <w:sz w:val="24"/>
             </w:rPr>
           </w:pPr>
-          <w:hyperlink w:anchor="_Toc232252397" w:history="1">
+          <w:hyperlink w:anchor="_Toc232347028" w:history="1">
             <w:r>
               <w:rPr>
                 <w:rStyle w:val="Lienhypertexte"/>
@@ -690,7 +691,7 @@
                 <w:noProof/>
                 <w:webHidden/>
               </w:rPr>
-              <w:instrText xml:space="preserve"> PAGEREF _Toc232252397 \h </w:instrText>
+              <w:instrText xml:space="preserve"> PAGEREF _Toc232347028 \h </w:instrText>
             </w:r>
             <w:r>
               <w:rPr>
@@ -728,14 +729,13 @@
               <w:tab w:val="left" w:pos="960"/>
               <w:tab w:val="right" w:leader="dot" w:pos="9062"/>
             </w:tabs>
-            <w:spacing w:line="240" w:lineRule="auto"/>
             <w:rPr>
               <w:rFonts w:asciiTheme="minorHAnsi" w:eastAsiaTheme="minorEastAsia" w:hAnsiTheme="minorHAnsi"/>
               <w:noProof/>
               <w:sz w:val="24"/>
             </w:rPr>
           </w:pPr>
-          <w:hyperlink w:anchor="_Toc232252398" w:history="1">
+          <w:hyperlink w:anchor="_Toc232347029" w:history="1">
             <w:r>
               <w:rPr>
                 <w:rStyle w:val="Lienhypertexte"/>
@@ -777,7 +777,7 @@
                 <w:noProof/>
                 <w:webHidden/>
               </w:rPr>
-              <w:instrText xml:space="preserve"> PAGEREF _Toc232252398 \h </w:instrText>
+              <w:instrText xml:space="preserve"> PAGEREF _Toc232347029 \h </w:instrText>
             </w:r>
             <w:r>
               <w:rPr>
@@ -815,14 +815,13 @@
               <w:tab w:val="left" w:pos="960"/>
               <w:tab w:val="right" w:leader="dot" w:pos="9062"/>
             </w:tabs>
-            <w:spacing w:line="240" w:lineRule="auto"/>
             <w:rPr>
               <w:rFonts w:asciiTheme="minorHAnsi" w:eastAsiaTheme="minorEastAsia" w:hAnsiTheme="minorHAnsi"/>
               <w:noProof/>
               <w:sz w:val="24"/>
             </w:rPr>
           </w:pPr>
-          <w:hyperlink w:anchor="_Toc232252399" w:history="1">
+          <w:hyperlink w:anchor="_Toc232347030" w:history="1">
             <w:r>
               <w:rPr>
                 <w:rStyle w:val="Lienhypertexte"/>
@@ -864,7 +863,7 @@
                 <w:noProof/>
                 <w:webHidden/>
               </w:rPr>
-              <w:instrText xml:space="preserve"> PAGEREF _Toc232252399 \h </w:instrText>
+              <w:instrText xml:space="preserve"> PAGEREF _Toc232347030 \h </w:instrText>
             </w:r>
             <w:r>
               <w:rPr>
@@ -902,14 +901,13 @@
               <w:tab w:val="left" w:pos="960"/>
               <w:tab w:val="right" w:leader="dot" w:pos="9062"/>
             </w:tabs>
-            <w:spacing w:line="240" w:lineRule="auto"/>
             <w:rPr>
               <w:rFonts w:asciiTheme="minorHAnsi" w:eastAsiaTheme="minorEastAsia" w:hAnsiTheme="minorHAnsi"/>
               <w:noProof/>
               <w:sz w:val="24"/>
             </w:rPr>
           </w:pPr>
-          <w:hyperlink w:anchor="_Toc232252400" w:history="1">
+          <w:hyperlink w:anchor="_Toc232347031" w:history="1">
             <w:r>
               <w:rPr>
                 <w:rStyle w:val="Lienhypertexte"/>
@@ -951,7 +949,7 @@
                 <w:noProof/>
                 <w:webHidden/>
               </w:rPr>
-              <w:instrText xml:space="preserve"> PAGEREF _Toc232252400 \h </w:instrText>
+              <w:instrText xml:space="preserve"> PAGEREF _Toc232347031 \h </w:instrText>
             </w:r>
             <w:r>
               <w:rPr>
@@ -989,14 +987,13 @@
               <w:tab w:val="left" w:pos="960"/>
               <w:tab w:val="right" w:leader="dot" w:pos="9062"/>
             </w:tabs>
-            <w:spacing w:line="240" w:lineRule="auto"/>
             <w:rPr>
               <w:rFonts w:asciiTheme="minorHAnsi" w:eastAsiaTheme="minorEastAsia" w:hAnsiTheme="minorHAnsi"/>
               <w:noProof/>
               <w:sz w:val="24"/>
             </w:rPr>
           </w:pPr>
-          <w:hyperlink w:anchor="_Toc232252401" w:history="1">
+          <w:hyperlink w:anchor="_Toc232347032" w:history="1">
             <w:r>
               <w:rPr>
                 <w:rStyle w:val="Lienhypertexte"/>
@@ -1038,7 +1035,7 @@
                 <w:noProof/>
                 <w:webHidden/>
               </w:rPr>
-              <w:instrText xml:space="preserve"> PAGEREF _Toc232252401 \h </w:instrText>
+              <w:instrText xml:space="preserve"> PAGEREF _Toc232347032 \h </w:instrText>
             </w:r>
             <w:r>
               <w:rPr>
@@ -1076,14 +1073,13 @@
               <w:tab w:val="left" w:pos="960"/>
               <w:tab w:val="right" w:leader="dot" w:pos="9062"/>
             </w:tabs>
-            <w:spacing w:line="240" w:lineRule="auto"/>
             <w:rPr>
               <w:rFonts w:asciiTheme="minorHAnsi" w:eastAsiaTheme="minorEastAsia" w:hAnsiTheme="minorHAnsi"/>
               <w:noProof/>
               <w:sz w:val="24"/>
             </w:rPr>
           </w:pPr>
-          <w:hyperlink w:anchor="_Toc232252402" w:history="1">
+          <w:hyperlink w:anchor="_Toc232347033" w:history="1">
             <w:r>
               <w:rPr>
                 <w:rStyle w:val="Lienhypertexte"/>
@@ -1125,7 +1121,7 @@
                 <w:noProof/>
                 <w:webHidden/>
               </w:rPr>
-              <w:instrText xml:space="preserve"> PAGEREF _Toc232252402 \h </w:instrText>
+              <w:instrText xml:space="preserve"> PAGEREF _Toc232347033 \h </w:instrText>
             </w:r>
             <w:r>
               <w:rPr>
@@ -1163,14 +1159,13 @@
               <w:tab w:val="left" w:pos="960"/>
               <w:tab w:val="right" w:leader="dot" w:pos="9062"/>
             </w:tabs>
-            <w:spacing w:line="240" w:lineRule="auto"/>
             <w:rPr>
               <w:rFonts w:asciiTheme="minorHAnsi" w:eastAsiaTheme="minorEastAsia" w:hAnsiTheme="minorHAnsi"/>
               <w:noProof/>
               <w:sz w:val="24"/>
             </w:rPr>
           </w:pPr>
-          <w:hyperlink w:anchor="_Toc232252403" w:history="1">
+          <w:hyperlink w:anchor="_Toc232347034" w:history="1">
             <w:r>
               <w:rPr>
                 <w:rStyle w:val="Lienhypertexte"/>
@@ -1212,7 +1207,7 @@
                 <w:noProof/>
                 <w:webHidden/>
               </w:rPr>
-              <w:instrText xml:space="preserve"> PAGEREF _Toc232252403 \h </w:instrText>
+              <w:instrText xml:space="preserve"> PAGEREF _Toc232347034 \h </w:instrText>
             </w:r>
             <w:r>
               <w:rPr>
@@ -1250,14 +1245,13 @@
               <w:tab w:val="left" w:pos="960"/>
               <w:tab w:val="right" w:leader="dot" w:pos="9062"/>
             </w:tabs>
-            <w:spacing w:line="240" w:lineRule="auto"/>
             <w:rPr>
               <w:rFonts w:asciiTheme="minorHAnsi" w:eastAsiaTheme="minorEastAsia" w:hAnsiTheme="minorHAnsi"/>
               <w:noProof/>
               <w:sz w:val="24"/>
             </w:rPr>
           </w:pPr>
-          <w:hyperlink w:anchor="_Toc232252404" w:history="1">
+          <w:hyperlink w:anchor="_Toc232347035" w:history="1">
             <w:r>
               <w:rPr>
                 <w:rStyle w:val="Lienhypertexte"/>
@@ -1299,7 +1293,7 @@
                 <w:noProof/>
                 <w:webHidden/>
               </w:rPr>
-              <w:instrText xml:space="preserve"> PAGEREF _Toc232252404 \h </w:instrText>
+              <w:instrText xml:space="preserve"> PAGEREF _Toc232347035 \h </w:instrText>
             </w:r>
             <w:r>
               <w:rPr>
@@ -1337,14 +1331,13 @@
               <w:tab w:val="left" w:pos="960"/>
               <w:tab w:val="right" w:leader="dot" w:pos="9062"/>
             </w:tabs>
-            <w:spacing w:line="240" w:lineRule="auto"/>
             <w:rPr>
               <w:rFonts w:asciiTheme="minorHAnsi" w:eastAsiaTheme="minorEastAsia" w:hAnsiTheme="minorHAnsi"/>
               <w:noProof/>
               <w:sz w:val="24"/>
             </w:rPr>
           </w:pPr>
-          <w:hyperlink w:anchor="_Toc232252405" w:history="1">
+          <w:hyperlink w:anchor="_Toc232347036" w:history="1">
             <w:r>
               <w:rPr>
                 <w:rStyle w:val="Lienhypertexte"/>
@@ -1386,7 +1379,7 @@
                 <w:noProof/>
                 <w:webHidden/>
               </w:rPr>
-              <w:instrText xml:space="preserve"> PAGEREF _Toc232252405 \h </w:instrText>
+              <w:instrText xml:space="preserve"> PAGEREF _Toc232347036 \h </w:instrText>
             </w:r>
             <w:r>
               <w:rPr>
@@ -1424,14 +1417,13 @@
               <w:tab w:val="left" w:pos="960"/>
               <w:tab w:val="right" w:leader="dot" w:pos="9062"/>
             </w:tabs>
-            <w:spacing w:line="240" w:lineRule="auto"/>
             <w:rPr>
               <w:rFonts w:asciiTheme="minorHAnsi" w:eastAsiaTheme="minorEastAsia" w:hAnsiTheme="minorHAnsi"/>
               <w:noProof/>
               <w:sz w:val="24"/>
             </w:rPr>
           </w:pPr>
-          <w:hyperlink w:anchor="_Toc232252406" w:history="1">
+          <w:hyperlink w:anchor="_Toc232347037" w:history="1">
             <w:r>
               <w:rPr>
                 <w:rStyle w:val="Lienhypertexte"/>
@@ -1473,7 +1465,7 @@
                 <w:noProof/>
                 <w:webHidden/>
               </w:rPr>
-              <w:instrText xml:space="preserve"> PAGEREF _Toc232252406 \h </w:instrText>
+              <w:instrText xml:space="preserve"> PAGEREF _Toc232347037 \h </w:instrText>
             </w:r>
             <w:r>
               <w:rPr>
@@ -1511,14 +1503,13 @@
               <w:tab w:val="left" w:pos="960"/>
               <w:tab w:val="right" w:leader="dot" w:pos="9062"/>
             </w:tabs>
-            <w:spacing w:line="240" w:lineRule="auto"/>
             <w:rPr>
               <w:rFonts w:asciiTheme="minorHAnsi" w:eastAsiaTheme="minorEastAsia" w:hAnsiTheme="minorHAnsi"/>
               <w:noProof/>
               <w:sz w:val="24"/>
             </w:rPr>
           </w:pPr>
-          <w:hyperlink w:anchor="_Toc232252407" w:history="1">
+          <w:hyperlink w:anchor="_Toc232347038" w:history="1">
             <w:r>
               <w:rPr>
                 <w:rStyle w:val="Lienhypertexte"/>
@@ -1560,7 +1551,7 @@
                 <w:noProof/>
                 <w:webHidden/>
               </w:rPr>
-              <w:instrText xml:space="preserve"> PAGEREF _Toc232252407 \h </w:instrText>
+              <w:instrText xml:space="preserve"> PAGEREF _Toc232347038 \h </w:instrText>
             </w:r>
             <w:r>
               <w:rPr>
@@ -1598,14 +1589,13 @@
               <w:tab w:val="left" w:pos="960"/>
               <w:tab w:val="right" w:leader="dot" w:pos="9062"/>
             </w:tabs>
-            <w:spacing w:line="240" w:lineRule="auto"/>
             <w:rPr>
               <w:rFonts w:asciiTheme="minorHAnsi" w:eastAsiaTheme="minorEastAsia" w:hAnsiTheme="minorHAnsi"/>
               <w:noProof/>
               <w:sz w:val="24"/>
             </w:rPr>
           </w:pPr>
-          <w:hyperlink w:anchor="_Toc232252408" w:history="1">
+          <w:hyperlink w:anchor="_Toc232347039" w:history="1">
             <w:r>
               <w:rPr>
                 <w:rStyle w:val="Lienhypertexte"/>
@@ -1647,7 +1637,7 @@
                 <w:noProof/>
                 <w:webHidden/>
               </w:rPr>
-              <w:instrText xml:space="preserve"> PAGEREF _Toc232252408 \h </w:instrText>
+              <w:instrText xml:space="preserve"> PAGEREF _Toc232347039 \h </w:instrText>
             </w:r>
             <w:r>
               <w:rPr>
@@ -1685,14 +1675,13 @@
               <w:tab w:val="left" w:pos="960"/>
               <w:tab w:val="right" w:leader="dot" w:pos="9062"/>
             </w:tabs>
-            <w:spacing w:line="240" w:lineRule="auto"/>
             <w:rPr>
               <w:rFonts w:asciiTheme="minorHAnsi" w:eastAsiaTheme="minorEastAsia" w:hAnsiTheme="minorHAnsi"/>
               <w:noProof/>
               <w:sz w:val="24"/>
             </w:rPr>
           </w:pPr>
-          <w:hyperlink w:anchor="_Toc232252409" w:history="1">
+          <w:hyperlink w:anchor="_Toc232347040" w:history="1">
             <w:r>
               <w:rPr>
                 <w:rStyle w:val="Lienhypertexte"/>
@@ -1734,7 +1723,7 @@
                 <w:noProof/>
                 <w:webHidden/>
               </w:rPr>
-              <w:instrText xml:space="preserve"> PAGEREF _Toc232252409 \h </w:instrText>
+              <w:instrText xml:space="preserve"> PAGEREF _Toc232347040 \h </w:instrText>
             </w:r>
             <w:r>
               <w:rPr>
@@ -1772,14 +1761,13 @@
               <w:tab w:val="left" w:pos="960"/>
               <w:tab w:val="right" w:leader="dot" w:pos="9062"/>
             </w:tabs>
-            <w:spacing w:line="240" w:lineRule="auto"/>
             <w:rPr>
               <w:rFonts w:asciiTheme="minorHAnsi" w:eastAsiaTheme="minorEastAsia" w:hAnsiTheme="minorHAnsi"/>
               <w:noProof/>
               <w:sz w:val="24"/>
             </w:rPr>
           </w:pPr>
-          <w:hyperlink w:anchor="_Toc232252410" w:history="1">
+          <w:hyperlink w:anchor="_Toc232347041" w:history="1">
             <w:r>
               <w:rPr>
                 <w:rStyle w:val="Lienhypertexte"/>
@@ -1821,7 +1809,7 @@
                 <w:noProof/>
                 <w:webHidden/>
               </w:rPr>
-              <w:instrText xml:space="preserve"> PAGEREF _Toc232252410 \h </w:instrText>
+              <w:instrText xml:space="preserve"> PAGEREF _Toc232347041 \h </w:instrText>
             </w:r>
             <w:r>
               <w:rPr>
@@ -1859,14 +1847,13 @@
               <w:tab w:val="left" w:pos="960"/>
               <w:tab w:val="right" w:leader="dot" w:pos="9062"/>
             </w:tabs>
-            <w:spacing w:line="240" w:lineRule="auto"/>
             <w:rPr>
               <w:rFonts w:asciiTheme="minorHAnsi" w:eastAsiaTheme="minorEastAsia" w:hAnsiTheme="minorHAnsi"/>
               <w:noProof/>
               <w:sz w:val="24"/>
             </w:rPr>
           </w:pPr>
-          <w:hyperlink w:anchor="_Toc232252411" w:history="1">
+          <w:hyperlink w:anchor="_Toc232347042" w:history="1">
             <w:r>
               <w:rPr>
                 <w:rStyle w:val="Lienhypertexte"/>
@@ -1908,7 +1895,7 @@
                 <w:noProof/>
                 <w:webHidden/>
               </w:rPr>
-              <w:instrText xml:space="preserve"> PAGEREF _Toc232252411 \h </w:instrText>
+              <w:instrText xml:space="preserve"> PAGEREF _Toc232347042 \h </w:instrText>
             </w:r>
             <w:r>
               <w:rPr>
@@ -1946,14 +1933,13 @@
               <w:tab w:val="left" w:pos="960"/>
               <w:tab w:val="right" w:leader="dot" w:pos="9062"/>
             </w:tabs>
-            <w:spacing w:line="240" w:lineRule="auto"/>
             <w:rPr>
               <w:rFonts w:asciiTheme="minorHAnsi" w:eastAsiaTheme="minorEastAsia" w:hAnsiTheme="minorHAnsi"/>
               <w:noProof/>
               <w:sz w:val="24"/>
             </w:rPr>
           </w:pPr>
-          <w:hyperlink w:anchor="_Toc232252412" w:history="1">
+          <w:hyperlink w:anchor="_Toc232347043" w:history="1">
             <w:r>
               <w:rPr>
                 <w:rStyle w:val="Lienhypertexte"/>
@@ -1995,7 +1981,7 @@
                 <w:noProof/>
                 <w:webHidden/>
               </w:rPr>
-              <w:instrText xml:space="preserve"> PAGEREF _Toc232252412 \h </w:instrText>
+              <w:instrText xml:space="preserve"> PAGEREF _Toc232347043 \h </w:instrText>
             </w:r>
             <w:r>
               <w:rPr>
@@ -2033,14 +2019,13 @@
               <w:tab w:val="left" w:pos="960"/>
               <w:tab w:val="right" w:leader="dot" w:pos="9062"/>
             </w:tabs>
-            <w:spacing w:line="240" w:lineRule="auto"/>
             <w:rPr>
               <w:rFonts w:asciiTheme="minorHAnsi" w:eastAsiaTheme="minorEastAsia" w:hAnsiTheme="minorHAnsi"/>
               <w:noProof/>
               <w:sz w:val="24"/>
             </w:rPr>
           </w:pPr>
-          <w:hyperlink w:anchor="_Toc232252413" w:history="1">
+          <w:hyperlink w:anchor="_Toc232347044" w:history="1">
             <w:r>
               <w:rPr>
                 <w:rStyle w:val="Lienhypertexte"/>
@@ -2082,7 +2067,7 @@
                 <w:noProof/>
                 <w:webHidden/>
               </w:rPr>
-              <w:instrText xml:space="preserve"> PAGEREF _Toc232252413 \h </w:instrText>
+              <w:instrText xml:space="preserve"> PAGEREF _Toc232347044 \h </w:instrText>
             </w:r>
             <w:r>
               <w:rPr>
@@ -2120,14 +2105,13 @@
               <w:tab w:val="left" w:pos="960"/>
               <w:tab w:val="right" w:leader="dot" w:pos="9062"/>
             </w:tabs>
-            <w:spacing w:line="240" w:lineRule="auto"/>
             <w:rPr>
               <w:rFonts w:asciiTheme="minorHAnsi" w:eastAsiaTheme="minorEastAsia" w:hAnsiTheme="minorHAnsi"/>
               <w:noProof/>
               <w:sz w:val="24"/>
             </w:rPr>
           </w:pPr>
-          <w:hyperlink w:anchor="_Toc232252414" w:history="1">
+          <w:hyperlink w:anchor="_Toc232347045" w:history="1">
             <w:r>
               <w:rPr>
                 <w:rStyle w:val="Lienhypertexte"/>
@@ -2169,7 +2153,7 @@
                 <w:noProof/>
                 <w:webHidden/>
               </w:rPr>
-              <w:instrText xml:space="preserve"> PAGEREF _Toc232252414 \h </w:instrText>
+              <w:instrText xml:space="preserve"> PAGEREF _Toc232347045 \h </w:instrText>
             </w:r>
             <w:r>
               <w:rPr>
@@ -2207,14 +2191,13 @@
               <w:tab w:val="left" w:pos="960"/>
               <w:tab w:val="right" w:leader="dot" w:pos="9062"/>
             </w:tabs>
-            <w:spacing w:line="240" w:lineRule="auto"/>
             <w:rPr>
               <w:rFonts w:asciiTheme="minorHAnsi" w:eastAsiaTheme="minorEastAsia" w:hAnsiTheme="minorHAnsi"/>
               <w:noProof/>
               <w:sz w:val="24"/>
             </w:rPr>
           </w:pPr>
-          <w:hyperlink w:anchor="_Toc232252415" w:history="1">
+          <w:hyperlink w:anchor="_Toc232347046" w:history="1">
             <w:r>
               <w:rPr>
                 <w:rStyle w:val="Lienhypertexte"/>
@@ -2256,7 +2239,7 @@
                 <w:noProof/>
                 <w:webHidden/>
               </w:rPr>
-              <w:instrText xml:space="preserve"> PAGEREF _Toc232252415 \h </w:instrText>
+              <w:instrText xml:space="preserve"> PAGEREF _Toc232347046 \h </w:instrText>
             </w:r>
             <w:r>
               <w:rPr>
@@ -2294,14 +2277,13 @@
               <w:tab w:val="left" w:pos="660"/>
               <w:tab w:val="right" w:leader="dot" w:pos="9062"/>
             </w:tabs>
-            <w:spacing w:line="240" w:lineRule="auto"/>
             <w:rPr>
               <w:rFonts w:asciiTheme="minorHAnsi" w:eastAsiaTheme="minorEastAsia" w:hAnsiTheme="minorHAnsi"/>
               <w:noProof/>
               <w:sz w:val="24"/>
             </w:rPr>
           </w:pPr>
-          <w:hyperlink w:anchor="_Toc232252416" w:history="1">
+          <w:hyperlink w:anchor="_Toc232347047" w:history="1">
             <w:r>
               <w:rPr>
                 <w:rStyle w:val="Lienhypertexte"/>
@@ -2343,7 +2325,7 @@
                 <w:noProof/>
                 <w:webHidden/>
               </w:rPr>
-              <w:instrText xml:space="preserve"> PAGEREF _Toc232252416 \h </w:instrText>
+              <w:instrText xml:space="preserve"> PAGEREF _Toc232347047 \h </w:instrText>
             </w:r>
             <w:r>
               <w:rPr>
@@ -2381,14 +2363,13 @@
               <w:tab w:val="left" w:pos="960"/>
               <w:tab w:val="right" w:leader="dot" w:pos="9062"/>
             </w:tabs>
-            <w:spacing w:line="240" w:lineRule="auto"/>
             <w:rPr>
               <w:rFonts w:asciiTheme="minorHAnsi" w:eastAsiaTheme="minorEastAsia" w:hAnsiTheme="minorHAnsi"/>
               <w:noProof/>
               <w:sz w:val="24"/>
             </w:rPr>
           </w:pPr>
-          <w:hyperlink w:anchor="_Toc232252417" w:history="1">
+          <w:hyperlink w:anchor="_Toc232347048" w:history="1">
             <w:r>
               <w:rPr>
                 <w:rStyle w:val="Lienhypertexte"/>
@@ -2430,7 +2411,7 @@
                 <w:noProof/>
                 <w:webHidden/>
               </w:rPr>
-              <w:instrText xml:space="preserve"> PAGEREF _Toc232252417 \h </w:instrText>
+              <w:instrText xml:space="preserve"> PAGEREF _Toc232347048 \h </w:instrText>
             </w:r>
             <w:r>
               <w:rPr>
@@ -2468,14 +2449,13 @@
               <w:tab w:val="left" w:pos="960"/>
               <w:tab w:val="right" w:leader="dot" w:pos="9062"/>
             </w:tabs>
-            <w:spacing w:line="240" w:lineRule="auto"/>
             <w:rPr>
               <w:rFonts w:asciiTheme="minorHAnsi" w:eastAsiaTheme="minorEastAsia" w:hAnsiTheme="minorHAnsi"/>
               <w:noProof/>
               <w:sz w:val="24"/>
             </w:rPr>
           </w:pPr>
-          <w:hyperlink w:anchor="_Toc232252418" w:history="1">
+          <w:hyperlink w:anchor="_Toc232347049" w:history="1">
             <w:r>
               <w:rPr>
                 <w:rStyle w:val="Lienhypertexte"/>
@@ -2517,7 +2497,7 @@
                 <w:noProof/>
                 <w:webHidden/>
               </w:rPr>
-              <w:instrText xml:space="preserve"> PAGEREF _Toc232252418 \h </w:instrText>
+              <w:instrText xml:space="preserve"> PAGEREF _Toc232347049 \h </w:instrText>
             </w:r>
             <w:r>
               <w:rPr>
@@ -2537,7 +2517,781 @@
                 <w:noProof/>
                 <w:webHidden/>
               </w:rPr>
-              <w:t>21</w:t>
+              <w:t>22</w:t>
+            </w:r>
+            <w:r>
+              <w:rPr>
+                <w:noProof/>
+                <w:webHidden/>
+              </w:rPr>
+              <w:fldChar w:fldCharType="end"/>
+            </w:r>
+          </w:hyperlink>
+        </w:p>
+        <w:p>
+          <w:pPr>
+            <w:pStyle w:val="TM2"/>
+            <w:tabs>
+              <w:tab w:val="left" w:pos="960"/>
+              <w:tab w:val="right" w:leader="dot" w:pos="9062"/>
+            </w:tabs>
+            <w:rPr>
+              <w:rFonts w:asciiTheme="minorHAnsi" w:eastAsiaTheme="minorEastAsia" w:hAnsiTheme="minorHAnsi"/>
+              <w:noProof/>
+              <w:sz w:val="24"/>
+            </w:rPr>
+          </w:pPr>
+          <w:hyperlink w:anchor="_Toc232347050" w:history="1">
+            <w:r>
+              <w:rPr>
+                <w:rStyle w:val="Lienhypertexte"/>
+                <w:noProof/>
+              </w:rPr>
+              <w:t>G.</w:t>
+            </w:r>
+            <w:r>
+              <w:rPr>
+                <w:rFonts w:asciiTheme="minorHAnsi" w:eastAsiaTheme="minorEastAsia" w:hAnsiTheme="minorHAnsi"/>
+                <w:noProof/>
+                <w:sz w:val="24"/>
+              </w:rPr>
+              <w:tab/>
+            </w:r>
+            <w:r>
+              <w:rPr>
+                <w:rStyle w:val="Lienhypertexte"/>
+                <w:noProof/>
+              </w:rPr>
+              <w:t>Unité de gestion d’instruction</w:t>
+            </w:r>
+            <w:r>
+              <w:rPr>
+                <w:noProof/>
+                <w:webHidden/>
+              </w:rPr>
+              <w:tab/>
+            </w:r>
+            <w:r>
+              <w:rPr>
+                <w:noProof/>
+                <w:webHidden/>
+              </w:rPr>
+              <w:fldChar w:fldCharType="begin"/>
+            </w:r>
+            <w:r>
+              <w:rPr>
+                <w:noProof/>
+                <w:webHidden/>
+              </w:rPr>
+              <w:instrText xml:space="preserve"> PAGEREF _Toc232347050 \h </w:instrText>
+            </w:r>
+            <w:r>
+              <w:rPr>
+                <w:noProof/>
+                <w:webHidden/>
+              </w:rPr>
+            </w:r>
+            <w:r>
+              <w:rPr>
+                <w:noProof/>
+                <w:webHidden/>
+              </w:rPr>
+              <w:fldChar w:fldCharType="separate"/>
+            </w:r>
+            <w:r>
+              <w:rPr>
+                <w:noProof/>
+                <w:webHidden/>
+              </w:rPr>
+              <w:t>22</w:t>
+            </w:r>
+            <w:r>
+              <w:rPr>
+                <w:noProof/>
+                <w:webHidden/>
+              </w:rPr>
+              <w:fldChar w:fldCharType="end"/>
+            </w:r>
+          </w:hyperlink>
+        </w:p>
+        <w:p>
+          <w:pPr>
+            <w:pStyle w:val="TM3"/>
+            <w:tabs>
+              <w:tab w:val="left" w:pos="960"/>
+              <w:tab w:val="right" w:leader="dot" w:pos="9062"/>
+            </w:tabs>
+            <w:rPr>
+              <w:rFonts w:asciiTheme="minorHAnsi" w:eastAsiaTheme="minorEastAsia" w:hAnsiTheme="minorHAnsi"/>
+              <w:noProof/>
+              <w:sz w:val="24"/>
+            </w:rPr>
+          </w:pPr>
+          <w:hyperlink w:anchor="_Toc232347051" w:history="1">
+            <w:r>
+              <w:rPr>
+                <w:rStyle w:val="Lienhypertexte"/>
+                <w:noProof/>
+              </w:rPr>
+              <w:t>1.</w:t>
+            </w:r>
+            <w:r>
+              <w:rPr>
+                <w:rFonts w:asciiTheme="minorHAnsi" w:eastAsiaTheme="minorEastAsia" w:hAnsiTheme="minorHAnsi"/>
+                <w:noProof/>
+                <w:sz w:val="24"/>
+              </w:rPr>
+              <w:tab/>
+            </w:r>
+            <w:r>
+              <w:rPr>
+                <w:rStyle w:val="Lienhypertexte"/>
+                <w:noProof/>
+              </w:rPr>
+              <w:t>Explication du code de l’Unité de Gestion d’Instruction</w:t>
+            </w:r>
+            <w:r>
+              <w:rPr>
+                <w:noProof/>
+                <w:webHidden/>
+              </w:rPr>
+              <w:tab/>
+            </w:r>
+            <w:r>
+              <w:rPr>
+                <w:noProof/>
+                <w:webHidden/>
+              </w:rPr>
+              <w:fldChar w:fldCharType="begin"/>
+            </w:r>
+            <w:r>
+              <w:rPr>
+                <w:noProof/>
+                <w:webHidden/>
+              </w:rPr>
+              <w:instrText xml:space="preserve"> PAGEREF _Toc232347051 \h </w:instrText>
+            </w:r>
+            <w:r>
+              <w:rPr>
+                <w:noProof/>
+                <w:webHidden/>
+              </w:rPr>
+            </w:r>
+            <w:r>
+              <w:rPr>
+                <w:noProof/>
+                <w:webHidden/>
+              </w:rPr>
+              <w:fldChar w:fldCharType="separate"/>
+            </w:r>
+            <w:r>
+              <w:rPr>
+                <w:noProof/>
+                <w:webHidden/>
+              </w:rPr>
+              <w:t>22</w:t>
+            </w:r>
+            <w:r>
+              <w:rPr>
+                <w:noProof/>
+                <w:webHidden/>
+              </w:rPr>
+              <w:fldChar w:fldCharType="end"/>
+            </w:r>
+          </w:hyperlink>
+        </w:p>
+        <w:p>
+          <w:pPr>
+            <w:pStyle w:val="TM3"/>
+            <w:tabs>
+              <w:tab w:val="left" w:pos="960"/>
+              <w:tab w:val="right" w:leader="dot" w:pos="9062"/>
+            </w:tabs>
+            <w:rPr>
+              <w:rFonts w:asciiTheme="minorHAnsi" w:eastAsiaTheme="minorEastAsia" w:hAnsiTheme="minorHAnsi"/>
+              <w:noProof/>
+              <w:sz w:val="24"/>
+            </w:rPr>
+          </w:pPr>
+          <w:hyperlink w:anchor="_Toc232347052" w:history="1">
+            <w:r>
+              <w:rPr>
+                <w:rStyle w:val="Lienhypertexte"/>
+                <w:noProof/>
+              </w:rPr>
+              <w:t>2.</w:t>
+            </w:r>
+            <w:r>
+              <w:rPr>
+                <w:rFonts w:asciiTheme="minorHAnsi" w:eastAsiaTheme="minorEastAsia" w:hAnsiTheme="minorHAnsi"/>
+                <w:noProof/>
+                <w:sz w:val="24"/>
+              </w:rPr>
+              <w:tab/>
+            </w:r>
+            <w:r>
+              <w:rPr>
+                <w:rStyle w:val="Lienhypertexte"/>
+                <w:noProof/>
+              </w:rPr>
+              <w:t>Explication du banc de test de l’Unité de Gestion d’Instruction</w:t>
+            </w:r>
+            <w:r>
+              <w:rPr>
+                <w:noProof/>
+                <w:webHidden/>
+              </w:rPr>
+              <w:tab/>
+            </w:r>
+            <w:r>
+              <w:rPr>
+                <w:noProof/>
+                <w:webHidden/>
+              </w:rPr>
+              <w:fldChar w:fldCharType="begin"/>
+            </w:r>
+            <w:r>
+              <w:rPr>
+                <w:noProof/>
+                <w:webHidden/>
+              </w:rPr>
+              <w:instrText xml:space="preserve"> PAGEREF _Toc232347052 \h </w:instrText>
+            </w:r>
+            <w:r>
+              <w:rPr>
+                <w:noProof/>
+                <w:webHidden/>
+              </w:rPr>
+            </w:r>
+            <w:r>
+              <w:rPr>
+                <w:noProof/>
+                <w:webHidden/>
+              </w:rPr>
+              <w:fldChar w:fldCharType="separate"/>
+            </w:r>
+            <w:r>
+              <w:rPr>
+                <w:noProof/>
+                <w:webHidden/>
+              </w:rPr>
+              <w:t>23</w:t>
+            </w:r>
+            <w:r>
+              <w:rPr>
+                <w:noProof/>
+                <w:webHidden/>
+              </w:rPr>
+              <w:fldChar w:fldCharType="end"/>
+            </w:r>
+          </w:hyperlink>
+        </w:p>
+        <w:p>
+          <w:pPr>
+            <w:pStyle w:val="TM3"/>
+            <w:tabs>
+              <w:tab w:val="left" w:pos="960"/>
+              <w:tab w:val="right" w:leader="dot" w:pos="9062"/>
+            </w:tabs>
+            <w:rPr>
+              <w:rFonts w:asciiTheme="minorHAnsi" w:eastAsiaTheme="minorEastAsia" w:hAnsiTheme="minorHAnsi"/>
+              <w:noProof/>
+              <w:sz w:val="24"/>
+            </w:rPr>
+          </w:pPr>
+          <w:hyperlink w:anchor="_Toc232347053" w:history="1">
+            <w:r>
+              <w:rPr>
+                <w:rStyle w:val="Lienhypertexte"/>
+                <w:noProof/>
+              </w:rPr>
+              <w:t>3.</w:t>
+            </w:r>
+            <w:r>
+              <w:rPr>
+                <w:rFonts w:asciiTheme="minorHAnsi" w:eastAsiaTheme="minorEastAsia" w:hAnsiTheme="minorHAnsi"/>
+                <w:noProof/>
+                <w:sz w:val="24"/>
+              </w:rPr>
+              <w:tab/>
+            </w:r>
+            <w:r>
+              <w:rPr>
+                <w:rStyle w:val="Lienhypertexte"/>
+                <w:noProof/>
+              </w:rPr>
+              <w:t>Résultat de la simulation de l’Unité de Gestion d’Instruction</w:t>
+            </w:r>
+            <w:r>
+              <w:rPr>
+                <w:noProof/>
+                <w:webHidden/>
+              </w:rPr>
+              <w:tab/>
+            </w:r>
+            <w:r>
+              <w:rPr>
+                <w:noProof/>
+                <w:webHidden/>
+              </w:rPr>
+              <w:fldChar w:fldCharType="begin"/>
+            </w:r>
+            <w:r>
+              <w:rPr>
+                <w:noProof/>
+                <w:webHidden/>
+              </w:rPr>
+              <w:instrText xml:space="preserve"> PAGEREF _Toc232347053 \h </w:instrText>
+            </w:r>
+            <w:r>
+              <w:rPr>
+                <w:noProof/>
+                <w:webHidden/>
+              </w:rPr>
+            </w:r>
+            <w:r>
+              <w:rPr>
+                <w:noProof/>
+                <w:webHidden/>
+              </w:rPr>
+              <w:fldChar w:fldCharType="separate"/>
+            </w:r>
+            <w:r>
+              <w:rPr>
+                <w:noProof/>
+                <w:webHidden/>
+              </w:rPr>
+              <w:t>23</w:t>
+            </w:r>
+            <w:r>
+              <w:rPr>
+                <w:noProof/>
+                <w:webHidden/>
+              </w:rPr>
+              <w:fldChar w:fldCharType="end"/>
+            </w:r>
+          </w:hyperlink>
+        </w:p>
+        <w:p>
+          <w:pPr>
+            <w:pStyle w:val="TM2"/>
+            <w:tabs>
+              <w:tab w:val="left" w:pos="960"/>
+              <w:tab w:val="right" w:leader="dot" w:pos="9062"/>
+            </w:tabs>
+            <w:rPr>
+              <w:rFonts w:asciiTheme="minorHAnsi" w:eastAsiaTheme="minorEastAsia" w:hAnsiTheme="minorHAnsi"/>
+              <w:noProof/>
+              <w:sz w:val="24"/>
+            </w:rPr>
+          </w:pPr>
+          <w:hyperlink w:anchor="_Toc232347054" w:history="1">
+            <w:r>
+              <w:rPr>
+                <w:rStyle w:val="Lienhypertexte"/>
+                <w:noProof/>
+              </w:rPr>
+              <w:t>H.</w:t>
+            </w:r>
+            <w:r>
+              <w:rPr>
+                <w:rFonts w:asciiTheme="minorHAnsi" w:eastAsiaTheme="minorEastAsia" w:hAnsiTheme="minorHAnsi"/>
+                <w:noProof/>
+                <w:sz w:val="24"/>
+              </w:rPr>
+              <w:tab/>
+            </w:r>
+            <w:r>
+              <w:rPr>
+                <w:rStyle w:val="Lienhypertexte"/>
+                <w:noProof/>
+              </w:rPr>
+              <w:t>Décodeur</w:t>
+            </w:r>
+            <w:r>
+              <w:rPr>
+                <w:noProof/>
+                <w:webHidden/>
+              </w:rPr>
+              <w:tab/>
+            </w:r>
+            <w:r>
+              <w:rPr>
+                <w:noProof/>
+                <w:webHidden/>
+              </w:rPr>
+              <w:fldChar w:fldCharType="begin"/>
+            </w:r>
+            <w:r>
+              <w:rPr>
+                <w:noProof/>
+                <w:webHidden/>
+              </w:rPr>
+              <w:instrText xml:space="preserve"> PAGEREF _Toc232347054 \h </w:instrText>
+            </w:r>
+            <w:r>
+              <w:rPr>
+                <w:noProof/>
+                <w:webHidden/>
+              </w:rPr>
+            </w:r>
+            <w:r>
+              <w:rPr>
+                <w:noProof/>
+                <w:webHidden/>
+              </w:rPr>
+              <w:fldChar w:fldCharType="separate"/>
+            </w:r>
+            <w:r>
+              <w:rPr>
+                <w:noProof/>
+                <w:webHidden/>
+              </w:rPr>
+              <w:t>25</w:t>
+            </w:r>
+            <w:r>
+              <w:rPr>
+                <w:noProof/>
+                <w:webHidden/>
+              </w:rPr>
+              <w:fldChar w:fldCharType="end"/>
+            </w:r>
+          </w:hyperlink>
+        </w:p>
+        <w:p>
+          <w:pPr>
+            <w:pStyle w:val="TM3"/>
+            <w:tabs>
+              <w:tab w:val="left" w:pos="960"/>
+              <w:tab w:val="right" w:leader="dot" w:pos="9062"/>
+            </w:tabs>
+            <w:rPr>
+              <w:rFonts w:asciiTheme="minorHAnsi" w:eastAsiaTheme="minorEastAsia" w:hAnsiTheme="minorHAnsi"/>
+              <w:noProof/>
+              <w:sz w:val="24"/>
+            </w:rPr>
+          </w:pPr>
+          <w:hyperlink w:anchor="_Toc232347055" w:history="1">
+            <w:r>
+              <w:rPr>
+                <w:rStyle w:val="Lienhypertexte"/>
+                <w:noProof/>
+              </w:rPr>
+              <w:t>1.</w:t>
+            </w:r>
+            <w:r>
+              <w:rPr>
+                <w:rFonts w:asciiTheme="minorHAnsi" w:eastAsiaTheme="minorEastAsia" w:hAnsiTheme="minorHAnsi"/>
+                <w:noProof/>
+                <w:sz w:val="24"/>
+              </w:rPr>
+              <w:tab/>
+            </w:r>
+            <w:r>
+              <w:rPr>
+                <w:rStyle w:val="Lienhypertexte"/>
+                <w:noProof/>
+              </w:rPr>
+              <w:t>Explication du code du décodeur</w:t>
+            </w:r>
+            <w:r>
+              <w:rPr>
+                <w:noProof/>
+                <w:webHidden/>
+              </w:rPr>
+              <w:tab/>
+            </w:r>
+            <w:r>
+              <w:rPr>
+                <w:noProof/>
+                <w:webHidden/>
+              </w:rPr>
+              <w:fldChar w:fldCharType="begin"/>
+            </w:r>
+            <w:r>
+              <w:rPr>
+                <w:noProof/>
+                <w:webHidden/>
+              </w:rPr>
+              <w:instrText xml:space="preserve"> PAGEREF _Toc232347055 \h </w:instrText>
+            </w:r>
+            <w:r>
+              <w:rPr>
+                <w:noProof/>
+                <w:webHidden/>
+              </w:rPr>
+            </w:r>
+            <w:r>
+              <w:rPr>
+                <w:noProof/>
+                <w:webHidden/>
+              </w:rPr>
+              <w:fldChar w:fldCharType="separate"/>
+            </w:r>
+            <w:r>
+              <w:rPr>
+                <w:noProof/>
+                <w:webHidden/>
+              </w:rPr>
+              <w:t>25</w:t>
+            </w:r>
+            <w:r>
+              <w:rPr>
+                <w:noProof/>
+                <w:webHidden/>
+              </w:rPr>
+              <w:fldChar w:fldCharType="end"/>
+            </w:r>
+          </w:hyperlink>
+        </w:p>
+        <w:p>
+          <w:pPr>
+            <w:pStyle w:val="TM4"/>
+            <w:tabs>
+              <w:tab w:val="left" w:pos="1200"/>
+              <w:tab w:val="right" w:leader="dot" w:pos="9062"/>
+            </w:tabs>
+            <w:rPr>
+              <w:rFonts w:asciiTheme="minorHAnsi" w:eastAsiaTheme="minorEastAsia" w:hAnsiTheme="minorHAnsi"/>
+              <w:noProof/>
+              <w:sz w:val="24"/>
+            </w:rPr>
+          </w:pPr>
+          <w:hyperlink w:anchor="_Toc232347056" w:history="1">
+            <w:r>
+              <w:rPr>
+                <w:rStyle w:val="Lienhypertexte"/>
+                <w:noProof/>
+              </w:rPr>
+              <w:t>a)</w:t>
+            </w:r>
+            <w:r>
+              <w:rPr>
+                <w:rFonts w:asciiTheme="minorHAnsi" w:eastAsiaTheme="minorEastAsia" w:hAnsiTheme="minorHAnsi"/>
+                <w:noProof/>
+                <w:sz w:val="24"/>
+              </w:rPr>
+              <w:tab/>
+            </w:r>
+            <w:r>
+              <w:rPr>
+                <w:rStyle w:val="Lienhypertexte"/>
+                <w:noProof/>
+              </w:rPr>
+              <w:t>Valeur des commandes</w:t>
+            </w:r>
+            <w:r>
+              <w:rPr>
+                <w:noProof/>
+                <w:webHidden/>
+              </w:rPr>
+              <w:tab/>
+            </w:r>
+            <w:r>
+              <w:rPr>
+                <w:noProof/>
+                <w:webHidden/>
+              </w:rPr>
+              <w:fldChar w:fldCharType="begin"/>
+            </w:r>
+            <w:r>
+              <w:rPr>
+                <w:noProof/>
+                <w:webHidden/>
+              </w:rPr>
+              <w:instrText xml:space="preserve"> PAGEREF _Toc232347056 \h </w:instrText>
+            </w:r>
+            <w:r>
+              <w:rPr>
+                <w:noProof/>
+                <w:webHidden/>
+              </w:rPr>
+            </w:r>
+            <w:r>
+              <w:rPr>
+                <w:noProof/>
+                <w:webHidden/>
+              </w:rPr>
+              <w:fldChar w:fldCharType="separate"/>
+            </w:r>
+            <w:r>
+              <w:rPr>
+                <w:noProof/>
+                <w:webHidden/>
+              </w:rPr>
+              <w:t>26</w:t>
+            </w:r>
+            <w:r>
+              <w:rPr>
+                <w:noProof/>
+                <w:webHidden/>
+              </w:rPr>
+              <w:fldChar w:fldCharType="end"/>
+            </w:r>
+          </w:hyperlink>
+        </w:p>
+        <w:p>
+          <w:pPr>
+            <w:pStyle w:val="TM3"/>
+            <w:tabs>
+              <w:tab w:val="left" w:pos="960"/>
+              <w:tab w:val="right" w:leader="dot" w:pos="9062"/>
+            </w:tabs>
+            <w:rPr>
+              <w:rFonts w:asciiTheme="minorHAnsi" w:eastAsiaTheme="minorEastAsia" w:hAnsiTheme="minorHAnsi"/>
+              <w:noProof/>
+              <w:sz w:val="24"/>
+            </w:rPr>
+          </w:pPr>
+          <w:hyperlink w:anchor="_Toc232347057" w:history="1">
+            <w:r>
+              <w:rPr>
+                <w:rStyle w:val="Lienhypertexte"/>
+                <w:noProof/>
+              </w:rPr>
+              <w:t>2.</w:t>
+            </w:r>
+            <w:r>
+              <w:rPr>
+                <w:rFonts w:asciiTheme="minorHAnsi" w:eastAsiaTheme="minorEastAsia" w:hAnsiTheme="minorHAnsi"/>
+                <w:noProof/>
+                <w:sz w:val="24"/>
+              </w:rPr>
+              <w:tab/>
+            </w:r>
+            <w:r>
+              <w:rPr>
+                <w:rStyle w:val="Lienhypertexte"/>
+                <w:noProof/>
+              </w:rPr>
+              <w:t>Explication du banc de test de l’Unité de Gestion d’Instruction</w:t>
+            </w:r>
+            <w:r>
+              <w:rPr>
+                <w:noProof/>
+                <w:webHidden/>
+              </w:rPr>
+              <w:tab/>
+            </w:r>
+            <w:r>
+              <w:rPr>
+                <w:noProof/>
+                <w:webHidden/>
+              </w:rPr>
+              <w:fldChar w:fldCharType="begin"/>
+            </w:r>
+            <w:r>
+              <w:rPr>
+                <w:noProof/>
+                <w:webHidden/>
+              </w:rPr>
+              <w:instrText xml:space="preserve"> PAGEREF _Toc232347057 \h </w:instrText>
+            </w:r>
+            <w:r>
+              <w:rPr>
+                <w:noProof/>
+                <w:webHidden/>
+              </w:rPr>
+            </w:r>
+            <w:r>
+              <w:rPr>
+                <w:noProof/>
+                <w:webHidden/>
+              </w:rPr>
+              <w:fldChar w:fldCharType="separate"/>
+            </w:r>
+            <w:r>
+              <w:rPr>
+                <w:noProof/>
+                <w:webHidden/>
+              </w:rPr>
+              <w:t>26</w:t>
+            </w:r>
+            <w:r>
+              <w:rPr>
+                <w:noProof/>
+                <w:webHidden/>
+              </w:rPr>
+              <w:fldChar w:fldCharType="end"/>
+            </w:r>
+          </w:hyperlink>
+        </w:p>
+        <w:p>
+          <w:pPr>
+            <w:pStyle w:val="TM3"/>
+            <w:tabs>
+              <w:tab w:val="left" w:pos="960"/>
+              <w:tab w:val="right" w:leader="dot" w:pos="9062"/>
+            </w:tabs>
+            <w:rPr>
+              <w:rFonts w:asciiTheme="minorHAnsi" w:eastAsiaTheme="minorEastAsia" w:hAnsiTheme="minorHAnsi"/>
+              <w:noProof/>
+              <w:sz w:val="24"/>
+            </w:rPr>
+          </w:pPr>
+          <w:hyperlink w:anchor="_Toc232347058" w:history="1">
+            <w:r>
+              <w:rPr>
+                <w:rStyle w:val="Lienhypertexte"/>
+                <w:noProof/>
+              </w:rPr>
+              <w:t>3.</w:t>
+            </w:r>
+            <w:r>
+              <w:rPr>
+                <w:rFonts w:asciiTheme="minorHAnsi" w:eastAsiaTheme="minorEastAsia" w:hAnsiTheme="minorHAnsi"/>
+                <w:noProof/>
+                <w:sz w:val="24"/>
+              </w:rPr>
+              <w:tab/>
+            </w:r>
+            <w:r>
+              <w:rPr>
+                <w:rStyle w:val="Lienhypertexte"/>
+                <w:noProof/>
+              </w:rPr>
+              <w:t>Résultat de la simulation de l’Unité de Gestion d’Instruction</w:t>
+            </w:r>
+            <w:r>
+              <w:rPr>
+                <w:noProof/>
+                <w:webHidden/>
+              </w:rPr>
+              <w:tab/>
+            </w:r>
+            <w:r>
+              <w:rPr>
+                <w:noProof/>
+                <w:webHidden/>
+              </w:rPr>
+              <w:fldChar w:fldCharType="begin"/>
+            </w:r>
+            <w:r>
+              <w:rPr>
+                <w:noProof/>
+                <w:webHidden/>
+              </w:rPr>
+              <w:instrText xml:space="preserve"> PAGEREF _Toc232347058 \h </w:instrText>
+            </w:r>
+            <w:r>
+              <w:rPr>
+                <w:noProof/>
+                <w:webHidden/>
+              </w:rPr>
+            </w:r>
+            <w:r>
+              <w:rPr>
+                <w:noProof/>
+                <w:webHidden/>
+              </w:rPr>
+              <w:fldChar w:fldCharType="separate"/>
+            </w:r>
+            <w:r>
+              <w:rPr>
+                <w:noProof/>
+                <w:webHidden/>
+              </w:rPr>
+              <w:t>27</w:t>
             </w:r>
             <w:r>
               <w:rPr>
@@ -2555,14 +3309,13 @@
               <w:tab w:val="left" w:pos="480"/>
               <w:tab w:val="right" w:leader="dot" w:pos="9062"/>
             </w:tabs>
-            <w:spacing w:line="240" w:lineRule="auto"/>
             <w:rPr>
               <w:rFonts w:asciiTheme="minorHAnsi" w:eastAsiaTheme="minorEastAsia" w:hAnsiTheme="minorHAnsi"/>
               <w:noProof/>
               <w:sz w:val="24"/>
             </w:rPr>
           </w:pPr>
-          <w:hyperlink w:anchor="_Toc232252419" w:history="1">
+          <w:hyperlink w:anchor="_Toc232347059" w:history="1">
             <w:r>
               <w:rPr>
                 <w:rStyle w:val="Lienhypertexte"/>
@@ -2583,6 +3336,350 @@
                 <w:rStyle w:val="Lienhypertexte"/>
                 <w:noProof/>
               </w:rPr>
+              <w:t>Validation du processeur monocycle</w:t>
+            </w:r>
+            <w:r>
+              <w:rPr>
+                <w:noProof/>
+                <w:webHidden/>
+              </w:rPr>
+              <w:tab/>
+            </w:r>
+            <w:r>
+              <w:rPr>
+                <w:noProof/>
+                <w:webHidden/>
+              </w:rPr>
+              <w:fldChar w:fldCharType="begin"/>
+            </w:r>
+            <w:r>
+              <w:rPr>
+                <w:noProof/>
+                <w:webHidden/>
+              </w:rPr>
+              <w:instrText xml:space="preserve"> PAGEREF _Toc232347059 \h </w:instrText>
+            </w:r>
+            <w:r>
+              <w:rPr>
+                <w:noProof/>
+                <w:webHidden/>
+              </w:rPr>
+            </w:r>
+            <w:r>
+              <w:rPr>
+                <w:noProof/>
+                <w:webHidden/>
+              </w:rPr>
+              <w:fldChar w:fldCharType="separate"/>
+            </w:r>
+            <w:r>
+              <w:rPr>
+                <w:noProof/>
+                <w:webHidden/>
+              </w:rPr>
+              <w:t>28</w:t>
+            </w:r>
+            <w:r>
+              <w:rPr>
+                <w:noProof/>
+                <w:webHidden/>
+              </w:rPr>
+              <w:fldChar w:fldCharType="end"/>
+            </w:r>
+          </w:hyperlink>
+        </w:p>
+        <w:p>
+          <w:pPr>
+            <w:pStyle w:val="TM2"/>
+            <w:tabs>
+              <w:tab w:val="left" w:pos="960"/>
+              <w:tab w:val="right" w:leader="dot" w:pos="9062"/>
+            </w:tabs>
+            <w:rPr>
+              <w:rFonts w:asciiTheme="minorHAnsi" w:eastAsiaTheme="minorEastAsia" w:hAnsiTheme="minorHAnsi"/>
+              <w:noProof/>
+              <w:sz w:val="24"/>
+            </w:rPr>
+          </w:pPr>
+          <w:hyperlink w:anchor="_Toc232347060" w:history="1">
+            <w:r>
+              <w:rPr>
+                <w:rStyle w:val="Lienhypertexte"/>
+                <w:noProof/>
+              </w:rPr>
+              <w:t>A.</w:t>
+            </w:r>
+            <w:r>
+              <w:rPr>
+                <w:rFonts w:asciiTheme="minorHAnsi" w:eastAsiaTheme="minorEastAsia" w:hAnsiTheme="minorHAnsi"/>
+                <w:noProof/>
+                <w:sz w:val="24"/>
+              </w:rPr>
+              <w:tab/>
+            </w:r>
+            <w:r>
+              <w:rPr>
+                <w:rStyle w:val="Lienhypertexte"/>
+                <w:noProof/>
+              </w:rPr>
+              <w:t>Explication du banc de test</w:t>
+            </w:r>
+            <w:r>
+              <w:rPr>
+                <w:noProof/>
+                <w:webHidden/>
+              </w:rPr>
+              <w:tab/>
+            </w:r>
+            <w:r>
+              <w:rPr>
+                <w:noProof/>
+                <w:webHidden/>
+              </w:rPr>
+              <w:fldChar w:fldCharType="begin"/>
+            </w:r>
+            <w:r>
+              <w:rPr>
+                <w:noProof/>
+                <w:webHidden/>
+              </w:rPr>
+              <w:instrText xml:space="preserve"> PAGEREF _Toc232347060 \h </w:instrText>
+            </w:r>
+            <w:r>
+              <w:rPr>
+                <w:noProof/>
+                <w:webHidden/>
+              </w:rPr>
+            </w:r>
+            <w:r>
+              <w:rPr>
+                <w:noProof/>
+                <w:webHidden/>
+              </w:rPr>
+              <w:fldChar w:fldCharType="separate"/>
+            </w:r>
+            <w:r>
+              <w:rPr>
+                <w:noProof/>
+                <w:webHidden/>
+              </w:rPr>
+              <w:t>28</w:t>
+            </w:r>
+            <w:r>
+              <w:rPr>
+                <w:noProof/>
+                <w:webHidden/>
+              </w:rPr>
+              <w:fldChar w:fldCharType="end"/>
+            </w:r>
+          </w:hyperlink>
+        </w:p>
+        <w:p>
+          <w:pPr>
+            <w:pStyle w:val="TM2"/>
+            <w:tabs>
+              <w:tab w:val="left" w:pos="960"/>
+              <w:tab w:val="right" w:leader="dot" w:pos="9062"/>
+            </w:tabs>
+            <w:rPr>
+              <w:rFonts w:asciiTheme="minorHAnsi" w:eastAsiaTheme="minorEastAsia" w:hAnsiTheme="minorHAnsi"/>
+              <w:noProof/>
+              <w:sz w:val="24"/>
+            </w:rPr>
+          </w:pPr>
+          <w:hyperlink w:anchor="_Toc232347061" w:history="1">
+            <w:r>
+              <w:rPr>
+                <w:rStyle w:val="Lienhypertexte"/>
+                <w:noProof/>
+              </w:rPr>
+              <w:t>B.</w:t>
+            </w:r>
+            <w:r>
+              <w:rPr>
+                <w:rFonts w:asciiTheme="minorHAnsi" w:eastAsiaTheme="minorEastAsia" w:hAnsiTheme="minorHAnsi"/>
+                <w:noProof/>
+                <w:sz w:val="24"/>
+              </w:rPr>
+              <w:tab/>
+            </w:r>
+            <w:r>
+              <w:rPr>
+                <w:rStyle w:val="Lienhypertexte"/>
+                <w:noProof/>
+              </w:rPr>
+              <w:t>Programme exécuté par le processeur monocycle</w:t>
+            </w:r>
+            <w:r>
+              <w:rPr>
+                <w:noProof/>
+                <w:webHidden/>
+              </w:rPr>
+              <w:tab/>
+            </w:r>
+            <w:r>
+              <w:rPr>
+                <w:noProof/>
+                <w:webHidden/>
+              </w:rPr>
+              <w:fldChar w:fldCharType="begin"/>
+            </w:r>
+            <w:r>
+              <w:rPr>
+                <w:noProof/>
+                <w:webHidden/>
+              </w:rPr>
+              <w:instrText xml:space="preserve"> PAGEREF _Toc232347061 \h </w:instrText>
+            </w:r>
+            <w:r>
+              <w:rPr>
+                <w:noProof/>
+                <w:webHidden/>
+              </w:rPr>
+            </w:r>
+            <w:r>
+              <w:rPr>
+                <w:noProof/>
+                <w:webHidden/>
+              </w:rPr>
+              <w:fldChar w:fldCharType="separate"/>
+            </w:r>
+            <w:r>
+              <w:rPr>
+                <w:noProof/>
+                <w:webHidden/>
+              </w:rPr>
+              <w:t>29</w:t>
+            </w:r>
+            <w:r>
+              <w:rPr>
+                <w:noProof/>
+                <w:webHidden/>
+              </w:rPr>
+              <w:fldChar w:fldCharType="end"/>
+            </w:r>
+          </w:hyperlink>
+        </w:p>
+        <w:p>
+          <w:pPr>
+            <w:pStyle w:val="TM2"/>
+            <w:tabs>
+              <w:tab w:val="left" w:pos="960"/>
+              <w:tab w:val="right" w:leader="dot" w:pos="9062"/>
+            </w:tabs>
+            <w:rPr>
+              <w:rFonts w:asciiTheme="minorHAnsi" w:eastAsiaTheme="minorEastAsia" w:hAnsiTheme="minorHAnsi"/>
+              <w:noProof/>
+              <w:sz w:val="24"/>
+            </w:rPr>
+          </w:pPr>
+          <w:hyperlink w:anchor="_Toc232347062" w:history="1">
+            <w:r>
+              <w:rPr>
+                <w:rStyle w:val="Lienhypertexte"/>
+                <w:noProof/>
+              </w:rPr>
+              <w:t>C.</w:t>
+            </w:r>
+            <w:r>
+              <w:rPr>
+                <w:rFonts w:asciiTheme="minorHAnsi" w:eastAsiaTheme="minorEastAsia" w:hAnsiTheme="minorHAnsi"/>
+                <w:noProof/>
+                <w:sz w:val="24"/>
+              </w:rPr>
+              <w:tab/>
+            </w:r>
+            <w:r>
+              <w:rPr>
+                <w:rStyle w:val="Lienhypertexte"/>
+                <w:noProof/>
+              </w:rPr>
+              <w:t>Analyse de la simulation</w:t>
+            </w:r>
+            <w:r>
+              <w:rPr>
+                <w:noProof/>
+                <w:webHidden/>
+              </w:rPr>
+              <w:tab/>
+            </w:r>
+            <w:r>
+              <w:rPr>
+                <w:noProof/>
+                <w:webHidden/>
+              </w:rPr>
+              <w:fldChar w:fldCharType="begin"/>
+            </w:r>
+            <w:r>
+              <w:rPr>
+                <w:noProof/>
+                <w:webHidden/>
+              </w:rPr>
+              <w:instrText xml:space="preserve"> PAGEREF _Toc232347062 \h </w:instrText>
+            </w:r>
+            <w:r>
+              <w:rPr>
+                <w:noProof/>
+                <w:webHidden/>
+              </w:rPr>
+            </w:r>
+            <w:r>
+              <w:rPr>
+                <w:noProof/>
+                <w:webHidden/>
+              </w:rPr>
+              <w:fldChar w:fldCharType="separate"/>
+            </w:r>
+            <w:r>
+              <w:rPr>
+                <w:noProof/>
+                <w:webHidden/>
+              </w:rPr>
+              <w:t>29</w:t>
+            </w:r>
+            <w:r>
+              <w:rPr>
+                <w:noProof/>
+                <w:webHidden/>
+              </w:rPr>
+              <w:fldChar w:fldCharType="end"/>
+            </w:r>
+          </w:hyperlink>
+        </w:p>
+        <w:p>
+          <w:pPr>
+            <w:pStyle w:val="TM1"/>
+            <w:tabs>
+              <w:tab w:val="left" w:pos="480"/>
+              <w:tab w:val="right" w:leader="dot" w:pos="9062"/>
+            </w:tabs>
+            <w:rPr>
+              <w:rFonts w:asciiTheme="minorHAnsi" w:eastAsiaTheme="minorEastAsia" w:hAnsiTheme="minorHAnsi"/>
+              <w:noProof/>
+              <w:sz w:val="24"/>
+            </w:rPr>
+          </w:pPr>
+          <w:hyperlink w:anchor="_Toc232347063" w:history="1">
+            <w:r>
+              <w:rPr>
+                <w:rStyle w:val="Lienhypertexte"/>
+                <w:noProof/>
+              </w:rPr>
+              <w:t>IV.</w:t>
+            </w:r>
+            <w:r>
+              <w:rPr>
+                <w:rFonts w:asciiTheme="minorHAnsi" w:eastAsiaTheme="minorEastAsia" w:hAnsiTheme="minorHAnsi"/>
+                <w:noProof/>
+                <w:sz w:val="24"/>
+              </w:rPr>
+              <w:tab/>
+            </w:r>
+            <w:r>
+              <w:rPr>
+                <w:rStyle w:val="Lienhypertexte"/>
+                <w:noProof/>
+              </w:rPr>
               <w:t>Quartus prime</w:t>
             </w:r>
             <w:r>
@@ -2604,7 +3701,7 @@
                 <w:noProof/>
                 <w:webHidden/>
               </w:rPr>
-              <w:instrText xml:space="preserve"> PAGEREF _Toc232252419 \h </w:instrText>
+              <w:instrText xml:space="preserve"> PAGEREF _Toc232347063 \h </w:instrText>
             </w:r>
             <w:r>
               <w:rPr>
@@ -2624,7 +3721,93 @@
                 <w:noProof/>
                 <w:webHidden/>
               </w:rPr>
-              <w:t>27</w:t>
+              <w:t>34</w:t>
+            </w:r>
+            <w:r>
+              <w:rPr>
+                <w:noProof/>
+                <w:webHidden/>
+              </w:rPr>
+              <w:fldChar w:fldCharType="end"/>
+            </w:r>
+          </w:hyperlink>
+        </w:p>
+        <w:p>
+          <w:pPr>
+            <w:pStyle w:val="TM2"/>
+            <w:tabs>
+              <w:tab w:val="left" w:pos="960"/>
+              <w:tab w:val="right" w:leader="dot" w:pos="9062"/>
+            </w:tabs>
+            <w:rPr>
+              <w:rFonts w:asciiTheme="minorHAnsi" w:eastAsiaTheme="minorEastAsia" w:hAnsiTheme="minorHAnsi"/>
+              <w:noProof/>
+              <w:sz w:val="24"/>
+            </w:rPr>
+          </w:pPr>
+          <w:hyperlink w:anchor="_Toc232347064" w:history="1">
+            <w:r>
+              <w:rPr>
+                <w:rStyle w:val="Lienhypertexte"/>
+                <w:noProof/>
+              </w:rPr>
+              <w:t>A.</w:t>
+            </w:r>
+            <w:r>
+              <w:rPr>
+                <w:rFonts w:asciiTheme="minorHAnsi" w:eastAsiaTheme="minorEastAsia" w:hAnsiTheme="minorHAnsi"/>
+                <w:noProof/>
+                <w:sz w:val="24"/>
+              </w:rPr>
+              <w:tab/>
+            </w:r>
+            <w:r>
+              <w:rPr>
+                <w:rStyle w:val="Lienhypertexte"/>
+                <w:noProof/>
+              </w:rPr>
+              <w:t>Preuve de fonctionnement sur FPGA</w:t>
+            </w:r>
+            <w:r>
+              <w:rPr>
+                <w:noProof/>
+                <w:webHidden/>
+              </w:rPr>
+              <w:tab/>
+            </w:r>
+            <w:r>
+              <w:rPr>
+                <w:noProof/>
+                <w:webHidden/>
+              </w:rPr>
+              <w:fldChar w:fldCharType="begin"/>
+            </w:r>
+            <w:r>
+              <w:rPr>
+                <w:noProof/>
+                <w:webHidden/>
+              </w:rPr>
+              <w:instrText xml:space="preserve"> PAGEREF _Toc232347064 \h </w:instrText>
+            </w:r>
+            <w:r>
+              <w:rPr>
+                <w:noProof/>
+                <w:webHidden/>
+              </w:rPr>
+            </w:r>
+            <w:r>
+              <w:rPr>
+                <w:noProof/>
+                <w:webHidden/>
+              </w:rPr>
+              <w:fldChar w:fldCharType="separate"/>
+            </w:r>
+            <w:r>
+              <w:rPr>
+                <w:noProof/>
+                <w:webHidden/>
+              </w:rPr>
+              <w:t>35</w:t>
             </w:r>
             <w:r>
               <w:rPr>
@@ -2641,14 +3824,13 @@
             <w:tabs>
               <w:tab w:val="right" w:leader="dot" w:pos="9062"/>
             </w:tabs>
-            <w:spacing w:line="240" w:lineRule="auto"/>
             <w:rPr>
               <w:rFonts w:asciiTheme="minorHAnsi" w:eastAsiaTheme="minorEastAsia" w:hAnsiTheme="minorHAnsi"/>
               <w:noProof/>
               <w:sz w:val="24"/>
             </w:rPr>
           </w:pPr>
-          <w:hyperlink w:anchor="_Toc232252420" w:history="1">
+          <w:hyperlink w:anchor="_Toc232347065" w:history="1">
             <w:r>
               <w:rPr>
                 <w:rStyle w:val="Lienhypertexte"/>
@@ -2676,7 +3858,7 @@
                 <w:noProof/>
                 <w:webHidden/>
               </w:rPr>
-              <w:instrText xml:space="preserve"> PAGEREF _Toc232252420 \h </w:instrText>
+              <w:instrText xml:space="preserve"> PAGEREF _Toc232347065 \h </w:instrText>
             </w:r>
             <w:r>
               <w:rPr>
@@ -2696,7 +3878,7 @@
                 <w:noProof/>
                 <w:webHidden/>
               </w:rPr>
-              <w:t>28</w:t>
+              <w:t>36</w:t>
             </w:r>
             <w:r>
               <w:rPr>
@@ -2713,14 +3895,13 @@
             <w:tabs>
               <w:tab w:val="right" w:leader="dot" w:pos="9062"/>
             </w:tabs>
-            <w:spacing w:line="240" w:lineRule="auto"/>
             <w:rPr>
               <w:rFonts w:asciiTheme="minorHAnsi" w:eastAsiaTheme="minorEastAsia" w:hAnsiTheme="minorHAnsi"/>
               <w:noProof/>
               <w:sz w:val="24"/>
             </w:rPr>
           </w:pPr>
-          <w:hyperlink w:anchor="_Toc232252421" w:history="1">
+          <w:hyperlink w:anchor="_Toc232347066" w:history="1">
             <w:r>
               <w:rPr>
                 <w:rStyle w:val="Lienhypertexte"/>
@@ -2748,7 +3929,7 @@
                 <w:noProof/>
                 <w:webHidden/>
               </w:rPr>
-              <w:instrText xml:space="preserve"> PAGEREF _Toc232252421 \h </w:instrText>
+              <w:instrText xml:space="preserve"> PAGEREF _Toc232347066 \h </w:instrText>
             </w:r>
             <w:r>
               <w:rPr>
@@ -2768,7 +3949,7 @@
                 <w:noProof/>
                 <w:webHidden/>
               </w:rPr>
-              <w:t>29</w:t>
+              <w:t>37</w:t>
             </w:r>
             <w:r>
               <w:rPr>
@@ -2785,14 +3966,13 @@
             <w:tabs>
               <w:tab w:val="right" w:leader="dot" w:pos="9062"/>
             </w:tabs>
-            <w:spacing w:line="240" w:lineRule="auto"/>
             <w:rPr>
               <w:rFonts w:asciiTheme="minorHAnsi" w:eastAsiaTheme="minorEastAsia" w:hAnsiTheme="minorHAnsi"/>
               <w:noProof/>
               <w:sz w:val="24"/>
             </w:rPr>
           </w:pPr>
-          <w:hyperlink w:anchor="_Toc232252422" w:history="1">
+          <w:hyperlink w:anchor="_Toc232347067" w:history="1">
             <w:r>
               <w:rPr>
                 <w:rStyle w:val="Lienhypertexte"/>
@@ -2820,7 +4000,7 @@
                 <w:noProof/>
                 <w:webHidden/>
               </w:rPr>
-              <w:instrText xml:space="preserve"> PAGEREF _Toc232252422 \h </w:instrText>
+              <w:instrText xml:space="preserve"> PAGEREF _Toc232347067 \h </w:instrText>
             </w:r>
             <w:r>
               <w:rPr>
@@ -2840,7 +4020,7 @@
                 <w:noProof/>
                 <w:webHidden/>
               </w:rPr>
-              <w:t>30</w:t>
+              <w:t>38</w:t>
             </w:r>
             <w:r>
               <w:rPr>
@@ -2898,7 +4078,7 @@
           <w:numId w:val="0"/>
         </w:numPr>
       </w:pPr>
-      <w:bookmarkStart w:id="0" w:name="_Toc232252392"/>
+      <w:bookmarkStart w:id="0" w:name="_Toc232347023"/>
       <w:r>
         <w:lastRenderedPageBreak/>
         <w:t>Remerciements</w:t>
@@ -2907,7 +4087,19 @@
     </w:p>
     <w:p>
       <w:r>
-        <w:t xml:space="preserve">Je tiens tout d’abord à remercier chaleureusement Monsieur Yan Douze qui nous </w:t>
+        <w:t>Je tiens tout d’abord à remercier chaleureusement Monsieur Ya</w:t>
+      </w:r>
+      <w:r>
+        <w:t>nn</w:t>
+      </w:r>
+      <w:r>
+        <w:t xml:space="preserve"> </w:t>
+      </w:r>
+      <w:r>
+        <w:t>DOUZE</w:t>
+      </w:r>
+      <w:r>
+        <w:t xml:space="preserve"> qui nous </w:t>
       </w:r>
       <w:r>
         <w:t>a</w:t>
@@ -2976,7 +4168,7 @@
           <w:numId w:val="0"/>
         </w:numPr>
       </w:pPr>
-      <w:bookmarkStart w:id="1" w:name="_Toc232252393"/>
+      <w:bookmarkStart w:id="1" w:name="_Toc232347024"/>
       <w:r>
         <w:lastRenderedPageBreak/>
         <w:t>Résumé</w:t>
@@ -3018,7 +4210,7 @@
       <w:pPr>
         <w:pStyle w:val="Titre1"/>
       </w:pPr>
-      <w:bookmarkStart w:id="2" w:name="_Toc232252394"/>
+      <w:bookmarkStart w:id="2" w:name="_Toc232347025"/>
       <w:r>
         <w:lastRenderedPageBreak/>
         <w:t>Présentation</w:t>
@@ -3160,7 +4352,7 @@
       <w:pPr>
         <w:pStyle w:val="Lgende"/>
       </w:pPr>
-      <w:bookmarkStart w:id="3" w:name="_Toc232252037"/>
+      <w:bookmarkStart w:id="3" w:name="_Toc232347068"/>
       <w:r>
         <w:t xml:space="preserve">Figure </w:t>
       </w:r>
@@ -3198,7 +4390,7 @@
       <w:pPr>
         <w:pStyle w:val="Titre1"/>
       </w:pPr>
-      <w:bookmarkStart w:id="4" w:name="_Toc232252395"/>
+      <w:bookmarkStart w:id="4" w:name="_Toc232347026"/>
       <w:r>
         <w:t>Conception et Architecture Fonctionnelle</w:t>
       </w:r>
@@ -3372,7 +4564,19 @@
     </w:p>
     <w:p>
       <w:r>
-        <w:t>La méthode de projet adoptée a consisté à organiser clairement les fichiers du projet selon une architecture proposée par Monsieur Yan Douze afin d’éviter toute confusion. Cette organisation s’est avérée plus efficace que celle que j’avais mise en place au premier semestre et a facilité le développement, la gestion des fichiers ainsi que les phases de simulation.</w:t>
+        <w:t>La méthode de projet adoptée a consisté à organiser clairement les fichiers du projet selon une architecture proposée par Monsieur Ya</w:t>
+      </w:r>
+      <w:r>
+        <w:t>nn</w:t>
+      </w:r>
+      <w:r>
+        <w:t xml:space="preserve"> D</w:t>
+      </w:r>
+      <w:r>
+        <w:t>OUZE</w:t>
+      </w:r>
+      <w:r>
+        <w:t xml:space="preserve"> afin d’éviter toute confusion. Cette organisation s’est avérée plus efficace que celle que j’avais mise en place au premier semestre et a facilité le développement, la gestion des fichiers ainsi que les phases de simulation.</w:t>
       </w:r>
     </w:p>
     <w:p>
@@ -3666,7 +4870,7 @@
       <w:pPr>
         <w:pStyle w:val="Titre2"/>
       </w:pPr>
-      <w:bookmarkStart w:id="5" w:name="_Toc232252396"/>
+      <w:bookmarkStart w:id="5" w:name="_Toc232347027"/>
       <w:r>
         <w:t>Unité Arithmétique et Logique (ALU)</w:t>
       </w:r>
@@ -3681,7 +4885,7 @@
       <w:pPr>
         <w:pStyle w:val="Titre3"/>
       </w:pPr>
-      <w:bookmarkStart w:id="6" w:name="_Toc232252397"/>
+      <w:bookmarkStart w:id="6" w:name="_Toc232347028"/>
       <w:r>
         <w:t>Explication du code de l’ALU</w:t>
       </w:r>
@@ -3830,7 +5034,7 @@
       <w:pPr>
         <w:pStyle w:val="Lgende"/>
       </w:pPr>
-      <w:bookmarkStart w:id="7" w:name="_Toc232252038"/>
+      <w:bookmarkStart w:id="7" w:name="_Toc232347069"/>
       <w:r>
         <w:t xml:space="preserve">Figure </w:t>
       </w:r>
@@ -3929,7 +5133,7 @@
       <w:pPr>
         <w:pStyle w:val="Titre3"/>
       </w:pPr>
-      <w:bookmarkStart w:id="8" w:name="_Toc232252398"/>
+      <w:bookmarkStart w:id="8" w:name="_Toc232347029"/>
       <w:r>
         <w:t>Explication du banc de test de l’ALU</w:t>
       </w:r>
@@ -3989,7 +5193,7 @@
       <w:pPr>
         <w:pStyle w:val="Titre3"/>
       </w:pPr>
-      <w:bookmarkStart w:id="9" w:name="_Toc232252399"/>
+      <w:bookmarkStart w:id="9" w:name="_Toc232347030"/>
       <w:r>
         <w:t xml:space="preserve">Résultat </w:t>
       </w:r>
@@ -4181,7 +5385,7 @@
       <w:pPr>
         <w:pStyle w:val="Lgende"/>
       </w:pPr>
-      <w:bookmarkStart w:id="10" w:name="_Toc232252039"/>
+      <w:bookmarkStart w:id="10" w:name="_Toc232347070"/>
       <w:r>
         <w:t xml:space="preserve">Figure </w:t>
       </w:r>
@@ -4212,7 +5416,7 @@
       <w:pPr>
         <w:pStyle w:val="Titre2"/>
       </w:pPr>
-      <w:bookmarkStart w:id="11" w:name="_Toc232252400"/>
+      <w:bookmarkStart w:id="11" w:name="_Toc232347031"/>
       <w:r>
         <w:t>Banc de registre</w:t>
       </w:r>
@@ -4225,7 +5429,7 @@
       <w:pPr>
         <w:pStyle w:val="Titre3"/>
       </w:pPr>
-      <w:bookmarkStart w:id="12" w:name="_Toc232252401"/>
+      <w:bookmarkStart w:id="12" w:name="_Toc232347032"/>
       <w:r>
         <w:t>Explication du code du banc de registre</w:t>
       </w:r>
@@ -4324,7 +5528,7 @@
       <w:pPr>
         <w:pStyle w:val="Lgende"/>
       </w:pPr>
-      <w:bookmarkStart w:id="13" w:name="_Toc232252040"/>
+      <w:bookmarkStart w:id="13" w:name="_Toc232347071"/>
       <w:r>
         <w:t xml:space="preserve">Figure </w:t>
       </w:r>
@@ -4362,7 +5566,7 @@
       <w:pPr>
         <w:pStyle w:val="Titre3"/>
       </w:pPr>
-      <w:bookmarkStart w:id="14" w:name="_Toc232252402"/>
+      <w:bookmarkStart w:id="14" w:name="_Toc232347033"/>
       <w:r>
         <w:t>Explication du banc de test du banc de registre</w:t>
       </w:r>
@@ -4549,7 +5753,7 @@
       <w:pPr>
         <w:pStyle w:val="Titre3"/>
       </w:pPr>
-      <w:bookmarkStart w:id="15" w:name="_Toc232252403"/>
+      <w:bookmarkStart w:id="15" w:name="_Toc232347034"/>
       <w:r>
         <w:t>Résultat de la simulation</w:t>
       </w:r>
@@ -5082,7 +6286,7 @@
       <w:pPr>
         <w:pStyle w:val="Lgende"/>
       </w:pPr>
-      <w:bookmarkStart w:id="16" w:name="_Toc232252041"/>
+      <w:bookmarkStart w:id="16" w:name="_Toc232347072"/>
       <w:r>
         <w:t xml:space="preserve">Figure </w:t>
       </w:r>
@@ -5126,7 +6330,7 @@
       <w:pPr>
         <w:pStyle w:val="Titre2"/>
       </w:pPr>
-      <w:bookmarkStart w:id="17" w:name="_Toc232252404"/>
+      <w:bookmarkStart w:id="17" w:name="_Toc232347035"/>
       <w:r>
         <w:t>Le multiplexeur 2 vers 1</w:t>
       </w:r>
@@ -5136,7 +6340,7 @@
       <w:pPr>
         <w:pStyle w:val="Titre3"/>
       </w:pPr>
-      <w:bookmarkStart w:id="18" w:name="_Toc232252405"/>
+      <w:bookmarkStart w:id="18" w:name="_Toc232347036"/>
       <w:r>
         <w:t>Explication du code du multiplexeur 2 vers 1</w:t>
       </w:r>
@@ -5283,7 +6487,7 @@
       <w:pPr>
         <w:pStyle w:val="Lgende"/>
       </w:pPr>
-      <w:bookmarkStart w:id="19" w:name="_Toc232252042"/>
+      <w:bookmarkStart w:id="19" w:name="_Toc232347073"/>
       <w:r>
         <w:t xml:space="preserve">Figure </w:t>
       </w:r>
@@ -5315,7 +6519,7 @@
       <w:pPr>
         <w:pStyle w:val="Titre3"/>
       </w:pPr>
-      <w:bookmarkStart w:id="20" w:name="_Toc232252406"/>
+      <w:bookmarkStart w:id="20" w:name="_Toc232347037"/>
       <w:r>
         <w:t>Explication du banc de test du multiplexeur 2 vers 1</w:t>
       </w:r>
@@ -5412,7 +6616,7 @@
       <w:pPr>
         <w:pStyle w:val="Titre3"/>
       </w:pPr>
-      <w:bookmarkStart w:id="21" w:name="_Toc232252407"/>
+      <w:bookmarkStart w:id="21" w:name="_Toc232347038"/>
       <w:r>
         <w:t>Résultat de la simulation du multiplexeur 2 vers 1</w:t>
       </w:r>
@@ -5575,7 +6779,7 @@
       <w:pPr>
         <w:pStyle w:val="Lgende"/>
       </w:pPr>
-      <w:bookmarkStart w:id="22" w:name="_Toc232252043"/>
+      <w:bookmarkStart w:id="22" w:name="_Toc232347074"/>
       <w:r>
         <w:t xml:space="preserve">Figure </w:t>
       </w:r>
@@ -5627,7 +6831,7 @@
       <w:pPr>
         <w:pStyle w:val="Titre2"/>
       </w:pPr>
-      <w:bookmarkStart w:id="23" w:name="_Toc232252408"/>
+      <w:bookmarkStart w:id="23" w:name="_Toc232347039"/>
       <w:r>
         <w:lastRenderedPageBreak/>
         <w:t>Extension de signe</w:t>
@@ -5638,7 +6842,7 @@
       <w:pPr>
         <w:pStyle w:val="Titre3"/>
       </w:pPr>
-      <w:bookmarkStart w:id="24" w:name="_Toc232252409"/>
+      <w:bookmarkStart w:id="24" w:name="_Toc232347040"/>
       <w:r>
         <w:t>Explication du code de l’extension du signe</w:t>
       </w:r>
@@ -5772,7 +6976,7 @@
       <w:pPr>
         <w:pStyle w:val="Lgende"/>
       </w:pPr>
-      <w:bookmarkStart w:id="25" w:name="_Toc232252044"/>
+      <w:bookmarkStart w:id="25" w:name="_Toc232347075"/>
       <w:r>
         <w:t xml:space="preserve">Figure </w:t>
       </w:r>
@@ -5810,7 +7014,7 @@
       <w:pPr>
         <w:pStyle w:val="Titre3"/>
       </w:pPr>
-      <w:bookmarkStart w:id="26" w:name="_Toc232252410"/>
+      <w:bookmarkStart w:id="26" w:name="_Toc232347041"/>
       <w:r>
         <w:t>Explication du banc de test du multiplexeur 2 vers 1</w:t>
       </w:r>
@@ -5950,7 +7154,7 @@
       <w:pPr>
         <w:pStyle w:val="Titre3"/>
       </w:pPr>
-      <w:bookmarkStart w:id="27" w:name="_Toc232252411"/>
+      <w:bookmarkStart w:id="27" w:name="_Toc232347042"/>
       <w:r>
         <w:t>Résultat de la simulation du multiplexeur 2 vers 1</w:t>
       </w:r>
@@ -6162,7 +7366,7 @@
           <w:u w:val="single"/>
         </w:rPr>
       </w:pPr>
-      <w:bookmarkStart w:id="28" w:name="_Toc232252045"/>
+      <w:bookmarkStart w:id="28" w:name="_Toc232347076"/>
       <w:r>
         <w:t xml:space="preserve">Figure </w:t>
       </w:r>
@@ -6214,7 +7418,7 @@
       <w:pPr>
         <w:pStyle w:val="Titre2"/>
       </w:pPr>
-      <w:bookmarkStart w:id="29" w:name="_Toc232252412"/>
+      <w:bookmarkStart w:id="29" w:name="_Toc232347043"/>
       <w:r>
         <w:lastRenderedPageBreak/>
         <w:t>Mémoire de données</w:t>
@@ -6225,7 +7429,7 @@
       <w:pPr>
         <w:pStyle w:val="Titre3"/>
       </w:pPr>
-      <w:bookmarkStart w:id="30" w:name="_Toc232252413"/>
+      <w:bookmarkStart w:id="30" w:name="_Toc232347044"/>
       <w:r>
         <w:t>Explication du code sur la mémoire de données</w:t>
       </w:r>
@@ -6377,7 +7581,7 @@
       <w:pPr>
         <w:pStyle w:val="Lgende"/>
       </w:pPr>
-      <w:bookmarkStart w:id="31" w:name="_Toc232252046"/>
+      <w:bookmarkStart w:id="31" w:name="_Toc232347077"/>
       <w:r>
         <w:t xml:space="preserve">Figure </w:t>
       </w:r>
@@ -6415,7 +7619,7 @@
       <w:pPr>
         <w:pStyle w:val="Titre3"/>
       </w:pPr>
-      <w:bookmarkStart w:id="32" w:name="_Toc232252414"/>
+      <w:bookmarkStart w:id="32" w:name="_Toc232347045"/>
       <w:r>
         <w:t>Explication du banc de test sur la mémoire de données</w:t>
       </w:r>
@@ -6568,7 +7772,7 @@
       <w:pPr>
         <w:pStyle w:val="Titre3"/>
       </w:pPr>
-      <w:bookmarkStart w:id="33" w:name="_Toc232252415"/>
+      <w:bookmarkStart w:id="33" w:name="_Toc232347046"/>
       <w:r>
         <w:t>Résultat de la simulation de la mémoire de donnée</w:t>
       </w:r>
@@ -6576,16 +7780,11 @@
     </w:p>
     <w:p>
       <w:r>
-        <w:t xml:space="preserve">Le script permettant de mettre en forme l’affichage et de lancer la simulation se nomme </w:t>
-      </w:r>
-      <w:r>
-        <w:rPr>
-          <w:b/>
-          <w:bCs/>
-          <w:i/>
-          <w:iCs/>
-        </w:rPr>
-        <w:t>simu</w:t>
+        <w:t xml:space="preserve">Le script permettant de mettre en forme l’affichage et de lancer la simulation se </w:t>
+      </w:r>
+      <w:proofErr w:type="gramStart"/>
+      <w:r>
+        <w:t xml:space="preserve">nomme </w:t>
       </w:r>
       <w:r>
         <w:t xml:space="preserve"> </w:t>
@@ -6608,6 +7807,7 @@
         </w:rPr>
         <w:t>.do</w:t>
       </w:r>
+      <w:proofErr w:type="gramEnd"/>
       <w:r>
         <w:t>.</w:t>
       </w:r>
@@ -6625,10 +7825,7 @@
         <w:t xml:space="preserve"> </w:t>
       </w:r>
       <w:r>
-        <w:t>montre le bon fonctionne</w:t>
-      </w:r>
-      <w:r>
-        <w:t>ment</w:t>
+        <w:t>montre le bon fonctionnement</w:t>
       </w:r>
       <w:r>
         <w:t xml:space="preserve"> de</w:t>
@@ -6871,7 +8068,7 @@
       <w:pPr>
         <w:pStyle w:val="Lgende"/>
       </w:pPr>
-      <w:bookmarkStart w:id="34" w:name="_Toc232252047"/>
+      <w:bookmarkStart w:id="34" w:name="_Toc232347078"/>
       <w:r>
         <w:t xml:space="preserve">Figure </w:t>
       </w:r>
@@ -6920,7 +8117,7 @@
       <w:pPr>
         <w:pStyle w:val="Titre2"/>
       </w:pPr>
-      <w:bookmarkStart w:id="35" w:name="_Toc232252416"/>
+      <w:bookmarkStart w:id="35" w:name="_Toc232347047"/>
       <w:r>
         <w:t>Assemblage Unité de Traitement</w:t>
       </w:r>
@@ -6928,10 +8125,7 @@
     </w:p>
     <w:p>
       <w:r>
-        <w:t>Après avoir validé individuellement chaque bloc périphérique (multiplexeurs, extension de signe, mémoire de données) et l’interaction de base entre le banc de registres et l'ALU</w:t>
-      </w:r>
-      <w:r>
-        <w:t xml:space="preserve"> (avec la </w:t>
+        <w:t xml:space="preserve">Après avoir validé individuellement chaque bloc périphérique (multiplexeurs, extension de signe, mémoire de données) et l’interaction de base entre le banc de registres et l'ALU (avec la </w:t>
       </w:r>
       <w:proofErr w:type="spellStart"/>
       <w:r>
@@ -6963,16 +8157,10 @@
       </w:r>
       <w:proofErr w:type="spellEnd"/>
       <w:r>
-        <w:t xml:space="preserve"> </w:t>
-      </w:r>
-      <w:r>
-        <w:t>avec tous les blocs</w:t>
-      </w:r>
-      <w:r>
-        <w:t>)</w:t>
-      </w:r>
-      <w:r>
-        <w:t>, cette étape marque l</w:t>
+        <w:t xml:space="preserve"> avec tous les blocs</w:t>
+      </w:r>
+      <w:r>
+        <w:t>), cette étape marque l</w:t>
       </w:r>
       <w:r>
         <w:t xml:space="preserve">a </w:t>
@@ -6993,6 +8181,9 @@
         <w:jc w:val="center"/>
       </w:pPr>
       <w:r>
+        <w:rPr>
+          <w:noProof/>
+        </w:rPr>
         <w:drawing>
           <wp:inline distT="0" distB="0" distL="0" distR="0" wp14:anchorId="1DAEF81D" wp14:editId="7410E23D">
             <wp:extent cx="5760720" cy="2707005"/>
@@ -7041,7 +8232,7 @@
       <w:pPr>
         <w:pStyle w:val="Lgende"/>
       </w:pPr>
-      <w:bookmarkStart w:id="36" w:name="_Toc232252048"/>
+      <w:bookmarkStart w:id="36" w:name="_Toc232347079"/>
       <w:r>
         <w:t xml:space="preserve">Figure </w:t>
       </w:r>
@@ -7098,6 +8289,9 @@
         <w:jc w:val="center"/>
       </w:pPr>
       <w:r>
+        <w:rPr>
+          <w:noProof/>
+        </w:rPr>
         <w:lastRenderedPageBreak/>
         <w:drawing>
           <wp:inline distT="0" distB="0" distL="0" distR="0" wp14:anchorId="458CCAA0" wp14:editId="1E20A6C9">
@@ -7147,7 +8341,7 @@
       <w:pPr>
         <w:pStyle w:val="Lgende"/>
       </w:pPr>
-      <w:bookmarkStart w:id="37" w:name="_Toc232252049"/>
+      <w:bookmarkStart w:id="37" w:name="_Toc232347080"/>
       <w:r>
         <w:t xml:space="preserve">Figure </w:t>
       </w:r>
@@ -7253,10 +8447,7 @@
       </w:r>
       <w:proofErr w:type="spellStart"/>
       <w:r>
-        <w:t>RegAff_ou</w:t>
-      </w:r>
-      <w:r>
-        <w:t>t</w:t>
+        <w:t>RegAff_out</w:t>
       </w:r>
       <w:proofErr w:type="spellEnd"/>
       <w:r>
@@ -7273,7 +8464,7 @@
       <w:pPr>
         <w:pStyle w:val="Titre3"/>
       </w:pPr>
-      <w:bookmarkStart w:id="38" w:name="_Toc232252417"/>
+      <w:bookmarkStart w:id="38" w:name="_Toc232347048"/>
       <w:r>
         <w:t xml:space="preserve">Explication du banc de test du </w:t>
       </w:r>
@@ -7429,13 +8620,10 @@
       <w:pPr>
         <w:pStyle w:val="Titre3"/>
       </w:pPr>
-      <w:bookmarkStart w:id="39" w:name="_Toc232252418"/>
+      <w:bookmarkStart w:id="39" w:name="_Toc232347049"/>
       <w:r>
         <w:lastRenderedPageBreak/>
-        <w:t xml:space="preserve">Résultat de la simulation </w:t>
-      </w:r>
-      <w:r>
-        <w:t xml:space="preserve">du </w:t>
+        <w:t xml:space="preserve">Résultat de la simulation du </w:t>
       </w:r>
       <w:proofErr w:type="spellStart"/>
       <w:r>
@@ -7458,18 +8646,6 @@
         <w:t>simu</w:t>
       </w:r>
       <w:r>
-        <w:t xml:space="preserve"> </w:t>
-      </w:r>
-      <w:r>
-        <w:rPr>
-          <w:b/>
-          <w:bCs/>
-          <w:i/>
-          <w:iCs/>
-        </w:rPr>
-        <w:t>simu</w:t>
-      </w:r>
-      <w:r>
         <w:rPr>
           <w:b/>
           <w:bCs/>
@@ -7527,6 +8703,9 @@
         <w:jc w:val="center"/>
       </w:pPr>
       <w:r>
+        <w:rPr>
+          <w:noProof/>
+        </w:rPr>
         <w:drawing>
           <wp:inline distT="0" distB="0" distL="0" distR="0" wp14:anchorId="2195EBF0" wp14:editId="67CFC41B">
             <wp:extent cx="5760720" cy="1726565"/>
@@ -7575,7 +8754,7 @@
       <w:pPr>
         <w:pStyle w:val="Lgende"/>
       </w:pPr>
-      <w:bookmarkStart w:id="40" w:name="_Toc232252050"/>
+      <w:bookmarkStart w:id="40" w:name="_Toc232347081"/>
       <w:r>
         <w:t xml:space="preserve">Figure </w:t>
       </w:r>
@@ -7618,8 +8797,13 @@
       <w:pPr>
         <w:pStyle w:val="Titre2"/>
       </w:pPr>
-      <w:r>
-        <w:t xml:space="preserve">Unité de gestion d’instruction </w:t>
+      <w:bookmarkStart w:id="41" w:name="_Toc232347050"/>
+      <w:r>
+        <w:t>Unité de gestion d’instruction</w:t>
+      </w:r>
+      <w:bookmarkEnd w:id="41"/>
+      <w:r>
+        <w:t xml:space="preserve"> </w:t>
       </w:r>
     </w:p>
     <w:p/>
@@ -7627,9 +8811,11 @@
       <w:pPr>
         <w:pStyle w:val="Titre3"/>
       </w:pPr>
+      <w:bookmarkStart w:id="42" w:name="_Toc232347051"/>
       <w:r>
         <w:t>Explication du code de l’Unité de Gestion d’Instruction</w:t>
       </w:r>
+      <w:bookmarkEnd w:id="42"/>
     </w:p>
     <w:p>
       <w:r>
@@ -7662,10 +8848,7 @@
     </w:p>
     <w:p>
       <w:r>
-        <w:t>Le multiplexeur de sélection de la prochaine adresse (</w:t>
-      </w:r>
-      <w:r>
-        <w:t>« </w:t>
+        <w:t>Le multiplexeur de sélection de la prochaine adresse (« </w:t>
       </w:r>
       <w:proofErr w:type="spellStart"/>
       <w:r>
@@ -7673,10 +8856,7 @@
       </w:r>
       <w:proofErr w:type="spellEnd"/>
       <w:r>
-        <w:t> »</w:t>
-      </w:r>
-      <w:r>
-        <w:t>) détermine l’adresse de la prochaine instruction à exécuter :</w:t>
+        <w:t> ») détermine l’adresse de la prochaine instruction à exécuter :</w:t>
       </w:r>
     </w:p>
     <w:p>
@@ -7752,6 +8932,9 @@
         <w:jc w:val="center"/>
       </w:pPr>
       <w:r>
+        <w:rPr>
+          <w:noProof/>
+        </w:rPr>
         <w:drawing>
           <wp:inline distT="0" distB="0" distL="0" distR="0" wp14:anchorId="6419E175" wp14:editId="7CD8026D">
             <wp:extent cx="5760720" cy="1812925"/>
@@ -7800,6 +8983,7 @@
       <w:pPr>
         <w:pStyle w:val="Lgende"/>
       </w:pPr>
+      <w:bookmarkStart w:id="43" w:name="_Toc232347082"/>
       <w:r>
         <w:t xml:space="preserve">Figure </w:t>
       </w:r>
@@ -7830,6 +9014,7 @@
       <w:r>
         <w:t>e l'Unité de Gestion d'Instruction</w:t>
       </w:r>
+      <w:bookmarkEnd w:id="43"/>
     </w:p>
     <w:p/>
     <w:p>
@@ -7839,6 +9024,7 @@
           <w:rStyle w:val="Titre3Car"/>
         </w:rPr>
       </w:pPr>
+      <w:bookmarkStart w:id="44" w:name="_Toc232347052"/>
       <w:r>
         <w:t>E</w:t>
       </w:r>
@@ -7848,6 +9034,7 @@
         </w:rPr>
         <w:t>xplication du banc de test de l’Unité de Gestion d’Instruction</w:t>
       </w:r>
+      <w:bookmarkEnd w:id="44"/>
     </w:p>
     <w:p>
       <w:r>
@@ -7999,25 +9186,15 @@
       <w:pPr>
         <w:pStyle w:val="Titre3"/>
       </w:pPr>
+      <w:bookmarkStart w:id="45" w:name="_Toc232347053"/>
       <w:r>
         <w:t>Résultat de la simulation de l’Unité de Gestion d’Instruction</w:t>
       </w:r>
+      <w:bookmarkEnd w:id="45"/>
     </w:p>
     <w:p>
       <w:r>
         <w:t xml:space="preserve">Le script permettant de mettre en forme l’affichage et de lancer la simulation se nomme </w:t>
-      </w:r>
-      <w:r>
-        <w:rPr>
-          <w:b/>
-          <w:bCs/>
-          <w:i/>
-          <w:iCs/>
-        </w:rPr>
-        <w:t>simu</w:t>
-      </w:r>
-      <w:r>
-        <w:t xml:space="preserve"> </w:t>
       </w:r>
       <w:r>
         <w:rPr>
@@ -8399,6 +9576,9 @@
         <w:jc w:val="center"/>
       </w:pPr>
       <w:r>
+        <w:rPr>
+          <w:noProof/>
+        </w:rPr>
         <w:drawing>
           <wp:inline distT="0" distB="0" distL="0" distR="0" wp14:anchorId="01F96F20" wp14:editId="1880CD16">
             <wp:extent cx="5760720" cy="1716405"/>
@@ -8447,6 +9627,7 @@
       <w:pPr>
         <w:pStyle w:val="Lgende"/>
       </w:pPr>
+      <w:bookmarkStart w:id="46" w:name="_Toc232347083"/>
       <w:r>
         <w:t xml:space="preserve">Figure </w:t>
       </w:r>
@@ -8471,69 +9652,63 @@
       <w:r>
         <w:t xml:space="preserve"> : Résultat de la simulation de l'Unité de Gestion d'Instruction</w:t>
       </w:r>
+      <w:bookmarkEnd w:id="46"/>
     </w:p>
     <w:p>
       <w:pPr>
         <w:spacing w:line="278" w:lineRule="auto"/>
         <w:jc w:val="left"/>
-        <w:rPr>
-          <w:rFonts w:asciiTheme="majorHAnsi" w:eastAsiaTheme="majorEastAsia" w:hAnsiTheme="majorHAnsi" w:cstheme="majorBidi"/>
-          <w:i/>
-          <w:szCs w:val="32"/>
-          <w:u w:val="single"/>
-        </w:rPr>
-      </w:pPr>
-      <w:r>
-        <w:br w:type="page"/>
-      </w:r>
-    </w:p>
-    <w:p>
-      <w:pPr>
-        <w:spacing w:line="278" w:lineRule="auto"/>
-        <w:jc w:val="left"/>
-      </w:pPr>
-    </w:p>
-    <w:p>
-      <w:pPr>
-        <w:spacing w:line="278" w:lineRule="auto"/>
-        <w:jc w:val="left"/>
-      </w:pPr>
-      <w:r>
-        <w:br w:type="page"/>
-      </w:r>
-    </w:p>
-    <w:p>
-      <w:pPr>
-        <w:spacing w:line="278" w:lineRule="auto"/>
-        <w:jc w:val="left"/>
-      </w:pPr>
-      <w:r>
-        <w:lastRenderedPageBreak/>
-        <w:br w:type="page"/>
-      </w:r>
-    </w:p>
-    <w:p>
-      <w:r>
-        <w:lastRenderedPageBreak/>
-        <w:t xml:space="preserve">Dans la partie 4.1 du TP, il nous a été demandé de concevoir un détecteur de front montant. Dans un premier temps, cette implémentation fonctionnait correctement en simulation sous </w:t>
+      </w:pPr>
+    </w:p>
+    <w:p>
+      <w:pPr>
+        <w:pStyle w:val="Titre2"/>
+      </w:pPr>
+      <w:bookmarkStart w:id="47" w:name="_Toc232347054"/>
+      <w:r>
+        <w:t>Décodeur</w:t>
+      </w:r>
+      <w:bookmarkEnd w:id="47"/>
+    </w:p>
+    <w:p>
+      <w:pPr>
+        <w:pStyle w:val="Titre3"/>
+      </w:pPr>
+      <w:bookmarkStart w:id="48" w:name="_Toc232347055"/>
+      <w:r>
+        <w:t>Explication du code du décodeur</w:t>
+      </w:r>
+      <w:bookmarkEnd w:id="48"/>
+    </w:p>
+    <w:p>
+      <w:r>
+        <w:t>Le module DECODEUR constitue l’Unité de Contrôle (Control Unit) du processeur monocycle. Il s’agit d’un circuit purement combinatoire. Son rôle est de traduire l’instruction binaire de 32 bits actuellement lue en mémoire, ainsi que les drapeaux d’état (</w:t>
       </w:r>
       <w:proofErr w:type="spellStart"/>
       <w:r>
-        <w:t>ModelSim</w:t>
+        <w:t>Flags_NZCV</w:t>
       </w:r>
       <w:proofErr w:type="spellEnd"/>
       <w:r>
-        <w:t>. Cependant, lors des tests pratiques sur la carte DE10-Lite, un comportement inattendu a été observé : le système ne validait pas la saisie lors de l’appui sur le bouton poussoir, mais uniquement lors de son relâchement.</w:t>
-      </w:r>
-    </w:p>
-    <w:p>
-      <w:r>
-        <w:t>Cette observation s’explique par le fait que le bouton poussoir de la carte est actif à l’état bas (pull-down). Ainsi, le signal passe de ‘1’ à ‘0’ lors de l’appui, ce qui correspond à un front descendant. Afin d’obtenir un comportement cohérent entre la simulation et le fonctionnement réel sur la carte, le code du détecteur de front ainsi que le banc de test ont été modifiés pour détecter un front descendant plutôt qu’un front montant.</w:t>
-      </w:r>
-    </w:p>
-    <w:p>
-      <w:r>
-        <w:t>Sur la figure suivante, plusieurs éléments peuvent être observés :</w:t>
+        <w:t>), en un ensemble de signaux de contrôle. Ces signaux pilotent le chemin de données (</w:t>
+      </w:r>
+      <w:proofErr w:type="spellStart"/>
+      <w:r>
+        <w:t>Datapath</w:t>
+      </w:r>
+      <w:proofErr w:type="spellEnd"/>
+      <w:r>
+        <w:t>) ainsi que l’unité de gestion des instructions.</w:t>
+      </w:r>
+    </w:p>
+    <w:p>
+      <w:r>
+        <w:t>Découpage du mot d’instruction (décodage amont)</w:t>
+      </w:r>
+    </w:p>
+    <w:p>
+      <w:r>
+        <w:t>Avant d’entrer dans la logique de décision, le décodeur extrait les champs principaux de l’instruction ARM simplifiée :</w:t>
       </w:r>
     </w:p>
     <w:p>
@@ -8541,19 +9716,42 @@
         <w:pStyle w:val="Paragraphedeliste"/>
         <w:numPr>
           <w:ilvl w:val="0"/>
-          <w:numId w:val="4"/>
+          <w:numId w:val="55"/>
         </w:numPr>
       </w:pPr>
-      <w:r>
-        <w:t xml:space="preserve">Détection du front descendant : le signal </w:t>
-      </w:r>
       <w:proofErr w:type="spellStart"/>
-      <w:r>
-        <w:t>Detectar</w:t>
+      <w:proofErr w:type="gramStart"/>
+      <w:r>
+        <w:t>cond</w:t>
       </w:r>
       <w:proofErr w:type="spellEnd"/>
-      <w:r>
-        <w:t xml:space="preserve"> passe à ‘1’ uniquement lorsque KEY0 effectue une transition de ‘1’ vers ‘0’.</w:t>
+      <w:proofErr w:type="gramEnd"/>
+      <w:r>
+        <w:t xml:space="preserve"> = instruction(31 </w:t>
+      </w:r>
+      <w:proofErr w:type="spellStart"/>
+      <w:r>
+        <w:t>downto</w:t>
+      </w:r>
+      <w:proofErr w:type="spellEnd"/>
+      <w:r>
+        <w:t xml:space="preserve"> 28) : code de condition de l’instruction (par exemple 1110 pour Always ou 1011 pour </w:t>
+      </w:r>
+      <w:proofErr w:type="spellStart"/>
+      <w:r>
+        <w:t>Less</w:t>
+      </w:r>
+      <w:proofErr w:type="spellEnd"/>
+      <w:r>
+        <w:t xml:space="preserve"> </w:t>
+      </w:r>
+      <w:proofErr w:type="spellStart"/>
+      <w:r>
+        <w:t>Than</w:t>
+      </w:r>
+      <w:proofErr w:type="spellEnd"/>
+      <w:r>
+        <w:t xml:space="preserve">). </w:t>
       </w:r>
     </w:p>
     <w:p>
@@ -8561,43 +9759,21 @@
         <w:pStyle w:val="Paragraphedeliste"/>
         <w:numPr>
           <w:ilvl w:val="0"/>
-          <w:numId w:val="4"/>
+          <w:numId w:val="55"/>
         </w:numPr>
       </w:pPr>
-      <w:r>
-        <w:t xml:space="preserve">Comportement séquentiel : </w:t>
-      </w:r>
       <w:proofErr w:type="spellStart"/>
-      <w:r>
-        <w:t>Detectar</w:t>
+      <w:proofErr w:type="gramStart"/>
+      <w:r>
+        <w:t>bit</w:t>
+      </w:r>
+      <w:proofErr w:type="gramEnd"/>
+      <w:r>
+        <w:t>_I</w:t>
       </w:r>
       <w:proofErr w:type="spellEnd"/>
       <w:r>
-        <w:t xml:space="preserve"> ne change pas d’état instantanément lors de la transition de KEY0, mais uniquement au front montant de l’horloge (</w:t>
-      </w:r>
-      <w:proofErr w:type="spellStart"/>
-      <w:r>
-        <w:t>clk</w:t>
-      </w:r>
-      <w:proofErr w:type="spellEnd"/>
-      <w:r>
-        <w:t xml:space="preserve">) suivant, ce qui correspond au comportement attendu d’un circuit synchrone utilisant </w:t>
-      </w:r>
-      <w:proofErr w:type="spellStart"/>
-      <w:r>
-        <w:t>rising_edge</w:t>
-      </w:r>
-      <w:proofErr w:type="spellEnd"/>
-      <w:r>
-        <w:t>(</w:t>
-      </w:r>
-      <w:proofErr w:type="spellStart"/>
-      <w:r>
-        <w:t>clk</w:t>
-      </w:r>
-      <w:proofErr w:type="spellEnd"/>
-      <w:r>
-        <w:t>).</w:t>
+        <w:t xml:space="preserve"> = instruction(25) : indique si le second opérande est une valeur immédiate (1) ou un registre (0). </w:t>
       </w:r>
     </w:p>
     <w:p>
@@ -8605,33 +9781,24 @@
         <w:pStyle w:val="Paragraphedeliste"/>
         <w:numPr>
           <w:ilvl w:val="0"/>
-          <w:numId w:val="4"/>
+          <w:numId w:val="55"/>
         </w:numPr>
       </w:pPr>
-      <w:r>
-        <w:t xml:space="preserve">Durée de l’impulsion : l’impulsion sur </w:t>
+      <w:proofErr w:type="gramStart"/>
+      <w:r>
+        <w:t>opcode</w:t>
+      </w:r>
+      <w:proofErr w:type="gramEnd"/>
+      <w:r>
+        <w:t xml:space="preserve"> = instruction(24 </w:t>
       </w:r>
       <w:proofErr w:type="spellStart"/>
       <w:r>
-        <w:t>Detectar</w:t>
+        <w:t>downto</w:t>
       </w:r>
       <w:proofErr w:type="spellEnd"/>
       <w:r>
-        <w:t xml:space="preserve"> dure exactement une période d’horloge (10 </w:t>
-      </w:r>
-      <w:proofErr w:type="spellStart"/>
-      <w:r>
-        <w:t>ps</w:t>
-      </w:r>
-      <w:proofErr w:type="spellEnd"/>
-      <w:r>
-        <w:t>), puis revient à ‘0’ car la condition de détection n’est plus satisfaite au cyc</w:t>
-      </w:r>
-      <w:r>
-        <w:t>l</w:t>
-      </w:r>
-      <w:r>
-        <w:t>e suivant.</w:t>
+        <w:t xml:space="preserve"> 21) : code de l’opération arithmétique ou logique (par exemple 1101 pour MOV ou 0100 pour ADD). </w:t>
       </w:r>
     </w:p>
     <w:p>
@@ -8639,116 +9806,43 @@
         <w:pStyle w:val="Paragraphedeliste"/>
         <w:numPr>
           <w:ilvl w:val="0"/>
-          <w:numId w:val="4"/>
+          <w:numId w:val="55"/>
         </w:numPr>
       </w:pPr>
-      <w:r>
-        <w:t xml:space="preserve">Initialisation (Reset) : au début de la simulation, lorsque </w:t>
-      </w:r>
       <w:proofErr w:type="spellStart"/>
-      <w:r>
-        <w:t>rst_n</w:t>
+      <w:proofErr w:type="gramStart"/>
+      <w:r>
+        <w:lastRenderedPageBreak/>
+        <w:t>flag</w:t>
+      </w:r>
+      <w:proofErr w:type="gramEnd"/>
+      <w:r>
+        <w:t>_N</w:t>
       </w:r>
       <w:proofErr w:type="spellEnd"/>
       <w:r>
-        <w:t xml:space="preserve"> est à ‘0’, tous les signaux sont correctement initialisés, évitant ainsi l’apparition de valeurs indéfinies.</w:t>
-      </w:r>
-    </w:p>
-    <w:p>
-      <w:pPr>
-        <w:pStyle w:val="Paragraphedeliste"/>
-        <w:numPr>
-          <w:ilvl w:val="0"/>
-          <w:numId w:val="4"/>
-        </w:numPr>
-      </w:pPr>
-      <w:r>
-        <w:t>Sur la simulation présentée :</w:t>
-      </w:r>
-    </w:p>
-    <w:p>
-      <w:pPr>
-        <w:pStyle w:val="Paragraphedeliste"/>
-        <w:numPr>
-          <w:ilvl w:val="0"/>
-          <w:numId w:val="4"/>
-        </w:numPr>
-      </w:pPr>
-      <w:r>
-        <w:t xml:space="preserve">Premier front descendant : KEY0 passe à ‘0’ vers 35 </w:t>
+        <w:t xml:space="preserve"> = </w:t>
       </w:r>
       <w:proofErr w:type="spellStart"/>
       <w:r>
-        <w:t>ps</w:t>
+        <w:t>Flags_NZCV</w:t>
       </w:r>
       <w:proofErr w:type="spellEnd"/>
       <w:r>
-        <w:t xml:space="preserve"> ; au front d’horloge suivant, à 45 </w:t>
-      </w:r>
-      <w:proofErr w:type="spellStart"/>
-      <w:r>
-        <w:t>ps</w:t>
-      </w:r>
-      <w:proofErr w:type="spellEnd"/>
-      <w:r>
-        <w:t xml:space="preserve">, le signal </w:t>
-      </w:r>
-      <w:proofErr w:type="spellStart"/>
-      <w:r>
-        <w:t>Detectar</w:t>
-      </w:r>
-      <w:proofErr w:type="spellEnd"/>
-      <w:r>
-        <w:t xml:space="preserve"> passe à ‘1’.</w:t>
-      </w:r>
-    </w:p>
-    <w:p>
-      <w:pPr>
-        <w:pStyle w:val="Paragraphedeliste"/>
-        <w:numPr>
-          <w:ilvl w:val="0"/>
-          <w:numId w:val="4"/>
-        </w:numPr>
-      </w:pPr>
-      <w:r>
-        <w:t xml:space="preserve">Second front descendant : KEY0 passe à ‘0’ vers 75 </w:t>
-      </w:r>
-      <w:proofErr w:type="spellStart"/>
-      <w:r>
-        <w:t>ps</w:t>
-      </w:r>
-      <w:proofErr w:type="spellEnd"/>
-      <w:r>
-        <w:t xml:space="preserve"> ; au front d’horloge de 85 </w:t>
-      </w:r>
-      <w:proofErr w:type="spellStart"/>
-      <w:r>
-        <w:t>ps</w:t>
-      </w:r>
-      <w:proofErr w:type="spellEnd"/>
-      <w:r>
-        <w:t xml:space="preserve">, </w:t>
-      </w:r>
-      <w:proofErr w:type="spellStart"/>
-      <w:r>
-        <w:t>Detectar</w:t>
-      </w:r>
-      <w:proofErr w:type="spellEnd"/>
-      <w:r>
-        <w:t xml:space="preserve"> est de nouveau activé.</w:t>
-      </w:r>
-    </w:p>
-    <w:p>
-      <w:r>
-        <w:rPr>
-          <w:noProof/>
-        </w:rPr>
-        <w:lastRenderedPageBreak/>
+        <w:t xml:space="preserve">(3) : extraction du drapeau Négatif, utilisé notamment pour le traitement du saut conditionnel BLT. </w:t>
+      </w:r>
+    </w:p>
+    <w:p>
+      <w:pPr>
+        <w:keepNext/>
+        <w:jc w:val="center"/>
+      </w:pPr>
+      <w:r>
         <w:drawing>
-          <wp:inline distT="0" distB="0" distL="0" distR="0" wp14:anchorId="474583AD" wp14:editId="32360531">
-            <wp:extent cx="5760720" cy="2933700"/>
-            <wp:effectExtent l="0" t="0" r="0" b="0"/>
-            <wp:docPr id="1" name="Image 1"/>
+          <wp:inline distT="0" distB="0" distL="0" distR="0" wp14:anchorId="3F4B9236" wp14:editId="12D24DE1">
+            <wp:extent cx="5760720" cy="2599690"/>
+            <wp:effectExtent l="19050" t="19050" r="11430" b="10160"/>
+            <wp:docPr id="3" name="Image 3"/>
             <wp:cNvGraphicFramePr>
               <a:graphicFrameLocks xmlns:a="http://schemas.openxmlformats.org/drawingml/2006/main" noChangeAspect="1"/>
             </wp:cNvGraphicFramePr>
@@ -8768,11 +9862,18 @@
                   <pic:spPr>
                     <a:xfrm>
                       <a:off x="0" y="0"/>
-                      <a:ext cx="5760720" cy="2933700"/>
+                      <a:ext cx="5760720" cy="2599690"/>
                     </a:xfrm>
                     <a:prstGeom prst="roundRect">
                       <a:avLst/>
                     </a:prstGeom>
+                    <a:ln>
+                      <a:solidFill>
+                        <a:schemeClr val="bg1">
+                          <a:lumMod val="85000"/>
+                        </a:schemeClr>
+                      </a:solidFill>
+                    </a:ln>
                   </pic:spPr>
                 </pic:pic>
               </a:graphicData>
@@ -8785,7 +9886,7 @@
       <w:pPr>
         <w:pStyle w:val="Lgende"/>
       </w:pPr>
-      <w:bookmarkStart w:id="41" w:name="_Toc232252051"/>
+      <w:bookmarkStart w:id="49" w:name="_Toc232347084"/>
       <w:r>
         <w:t xml:space="preserve">Figure </w:t>
       </w:r>
@@ -8805,238 +9906,647 @@
         <w:t>17</w:t>
       </w:r>
       <w:r>
+        <w:fldChar w:fldCharType="end"/>
+      </w:r>
+      <w:r>
+        <w:t xml:space="preserve"> : Représentation graphique du Décodeur</w:t>
+      </w:r>
+      <w:bookmarkEnd w:id="49"/>
+    </w:p>
+    <w:p>
+      <w:pPr>
+        <w:pStyle w:val="Titre4"/>
+      </w:pPr>
+      <w:bookmarkStart w:id="50" w:name="_Toc232347056"/>
+      <w:r>
+        <w:t>Valeur des commandes</w:t>
+      </w:r>
+      <w:bookmarkEnd w:id="50"/>
+      <w:r>
+        <w:t xml:space="preserve"> </w:t>
+      </w:r>
+    </w:p>
+    <w:p>
+      <w:pPr>
+        <w:pStyle w:val="Titre3"/>
         <w:rPr>
-          <w:noProof/>
+          <w:rStyle w:val="Titre3Car"/>
         </w:rPr>
-        <w:fldChar w:fldCharType="end"/>
-      </w:r>
-      <w:r>
-        <w:t xml:space="preserve"> : Simulation détecteur de front</w:t>
-      </w:r>
-      <w:bookmarkEnd w:id="41"/>
-    </w:p>
-    <w:p>
-      <w:pPr>
-        <w:spacing w:line="278" w:lineRule="auto"/>
-        <w:jc w:val="left"/>
+      </w:pPr>
+      <w:bookmarkStart w:id="51" w:name="_Toc232347057"/>
+      <w:r>
+        <w:t>E</w:t>
+      </w:r>
+      <w:r>
         <w:rPr>
-          <w:rFonts w:asciiTheme="majorHAnsi" w:eastAsiaTheme="majorEastAsia" w:hAnsiTheme="majorHAnsi" w:cstheme="majorBidi"/>
+          <w:rStyle w:val="Titre3Car"/>
+        </w:rPr>
+        <w:t>xplication du banc de test de l’Unité de Gestion d’Instruction</w:t>
+      </w:r>
+      <w:bookmarkEnd w:id="51"/>
+    </w:p>
+    <w:p>
+      <w:r>
+        <w:t xml:space="preserve">Le fichier </w:t>
+      </w:r>
+      <w:proofErr w:type="spellStart"/>
+      <w:r>
+        <w:rPr>
+          <w:b/>
+          <w:bCs/>
           <w:i/>
-          <w:szCs w:val="32"/>
-          <w:u w:val="single"/>
+          <w:iCs/>
         </w:rPr>
-      </w:pPr>
-      <w:r>
-        <w:br w:type="page"/>
-      </w:r>
-    </w:p>
-    <w:p>
-      <w:r>
-        <w:lastRenderedPageBreak/>
-        <w:t>.</w:t>
-      </w:r>
-    </w:p>
-    <w:p>
-      <w:pPr>
-        <w:pStyle w:val="Titre1"/>
-      </w:pPr>
-      <w:bookmarkStart w:id="42" w:name="_Toc232252419"/>
-      <w:r>
-        <w:t>Quartus prime</w:t>
-      </w:r>
-      <w:bookmarkEnd w:id="42"/>
-    </w:p>
-    <w:p>
-      <w:r>
-        <w:t xml:space="preserve">Pour la partie réalisée avec Quartus Prime, j’ai choisi de ne pas nommer le projet </w:t>
+        <w:t>tb_</w:t>
+      </w:r>
+      <w:r>
+        <w:rPr>
+          <w:b/>
+          <w:bCs/>
+          <w:i/>
+          <w:iCs/>
+        </w:rPr>
+        <w:t>decodeur</w:t>
+      </w:r>
+      <w:r>
+        <w:rPr>
+          <w:b/>
+          <w:bCs/>
+          <w:i/>
+          <w:iCs/>
+        </w:rPr>
+        <w:t>.vhd</w:t>
+      </w:r>
+      <w:proofErr w:type="spellEnd"/>
+      <w:r>
+        <w:rPr>
+          <w:b/>
+          <w:bCs/>
+          <w:i/>
+          <w:iCs/>
+        </w:rPr>
+        <w:t xml:space="preserve"> </w:t>
+      </w:r>
+      <w:r>
+        <w:t xml:space="preserve">permet de vérifier le comportement </w:t>
+      </w:r>
+      <w:r>
+        <w:t>du composant.</w:t>
+      </w:r>
+    </w:p>
+    <w:p>
+      <w:r>
+        <w:t>Le scénario de test a été construit pour balayer l'ensemble du jeu d'instructions</w:t>
+      </w:r>
+      <w:r>
+        <w:t xml:space="preserve"> </w:t>
+      </w:r>
+      <w:r>
+        <w:t>:</w:t>
+      </w:r>
+    </w:p>
+    <w:p>
+      <w:pPr>
+        <w:pStyle w:val="Paragraphedeliste"/>
+        <w:numPr>
+          <w:ilvl w:val="0"/>
+          <w:numId w:val="58"/>
+        </w:numPr>
+      </w:pPr>
+      <w:r>
+        <w:rPr>
+          <w:b/>
+          <w:bCs/>
+        </w:rPr>
+        <w:t>Les opérations arithmétiques et logiques :</w:t>
+      </w:r>
+      <w:r>
+        <w:t xml:space="preserve"> Validation du mode immédiat (MOV, CMP) et du mode registre (ADD).</w:t>
+      </w:r>
+    </w:p>
+    <w:p>
+      <w:pPr>
+        <w:pStyle w:val="Paragraphedeliste"/>
+        <w:numPr>
+          <w:ilvl w:val="0"/>
+          <w:numId w:val="58"/>
+        </w:numPr>
+      </w:pPr>
+      <w:r>
+        <w:rPr>
+          <w:b/>
+          <w:bCs/>
+        </w:rPr>
+        <w:t>Les accès mémoire :</w:t>
+      </w:r>
+      <w:r>
+        <w:t xml:space="preserve"> Vérification du comportement asymétrique entre la lecture (LDR) et l'écriture (STR).</w:t>
+      </w:r>
+    </w:p>
+    <w:p>
+      <w:pPr>
+        <w:pStyle w:val="Paragraphedeliste"/>
+        <w:numPr>
+          <w:ilvl w:val="0"/>
+          <w:numId w:val="58"/>
+        </w:numPr>
+      </w:pPr>
+      <w:r>
+        <w:rPr>
+          <w:b/>
+          <w:bCs/>
+        </w:rPr>
+        <w:t>Les branchements :</w:t>
+      </w:r>
+      <w:r>
+        <w:t xml:space="preserve"> Test du saut inconditionnel (BAL) et du saut conditionnel (BLT). Pour ce dernier, le banc de test applique une double vérification cruciale : il injecte la même instruction à deux instants différents en modifiant uniquement le vecteur de drapeaux (</w:t>
       </w:r>
       <w:proofErr w:type="spellStart"/>
+      <w:r>
+        <w:t>Flags_NZCV</w:t>
+      </w:r>
+      <w:proofErr w:type="spellEnd"/>
+      <w:r>
+        <w:t xml:space="preserve"> = "0000" puis "1000"), afin de valider que la décision de saut ne s'active </w:t>
+      </w:r>
       <w:r>
         <w:rPr>
           <w:i/>
           <w:iCs/>
         </w:rPr>
-        <w:t>serrure_electronique</w:t>
+        <w:t>que</w:t>
+      </w:r>
+      <w:r>
+        <w:t xml:space="preserve"> si le drapeau négatif </w:t>
+      </w:r>
+      <w:r>
+        <w:t>(</w:t>
+      </w:r>
+      <w:r>
+        <w:t>N) est levé.</w:t>
+      </w:r>
+    </w:p>
+    <w:p>
+      <w:r>
+        <w:t>Chaque instruction est maintenue stable pendant 20 ns, un laps de temps largement suffisant permettant une lecture</w:t>
+      </w:r>
+      <w:r>
+        <w:t xml:space="preserve"> avec une certaine</w:t>
+      </w:r>
+      <w:r>
+        <w:t xml:space="preserve"> </w:t>
+      </w:r>
+      <w:r>
+        <w:t>aisance</w:t>
+      </w:r>
+      <w:r>
+        <w:t xml:space="preserve"> sur le chronogramme. La simulation prend fin grâce à l'instruction </w:t>
+      </w:r>
+      <w:proofErr w:type="spellStart"/>
+      <w:proofErr w:type="gramStart"/>
+      <w:r>
+        <w:t>wait</w:t>
       </w:r>
       <w:proofErr w:type="spellEnd"/>
       <w:r>
-        <w:t xml:space="preserve"> mais </w:t>
-      </w:r>
-      <w:proofErr w:type="spellStart"/>
+        <w:t>;</w:t>
+      </w:r>
+      <w:proofErr w:type="gramEnd"/>
+      <w:r>
+        <w:t xml:space="preserve"> finale qui gèle indéfiniment le processus.</w:t>
+      </w:r>
+    </w:p>
+    <w:p>
+      <w:pPr>
+        <w:spacing w:line="278" w:lineRule="auto"/>
+        <w:jc w:val="left"/>
+      </w:pPr>
+    </w:p>
+    <w:p>
+      <w:pPr>
+        <w:pStyle w:val="Titre3"/>
+      </w:pPr>
+      <w:bookmarkStart w:id="52" w:name="_Toc232347058"/>
+      <w:r>
+        <w:lastRenderedPageBreak/>
+        <w:t>Résultat de la simulation de l’Unité de Gestion</w:t>
+      </w:r>
+      <w:r>
+        <w:t xml:space="preserve"> d’Instruction</w:t>
+      </w:r>
+      <w:bookmarkEnd w:id="52"/>
+    </w:p>
+    <w:p>
+      <w:r>
+        <w:t xml:space="preserve">Le script permettant de mettre en forme l’affichage et de lancer la simulation se nomme </w:t>
+      </w:r>
       <w:r>
         <w:rPr>
+          <w:b/>
           <w:bCs/>
-        </w:rPr>
-        <w:t>top_module</w:t>
-      </w:r>
-      <w:proofErr w:type="spellEnd"/>
-      <w:r>
-        <w:t xml:space="preserve">. Ce choix a été fait afin de rester cohérent avec la base de travail déjà </w:t>
-      </w:r>
-      <w:r>
-        <w:t>effectué</w:t>
-      </w:r>
-      <w:r>
-        <w:t xml:space="preserve"> sous </w:t>
-      </w:r>
-      <w:proofErr w:type="spellStart"/>
-      <w:r>
-        <w:t>ModelSim</w:t>
-      </w:r>
-      <w:proofErr w:type="spellEnd"/>
-      <w:r>
-        <w:t xml:space="preserve">. </w:t>
-      </w:r>
-      <w:r>
-        <w:t>L</w:t>
-      </w:r>
-      <w:r>
-        <w:t xml:space="preserve">’ensemble des simulations fonctionnait correctement, et par précaution, j’ai préféré ne pas modifier le nom du fichier ni celui de l’entité VHDL, afin d’éviter tout risque de dysfonctionnement. Le projet Quartus porte donc le nom </w:t>
-      </w:r>
-      <w:proofErr w:type="spellStart"/>
-      <w:r>
-        <w:rPr>
           <w:i/>
           <w:iCs/>
         </w:rPr>
-        <w:t>top_module</w:t>
-      </w:r>
-      <w:proofErr w:type="spellEnd"/>
-      <w:r>
-        <w:t xml:space="preserve"> et est organisé dans un dossier dédié nommé </w:t>
+        <w:t>sim</w:t>
       </w:r>
       <w:r>
         <w:rPr>
+          <w:b/>
+          <w:bCs/>
           <w:i/>
           <w:iCs/>
         </w:rPr>
-        <w:t>Quartus</w:t>
-      </w:r>
-      <w:r>
-        <w:t>.</w:t>
-      </w:r>
-    </w:p>
-    <w:p>
-      <w:r>
-        <w:t xml:space="preserve">Dans cette </w:t>
-      </w:r>
-      <w:r>
-        <w:t>partie du projet</w:t>
-      </w:r>
-      <w:r>
-        <w:t xml:space="preserve">, je me suis appuyé sur la documentation et la CAO électronique de la carte </w:t>
+        <w:t>DECODEUR</w:t>
       </w:r>
       <w:r>
         <w:rPr>
+          <w:b/>
           <w:bCs/>
-        </w:rPr>
-        <w:t>DE10-Lite</w:t>
-      </w:r>
-      <w:r>
-        <w:t xml:space="preserve"> afin d’identifier le raccordement des broches (</w:t>
-      </w:r>
-      <w:r>
-        <w:rPr>
           <w:i/>
           <w:iCs/>
         </w:rPr>
-        <w:t>pins</w:t>
-      </w:r>
-      <w:r>
-        <w:t>). Une difficulté rencontrée concernait l’apparition de broches non souhaitées dans Quartus Prime</w:t>
-      </w:r>
-      <w:r>
-        <w:t xml:space="preserve">, le </w:t>
+        <w:t>.do</w:t>
+      </w:r>
+      <w:r>
+        <w:t>.</w:t>
+      </w:r>
+    </w:p>
+    <w:p>
+      <w:r>
+        <w:t xml:space="preserve">La figure ci-dessous issue de </w:t>
       </w:r>
       <w:proofErr w:type="spellStart"/>
       <w:r>
-        <w:rPr>
-          <w:i/>
-          <w:iCs/>
-        </w:rPr>
-        <w:t>buscode</w:t>
+        <w:t>ModelSim</w:t>
       </w:r>
       <w:proofErr w:type="spellEnd"/>
       <w:r>
-        <w:t>. Dans un premier temps, j’ai laissé Quartus affecter automatiquement les broches, en considérant que l’outil pouvait adapter les connexions en fonction d</w:t>
-      </w:r>
-      <w:r>
-        <w:t xml:space="preserve">e la carte </w:t>
+        <w:t xml:space="preserve"> </w:t>
+      </w:r>
+      <w:r>
+        <w:t>montre le bon fonctionnement</w:t>
+      </w:r>
+      <w:r>
+        <w:t xml:space="preserve"> </w:t>
+      </w:r>
+      <w:r>
+        <w:t>du décodeur</w:t>
+      </w:r>
+      <w:r>
+        <w:t xml:space="preserve">. </w:t>
+      </w:r>
+    </w:p>
+    <w:p>
+      <w:pPr>
+        <w:pStyle w:val="Paragraphedeliste"/>
+        <w:numPr>
+          <w:ilvl w:val="0"/>
+          <w:numId w:val="59"/>
+        </w:numPr>
+      </w:pPr>
+      <w:r>
+        <w:t>10 ns à 30 ns – Instruction MOV R1, #0x10 (Opcode : E3A01010)</w:t>
+      </w:r>
+      <w:r>
+        <w:t xml:space="preserve"> : </w:t>
+      </w:r>
+      <w:r>
+        <w:t xml:space="preserve">Le décodeur reconnaît une instruction MOV. L'écriture dans le banc de registres est activée (« </w:t>
       </w:r>
       <w:proofErr w:type="spellStart"/>
       <w:r>
-        <w:t>électroniqeu</w:t>
+        <w:t>RegWr</w:t>
       </w:r>
       <w:proofErr w:type="spellEnd"/>
       <w:r>
-        <w:t>. Cependant, cette configuration automatique ne donnait pas le résultat attendu</w:t>
-      </w:r>
-      <w:r>
-        <w:t>, voir même ne fonctionnait pas</w:t>
-      </w:r>
-      <w:r>
-        <w:t>.</w:t>
-      </w:r>
-    </w:p>
-    <w:p>
-      <w:r>
-        <w:t xml:space="preserve">J’ai alors choisi de revenir sur mes fichiers VHDL dans l’environnement </w:t>
+        <w:t xml:space="preserve"> » = '1') et l'opérande immédiat est sélectionné (« </w:t>
       </w:r>
       <w:proofErr w:type="spellStart"/>
       <w:r>
-        <w:t>ModelSim</w:t>
+        <w:t>ALUSrc</w:t>
       </w:r>
       <w:proofErr w:type="spellEnd"/>
       <w:r>
-        <w:t xml:space="preserve"> et </w:t>
+        <w:t xml:space="preserve"> » = '1'). L'ALU est </w:t>
+      </w:r>
+      <w:proofErr w:type="gramStart"/>
+      <w:r>
+        <w:t>configurée</w:t>
+      </w:r>
+      <w:proofErr w:type="gramEnd"/>
+      <w:r>
+        <w:t xml:space="preserve"> en mode transfert (« </w:t>
       </w:r>
       <w:proofErr w:type="spellStart"/>
       <w:r>
-        <w:t>VScode</w:t>
+        <w:t>ALUCtrl</w:t>
       </w:r>
       <w:proofErr w:type="spellEnd"/>
       <w:r>
-        <w:t xml:space="preserve"> afin d’analyser, corriger et valider le fonctionnement du code par simulation. Une fois le comportement confirmé</w:t>
-      </w:r>
-      <w:r>
-        <w:t xml:space="preserve"> à priori</w:t>
-      </w:r>
-      <w:r>
-        <w:t xml:space="preserve">, j’ai copié les fichiers VHDL validés dans le dossier du projet Quartus. Après cette mise à jour, les broches problématiques sont apparues comme </w:t>
+        <w:t xml:space="preserve"> » = "001"). Le chronogramme confirme la stabilité de ces signaux sur toute la durée de l'opération.</w:t>
+      </w:r>
+    </w:p>
+    <w:p>
+      <w:pPr>
+        <w:pStyle w:val="Paragraphedeliste"/>
+        <w:numPr>
+          <w:ilvl w:val="0"/>
+          <w:numId w:val="59"/>
+        </w:numPr>
+      </w:pPr>
+      <w:r>
+        <w:t>30 ns à 50 ns – Instruction MOV R2, #0 (Opcode : E3A02000)</w:t>
+      </w:r>
+      <w:r>
+        <w:t xml:space="preserve"> : </w:t>
+      </w:r>
+      <w:r>
+        <w:t xml:space="preserve">Cette instruction produit le même comportement que la précédente. Les signaux « </w:t>
       </w:r>
       <w:proofErr w:type="spellStart"/>
       <w:r>
-        <w:rPr>
-          <w:i/>
-          <w:iCs/>
-        </w:rPr>
-        <w:t>Unknown</w:t>
+        <w:t>RegWr</w:t>
       </w:r>
       <w:proofErr w:type="spellEnd"/>
       <w:r>
-        <w:t xml:space="preserve">, ce qui indique </w:t>
-      </w:r>
-      <w:r>
-        <w:t xml:space="preserve">normalement </w:t>
-      </w:r>
-      <w:r>
-        <w:t xml:space="preserve">qu’elles sont désormais gérées en interne et qu’il n’est plus nécessaire de les affecter. </w:t>
-      </w:r>
-    </w:p>
-    <w:p>
-      <w:pPr>
+        <w:t xml:space="preserve"> », « </w:t>
+      </w:r>
+      <w:proofErr w:type="spellStart"/>
+      <w:r>
+        <w:t>ALUSrc</w:t>
+      </w:r>
+      <w:proofErr w:type="spellEnd"/>
+      <w:r>
+        <w:t xml:space="preserve"> » et « </w:t>
+      </w:r>
+      <w:proofErr w:type="spellStart"/>
+      <w:r>
+        <w:t>ALUCtrl</w:t>
+      </w:r>
+      <w:proofErr w:type="spellEnd"/>
+      <w:r>
+        <w:t xml:space="preserve"> » conservent respectivement les valeurs '1', '1' et "001", ce qui est cohérent avec une nouvelle opération MOV.</w:t>
+      </w:r>
+    </w:p>
+    <w:p>
+      <w:pPr>
+        <w:pStyle w:val="Paragraphedeliste"/>
+        <w:numPr>
+          <w:ilvl w:val="0"/>
+          <w:numId w:val="59"/>
+        </w:numPr>
+      </w:pPr>
+      <w:r>
+        <w:t>50 ns à 70 ns – Instruction LDR R0, 0(R1) (Opcode : E4110000)</w:t>
+      </w:r>
+      <w:r>
+        <w:t xml:space="preserve"> : </w:t>
+      </w:r>
+      <w:r>
+        <w:t xml:space="preserve">L'instruction réalise un chargement mémoire. L'adresse est calculée par addition (« </w:t>
+      </w:r>
+      <w:proofErr w:type="spellStart"/>
+      <w:r>
+        <w:t>ALUSrc</w:t>
+      </w:r>
+      <w:proofErr w:type="spellEnd"/>
+      <w:r>
+        <w:t xml:space="preserve"> » = '1', « </w:t>
+      </w:r>
+      <w:proofErr w:type="spellStart"/>
+      <w:r>
+        <w:t>ALUCtrl</w:t>
+      </w:r>
+      <w:proofErr w:type="spellEnd"/>
+      <w:r>
+        <w:t xml:space="preserve"> » = "000"), tandis que « </w:t>
+      </w:r>
+      <w:proofErr w:type="spellStart"/>
+      <w:r>
+        <w:t>MemToReg</w:t>
+      </w:r>
+      <w:proofErr w:type="spellEnd"/>
+      <w:r>
+        <w:t xml:space="preserve"> » = '1' redirige les données lues vers le banc de registres. Le signal « </w:t>
+      </w:r>
+      <w:proofErr w:type="spellStart"/>
+      <w:r>
+        <w:t>RegWr</w:t>
+      </w:r>
+      <w:proofErr w:type="spellEnd"/>
+      <w:r>
+        <w:t xml:space="preserve"> » reste actif afin de permettre l'écriture du résultat.</w:t>
+      </w:r>
+    </w:p>
+    <w:p>
+      <w:pPr>
+        <w:pStyle w:val="Paragraphedeliste"/>
+        <w:numPr>
+          <w:ilvl w:val="0"/>
+          <w:numId w:val="59"/>
+        </w:numPr>
+      </w:pPr>
+      <w:r>
+        <w:t>70 ns à 90 ns – Instruction ADD R2, R2, R0 (Opcode : E0822000)</w:t>
+      </w:r>
+      <w:r>
+        <w:t xml:space="preserve"> : </w:t>
+      </w:r>
+      <w:r>
+        <w:t xml:space="preserve">L'ALU effectue une addition entre deux registres (« </w:t>
+      </w:r>
+      <w:proofErr w:type="spellStart"/>
+      <w:r>
+        <w:t>ALUCtrl</w:t>
+      </w:r>
+      <w:proofErr w:type="spellEnd"/>
+      <w:r>
+        <w:t xml:space="preserve"> » = "000"). Le second opérande provient du banc de registres, ce qui entraîne le passage de « </w:t>
+      </w:r>
+      <w:proofErr w:type="spellStart"/>
+      <w:r>
+        <w:t>ALUSrc</w:t>
+      </w:r>
+      <w:proofErr w:type="spellEnd"/>
+      <w:r>
+        <w:t xml:space="preserve"> » à '0'. L'écriture du résultat est autorisée par « </w:t>
+      </w:r>
+      <w:proofErr w:type="spellStart"/>
+      <w:r>
+        <w:t>RegWr</w:t>
+      </w:r>
+      <w:proofErr w:type="spellEnd"/>
+      <w:r>
+        <w:t xml:space="preserve"> » = '1'.</w:t>
+      </w:r>
+    </w:p>
+    <w:p>
+      <w:pPr>
+        <w:pStyle w:val="Paragraphedeliste"/>
+        <w:numPr>
+          <w:ilvl w:val="0"/>
+          <w:numId w:val="59"/>
+        </w:numPr>
+      </w:pPr>
+      <w:r>
+        <w:t>90 ns à 110 ns – Instruction CMP R1, #0x1A (Opcode : E351001A)</w:t>
+      </w:r>
+      <w:r>
+        <w:t xml:space="preserve"> : </w:t>
+      </w:r>
+      <w:r>
+        <w:t xml:space="preserve">Cette comparaison met à jour les drapeaux sans modifier de registre. Le signal « </w:t>
+      </w:r>
+      <w:proofErr w:type="spellStart"/>
+      <w:r>
+        <w:t>RegWr</w:t>
+      </w:r>
+      <w:proofErr w:type="spellEnd"/>
+      <w:r>
+        <w:t xml:space="preserve"> » passe à '0', tandis que « </w:t>
+      </w:r>
+      <w:proofErr w:type="spellStart"/>
+      <w:r>
+        <w:t>PSREn</w:t>
+      </w:r>
+      <w:proofErr w:type="spellEnd"/>
+      <w:r>
+        <w:t xml:space="preserve"> » = '1' autorise la mise à jour du registre d'état. L'ALU réalise une soustraction (« </w:t>
+      </w:r>
+      <w:proofErr w:type="spellStart"/>
+      <w:r>
+        <w:t>ALUCtrl</w:t>
+      </w:r>
+      <w:proofErr w:type="spellEnd"/>
+      <w:r>
+        <w:t xml:space="preserve"> » = "010") avec une valeur immédiate.</w:t>
+      </w:r>
+    </w:p>
+    <w:p>
+      <w:pPr>
+        <w:pStyle w:val="Paragraphedeliste"/>
+        <w:numPr>
+          <w:ilvl w:val="0"/>
+          <w:numId w:val="59"/>
+        </w:numPr>
+      </w:pPr>
+      <w:r>
+        <w:t xml:space="preserve">110 ns à 130 ns – Instruction BLT </w:t>
+      </w:r>
+      <w:proofErr w:type="spellStart"/>
+      <w:r>
+        <w:t>loop</w:t>
+      </w:r>
+      <w:proofErr w:type="spellEnd"/>
+      <w:r>
+        <w:t xml:space="preserve"> (Opcode : BAFFFFFB), avec N = '0'</w:t>
+      </w:r>
+      <w:r>
+        <w:t xml:space="preserve"> : </w:t>
+      </w:r>
+      <w:r>
+        <w:t xml:space="preserve">La condition du branchement n'est pas satisfaite puisque le drapeau négatif est à '0'. Le signal « </w:t>
+      </w:r>
+      <w:proofErr w:type="spellStart"/>
+      <w:r>
+        <w:t>nPC_SEL</w:t>
+      </w:r>
+      <w:proofErr w:type="spellEnd"/>
+      <w:r>
+        <w:t xml:space="preserve"> » reste donc à '0', ce qui maintient l'exécution séquentielle du programme.</w:t>
+      </w:r>
+    </w:p>
+    <w:p>
+      <w:pPr>
+        <w:pStyle w:val="Paragraphedeliste"/>
+        <w:numPr>
+          <w:ilvl w:val="0"/>
+          <w:numId w:val="59"/>
+        </w:numPr>
+      </w:pPr>
+      <w:r>
+        <w:t xml:space="preserve">130 ns à 150 ns – Instruction BLT </w:t>
+      </w:r>
+      <w:proofErr w:type="spellStart"/>
+      <w:r>
+        <w:t>loop</w:t>
+      </w:r>
+      <w:proofErr w:type="spellEnd"/>
+      <w:r>
+        <w:t xml:space="preserve"> (Opcode : BAFFFFFB), avec N = '1'</w:t>
+      </w:r>
+      <w:r>
+        <w:t xml:space="preserve"> : </w:t>
+      </w:r>
+      <w:r>
+        <w:t xml:space="preserve">Le drapeau négatif passe à '1', validant la condition de branchement. Le signal « </w:t>
+      </w:r>
+      <w:proofErr w:type="spellStart"/>
+      <w:r>
+        <w:t>nPC_SEL</w:t>
+      </w:r>
+      <w:proofErr w:type="spellEnd"/>
+      <w:r>
+        <w:t xml:space="preserve"> » est alors activé ('1'), indiquant que le processeur charge l'adresse cible du saut.</w:t>
+      </w:r>
+    </w:p>
+    <w:p>
+      <w:pPr>
+        <w:pStyle w:val="Paragraphedeliste"/>
+        <w:numPr>
+          <w:ilvl w:val="0"/>
+          <w:numId w:val="59"/>
+        </w:numPr>
+      </w:pPr>
+      <w:r>
+        <w:t>150 ns à 170 ns – Instruction STR R2, 0(R1) (Opcode : E4012000)</w:t>
+      </w:r>
+      <w:r>
+        <w:t xml:space="preserve"> : </w:t>
+      </w:r>
+      <w:r>
+        <w:t xml:space="preserve">Cette instruction écrit le contenu de R2 en mémoire. Le signal « </w:t>
+      </w:r>
+      <w:proofErr w:type="spellStart"/>
+      <w:r>
+        <w:t>MemWr</w:t>
+      </w:r>
+      <w:proofErr w:type="spellEnd"/>
+      <w:r>
+        <w:t xml:space="preserve"> » = '1' autorise l'écriture mémoire tandis </w:t>
+      </w:r>
+      <w:r>
+        <w:lastRenderedPageBreak/>
+        <w:t xml:space="preserve">que « </w:t>
+      </w:r>
+      <w:proofErr w:type="spellStart"/>
+      <w:r>
+        <w:t>RegWr</w:t>
+      </w:r>
+      <w:proofErr w:type="spellEnd"/>
+      <w:r>
+        <w:t xml:space="preserve"> » = '0' confirme qu'aucun registre n'est modifié. Le signal « </w:t>
+      </w:r>
+      <w:proofErr w:type="spellStart"/>
+      <w:r>
+        <w:t>RegSel</w:t>
+      </w:r>
+      <w:proofErr w:type="spellEnd"/>
+      <w:r>
+        <w:t xml:space="preserve"> » = '1' sélectionne R2 comme source des données à stocker.</w:t>
+      </w:r>
+    </w:p>
+    <w:p>
+      <w:pPr>
+        <w:keepNext/>
         <w:jc w:val="center"/>
       </w:pPr>
       <w:r>
-        <w:rPr>
-          <w:noProof/>
-        </w:rPr>
-        <w:lastRenderedPageBreak/>
         <w:drawing>
-          <wp:inline distT="0" distB="0" distL="0" distR="0" wp14:anchorId="02D06997" wp14:editId="1D6AE8B7">
-            <wp:extent cx="5760720" cy="3319780"/>
-            <wp:effectExtent l="0" t="0" r="0" b="0"/>
-            <wp:docPr id="10" name="Image 10"/>
+          <wp:inline distT="0" distB="0" distL="0" distR="0" wp14:anchorId="269C699F" wp14:editId="603033AE">
+            <wp:extent cx="5760720" cy="1349375"/>
+            <wp:effectExtent l="19050" t="19050" r="11430" b="22225"/>
+            <wp:docPr id="4" name="Image 4"/>
             <wp:cNvGraphicFramePr>
               <a:graphicFrameLocks xmlns:a="http://schemas.openxmlformats.org/drawingml/2006/main" noChangeAspect="1"/>
             </wp:cNvGraphicFramePr>
@@ -9056,11 +10566,18 @@
                   <pic:spPr>
                     <a:xfrm>
                       <a:off x="0" y="0"/>
-                      <a:ext cx="5760720" cy="3319780"/>
+                      <a:ext cx="5760720" cy="1349375"/>
                     </a:xfrm>
-                    <a:prstGeom prst="rect">
+                    <a:prstGeom prst="roundRect">
                       <a:avLst/>
                     </a:prstGeom>
+                    <a:ln>
+                      <a:solidFill>
+                        <a:schemeClr val="bg1">
+                          <a:lumMod val="85000"/>
+                        </a:schemeClr>
+                      </a:solidFill>
+                    </a:ln>
                   </pic:spPr>
                 </pic:pic>
               </a:graphicData>
@@ -9071,18 +10588,257 @@
     </w:p>
     <w:p>
       <w:pPr>
-        <w:keepNext/>
-        <w:jc w:val="center"/>
-      </w:pPr>
+        <w:pStyle w:val="Lgende"/>
+        <w:rPr>
+          <w:i w:val="0"/>
+        </w:rPr>
+      </w:pPr>
+      <w:bookmarkStart w:id="53" w:name="_Toc232347085"/>
+      <w:r>
+        <w:t xml:space="preserve">Figure </w:t>
+      </w:r>
+      <w:r>
+        <w:fldChar w:fldCharType="begin"/>
+      </w:r>
+      <w:r>
+        <w:instrText xml:space="preserve"> SEQ Figure \* ARABIC </w:instrText>
+      </w:r>
+      <w:r>
+        <w:fldChar w:fldCharType="separate"/>
+      </w:r>
       <w:r>
         <w:rPr>
           <w:noProof/>
         </w:rPr>
+        <w:t>18</w:t>
+      </w:r>
+      <w:r>
+        <w:fldChar w:fldCharType="end"/>
+      </w:r>
+      <w:r>
+        <w:t xml:space="preserve"> : </w:t>
+      </w:r>
+      <w:r>
+        <w:t>Résultat de la simulation d</w:t>
+      </w:r>
+      <w:r>
+        <w:t xml:space="preserve">u </w:t>
+      </w:r>
+      <w:proofErr w:type="spellStart"/>
+      <w:r>
+        <w:t>Decodeur</w:t>
+      </w:r>
+      <w:bookmarkEnd w:id="53"/>
+      <w:proofErr w:type="spellEnd"/>
+    </w:p>
+    <w:p>
+      <w:pPr>
+        <w:spacing w:line="278" w:lineRule="auto"/>
+        <w:jc w:val="left"/>
+      </w:pPr>
+    </w:p>
+    <w:p>
+      <w:pPr>
+        <w:pStyle w:val="Titre1"/>
+      </w:pPr>
+      <w:bookmarkStart w:id="54" w:name="_Toc232347059"/>
+      <w:r>
+        <w:t>Validation du processeur monocycle</w:t>
+      </w:r>
+      <w:bookmarkEnd w:id="54"/>
+    </w:p>
+    <w:p>
+      <w:r>
+        <w:t xml:space="preserve">Cette étape finale concrétise le projet en interconnectant les trois entités principales au sein du module de plus haut </w:t>
+      </w:r>
+      <w:r>
+        <w:t xml:space="preserve">niveau </w:t>
+      </w:r>
+      <w:proofErr w:type="spellStart"/>
+      <w:r>
+        <w:rPr>
+          <w:b/>
+          <w:bCs/>
+          <w:i/>
+          <w:iCs/>
+        </w:rPr>
+        <w:t>proc_mono_cycle.vhd</w:t>
+      </w:r>
+      <w:proofErr w:type="spellEnd"/>
+      <w:r>
+        <w:t xml:space="preserve"> : l’Unité</w:t>
+      </w:r>
+      <w:r>
+        <w:t xml:space="preserve"> de Gestion des Instructions, l’Unité de Traitement (</w:t>
+      </w:r>
+      <w:proofErr w:type="spellStart"/>
+      <w:r>
+        <w:t>DataPath</w:t>
+      </w:r>
+      <w:proofErr w:type="spellEnd"/>
+      <w:r>
+        <w:t>)</w:t>
+      </w:r>
+      <w:r>
+        <w:t>, ainsi que l’Unité de Contrôle (DECODEUR).</w:t>
+      </w:r>
+    </w:p>
+    <w:p>
+      <w:r>
+        <w:t xml:space="preserve">L’objectif de cette intégration est d’assurer la communication entre les différents blocs du processeur afin de permettre l’exécution des instructions </w:t>
+      </w:r>
+      <w:r>
+        <w:t>au sein de cet</w:t>
+      </w:r>
+      <w:r>
+        <w:t xml:space="preserve"> architecture monocycle.</w:t>
+      </w:r>
+    </w:p>
+    <w:p>
+      <w:pPr>
+        <w:pStyle w:val="Titre2"/>
+      </w:pPr>
+      <w:bookmarkStart w:id="55" w:name="_Toc232347060"/>
+      <w:r>
+        <w:t>Explication du banc de test</w:t>
+      </w:r>
+      <w:bookmarkEnd w:id="55"/>
+      <w:r>
+        <w:t> </w:t>
+      </w:r>
+    </w:p>
+    <w:p/>
+    <w:p>
+      <w:r>
+        <w:t xml:space="preserve">Pour valider le comportement dynamique du processeur complet, un banc de test global a été mis en œuvre. Contrairement aux entités précédemment développées, ce </w:t>
+      </w:r>
+      <w:proofErr w:type="spellStart"/>
+      <w:r>
+        <w:t>testbench</w:t>
+      </w:r>
+      <w:proofErr w:type="spellEnd"/>
+      <w:r>
+        <w:t xml:space="preserve"> présente une structure volontairement simple.</w:t>
+      </w:r>
+    </w:p>
+    <w:p>
+      <w:pPr>
+        <w:pStyle w:val="Paragraphedeliste"/>
+        <w:numPr>
+          <w:ilvl w:val="0"/>
+          <w:numId w:val="62"/>
+        </w:numPr>
+      </w:pPr>
+      <w:r>
+        <w:t xml:space="preserve">Génération d'horloge : le processus </w:t>
+      </w:r>
+      <w:r>
+        <w:t>« </w:t>
+      </w:r>
+      <w:proofErr w:type="spellStart"/>
+      <w:r>
+        <w:t>clk_process</w:t>
+      </w:r>
+      <w:proofErr w:type="spellEnd"/>
+      <w:r>
+        <w:t> »</w:t>
+      </w:r>
+      <w:r>
+        <w:t xml:space="preserve"> génère un signal d'horloge périodique stabilisé à 50 MHz (période </w:t>
+      </w:r>
+      <w:r>
+        <w:t>« </w:t>
+      </w:r>
+      <w:r>
+        <w:t>CLK_PERIOD</w:t>
+      </w:r>
+      <w:r>
+        <w:t> »</w:t>
+      </w:r>
+      <w:r>
+        <w:t xml:space="preserve"> = 20 ns). </w:t>
+      </w:r>
+    </w:p>
+    <w:p>
+      <w:pPr>
+        <w:pStyle w:val="Paragraphedeliste"/>
+        <w:numPr>
+          <w:ilvl w:val="0"/>
+          <w:numId w:val="62"/>
+        </w:numPr>
+      </w:pPr>
+      <w:r>
+        <w:t xml:space="preserve">Séquence de réinitialisation : le </w:t>
+      </w:r>
+      <w:proofErr w:type="gramStart"/>
+      <w:r>
+        <w:t>processus</w:t>
+      </w:r>
+      <w:r>
+        <w:t> </w:t>
+      </w:r>
+      <w:r>
+        <w:t xml:space="preserve"> </w:t>
+      </w:r>
+      <w:r>
+        <w:t>«</w:t>
+      </w:r>
+      <w:proofErr w:type="gramEnd"/>
+      <w:r>
+        <w:t> </w:t>
+      </w:r>
+      <w:proofErr w:type="spellStart"/>
+      <w:r>
+        <w:t>stim_proc</w:t>
+      </w:r>
+      <w:proofErr w:type="spellEnd"/>
+      <w:r>
+        <w:t> »</w:t>
+      </w:r>
+      <w:r>
+        <w:t xml:space="preserve"> applique une impulsion de Reset au démarrage afin de forcer le compteur de programme (PC) et le registre d'état (PSR) à des valeurs initiales connues, avant de laisser le processeur s'exécuter en totale autonomie (</w:t>
+      </w:r>
+      <w:proofErr w:type="spellStart"/>
+      <w:r>
+        <w:t>wait</w:t>
+      </w:r>
+      <w:proofErr w:type="spellEnd"/>
+      <w:r>
+        <w:t xml:space="preserve">;). </w:t>
+      </w:r>
+    </w:p>
+    <w:p>
+      <w:r>
+        <w:t xml:space="preserve">L’autonomie de ce banc de test est totale, car le processeur ne dépend d’aucun stimulus externe pendant son fonctionnement. </w:t>
+      </w:r>
+    </w:p>
+    <w:p>
+      <w:pPr>
+        <w:ind w:left="360"/>
+      </w:pPr>
+    </w:p>
+    <w:p>
+      <w:pPr>
+        <w:pStyle w:val="Titre2"/>
+      </w:pPr>
+      <w:bookmarkStart w:id="56" w:name="_Toc232347061"/>
+      <w:r>
+        <w:lastRenderedPageBreak/>
+        <w:t>Programme exécuté par le processeur monocycle</w:t>
+      </w:r>
+      <w:bookmarkEnd w:id="56"/>
+    </w:p>
+    <w:p>
+      <w:pPr>
+        <w:keepNext/>
+        <w:jc w:val="center"/>
+      </w:pPr>
+      <w:r>
         <w:drawing>
-          <wp:inline distT="0" distB="0" distL="0" distR="0" wp14:anchorId="5E922863" wp14:editId="656E86C0">
-            <wp:extent cx="5760720" cy="1753870"/>
-            <wp:effectExtent l="0" t="0" r="0" b="0"/>
-            <wp:docPr id="14" name="Image 14"/>
+          <wp:inline distT="0" distB="0" distL="0" distR="0" wp14:anchorId="0577C3CC" wp14:editId="4EFCA6AB">
+            <wp:extent cx="5760720" cy="1410970"/>
+            <wp:effectExtent l="19050" t="19050" r="11430" b="17780"/>
+            <wp:docPr id="5" name="Image 5"/>
             <wp:cNvGraphicFramePr>
               <a:graphicFrameLocks xmlns:a="http://schemas.openxmlformats.org/drawingml/2006/main" noChangeAspect="1"/>
             </wp:cNvGraphicFramePr>
@@ -9102,7 +10858,343 @@
                   <pic:spPr>
                     <a:xfrm>
                       <a:off x="0" y="0"/>
-                      <a:ext cx="5760720" cy="1753870"/>
+                      <a:ext cx="5760720" cy="1410970"/>
+                    </a:xfrm>
+                    <a:prstGeom prst="roundRect">
+                      <a:avLst/>
+                    </a:prstGeom>
+                    <a:ln>
+                      <a:solidFill>
+                        <a:schemeClr val="bg1">
+                          <a:lumMod val="85000"/>
+                        </a:schemeClr>
+                      </a:solidFill>
+                    </a:ln>
+                  </pic:spPr>
+                </pic:pic>
+              </a:graphicData>
+            </a:graphic>
+          </wp:inline>
+        </w:drawing>
+      </w:r>
+    </w:p>
+    <w:p>
+      <w:pPr>
+        <w:pStyle w:val="Lgende"/>
+      </w:pPr>
+      <w:bookmarkStart w:id="57" w:name="_Toc232347086"/>
+      <w:r>
+        <w:t xml:space="preserve">Figure </w:t>
+      </w:r>
+      <w:r>
+        <w:fldChar w:fldCharType="begin"/>
+      </w:r>
+      <w:r>
+        <w:instrText xml:space="preserve"> SEQ Figure \* ARABIC </w:instrText>
+      </w:r>
+      <w:r>
+        <w:fldChar w:fldCharType="separate"/>
+      </w:r>
+      <w:r>
+        <w:rPr>
+          <w:noProof/>
+        </w:rPr>
+        <w:t>19</w:t>
+      </w:r>
+      <w:r>
+        <w:fldChar w:fldCharType="end"/>
+      </w:r>
+      <w:r>
+        <w:t xml:space="preserve"> : Programme exécuté par le processeur monocycle</w:t>
+      </w:r>
+      <w:bookmarkEnd w:id="57"/>
+    </w:p>
+    <w:p>
+      <w:pPr>
+        <w:jc w:val="center"/>
+      </w:pPr>
+    </w:p>
+    <w:p>
+      <w:r>
+        <w:t xml:space="preserve">Pour que ce programme s'exécute </w:t>
+      </w:r>
+      <w:r>
+        <w:t>de manière assez bien</w:t>
+      </w:r>
+      <w:r>
+        <w:t>, la mémoire de données (</w:t>
+      </w:r>
+      <w:proofErr w:type="spellStart"/>
+      <w:r>
+        <w:t>Data_Memory</w:t>
+      </w:r>
+      <w:proofErr w:type="spellEnd"/>
+      <w:r>
+        <w:t xml:space="preserve">) a été </w:t>
+      </w:r>
+      <w:proofErr w:type="spellStart"/>
+      <w:r>
+        <w:t>pré-remplie</w:t>
+      </w:r>
+      <w:proofErr w:type="spellEnd"/>
+      <w:r>
+        <w:t xml:space="preserve"> avec une suite de valeurs incrémentales à partir de l'adresse 0x1</w:t>
+      </w:r>
+      <w:r>
+        <w:t>0</w:t>
+      </w:r>
+      <w:r>
+        <w:t xml:space="preserve"> jusqu'à l'adresse de fin 0x1</w:t>
+      </w:r>
+      <w:proofErr w:type="gramStart"/>
+      <w:r>
+        <w:t xml:space="preserve">A </w:t>
+      </w:r>
+      <w:r>
+        <w:t xml:space="preserve"> (</w:t>
+      </w:r>
+      <w:proofErr w:type="gramEnd"/>
+      <w:r>
+        <w:t>comme demandée dans le sujet)</w:t>
+      </w:r>
+      <w:r>
+        <w:t>:</w:t>
+      </w:r>
+    </w:p>
+    <w:p>
+      <w:pPr>
+        <w:pStyle w:val="Paragraphedeliste"/>
+        <w:numPr>
+          <w:ilvl w:val="0"/>
+          <w:numId w:val="65"/>
+        </w:numPr>
+      </w:pPr>
+      <w:r>
+        <w:t xml:space="preserve">Données injectées : 0x000000FF à l'adresse </w:t>
+      </w:r>
+      <w:r>
+        <w:t>0x10</w:t>
+      </w:r>
+      <w:r>
+        <w:t>, puis 2, 3, 4, 5, 6, 7, 8, 9, 10 pour les adresses suivantes</w:t>
+      </w:r>
+      <w:r>
+        <w:t xml:space="preserve"> entre les adresses 0x11 à 0x19</w:t>
+      </w:r>
+      <w:r>
+        <w:t>.</w:t>
+      </w:r>
+    </w:p>
+    <w:p>
+      <w:pPr>
+        <w:pStyle w:val="Paragraphedeliste"/>
+        <w:numPr>
+          <w:ilvl w:val="0"/>
+          <w:numId w:val="65"/>
+        </w:numPr>
+      </w:pPr>
+      <w:r>
+        <w:t>Adresse de sauvegarde (0x1A) : Initialisée à 0x0000000B, elle servira de réceptacle pour l'instruction finale STR.</w:t>
+      </w:r>
+    </w:p>
+    <w:p/>
+    <w:p>
+      <w:pPr>
+        <w:pStyle w:val="Titre2"/>
+      </w:pPr>
+      <w:bookmarkStart w:id="58" w:name="_Toc232347062"/>
+      <w:r>
+        <w:t>Analyse de la simulation</w:t>
+      </w:r>
+      <w:bookmarkEnd w:id="58"/>
+      <w:r>
+        <w:t xml:space="preserve"> </w:t>
+      </w:r>
+    </w:p>
+    <w:p>
+      <w:r>
+        <w:t xml:space="preserve">Le chronogramme obtenu sous </w:t>
+      </w:r>
+      <w:proofErr w:type="spellStart"/>
+      <w:r>
+        <w:t>ModelSim</w:t>
+      </w:r>
+      <w:proofErr w:type="spellEnd"/>
+      <w:r>
+        <w:t xml:space="preserve"> illustre le comportement à long terme du processeur sur une fenêtre de 3000 ns. On y observe le régime cyclique induit par l’instruction de branchement conditionnel BLT</w:t>
+      </w:r>
+      <w:r>
+        <w:t>.</w:t>
+      </w:r>
+    </w:p>
+    <w:p>
+      <w:r>
+        <w:t xml:space="preserve">Dans la section « Suivi des Registres de Travail », on identifie clairement l'évolution de nos </w:t>
+      </w:r>
+      <w:proofErr w:type="gramStart"/>
+      <w:r>
+        <w:t>variables:</w:t>
+      </w:r>
+      <w:proofErr w:type="gramEnd"/>
+      <w:r>
+        <w:br/>
+      </w:r>
+    </w:p>
+    <w:p>
+      <w:pPr>
+        <w:pStyle w:val="Paragraphedeliste"/>
+        <w:numPr>
+          <w:ilvl w:val="0"/>
+          <w:numId w:val="67"/>
+        </w:numPr>
+      </w:pPr>
+      <w:r>
+        <w:t>Le registre R1 (Pointeur) commence sa course à 0x00000010 et s'incrémente d'une unité à chaque passage dans la boucle (instruction à l'adresse 0x4).</w:t>
+      </w:r>
+    </w:p>
+    <w:p>
+      <w:pPr>
+        <w:pStyle w:val="Paragraphedeliste"/>
+        <w:numPr>
+          <w:ilvl w:val="0"/>
+          <w:numId w:val="67"/>
+        </w:numPr>
+      </w:pPr>
+      <w:r>
+        <w:t>Le registre R0 charge successivement les valeurs présentes en mémoire (0xFF, puis 2, 3, etc.).</w:t>
+      </w:r>
+    </w:p>
+    <w:p>
+      <w:pPr>
+        <w:pStyle w:val="Paragraphedeliste"/>
+        <w:numPr>
+          <w:ilvl w:val="0"/>
+          <w:numId w:val="67"/>
+        </w:numPr>
+      </w:pPr>
+      <w:r>
+        <w:t>Le registre R2</w:t>
+      </w:r>
+      <w:r>
+        <w:t xml:space="preserve"> (Accumulateur) totalise les valeurs lues. Après le premier cycle, il accueille la valeur 0xFF (255), puis croît successivement au rythme des additions successives.</w:t>
+      </w:r>
+    </w:p>
+    <w:p>
+      <w:r>
+        <w:lastRenderedPageBreak/>
+        <w:t>Concernant l</w:t>
+      </w:r>
+      <w:r>
+        <w:t>e signal Flag N (Négatif)</w:t>
+      </w:r>
+      <w:r>
+        <w:t xml:space="preserve">, </w:t>
+      </w:r>
+      <w:r>
+        <w:t>lors de l'exécution de l'instruction CMP R1, 0x1A (adresse 0x5), tant que le pointeur R1 est inférieur à 0x1A, la soustraction interne R1 - 0x1A donne un résultat négatif. Le drapeau Flag N se lève donc à 1 à la fin de chaque itération.</w:t>
+      </w:r>
+    </w:p>
+    <w:p>
+      <w:r>
+        <w:t xml:space="preserve">Ce maintien du drapeau à 1 force l'Unité de Contrôle à lever le signal </w:t>
+      </w:r>
+      <w:proofErr w:type="spellStart"/>
+      <w:r>
+        <w:t>nPC_SEL</w:t>
+      </w:r>
+      <w:proofErr w:type="spellEnd"/>
+      <w:r>
+        <w:t xml:space="preserve"> au cycle suivant, provoquant le saut du PC vers l'adresse de la boucle 0x2 au lieu de continuer linéairement.</w:t>
+      </w:r>
+    </w:p>
+    <w:p>
+      <w:r>
+        <w:t>Dès que le registre R1 atteint la valeur limite 0x1A (visible aux alentours de 1000 ns sur le chronogramme), le résultat de la comparaison devient nul. Le drapeau Flag N tombe à 0, rompant ainsi la condition du BLT.</w:t>
+      </w:r>
+    </w:p>
+    <w:p>
+      <w:r>
+        <w:t>Le processeur bascule sur l'instruction de fin STR R2, 0(R1) à l'adresse 0x7 :</w:t>
+      </w:r>
+      <w:r>
+        <w:br/>
+        <w:t xml:space="preserve">Le signal </w:t>
+      </w:r>
+      <w:proofErr w:type="spellStart"/>
+      <w:r>
+        <w:t>MemWr</w:t>
+      </w:r>
+      <w:proofErr w:type="spellEnd"/>
+      <w:r>
+        <w:t xml:space="preserve"> passe brièvement à 1, validant l'écriture du résultat final accumulé dans le registre R2 vers la case mémoire 0x1A.</w:t>
+      </w:r>
+    </w:p>
+    <w:p>
+      <w:r>
+        <w:t xml:space="preserve">Simultanément, le signal </w:t>
+      </w:r>
+      <w:proofErr w:type="spellStart"/>
+      <w:r>
+        <w:t>RegAff</w:t>
+      </w:r>
+      <w:proofErr w:type="spellEnd"/>
+      <w:r>
+        <w:t xml:space="preserve"> s'active, capturant la valeur finale calculée pour l'injecter sur le bus interne d'affichage </w:t>
+      </w:r>
+      <w:proofErr w:type="spellStart"/>
+      <w:r>
+        <w:t>s_RegAff_val</w:t>
+      </w:r>
+      <w:proofErr w:type="spellEnd"/>
+      <w:r>
+        <w:t>.</w:t>
+      </w:r>
+    </w:p>
+    <w:p>
+      <w:r>
+        <w:t>En bas du chronogramme, les lignes de l'afficheur HEX (HEX0 à HEX3) traduisent immédiatement cette valeur finale stable en combinatoire pour piloter les afficheurs 7 segments de la carte FPGA.</w:t>
+      </w:r>
+    </w:p>
+    <w:p>
+      <w:r>
+        <w:t>Le programme termine sa course sur l'instruction BAL main (0x8) qui réinitialise proprement le compteur de programme vers le label main, relançant indéfiniment l'algorithme</w:t>
+      </w:r>
+      <w:r>
+        <w:t>.</w:t>
+      </w:r>
+    </w:p>
+    <w:p>
+      <w:pPr>
+        <w:keepNext/>
+        <w:jc w:val="center"/>
+      </w:pPr>
+      <w:r>
+        <w:lastRenderedPageBreak/>
+        <w:drawing>
+          <wp:inline distT="0" distB="0" distL="0" distR="0" wp14:anchorId="39D310C1" wp14:editId="700EB257">
+            <wp:extent cx="8526834" cy="4397823"/>
+            <wp:effectExtent l="7302" t="0" r="0" b="0"/>
+            <wp:docPr id="1" name="Image 1"/>
+            <wp:cNvGraphicFramePr>
+              <a:graphicFrameLocks xmlns:a="http://schemas.openxmlformats.org/drawingml/2006/main" noChangeAspect="1"/>
+            </wp:cNvGraphicFramePr>
+            <a:graphic xmlns:a="http://schemas.openxmlformats.org/drawingml/2006/main">
+              <a:graphicData uri="http://schemas.openxmlformats.org/drawingml/2006/picture">
+                <pic:pic xmlns:pic="http://schemas.openxmlformats.org/drawingml/2006/picture">
+                  <pic:nvPicPr>
+                    <pic:cNvPr id="1" name=""/>
+                    <pic:cNvPicPr/>
+                  </pic:nvPicPr>
+                  <pic:blipFill>
+                    <a:blip r:embed="rId28"/>
+                    <a:stretch>
+                      <a:fillRect/>
+                    </a:stretch>
+                  </pic:blipFill>
+                  <pic:spPr>
+                    <a:xfrm rot="16200000">
+                      <a:off x="0" y="0"/>
+                      <a:ext cx="8629966" cy="4451014"/>
                     </a:xfrm>
                     <a:prstGeom prst="rect">
                       <a:avLst/>
@@ -9117,6 +11209,524 @@
     </w:p>
     <w:p>
       <w:pPr>
+        <w:pStyle w:val="Lgende"/>
+      </w:pPr>
+      <w:bookmarkStart w:id="59" w:name="_Toc232347087"/>
+      <w:r>
+        <w:t xml:space="preserve">Figure </w:t>
+      </w:r>
+      <w:r>
+        <w:fldChar w:fldCharType="begin"/>
+      </w:r>
+      <w:r>
+        <w:instrText xml:space="preserve"> SEQ Figure \* ARABIC </w:instrText>
+      </w:r>
+      <w:r>
+        <w:fldChar w:fldCharType="separate"/>
+      </w:r>
+      <w:r>
+        <w:rPr>
+          <w:noProof/>
+        </w:rPr>
+        <w:t>20</w:t>
+      </w:r>
+      <w:r>
+        <w:fldChar w:fldCharType="end"/>
+      </w:r>
+      <w:r>
+        <w:t xml:space="preserve"> : Résultat de la simulation du monocycle</w:t>
+      </w:r>
+      <w:bookmarkEnd w:id="59"/>
+    </w:p>
+    <w:p/>
+    <w:p/>
+    <w:p/>
+    <w:p>
+      <w:pPr>
+        <w:spacing w:line="278" w:lineRule="auto"/>
+        <w:jc w:val="left"/>
+      </w:pPr>
+      <w:r>
+        <w:br w:type="page"/>
+      </w:r>
+    </w:p>
+    <w:p>
+      <w:pPr>
+        <w:spacing w:line="278" w:lineRule="auto"/>
+        <w:jc w:val="left"/>
+      </w:pPr>
+      <w:r>
+        <w:lastRenderedPageBreak/>
+        <w:br w:type="page"/>
+      </w:r>
+    </w:p>
+    <w:p/>
+    <w:p>
+      <w:pPr>
+        <w:pStyle w:val="Titre1"/>
+      </w:pPr>
+      <w:bookmarkStart w:id="60" w:name="_Toc232347063"/>
+      <w:r>
+        <w:t>Quartus prime</w:t>
+      </w:r>
+      <w:bookmarkEnd w:id="60"/>
+    </w:p>
+    <w:p>
+      <w:r>
+        <w:t xml:space="preserve">Pour la partie réalisée avec Quartus Prime, j’ai choisi de nommer le projet </w:t>
+      </w:r>
+      <w:proofErr w:type="spellStart"/>
+      <w:r>
+        <w:rPr>
+          <w:i/>
+          <w:iCs/>
+        </w:rPr>
+        <w:t>mono_</w:t>
+      </w:r>
+      <w:r>
+        <w:rPr>
+          <w:i/>
+          <w:iCs/>
+        </w:rPr>
+        <w:t>multi_</w:t>
+      </w:r>
+      <w:r>
+        <w:rPr>
+          <w:i/>
+          <w:iCs/>
+        </w:rPr>
+        <w:t>cycle</w:t>
+      </w:r>
+      <w:proofErr w:type="spellEnd"/>
+      <w:r>
+        <w:t>.</w:t>
+      </w:r>
+    </w:p>
+    <w:p>
+      <w:r>
+        <w:t>Dans cette partie du projet, je me suis appuyé sur la documentation ainsi que sur la CAO électronique de la carte DE10-Lite afin d’identifier le raccordement des broches (pins).</w:t>
+      </w:r>
+    </w:p>
+    <w:p>
+      <w:r>
+        <w:t>L’une des problématiques rencontrées lors de ce projet avec Quartus Prime concernait le temps de compilation, qui variait entre 1 min 30 et 6 min. J’ai perdu beaucoup de temps sur cette partie en déboguant différentes erreurs. J’ai rapidement décidé de revenir à la simulation afin de vérifier correctement que les données affichées étaient bien les bonnes.</w:t>
+      </w:r>
+    </w:p>
+    <w:p>
+      <w:r>
+        <w:t>Je me suis rendu compte tardivement que j’avais en réalité mal configuré l’assignation des pins d’un des afficheurs.</w:t>
+      </w:r>
+    </w:p>
+    <w:p>
+      <w:pPr>
+        <w:keepNext/>
+        <w:jc w:val="center"/>
+      </w:pPr>
+      <w:r>
+        <w:drawing>
+          <wp:inline distT="0" distB="0" distL="0" distR="0" wp14:anchorId="6115E58D" wp14:editId="76FADE09">
+            <wp:extent cx="5760720" cy="2943860"/>
+            <wp:effectExtent l="19050" t="19050" r="11430" b="27940"/>
+            <wp:docPr id="9" name="Image 9"/>
+            <wp:cNvGraphicFramePr>
+              <a:graphicFrameLocks xmlns:a="http://schemas.openxmlformats.org/drawingml/2006/main" noChangeAspect="1"/>
+            </wp:cNvGraphicFramePr>
+            <a:graphic xmlns:a="http://schemas.openxmlformats.org/drawingml/2006/main">
+              <a:graphicData uri="http://schemas.openxmlformats.org/drawingml/2006/picture">
+                <pic:pic xmlns:pic="http://schemas.openxmlformats.org/drawingml/2006/picture">
+                  <pic:nvPicPr>
+                    <pic:cNvPr id="1" name=""/>
+                    <pic:cNvPicPr/>
+                  </pic:nvPicPr>
+                  <pic:blipFill>
+                    <a:blip r:embed="rId29"/>
+                    <a:stretch>
+                      <a:fillRect/>
+                    </a:stretch>
+                  </pic:blipFill>
+                  <pic:spPr>
+                    <a:xfrm>
+                      <a:off x="0" y="0"/>
+                      <a:ext cx="5760720" cy="2943860"/>
+                    </a:xfrm>
+                    <a:prstGeom prst="roundRect">
+                      <a:avLst/>
+                    </a:prstGeom>
+                    <a:ln>
+                      <a:solidFill>
+                        <a:schemeClr val="bg1">
+                          <a:lumMod val="85000"/>
+                        </a:schemeClr>
+                      </a:solidFill>
+                    </a:ln>
+                  </pic:spPr>
+                </pic:pic>
+              </a:graphicData>
+            </a:graphic>
+          </wp:inline>
+        </w:drawing>
+      </w:r>
+    </w:p>
+    <w:p>
+      <w:pPr>
+        <w:pStyle w:val="Lgende"/>
+      </w:pPr>
+      <w:bookmarkStart w:id="61" w:name="_Toc232347088"/>
+      <w:r>
+        <w:t xml:space="preserve">Figure </w:t>
+      </w:r>
+      <w:r>
+        <w:fldChar w:fldCharType="begin"/>
+      </w:r>
+      <w:r>
+        <w:instrText xml:space="preserve"> SEQ Figure \* ARABIC </w:instrText>
+      </w:r>
+      <w:r>
+        <w:fldChar w:fldCharType="separate"/>
+      </w:r>
+      <w:r>
+        <w:rPr>
+          <w:noProof/>
+        </w:rPr>
+        <w:t>21</w:t>
+      </w:r>
+      <w:r>
+        <w:fldChar w:fldCharType="end"/>
+      </w:r>
+      <w:r>
+        <w:t xml:space="preserve"> : Pin planner du monocycle</w:t>
+      </w:r>
+      <w:bookmarkEnd w:id="61"/>
+    </w:p>
+    <w:p/>
+    <w:p>
+      <w:pPr>
+        <w:spacing w:line="278" w:lineRule="auto"/>
+        <w:jc w:val="left"/>
+        <w:rPr>
+          <w:rFonts w:asciiTheme="majorHAnsi" w:eastAsiaTheme="majorEastAsia" w:hAnsiTheme="majorHAnsi" w:cstheme="majorBidi"/>
+          <w:i/>
+          <w:szCs w:val="32"/>
+          <w:u w:val="single"/>
+        </w:rPr>
+      </w:pPr>
+      <w:r>
+        <w:br w:type="page"/>
+      </w:r>
+    </w:p>
+    <w:p>
+      <w:pPr>
+        <w:pStyle w:val="Titre2"/>
+      </w:pPr>
+      <w:bookmarkStart w:id="62" w:name="_Toc232347064"/>
+      <w:r>
+        <w:lastRenderedPageBreak/>
+        <w:t>Preuve de fonctionnement sur FPGA</w:t>
+      </w:r>
+      <w:bookmarkEnd w:id="62"/>
+      <w:r>
+        <w:t xml:space="preserve"> </w:t>
+      </w:r>
+    </w:p>
+    <w:p>
+      <w:r>
+        <w:t xml:space="preserve">Vous verrez dans les figures ci-dessous, les différentes preuves que le code fonctionne plutôt bien. </w:t>
+      </w:r>
+    </w:p>
+    <w:p>
+      <w:pPr>
+        <w:keepNext/>
+        <w:jc w:val="center"/>
+      </w:pPr>
+      <w:r>
+        <w:drawing>
+          <wp:inline distT="0" distB="0" distL="0" distR="0" wp14:anchorId="2F6F66E5" wp14:editId="2F245FFF">
+            <wp:extent cx="5760720" cy="2329180"/>
+            <wp:effectExtent l="19050" t="19050" r="11430" b="13970"/>
+            <wp:docPr id="13" name="Image 13"/>
+            <wp:cNvGraphicFramePr>
+              <a:graphicFrameLocks xmlns:a="http://schemas.openxmlformats.org/drawingml/2006/main" noChangeAspect="1"/>
+            </wp:cNvGraphicFramePr>
+            <a:graphic xmlns:a="http://schemas.openxmlformats.org/drawingml/2006/main">
+              <a:graphicData uri="http://schemas.openxmlformats.org/drawingml/2006/picture">
+                <pic:pic xmlns:pic="http://schemas.openxmlformats.org/drawingml/2006/picture">
+                  <pic:nvPicPr>
+                    <pic:cNvPr id="1" name=""/>
+                    <pic:cNvPicPr/>
+                  </pic:nvPicPr>
+                  <pic:blipFill>
+                    <a:blip r:embed="rId30"/>
+                    <a:stretch>
+                      <a:fillRect/>
+                    </a:stretch>
+                  </pic:blipFill>
+                  <pic:spPr>
+                    <a:xfrm>
+                      <a:off x="0" y="0"/>
+                      <a:ext cx="5760720" cy="2329180"/>
+                    </a:xfrm>
+                    <a:prstGeom prst="roundRect">
+                      <a:avLst/>
+                    </a:prstGeom>
+                    <a:ln>
+                      <a:solidFill>
+                        <a:schemeClr val="bg1">
+                          <a:lumMod val="85000"/>
+                        </a:schemeClr>
+                      </a:solidFill>
+                    </a:ln>
+                  </pic:spPr>
+                </pic:pic>
+              </a:graphicData>
+            </a:graphic>
+          </wp:inline>
+        </w:drawing>
+      </w:r>
+    </w:p>
+    <w:p>
+      <w:pPr>
+        <w:pStyle w:val="Lgende"/>
+      </w:pPr>
+      <w:bookmarkStart w:id="63" w:name="_Toc232347089"/>
+      <w:r>
+        <w:t xml:space="preserve">Figure </w:t>
+      </w:r>
+      <w:r>
+        <w:fldChar w:fldCharType="begin"/>
+      </w:r>
+      <w:r>
+        <w:instrText xml:space="preserve"> SEQ Figure \* ARABIC </w:instrText>
+      </w:r>
+      <w:r>
+        <w:fldChar w:fldCharType="separate"/>
+      </w:r>
+      <w:r>
+        <w:rPr>
+          <w:noProof/>
+        </w:rPr>
+        <w:t>22</w:t>
+      </w:r>
+      <w:r>
+        <w:fldChar w:fldCharType="end"/>
+      </w:r>
+      <w:r>
+        <w:t xml:space="preserve"> : Preuve de fonctionnement numéro 1</w:t>
+      </w:r>
+      <w:bookmarkEnd w:id="63"/>
+    </w:p>
+    <w:p>
+      <w:r>
+        <w:t>Pour la figure suivante, je me suis appuyé sur les résultats obtenus par Monsieur Dorian CAILLOU afin de comparer et de vérifier si j’avais obtenu les bons résultats. C’est bien le cas : pour les mêmes valeurs entrées en mémoire que celles utilisées dans son travail, j’obtiens les mêmes résultats.</w:t>
+      </w:r>
+    </w:p>
+    <w:p>
+      <w:pPr>
+        <w:keepNext/>
+        <w:jc w:val="center"/>
+      </w:pPr>
+      <w:r>
+        <w:drawing>
+          <wp:inline distT="0" distB="0" distL="0" distR="0" wp14:anchorId="5CF702E6" wp14:editId="578F927A">
+            <wp:extent cx="5760720" cy="2315210"/>
+            <wp:effectExtent l="19050" t="19050" r="11430" b="27940"/>
+            <wp:docPr id="19" name="Image 19"/>
+            <wp:cNvGraphicFramePr>
+              <a:graphicFrameLocks xmlns:a="http://schemas.openxmlformats.org/drawingml/2006/main" noChangeAspect="1"/>
+            </wp:cNvGraphicFramePr>
+            <a:graphic xmlns:a="http://schemas.openxmlformats.org/drawingml/2006/main">
+              <a:graphicData uri="http://schemas.openxmlformats.org/drawingml/2006/picture">
+                <pic:pic xmlns:pic="http://schemas.openxmlformats.org/drawingml/2006/picture">
+                  <pic:nvPicPr>
+                    <pic:cNvPr id="1" name=""/>
+                    <pic:cNvPicPr/>
+                  </pic:nvPicPr>
+                  <pic:blipFill>
+                    <a:blip r:embed="rId31"/>
+                    <a:stretch>
+                      <a:fillRect/>
+                    </a:stretch>
+                  </pic:blipFill>
+                  <pic:spPr>
+                    <a:xfrm>
+                      <a:off x="0" y="0"/>
+                      <a:ext cx="5760720" cy="2315210"/>
+                    </a:xfrm>
+                    <a:prstGeom prst="roundRect">
+                      <a:avLst/>
+                    </a:prstGeom>
+                    <a:ln>
+                      <a:solidFill>
+                        <a:schemeClr val="bg1">
+                          <a:lumMod val="85000"/>
+                        </a:schemeClr>
+                      </a:solidFill>
+                    </a:ln>
+                  </pic:spPr>
+                </pic:pic>
+              </a:graphicData>
+            </a:graphic>
+          </wp:inline>
+        </w:drawing>
+      </w:r>
+    </w:p>
+    <w:p>
+      <w:pPr>
+        <w:pStyle w:val="Lgende"/>
+      </w:pPr>
+      <w:bookmarkStart w:id="64" w:name="_Toc232347090"/>
+      <w:r>
+        <w:t xml:space="preserve">Figure </w:t>
+      </w:r>
+      <w:r>
+        <w:fldChar w:fldCharType="begin"/>
+      </w:r>
+      <w:r>
+        <w:instrText xml:space="preserve"> SEQ Figure \* ARABIC </w:instrText>
+      </w:r>
+      <w:r>
+        <w:fldChar w:fldCharType="separate"/>
+      </w:r>
+      <w:r>
+        <w:rPr>
+          <w:noProof/>
+        </w:rPr>
+        <w:t>23</w:t>
+      </w:r>
+      <w:r>
+        <w:fldChar w:fldCharType="end"/>
+      </w:r>
+      <w:r>
+        <w:t xml:space="preserve"> : </w:t>
+      </w:r>
+      <w:r>
+        <w:t xml:space="preserve">Preuve de fonctionnement numéro </w:t>
+      </w:r>
+      <w:r>
+        <w:t>2</w:t>
+      </w:r>
+      <w:bookmarkEnd w:id="64"/>
+    </w:p>
+    <w:p/>
+    <w:p>
+      <w:pPr>
+        <w:keepNext/>
+        <w:jc w:val="center"/>
+      </w:pPr>
+      <w:r>
+        <w:lastRenderedPageBreak/>
+        <w:drawing>
+          <wp:inline distT="0" distB="0" distL="0" distR="0" wp14:anchorId="3CCF97B8" wp14:editId="0FDFCC4A">
+            <wp:extent cx="5760720" cy="2448560"/>
+            <wp:effectExtent l="19050" t="19050" r="11430" b="27940"/>
+            <wp:docPr id="28" name="Image 28"/>
+            <wp:cNvGraphicFramePr>
+              <a:graphicFrameLocks xmlns:a="http://schemas.openxmlformats.org/drawingml/2006/main" noChangeAspect="1"/>
+            </wp:cNvGraphicFramePr>
+            <a:graphic xmlns:a="http://schemas.openxmlformats.org/drawingml/2006/main">
+              <a:graphicData uri="http://schemas.openxmlformats.org/drawingml/2006/picture">
+                <pic:pic xmlns:pic="http://schemas.openxmlformats.org/drawingml/2006/picture">
+                  <pic:nvPicPr>
+                    <pic:cNvPr id="1" name=""/>
+                    <pic:cNvPicPr/>
+                  </pic:nvPicPr>
+                  <pic:blipFill>
+                    <a:blip r:embed="rId32"/>
+                    <a:stretch>
+                      <a:fillRect/>
+                    </a:stretch>
+                  </pic:blipFill>
+                  <pic:spPr>
+                    <a:xfrm>
+                      <a:off x="0" y="0"/>
+                      <a:ext cx="5760720" cy="2448560"/>
+                    </a:xfrm>
+                    <a:prstGeom prst="roundRect">
+                      <a:avLst/>
+                    </a:prstGeom>
+                    <a:ln>
+                      <a:solidFill>
+                        <a:schemeClr val="bg1">
+                          <a:lumMod val="85000"/>
+                        </a:schemeClr>
+                      </a:solidFill>
+                    </a:ln>
+                  </pic:spPr>
+                </pic:pic>
+              </a:graphicData>
+            </a:graphic>
+          </wp:inline>
+        </w:drawing>
+      </w:r>
+    </w:p>
+    <w:p>
+      <w:pPr>
+        <w:pStyle w:val="Lgende"/>
+      </w:pPr>
+      <w:bookmarkStart w:id="65" w:name="_Toc232347091"/>
+      <w:r>
+        <w:t xml:space="preserve">Figure </w:t>
+      </w:r>
+      <w:r>
+        <w:fldChar w:fldCharType="begin"/>
+      </w:r>
+      <w:r>
+        <w:instrText xml:space="preserve"> SEQ Figure \* ARABIC </w:instrText>
+      </w:r>
+      <w:r>
+        <w:fldChar w:fldCharType="separate"/>
+      </w:r>
+      <w:r>
+        <w:rPr>
+          <w:noProof/>
+        </w:rPr>
+        <w:t>24</w:t>
+      </w:r>
+      <w:r>
+        <w:fldChar w:fldCharType="end"/>
+      </w:r>
+      <w:r>
+        <w:t xml:space="preserve"> : Preuve de fonctionnement numéro 3</w:t>
+      </w:r>
+      <w:bookmarkEnd w:id="65"/>
+    </w:p>
+    <w:p>
+      <w:pPr>
+        <w:keepNext/>
+        <w:jc w:val="center"/>
+      </w:pPr>
+    </w:p>
+    <w:p>
+      <w:pPr>
+        <w:spacing w:line="278" w:lineRule="auto"/>
+        <w:jc w:val="left"/>
+        <w:rPr>
+          <w:rStyle w:val="Lienhypertexte"/>
+        </w:rPr>
+      </w:pPr>
+    </w:p>
+    <w:p>
+      <w:pPr>
+        <w:spacing w:line="278" w:lineRule="auto"/>
+        <w:jc w:val="left"/>
+        <w:rPr>
+          <w:rFonts w:asciiTheme="majorHAnsi" w:eastAsia="Times New Roman" w:hAnsiTheme="majorHAnsi" w:cstheme="majorBidi"/>
+          <w:b/>
+          <w:color w:val="000000" w:themeColor="text1"/>
+          <w:sz w:val="28"/>
+          <w:szCs w:val="40"/>
+          <w:u w:val="single"/>
+        </w:rPr>
+      </w:pPr>
+      <w:bookmarkStart w:id="66" w:name="_Toc232347066"/>
+      <w:r>
+        <w:rPr>
+          <w:rFonts w:eastAsia="Times New Roman"/>
+        </w:rPr>
+        <w:br w:type="page"/>
+      </w:r>
+    </w:p>
+    <w:p>
+      <w:pPr>
         <w:pStyle w:val="Titre1"/>
         <w:numPr>
           <w:ilvl w:val="0"/>
@@ -9126,105 +11736,6 @@
           <w:rFonts w:eastAsia="Times New Roman"/>
         </w:rPr>
       </w:pPr>
-      <w:bookmarkStart w:id="43" w:name="_Toc232252420"/>
-      <w:r>
-        <w:rPr>
-          <w:rFonts w:eastAsia="Times New Roman"/>
-        </w:rPr>
-        <w:t>Sources</w:t>
-      </w:r>
-      <w:bookmarkEnd w:id="43"/>
-    </w:p>
-    <w:p>
-      <w:r>
-        <w:t>Lors de ce projet différentes sources ont été utiliser pour ce mini-projet, voici les liens de ceux-ci.</w:t>
-      </w:r>
-    </w:p>
-    <w:p>
-      <w:hyperlink r:id="rId28" w:history="1">
-        <w:r>
-          <w:rPr>
-            <w:rStyle w:val="Lienhypertexte"/>
-          </w:rPr>
-          <w:t>https://irfu.cea.fr/en/Phocea/file.php?class=cours&amp;file=/herve.le-provost/langageVHDL.pdf</w:t>
-        </w:r>
-      </w:hyperlink>
-    </w:p>
-    <w:p>
-      <w:hyperlink r:id="rId29" w:anchor=":~:text=A%20test%20bench%20is%20a,ports%20of%20the%20UUT%20entity" w:history="1">
-        <w:r>
-          <w:rPr>
-            <w:rStyle w:val="Lienhypertexte"/>
-          </w:rPr>
-          <w:t>https://rti.etf.bg.ac.rs/rti/ri5rvl/tutorial/Html/Tuttbch/Tuttbch.htm#:~:text=A%20test%20bench%20is%20a,ports%20of%20the%20UUT%20entity</w:t>
-        </w:r>
-      </w:hyperlink>
-      <w:r>
-        <w:t>.</w:t>
-      </w:r>
-    </w:p>
-    <w:p>
-      <w:hyperlink r:id="rId30" w:history="1">
-        <w:r>
-          <w:rPr>
-            <w:rStyle w:val="Lienhypertexte"/>
-          </w:rPr>
-          <w:t>https://www.eng.auburn.edu/~nelson/courses/elec4200/Slides/VHDL%206%20Testbench.pdf</w:t>
-        </w:r>
-      </w:hyperlink>
-    </w:p>
-    <w:p>
-      <w:hyperlink r:id="rId31" w:history="1">
-        <w:r>
-          <w:rPr>
-            <w:rStyle w:val="Lienhypertexte"/>
-          </w:rPr>
-          <w:t>https://hal.science/hal-04301440v1/document</w:t>
-        </w:r>
-      </w:hyperlink>
-    </w:p>
-    <w:p>
-      <w:pPr>
-        <w:rPr>
-          <w:rStyle w:val="Lienhypertexte"/>
-        </w:rPr>
-      </w:pPr>
-      <w:hyperlink r:id="rId32" w:history="1">
-        <w:r>
-          <w:rPr>
-            <w:rStyle w:val="Lienhypertexte"/>
-          </w:rPr>
-          <w:t>https://stackoverflow.com/questions/29267616/vhdl-if-statements-and-process-names</w:t>
-        </w:r>
-      </w:hyperlink>
-    </w:p>
-    <w:p>
-      <w:pPr>
-        <w:spacing w:line="278" w:lineRule="auto"/>
-        <w:jc w:val="left"/>
-        <w:rPr>
-          <w:rStyle w:val="Lienhypertexte"/>
-        </w:rPr>
-      </w:pPr>
-      <w:r>
-        <w:rPr>
-          <w:rStyle w:val="Lienhypertexte"/>
-        </w:rPr>
-        <w:br w:type="page"/>
-      </w:r>
-    </w:p>
-    <w:p>
-      <w:pPr>
-        <w:pStyle w:val="Titre1"/>
-        <w:numPr>
-          <w:ilvl w:val="0"/>
-          <w:numId w:val="0"/>
-        </w:numPr>
-        <w:rPr>
-          <w:rFonts w:eastAsia="Times New Roman"/>
-        </w:rPr>
-      </w:pPr>
-      <w:bookmarkStart w:id="44" w:name="_Toc232252421"/>
       <w:r>
         <w:rPr>
           <w:rFonts w:eastAsia="Times New Roman"/>
@@ -9232,7 +11743,7 @@
         <w:lastRenderedPageBreak/>
         <w:t>Annexe</w:t>
       </w:r>
-      <w:bookmarkEnd w:id="44"/>
+      <w:bookmarkEnd w:id="66"/>
     </w:p>
     <w:p>
       <w:r>
@@ -9318,7 +11829,7 @@
           <w:rFonts w:eastAsiaTheme="minorHAnsi"/>
         </w:rPr>
       </w:pPr>
-      <w:bookmarkStart w:id="45" w:name="_Toc232252422"/>
+      <w:bookmarkStart w:id="67" w:name="_Toc232347067"/>
       <w:r>
         <w:rPr>
           <w:rFonts w:eastAsia="Times New Roman"/>
@@ -9326,7 +11837,7 @@
         <w:lastRenderedPageBreak/>
         <w:t>Tables des figures</w:t>
       </w:r>
-      <w:bookmarkEnd w:id="45"/>
+      <w:bookmarkEnd w:id="67"/>
     </w:p>
     <w:p>
       <w:pPr>
@@ -9367,7 +11878,7 @@
         </w:rPr>
         <w:fldChar w:fldCharType="separate"/>
       </w:r>
-      <w:hyperlink w:anchor="_Toc232252037" w:history="1">
+      <w:hyperlink w:anchor="_Toc232347068" w:history="1">
         <w:r>
           <w:rPr>
             <w:rStyle w:val="Lienhypertexte"/>
@@ -9394,7 +11905,7 @@
             <w:noProof/>
             <w:webHidden/>
           </w:rPr>
-          <w:instrText xml:space="preserve"> PAGEREF _Toc232252037 \h </w:instrText>
+          <w:instrText xml:space="preserve"> PAGEREF _Toc232347068 \h </w:instrText>
         </w:r>
         <w:r>
           <w:rPr>
@@ -9414,7 +11925,7 @@
             <w:noProof/>
             <w:webHidden/>
           </w:rPr>
-          <w:t>6</w:t>
+          <w:t>7</w:t>
         </w:r>
         <w:r>
           <w:rPr>
@@ -9437,7 +11948,7 @@
           <w:sz w:val="24"/>
         </w:rPr>
       </w:pPr>
-      <w:hyperlink w:anchor="_Toc232252038" w:history="1">
+      <w:hyperlink w:anchor="_Toc232347069" w:history="1">
         <w:r>
           <w:rPr>
             <w:rStyle w:val="Lienhypertexte"/>
@@ -9464,7 +11975,7 @@
             <w:noProof/>
             <w:webHidden/>
           </w:rPr>
-          <w:instrText xml:space="preserve"> PAGEREF _Toc232252038 \h </w:instrText>
+          <w:instrText xml:space="preserve"> PAGEREF _Toc232347069 \h </w:instrText>
         </w:r>
         <w:r>
           <w:rPr>
@@ -9484,7 +11995,7 @@
             <w:noProof/>
             <w:webHidden/>
           </w:rPr>
-          <w:t>8</w:t>
+          <w:t>9</w:t>
         </w:r>
         <w:r>
           <w:rPr>
@@ -9507,7 +12018,7 @@
           <w:sz w:val="24"/>
         </w:rPr>
       </w:pPr>
-      <w:hyperlink w:anchor="_Toc232252039" w:history="1">
+      <w:hyperlink w:anchor="_Toc232347070" w:history="1">
         <w:r>
           <w:rPr>
             <w:rStyle w:val="Lienhypertexte"/>
@@ -9534,7 +12045,7 @@
             <w:noProof/>
             <w:webHidden/>
           </w:rPr>
-          <w:instrText xml:space="preserve"> PAGEREF _Toc232252039 \h </w:instrText>
+          <w:instrText xml:space="preserve"> PAGEREF _Toc232347070 \h </w:instrText>
         </w:r>
         <w:r>
           <w:rPr>
@@ -9554,7 +12065,7 @@
             <w:noProof/>
             <w:webHidden/>
           </w:rPr>
-          <w:t>10</w:t>
+          <w:t>11</w:t>
         </w:r>
         <w:r>
           <w:rPr>
@@ -9577,7 +12088,7 @@
           <w:sz w:val="24"/>
         </w:rPr>
       </w:pPr>
-      <w:hyperlink w:anchor="_Toc232252040" w:history="1">
+      <w:hyperlink w:anchor="_Toc232347071" w:history="1">
         <w:r>
           <w:rPr>
             <w:rStyle w:val="Lienhypertexte"/>
@@ -9604,7 +12115,7 @@
             <w:noProof/>
             <w:webHidden/>
           </w:rPr>
-          <w:instrText xml:space="preserve"> PAGEREF _Toc232252040 \h </w:instrText>
+          <w:instrText xml:space="preserve"> PAGEREF _Toc232347071 \h </w:instrText>
         </w:r>
         <w:r>
           <w:rPr>
@@ -9624,7 +12135,7 @@
             <w:noProof/>
             <w:webHidden/>
           </w:rPr>
-          <w:t>10</w:t>
+          <w:t>11</w:t>
         </w:r>
         <w:r>
           <w:rPr>
@@ -9647,7 +12158,7 @@
           <w:sz w:val="24"/>
         </w:rPr>
       </w:pPr>
-      <w:hyperlink w:anchor="_Toc232252041" w:history="1">
+      <w:hyperlink w:anchor="_Toc232347072" w:history="1">
         <w:r>
           <w:rPr>
             <w:rStyle w:val="Lienhypertexte"/>
@@ -9674,77 +12185,7 @@
             <w:noProof/>
             <w:webHidden/>
           </w:rPr>
-          <w:instrText xml:space="preserve"> PAGEREF _Toc232252041 \h </w:instrText>
-        </w:r>
-        <w:r>
-          <w:rPr>
-            <w:noProof/>
-            <w:webHidden/>
-          </w:rPr>
-        </w:r>
-        <w:r>
-          <w:rPr>
-            <w:noProof/>
-            <w:webHidden/>
-          </w:rPr>
-          <w:fldChar w:fldCharType="separate"/>
-        </w:r>
-        <w:r>
-          <w:rPr>
-            <w:noProof/>
-            <w:webHidden/>
-          </w:rPr>
-          <w:t>12</w:t>
-        </w:r>
-        <w:r>
-          <w:rPr>
-            <w:noProof/>
-            <w:webHidden/>
-          </w:rPr>
-          <w:fldChar w:fldCharType="end"/>
-        </w:r>
-      </w:hyperlink>
-    </w:p>
-    <w:p>
-      <w:pPr>
-        <w:pStyle w:val="Tabledesillustrations"/>
-        <w:tabs>
-          <w:tab w:val="right" w:leader="dot" w:pos="9062"/>
-        </w:tabs>
-        <w:rPr>
-          <w:rFonts w:asciiTheme="minorHAnsi" w:eastAsiaTheme="minorEastAsia" w:hAnsiTheme="minorHAnsi"/>
-          <w:noProof/>
-          <w:sz w:val="24"/>
-        </w:rPr>
-      </w:pPr>
-      <w:hyperlink w:anchor="_Toc232252042" w:history="1">
-        <w:r>
-          <w:rPr>
-            <w:rStyle w:val="Lienhypertexte"/>
-            <w:noProof/>
-          </w:rPr>
-          <w:t>Figure 6 : Représentation graphique du Multiplexeur 2 vers 1</w:t>
-        </w:r>
-        <w:r>
-          <w:rPr>
-            <w:noProof/>
-            <w:webHidden/>
-          </w:rPr>
-          <w:tab/>
-        </w:r>
-        <w:r>
-          <w:rPr>
-            <w:noProof/>
-            <w:webHidden/>
-          </w:rPr>
-          <w:fldChar w:fldCharType="begin"/>
-        </w:r>
-        <w:r>
-          <w:rPr>
-            <w:noProof/>
-            <w:webHidden/>
-          </w:rPr>
-          <w:instrText xml:space="preserve"> PAGEREF _Toc232252042 \h </w:instrText>
+          <w:instrText xml:space="preserve"> PAGEREF _Toc232347072 \h </w:instrText>
         </w:r>
         <w:r>
           <w:rPr>
@@ -9787,13 +12228,13 @@
           <w:sz w:val="24"/>
         </w:rPr>
       </w:pPr>
-      <w:hyperlink w:anchor="_Toc232252043" w:history="1">
+      <w:hyperlink w:anchor="_Toc232347073" w:history="1">
         <w:r>
           <w:rPr>
             <w:rStyle w:val="Lienhypertexte"/>
             <w:noProof/>
           </w:rPr>
-          <w:t>Figure 7 : Simulation du Multiplexeur 2 vers 1</w:t>
+          <w:t>Figure 6 : Représentation graphique du Multiplexeur 2 vers 1</w:t>
         </w:r>
         <w:r>
           <w:rPr>
@@ -9814,7 +12255,7 @@
             <w:noProof/>
             <w:webHidden/>
           </w:rPr>
-          <w:instrText xml:space="preserve"> PAGEREF _Toc232252043 \h </w:instrText>
+          <w:instrText xml:space="preserve"> PAGEREF _Toc232347073 \h </w:instrText>
         </w:r>
         <w:r>
           <w:rPr>
@@ -9857,13 +12298,13 @@
           <w:sz w:val="24"/>
         </w:rPr>
       </w:pPr>
-      <w:hyperlink w:anchor="_Toc232252044" w:history="1">
+      <w:hyperlink w:anchor="_Toc232347074" w:history="1">
         <w:r>
           <w:rPr>
             <w:rStyle w:val="Lienhypertexte"/>
             <w:noProof/>
           </w:rPr>
-          <w:t>Figure 8 : Représentation graphique de l'Extension de signe</w:t>
+          <w:t>Figure 7 : Simulation du Multiplexeur 2 vers 1</w:t>
         </w:r>
         <w:r>
           <w:rPr>
@@ -9884,7 +12325,7 @@
             <w:noProof/>
             <w:webHidden/>
           </w:rPr>
-          <w:instrText xml:space="preserve"> PAGEREF _Toc232252044 \h </w:instrText>
+          <w:instrText xml:space="preserve"> PAGEREF _Toc232347074 \h </w:instrText>
         </w:r>
         <w:r>
           <w:rPr>
@@ -9927,13 +12368,13 @@
           <w:sz w:val="24"/>
         </w:rPr>
       </w:pPr>
-      <w:hyperlink w:anchor="_Toc232252045" w:history="1">
+      <w:hyperlink w:anchor="_Toc232347075" w:history="1">
         <w:r>
           <w:rPr>
             <w:rStyle w:val="Lienhypertexte"/>
             <w:noProof/>
           </w:rPr>
-          <w:t>Figure 9 : Simulation de l'Extension du signe</w:t>
+          <w:t>Figure 8 : Représentation graphique de l'Extension de signe</w:t>
         </w:r>
         <w:r>
           <w:rPr>
@@ -9954,7 +12395,7 @@
             <w:noProof/>
             <w:webHidden/>
           </w:rPr>
-          <w:instrText xml:space="preserve"> PAGEREF _Toc232252045 \h </w:instrText>
+          <w:instrText xml:space="preserve"> PAGEREF _Toc232347075 \h </w:instrText>
         </w:r>
         <w:r>
           <w:rPr>
@@ -9997,13 +12438,13 @@
           <w:sz w:val="24"/>
         </w:rPr>
       </w:pPr>
-      <w:hyperlink w:anchor="_Toc232252046" w:history="1">
+      <w:hyperlink w:anchor="_Toc232347076" w:history="1">
         <w:r>
           <w:rPr>
             <w:rStyle w:val="Lienhypertexte"/>
             <w:noProof/>
           </w:rPr>
-          <w:t>Figure 10 : Représentation graphique de la Memory data</w:t>
+          <w:t>Figure 9 : Simulation de l'Extension du signe</w:t>
         </w:r>
         <w:r>
           <w:rPr>
@@ -10024,7 +12465,7 @@
             <w:noProof/>
             <w:webHidden/>
           </w:rPr>
-          <w:instrText xml:space="preserve"> PAGEREF _Toc232252046 \h </w:instrText>
+          <w:instrText xml:space="preserve"> PAGEREF _Toc232347076 \h </w:instrText>
         </w:r>
         <w:r>
           <w:rPr>
@@ -10067,7 +12508,77 @@
           <w:sz w:val="24"/>
         </w:rPr>
       </w:pPr>
-      <w:hyperlink w:anchor="_Toc232252047" w:history="1">
+      <w:hyperlink w:anchor="_Toc232347077" w:history="1">
+        <w:r>
+          <w:rPr>
+            <w:rStyle w:val="Lienhypertexte"/>
+            <w:noProof/>
+          </w:rPr>
+          <w:t>Figure 10 : Représentation graphique de la Memory data</w:t>
+        </w:r>
+        <w:r>
+          <w:rPr>
+            <w:noProof/>
+            <w:webHidden/>
+          </w:rPr>
+          <w:tab/>
+        </w:r>
+        <w:r>
+          <w:rPr>
+            <w:noProof/>
+            <w:webHidden/>
+          </w:rPr>
+          <w:fldChar w:fldCharType="begin"/>
+        </w:r>
+        <w:r>
+          <w:rPr>
+            <w:noProof/>
+            <w:webHidden/>
+          </w:rPr>
+          <w:instrText xml:space="preserve"> PAGEREF _Toc232347077 \h </w:instrText>
+        </w:r>
+        <w:r>
+          <w:rPr>
+            <w:noProof/>
+            <w:webHidden/>
+          </w:rPr>
+        </w:r>
+        <w:r>
+          <w:rPr>
+            <w:noProof/>
+            <w:webHidden/>
+          </w:rPr>
+          <w:fldChar w:fldCharType="separate"/>
+        </w:r>
+        <w:r>
+          <w:rPr>
+            <w:noProof/>
+            <w:webHidden/>
+          </w:rPr>
+          <w:t>18</w:t>
+        </w:r>
+        <w:r>
+          <w:rPr>
+            <w:noProof/>
+            <w:webHidden/>
+          </w:rPr>
+          <w:fldChar w:fldCharType="end"/>
+        </w:r>
+      </w:hyperlink>
+    </w:p>
+    <w:p>
+      <w:pPr>
+        <w:pStyle w:val="Tabledesillustrations"/>
+        <w:tabs>
+          <w:tab w:val="right" w:leader="dot" w:pos="9062"/>
+        </w:tabs>
+        <w:rPr>
+          <w:rFonts w:asciiTheme="minorHAnsi" w:eastAsiaTheme="minorEastAsia" w:hAnsiTheme="minorHAnsi"/>
+          <w:noProof/>
+          <w:sz w:val="24"/>
+        </w:rPr>
+      </w:pPr>
+      <w:hyperlink w:anchor="_Toc232347078" w:history="1">
         <w:r>
           <w:rPr>
             <w:rStyle w:val="Lienhypertexte"/>
@@ -10094,147 +12605,7 @@
             <w:noProof/>
             <w:webHidden/>
           </w:rPr>
-          <w:instrText xml:space="preserve"> PAGEREF _Toc232252047 \h </w:instrText>
-        </w:r>
-        <w:r>
-          <w:rPr>
-            <w:noProof/>
-            <w:webHidden/>
-          </w:rPr>
-        </w:r>
-        <w:r>
-          <w:rPr>
-            <w:noProof/>
-            <w:webHidden/>
-          </w:rPr>
-          <w:fldChar w:fldCharType="separate"/>
-        </w:r>
-        <w:r>
-          <w:rPr>
-            <w:noProof/>
-            <w:webHidden/>
-          </w:rPr>
-          <w:t>19</w:t>
-        </w:r>
-        <w:r>
-          <w:rPr>
-            <w:noProof/>
-            <w:webHidden/>
-          </w:rPr>
-          <w:fldChar w:fldCharType="end"/>
-        </w:r>
-      </w:hyperlink>
-    </w:p>
-    <w:p>
-      <w:pPr>
-        <w:pStyle w:val="Tabledesillustrations"/>
-        <w:tabs>
-          <w:tab w:val="right" w:leader="dot" w:pos="9062"/>
-        </w:tabs>
-        <w:rPr>
-          <w:rFonts w:asciiTheme="minorHAnsi" w:eastAsiaTheme="minorEastAsia" w:hAnsiTheme="minorHAnsi"/>
-          <w:noProof/>
-          <w:sz w:val="24"/>
-        </w:rPr>
-      </w:pPr>
-      <w:hyperlink w:anchor="_Toc232252048" w:history="1">
-        <w:r>
-          <w:rPr>
-            <w:rStyle w:val="Lienhypertexte"/>
-            <w:noProof/>
-          </w:rPr>
-          <w:t>Figure 12 : Représentation graphique du Datapath</w:t>
-        </w:r>
-        <w:r>
-          <w:rPr>
-            <w:noProof/>
-            <w:webHidden/>
-          </w:rPr>
-          <w:tab/>
-        </w:r>
-        <w:r>
-          <w:rPr>
-            <w:noProof/>
-            <w:webHidden/>
-          </w:rPr>
-          <w:fldChar w:fldCharType="begin"/>
-        </w:r>
-        <w:r>
-          <w:rPr>
-            <w:noProof/>
-            <w:webHidden/>
-          </w:rPr>
-          <w:instrText xml:space="preserve"> PAGEREF _Toc232252048 \h </w:instrText>
-        </w:r>
-        <w:r>
-          <w:rPr>
-            <w:noProof/>
-            <w:webHidden/>
-          </w:rPr>
-        </w:r>
-        <w:r>
-          <w:rPr>
-            <w:noProof/>
-            <w:webHidden/>
-          </w:rPr>
-          <w:fldChar w:fldCharType="separate"/>
-        </w:r>
-        <w:r>
-          <w:rPr>
-            <w:noProof/>
-            <w:webHidden/>
-          </w:rPr>
-          <w:t>19</w:t>
-        </w:r>
-        <w:r>
-          <w:rPr>
-            <w:noProof/>
-            <w:webHidden/>
-          </w:rPr>
-          <w:fldChar w:fldCharType="end"/>
-        </w:r>
-      </w:hyperlink>
-    </w:p>
-    <w:p>
-      <w:pPr>
-        <w:pStyle w:val="Tabledesillustrations"/>
-        <w:tabs>
-          <w:tab w:val="right" w:leader="dot" w:pos="9062"/>
-        </w:tabs>
-        <w:rPr>
-          <w:rFonts w:asciiTheme="minorHAnsi" w:eastAsiaTheme="minorEastAsia" w:hAnsiTheme="minorHAnsi"/>
-          <w:noProof/>
-          <w:sz w:val="24"/>
-        </w:rPr>
-      </w:pPr>
-      <w:hyperlink w:anchor="_Toc232252049" w:history="1">
-        <w:r>
-          <w:rPr>
-            <w:rStyle w:val="Lienhypertexte"/>
-            <w:noProof/>
-          </w:rPr>
-          <w:t>Figure 13 : Assemblage des modules créer précedement</w:t>
-        </w:r>
-        <w:r>
-          <w:rPr>
-            <w:noProof/>
-            <w:webHidden/>
-          </w:rPr>
-          <w:tab/>
-        </w:r>
-        <w:r>
-          <w:rPr>
-            <w:noProof/>
-            <w:webHidden/>
-          </w:rPr>
-          <w:fldChar w:fldCharType="begin"/>
-        </w:r>
-        <w:r>
-          <w:rPr>
-            <w:noProof/>
-            <w:webHidden/>
-          </w:rPr>
-          <w:instrText xml:space="preserve"> PAGEREF _Toc232252049 \h </w:instrText>
+          <w:instrText xml:space="preserve"> PAGEREF _Toc232347078 \h </w:instrText>
         </w:r>
         <w:r>
           <w:rPr>
@@ -10277,13 +12648,13 @@
           <w:sz w:val="24"/>
         </w:rPr>
       </w:pPr>
-      <w:hyperlink w:anchor="_Toc232252050" w:history="1">
+      <w:hyperlink w:anchor="_Toc232347079" w:history="1">
         <w:r>
           <w:rPr>
             <w:rStyle w:val="Lienhypertexte"/>
             <w:noProof/>
           </w:rPr>
-          <w:t>Figure 14 : Simulation du Datapaht</w:t>
+          <w:t>Figure 12 : Représentation graphique du Datapath</w:t>
         </w:r>
         <w:r>
           <w:rPr>
@@ -10304,7 +12675,77 @@
             <w:noProof/>
             <w:webHidden/>
           </w:rPr>
-          <w:instrText xml:space="preserve"> PAGEREF _Toc232252050 \h </w:instrText>
+          <w:instrText xml:space="preserve"> PAGEREF _Toc232347079 \h </w:instrText>
+        </w:r>
+        <w:r>
+          <w:rPr>
+            <w:noProof/>
+            <w:webHidden/>
+          </w:rPr>
+        </w:r>
+        <w:r>
+          <w:rPr>
+            <w:noProof/>
+            <w:webHidden/>
+          </w:rPr>
+          <w:fldChar w:fldCharType="separate"/>
+        </w:r>
+        <w:r>
+          <w:rPr>
+            <w:noProof/>
+            <w:webHidden/>
+          </w:rPr>
+          <w:t>20</w:t>
+        </w:r>
+        <w:r>
+          <w:rPr>
+            <w:noProof/>
+            <w:webHidden/>
+          </w:rPr>
+          <w:fldChar w:fldCharType="end"/>
+        </w:r>
+      </w:hyperlink>
+    </w:p>
+    <w:p>
+      <w:pPr>
+        <w:pStyle w:val="Tabledesillustrations"/>
+        <w:tabs>
+          <w:tab w:val="right" w:leader="dot" w:pos="9062"/>
+        </w:tabs>
+        <w:rPr>
+          <w:rFonts w:asciiTheme="minorHAnsi" w:eastAsiaTheme="minorEastAsia" w:hAnsiTheme="minorHAnsi"/>
+          <w:noProof/>
+          <w:sz w:val="24"/>
+        </w:rPr>
+      </w:pPr>
+      <w:hyperlink w:anchor="_Toc232347080" w:history="1">
+        <w:r>
+          <w:rPr>
+            <w:rStyle w:val="Lienhypertexte"/>
+            <w:noProof/>
+          </w:rPr>
+          <w:t>Figure 13 : Assemblage des modules créer précedement</w:t>
+        </w:r>
+        <w:r>
+          <w:rPr>
+            <w:noProof/>
+            <w:webHidden/>
+          </w:rPr>
+          <w:tab/>
+        </w:r>
+        <w:r>
+          <w:rPr>
+            <w:noProof/>
+            <w:webHidden/>
+          </w:rPr>
+          <w:fldChar w:fldCharType="begin"/>
+        </w:r>
+        <w:r>
+          <w:rPr>
+            <w:noProof/>
+            <w:webHidden/>
+          </w:rPr>
+          <w:instrText xml:space="preserve"> PAGEREF _Toc232347080 \h </w:instrText>
         </w:r>
         <w:r>
           <w:rPr>
@@ -10347,13 +12788,13 @@
           <w:sz w:val="24"/>
         </w:rPr>
       </w:pPr>
-      <w:hyperlink w:anchor="_Toc232252051" w:history="1">
+      <w:hyperlink w:anchor="_Toc232347081" w:history="1">
         <w:r>
           <w:rPr>
             <w:rStyle w:val="Lienhypertexte"/>
             <w:noProof/>
           </w:rPr>
-          <w:t>Figure 15 : Simulation détecteur de front</w:t>
+          <w:t>Figure 14 : Simulation du Datapaht</w:t>
         </w:r>
         <w:r>
           <w:rPr>
@@ -10374,7 +12815,147 @@
             <w:noProof/>
             <w:webHidden/>
           </w:rPr>
-          <w:instrText xml:space="preserve"> PAGEREF _Toc232252051 \h </w:instrText>
+          <w:instrText xml:space="preserve"> PAGEREF _Toc232347081 \h </w:instrText>
+        </w:r>
+        <w:r>
+          <w:rPr>
+            <w:noProof/>
+            <w:webHidden/>
+          </w:rPr>
+        </w:r>
+        <w:r>
+          <w:rPr>
+            <w:noProof/>
+            <w:webHidden/>
+          </w:rPr>
+          <w:fldChar w:fldCharType="separate"/>
+        </w:r>
+        <w:r>
+          <w:rPr>
+            <w:noProof/>
+            <w:webHidden/>
+          </w:rPr>
+          <w:t>22</w:t>
+        </w:r>
+        <w:r>
+          <w:rPr>
+            <w:noProof/>
+            <w:webHidden/>
+          </w:rPr>
+          <w:fldChar w:fldCharType="end"/>
+        </w:r>
+      </w:hyperlink>
+    </w:p>
+    <w:p>
+      <w:pPr>
+        <w:pStyle w:val="Tabledesillustrations"/>
+        <w:tabs>
+          <w:tab w:val="right" w:leader="dot" w:pos="9062"/>
+        </w:tabs>
+        <w:rPr>
+          <w:rFonts w:asciiTheme="minorHAnsi" w:eastAsiaTheme="minorEastAsia" w:hAnsiTheme="minorHAnsi"/>
+          <w:noProof/>
+          <w:sz w:val="24"/>
+        </w:rPr>
+      </w:pPr>
+      <w:hyperlink w:anchor="_Toc232347082" w:history="1">
+        <w:r>
+          <w:rPr>
+            <w:rStyle w:val="Lienhypertexte"/>
+            <w:noProof/>
+          </w:rPr>
+          <w:t>Figure 15 : : Représentation graphique de l'Unité de Gestion d'Instruction</w:t>
+        </w:r>
+        <w:r>
+          <w:rPr>
+            <w:noProof/>
+            <w:webHidden/>
+          </w:rPr>
+          <w:tab/>
+        </w:r>
+        <w:r>
+          <w:rPr>
+            <w:noProof/>
+            <w:webHidden/>
+          </w:rPr>
+          <w:fldChar w:fldCharType="begin"/>
+        </w:r>
+        <w:r>
+          <w:rPr>
+            <w:noProof/>
+            <w:webHidden/>
+          </w:rPr>
+          <w:instrText xml:space="preserve"> PAGEREF _Toc232347082 \h </w:instrText>
+        </w:r>
+        <w:r>
+          <w:rPr>
+            <w:noProof/>
+            <w:webHidden/>
+          </w:rPr>
+        </w:r>
+        <w:r>
+          <w:rPr>
+            <w:noProof/>
+            <w:webHidden/>
+          </w:rPr>
+          <w:fldChar w:fldCharType="separate"/>
+        </w:r>
+        <w:r>
+          <w:rPr>
+            <w:noProof/>
+            <w:webHidden/>
+          </w:rPr>
+          <w:t>23</w:t>
+        </w:r>
+        <w:r>
+          <w:rPr>
+            <w:noProof/>
+            <w:webHidden/>
+          </w:rPr>
+          <w:fldChar w:fldCharType="end"/>
+        </w:r>
+      </w:hyperlink>
+    </w:p>
+    <w:p>
+      <w:pPr>
+        <w:pStyle w:val="Tabledesillustrations"/>
+        <w:tabs>
+          <w:tab w:val="right" w:leader="dot" w:pos="9062"/>
+        </w:tabs>
+        <w:rPr>
+          <w:rFonts w:asciiTheme="minorHAnsi" w:eastAsiaTheme="minorEastAsia" w:hAnsiTheme="minorHAnsi"/>
+          <w:noProof/>
+          <w:sz w:val="24"/>
+        </w:rPr>
+      </w:pPr>
+      <w:hyperlink w:anchor="_Toc232347083" w:history="1">
+        <w:r>
+          <w:rPr>
+            <w:rStyle w:val="Lienhypertexte"/>
+            <w:noProof/>
+          </w:rPr>
+          <w:t>Figure 16 : Résultat de la simulation de l'Unité de Gestion d'Instruction</w:t>
+        </w:r>
+        <w:r>
+          <w:rPr>
+            <w:noProof/>
+            <w:webHidden/>
+          </w:rPr>
+          <w:tab/>
+        </w:r>
+        <w:r>
+          <w:rPr>
+            <w:noProof/>
+            <w:webHidden/>
+          </w:rPr>
+          <w:fldChar w:fldCharType="begin"/>
+        </w:r>
+        <w:r>
+          <w:rPr>
+            <w:noProof/>
+            <w:webHidden/>
+          </w:rPr>
+          <w:instrText xml:space="preserve"> PAGEREF _Toc232347083 \h </w:instrText>
         </w:r>
         <w:r>
           <w:rPr>
@@ -10395,6 +12976,566 @@
             <w:webHidden/>
           </w:rPr>
           <w:t>25</w:t>
+        </w:r>
+        <w:r>
+          <w:rPr>
+            <w:noProof/>
+            <w:webHidden/>
+          </w:rPr>
+          <w:fldChar w:fldCharType="end"/>
+        </w:r>
+      </w:hyperlink>
+    </w:p>
+    <w:p>
+      <w:pPr>
+        <w:pStyle w:val="Tabledesillustrations"/>
+        <w:tabs>
+          <w:tab w:val="right" w:leader="dot" w:pos="9062"/>
+        </w:tabs>
+        <w:rPr>
+          <w:rFonts w:asciiTheme="minorHAnsi" w:eastAsiaTheme="minorEastAsia" w:hAnsiTheme="minorHAnsi"/>
+          <w:noProof/>
+          <w:sz w:val="24"/>
+        </w:rPr>
+      </w:pPr>
+      <w:hyperlink w:anchor="_Toc232347084" w:history="1">
+        <w:r>
+          <w:rPr>
+            <w:rStyle w:val="Lienhypertexte"/>
+            <w:noProof/>
+          </w:rPr>
+          <w:t>Figure 17 : Représentation graphique du Décodeur</w:t>
+        </w:r>
+        <w:r>
+          <w:rPr>
+            <w:noProof/>
+            <w:webHidden/>
+          </w:rPr>
+          <w:tab/>
+        </w:r>
+        <w:r>
+          <w:rPr>
+            <w:noProof/>
+            <w:webHidden/>
+          </w:rPr>
+          <w:fldChar w:fldCharType="begin"/>
+        </w:r>
+        <w:r>
+          <w:rPr>
+            <w:noProof/>
+            <w:webHidden/>
+          </w:rPr>
+          <w:instrText xml:space="preserve"> PAGEREF _Toc232347084 \h </w:instrText>
+        </w:r>
+        <w:r>
+          <w:rPr>
+            <w:noProof/>
+            <w:webHidden/>
+          </w:rPr>
+        </w:r>
+        <w:r>
+          <w:rPr>
+            <w:noProof/>
+            <w:webHidden/>
+          </w:rPr>
+          <w:fldChar w:fldCharType="separate"/>
+        </w:r>
+        <w:r>
+          <w:rPr>
+            <w:noProof/>
+            <w:webHidden/>
+          </w:rPr>
+          <w:t>26</w:t>
+        </w:r>
+        <w:r>
+          <w:rPr>
+            <w:noProof/>
+            <w:webHidden/>
+          </w:rPr>
+          <w:fldChar w:fldCharType="end"/>
+        </w:r>
+      </w:hyperlink>
+    </w:p>
+    <w:p>
+      <w:pPr>
+        <w:pStyle w:val="Tabledesillustrations"/>
+        <w:tabs>
+          <w:tab w:val="right" w:leader="dot" w:pos="9062"/>
+        </w:tabs>
+        <w:rPr>
+          <w:rFonts w:asciiTheme="minorHAnsi" w:eastAsiaTheme="minorEastAsia" w:hAnsiTheme="minorHAnsi"/>
+          <w:noProof/>
+          <w:sz w:val="24"/>
+        </w:rPr>
+      </w:pPr>
+      <w:hyperlink w:anchor="_Toc232347085" w:history="1">
+        <w:r>
+          <w:rPr>
+            <w:rStyle w:val="Lienhypertexte"/>
+            <w:noProof/>
+          </w:rPr>
+          <w:t>Figure 18 : Résultat de la simulation du Decodeur</w:t>
+        </w:r>
+        <w:r>
+          <w:rPr>
+            <w:noProof/>
+            <w:webHidden/>
+          </w:rPr>
+          <w:tab/>
+        </w:r>
+        <w:r>
+          <w:rPr>
+            <w:noProof/>
+            <w:webHidden/>
+          </w:rPr>
+          <w:fldChar w:fldCharType="begin"/>
+        </w:r>
+        <w:r>
+          <w:rPr>
+            <w:noProof/>
+            <w:webHidden/>
+          </w:rPr>
+          <w:instrText xml:space="preserve"> PAGEREF _Toc232347085 \h </w:instrText>
+        </w:r>
+        <w:r>
+          <w:rPr>
+            <w:noProof/>
+            <w:webHidden/>
+          </w:rPr>
+        </w:r>
+        <w:r>
+          <w:rPr>
+            <w:noProof/>
+            <w:webHidden/>
+          </w:rPr>
+          <w:fldChar w:fldCharType="separate"/>
+        </w:r>
+        <w:r>
+          <w:rPr>
+            <w:noProof/>
+            <w:webHidden/>
+          </w:rPr>
+          <w:t>28</w:t>
+        </w:r>
+        <w:r>
+          <w:rPr>
+            <w:noProof/>
+            <w:webHidden/>
+          </w:rPr>
+          <w:fldChar w:fldCharType="end"/>
+        </w:r>
+      </w:hyperlink>
+    </w:p>
+    <w:p>
+      <w:pPr>
+        <w:pStyle w:val="Tabledesillustrations"/>
+        <w:tabs>
+          <w:tab w:val="right" w:leader="dot" w:pos="9062"/>
+        </w:tabs>
+        <w:rPr>
+          <w:rFonts w:asciiTheme="minorHAnsi" w:eastAsiaTheme="minorEastAsia" w:hAnsiTheme="minorHAnsi"/>
+          <w:noProof/>
+          <w:sz w:val="24"/>
+        </w:rPr>
+      </w:pPr>
+      <w:hyperlink w:anchor="_Toc232347086" w:history="1">
+        <w:r>
+          <w:rPr>
+            <w:rStyle w:val="Lienhypertexte"/>
+            <w:noProof/>
+          </w:rPr>
+          <w:t>Figure 19 : Programme exécuté par le processeur monocycle</w:t>
+        </w:r>
+        <w:r>
+          <w:rPr>
+            <w:noProof/>
+            <w:webHidden/>
+          </w:rPr>
+          <w:tab/>
+        </w:r>
+        <w:r>
+          <w:rPr>
+            <w:noProof/>
+            <w:webHidden/>
+          </w:rPr>
+          <w:fldChar w:fldCharType="begin"/>
+        </w:r>
+        <w:r>
+          <w:rPr>
+            <w:noProof/>
+            <w:webHidden/>
+          </w:rPr>
+          <w:instrText xml:space="preserve"> PAGEREF _Toc232347086 \h </w:instrText>
+        </w:r>
+        <w:r>
+          <w:rPr>
+            <w:noProof/>
+            <w:webHidden/>
+          </w:rPr>
+        </w:r>
+        <w:r>
+          <w:rPr>
+            <w:noProof/>
+            <w:webHidden/>
+          </w:rPr>
+          <w:fldChar w:fldCharType="separate"/>
+        </w:r>
+        <w:r>
+          <w:rPr>
+            <w:noProof/>
+            <w:webHidden/>
+          </w:rPr>
+          <w:t>29</w:t>
+        </w:r>
+        <w:r>
+          <w:rPr>
+            <w:noProof/>
+            <w:webHidden/>
+          </w:rPr>
+          <w:fldChar w:fldCharType="end"/>
+        </w:r>
+      </w:hyperlink>
+    </w:p>
+    <w:p>
+      <w:pPr>
+        <w:pStyle w:val="Tabledesillustrations"/>
+        <w:tabs>
+          <w:tab w:val="right" w:leader="dot" w:pos="9062"/>
+        </w:tabs>
+        <w:rPr>
+          <w:rFonts w:asciiTheme="minorHAnsi" w:eastAsiaTheme="minorEastAsia" w:hAnsiTheme="minorHAnsi"/>
+          <w:noProof/>
+          <w:sz w:val="24"/>
+        </w:rPr>
+      </w:pPr>
+      <w:hyperlink w:anchor="_Toc232347087" w:history="1">
+        <w:r>
+          <w:rPr>
+            <w:rStyle w:val="Lienhypertexte"/>
+            <w:noProof/>
+          </w:rPr>
+          <w:t>Figure 20 : Résultat de la simulation du monocycle</w:t>
+        </w:r>
+        <w:r>
+          <w:rPr>
+            <w:noProof/>
+            <w:webHidden/>
+          </w:rPr>
+          <w:tab/>
+        </w:r>
+        <w:r>
+          <w:rPr>
+            <w:noProof/>
+            <w:webHidden/>
+          </w:rPr>
+          <w:fldChar w:fldCharType="begin"/>
+        </w:r>
+        <w:r>
+          <w:rPr>
+            <w:noProof/>
+            <w:webHidden/>
+          </w:rPr>
+          <w:instrText xml:space="preserve"> PAGEREF _Toc232347087 \h </w:instrText>
+        </w:r>
+        <w:r>
+          <w:rPr>
+            <w:noProof/>
+            <w:webHidden/>
+          </w:rPr>
+        </w:r>
+        <w:r>
+          <w:rPr>
+            <w:noProof/>
+            <w:webHidden/>
+          </w:rPr>
+          <w:fldChar w:fldCharType="separate"/>
+        </w:r>
+        <w:r>
+          <w:rPr>
+            <w:noProof/>
+            <w:webHidden/>
+          </w:rPr>
+          <w:t>31</w:t>
+        </w:r>
+        <w:r>
+          <w:rPr>
+            <w:noProof/>
+            <w:webHidden/>
+          </w:rPr>
+          <w:fldChar w:fldCharType="end"/>
+        </w:r>
+      </w:hyperlink>
+    </w:p>
+    <w:p>
+      <w:pPr>
+        <w:pStyle w:val="Tabledesillustrations"/>
+        <w:tabs>
+          <w:tab w:val="right" w:leader="dot" w:pos="9062"/>
+        </w:tabs>
+        <w:rPr>
+          <w:rFonts w:asciiTheme="minorHAnsi" w:eastAsiaTheme="minorEastAsia" w:hAnsiTheme="minorHAnsi"/>
+          <w:noProof/>
+          <w:sz w:val="24"/>
+        </w:rPr>
+      </w:pPr>
+      <w:hyperlink w:anchor="_Toc232347088" w:history="1">
+        <w:r>
+          <w:rPr>
+            <w:rStyle w:val="Lienhypertexte"/>
+            <w:noProof/>
+          </w:rPr>
+          <w:t>Figure 21 : Pin planner du monocycle</w:t>
+        </w:r>
+        <w:r>
+          <w:rPr>
+            <w:noProof/>
+            <w:webHidden/>
+          </w:rPr>
+          <w:tab/>
+        </w:r>
+        <w:r>
+          <w:rPr>
+            <w:noProof/>
+            <w:webHidden/>
+          </w:rPr>
+          <w:fldChar w:fldCharType="begin"/>
+        </w:r>
+        <w:r>
+          <w:rPr>
+            <w:noProof/>
+            <w:webHidden/>
+          </w:rPr>
+          <w:instrText xml:space="preserve"> PAGEREF _Toc232347088 \h </w:instrText>
+        </w:r>
+        <w:r>
+          <w:rPr>
+            <w:noProof/>
+            <w:webHidden/>
+          </w:rPr>
+        </w:r>
+        <w:r>
+          <w:rPr>
+            <w:noProof/>
+            <w:webHidden/>
+          </w:rPr>
+          <w:fldChar w:fldCharType="separate"/>
+        </w:r>
+        <w:r>
+          <w:rPr>
+            <w:noProof/>
+            <w:webHidden/>
+          </w:rPr>
+          <w:t>34</w:t>
+        </w:r>
+        <w:r>
+          <w:rPr>
+            <w:noProof/>
+            <w:webHidden/>
+          </w:rPr>
+          <w:fldChar w:fldCharType="end"/>
+        </w:r>
+      </w:hyperlink>
+    </w:p>
+    <w:p>
+      <w:pPr>
+        <w:pStyle w:val="Tabledesillustrations"/>
+        <w:tabs>
+          <w:tab w:val="right" w:leader="dot" w:pos="9062"/>
+        </w:tabs>
+        <w:rPr>
+          <w:rFonts w:asciiTheme="minorHAnsi" w:eastAsiaTheme="minorEastAsia" w:hAnsiTheme="minorHAnsi"/>
+          <w:noProof/>
+          <w:sz w:val="24"/>
+        </w:rPr>
+      </w:pPr>
+      <w:hyperlink w:anchor="_Toc232347089" w:history="1">
+        <w:r>
+          <w:rPr>
+            <w:rStyle w:val="Lienhypertexte"/>
+            <w:noProof/>
+          </w:rPr>
+          <w:t>Figure 22 : Preuve de fonctionnement numéro 1</w:t>
+        </w:r>
+        <w:r>
+          <w:rPr>
+            <w:noProof/>
+            <w:webHidden/>
+          </w:rPr>
+          <w:tab/>
+        </w:r>
+        <w:r>
+          <w:rPr>
+            <w:noProof/>
+            <w:webHidden/>
+          </w:rPr>
+          <w:fldChar w:fldCharType="begin"/>
+        </w:r>
+        <w:r>
+          <w:rPr>
+            <w:noProof/>
+            <w:webHidden/>
+          </w:rPr>
+          <w:instrText xml:space="preserve"> PAGEREF _Toc232347089 \h </w:instrText>
+        </w:r>
+        <w:r>
+          <w:rPr>
+            <w:noProof/>
+            <w:webHidden/>
+          </w:rPr>
+        </w:r>
+        <w:r>
+          <w:rPr>
+            <w:noProof/>
+            <w:webHidden/>
+          </w:rPr>
+          <w:fldChar w:fldCharType="separate"/>
+        </w:r>
+        <w:r>
+          <w:rPr>
+            <w:noProof/>
+            <w:webHidden/>
+          </w:rPr>
+          <w:t>35</w:t>
+        </w:r>
+        <w:r>
+          <w:rPr>
+            <w:noProof/>
+            <w:webHidden/>
+          </w:rPr>
+          <w:fldChar w:fldCharType="end"/>
+        </w:r>
+      </w:hyperlink>
+    </w:p>
+    <w:p>
+      <w:pPr>
+        <w:pStyle w:val="Tabledesillustrations"/>
+        <w:tabs>
+          <w:tab w:val="right" w:leader="dot" w:pos="9062"/>
+        </w:tabs>
+        <w:rPr>
+          <w:rFonts w:asciiTheme="minorHAnsi" w:eastAsiaTheme="minorEastAsia" w:hAnsiTheme="minorHAnsi"/>
+          <w:noProof/>
+          <w:sz w:val="24"/>
+        </w:rPr>
+      </w:pPr>
+      <w:hyperlink w:anchor="_Toc232347090" w:history="1">
+        <w:r>
+          <w:rPr>
+            <w:rStyle w:val="Lienhypertexte"/>
+            <w:noProof/>
+          </w:rPr>
+          <w:t>Figure 23 : Preuve de fonctionnement numéro 2</w:t>
+        </w:r>
+        <w:r>
+          <w:rPr>
+            <w:noProof/>
+            <w:webHidden/>
+          </w:rPr>
+          <w:tab/>
+        </w:r>
+        <w:r>
+          <w:rPr>
+            <w:noProof/>
+            <w:webHidden/>
+          </w:rPr>
+          <w:fldChar w:fldCharType="begin"/>
+        </w:r>
+        <w:r>
+          <w:rPr>
+            <w:noProof/>
+            <w:webHidden/>
+          </w:rPr>
+          <w:instrText xml:space="preserve"> PAGEREF _Toc232347090 \h </w:instrText>
+        </w:r>
+        <w:r>
+          <w:rPr>
+            <w:noProof/>
+            <w:webHidden/>
+          </w:rPr>
+        </w:r>
+        <w:r>
+          <w:rPr>
+            <w:noProof/>
+            <w:webHidden/>
+          </w:rPr>
+          <w:fldChar w:fldCharType="separate"/>
+        </w:r>
+        <w:r>
+          <w:rPr>
+            <w:noProof/>
+            <w:webHidden/>
+          </w:rPr>
+          <w:t>35</w:t>
+        </w:r>
+        <w:r>
+          <w:rPr>
+            <w:noProof/>
+            <w:webHidden/>
+          </w:rPr>
+          <w:fldChar w:fldCharType="end"/>
+        </w:r>
+      </w:hyperlink>
+    </w:p>
+    <w:p>
+      <w:pPr>
+        <w:pStyle w:val="Tabledesillustrations"/>
+        <w:tabs>
+          <w:tab w:val="right" w:leader="dot" w:pos="9062"/>
+        </w:tabs>
+        <w:rPr>
+          <w:rFonts w:asciiTheme="minorHAnsi" w:eastAsiaTheme="minorEastAsia" w:hAnsiTheme="minorHAnsi"/>
+          <w:noProof/>
+          <w:sz w:val="24"/>
+        </w:rPr>
+      </w:pPr>
+      <w:hyperlink w:anchor="_Toc232347091" w:history="1">
+        <w:r>
+          <w:rPr>
+            <w:rStyle w:val="Lienhypertexte"/>
+            <w:noProof/>
+          </w:rPr>
+          <w:t>Figure 24 : Preuve de fonctionnement numéro 3</w:t>
+        </w:r>
+        <w:r>
+          <w:rPr>
+            <w:noProof/>
+            <w:webHidden/>
+          </w:rPr>
+          <w:tab/>
+        </w:r>
+        <w:r>
+          <w:rPr>
+            <w:noProof/>
+            <w:webHidden/>
+          </w:rPr>
+          <w:fldChar w:fldCharType="begin"/>
+        </w:r>
+        <w:r>
+          <w:rPr>
+            <w:noProof/>
+            <w:webHidden/>
+          </w:rPr>
+          <w:instrText xml:space="preserve"> PAGEREF _Toc232347091 \h </w:instrText>
+        </w:r>
+        <w:r>
+          <w:rPr>
+            <w:noProof/>
+            <w:webHidden/>
+          </w:rPr>
+        </w:r>
+        <w:r>
+          <w:rPr>
+            <w:noProof/>
+            <w:webHidden/>
+          </w:rPr>
+          <w:fldChar w:fldCharType="separate"/>
+        </w:r>
+        <w:r>
+          <w:rPr>
+            <w:noProof/>
+            <w:webHidden/>
+          </w:rPr>
+          <w:t>36</w:t>
         </w:r>
         <w:r>
           <w:rPr>
@@ -10884,7 +14025,7 @@
         <v:path o:extrusionok="f" gradientshapeok="t" o:connecttype="rect"/>
         <o:lock v:ext="edit" aspectratio="t"/>
       </v:shapetype>
-      <v:shape id="_x0000_i1229" type="#_x0000_t75" style="width:11.55pt;height:11.55pt" o:bullet="t">
+      <v:shape id="_x0000_i1240" type="#_x0000_t75" style="width:11.55pt;height:11.55pt" o:bullet="t">
         <v:imagedata r:id="rId1" o:title="msoEA91"/>
       </v:shape>
     </w:pict>
@@ -11302,6 +14443,155 @@
     </w:lvl>
   </w:abstractNum>
   <w:abstractNum w:abstractNumId="3" w15:restartNumberingAfterBreak="0">
+    <w:nsid w:val="033C3E62"/>
+    <w:multiLevelType w:val="multilevel"/>
+    <w:tmpl w:val="067C353A"/>
+    <w:lvl w:ilvl="0">
+      <w:start w:val="1"/>
+      <w:numFmt w:val="bullet"/>
+      <w:lvlText w:val=""/>
+      <w:lvlJc w:val="left"/>
+      <w:pPr>
+        <w:tabs>
+          <w:tab w:val="num" w:pos="720"/>
+        </w:tabs>
+        <w:ind w:left="720" w:hanging="360"/>
+      </w:pPr>
+      <w:rPr>
+        <w:rFonts w:ascii="Symbol" w:hAnsi="Symbol" w:hint="default"/>
+        <w:sz w:val="20"/>
+      </w:rPr>
+    </w:lvl>
+    <w:lvl w:ilvl="1" w:tentative="1">
+      <w:start w:val="1"/>
+      <w:numFmt w:val="bullet"/>
+      <w:lvlText w:val="o"/>
+      <w:lvlJc w:val="left"/>
+      <w:pPr>
+        <w:tabs>
+          <w:tab w:val="num" w:pos="1440"/>
+        </w:tabs>
+        <w:ind w:left="1440" w:hanging="360"/>
+      </w:pPr>
+      <w:rPr>
+        <w:rFonts w:ascii="Courier New" w:hAnsi="Courier New" w:hint="default"/>
+        <w:sz w:val="20"/>
+      </w:rPr>
+    </w:lvl>
+    <w:lvl w:ilvl="2" w:tentative="1">
+      <w:start w:val="1"/>
+      <w:numFmt w:val="bullet"/>
+      <w:lvlText w:val=""/>
+      <w:lvlJc w:val="left"/>
+      <w:pPr>
+        <w:tabs>
+          <w:tab w:val="num" w:pos="2160"/>
+        </w:tabs>
+        <w:ind w:left="2160" w:hanging="360"/>
+      </w:pPr>
+      <w:rPr>
+        <w:rFonts w:ascii="Wingdings" w:hAnsi="Wingdings" w:hint="default"/>
+        <w:sz w:val="20"/>
+      </w:rPr>
+    </w:lvl>
+    <w:lvl w:ilvl="3" w:tentative="1">
+      <w:start w:val="1"/>
+      <w:numFmt w:val="bullet"/>
+      <w:lvlText w:val=""/>
+      <w:lvlJc w:val="left"/>
+      <w:pPr>
+        <w:tabs>
+          <w:tab w:val="num" w:pos="2880"/>
+        </w:tabs>
+        <w:ind w:left="2880" w:hanging="360"/>
+      </w:pPr>
+      <w:rPr>
+        <w:rFonts w:ascii="Wingdings" w:hAnsi="Wingdings" w:hint="default"/>
+        <w:sz w:val="20"/>
+      </w:rPr>
+    </w:lvl>
+    <w:lvl w:ilvl="4" w:tentative="1">
+      <w:start w:val="1"/>
+      <w:numFmt w:val="bullet"/>
+      <w:lvlText w:val=""/>
+      <w:lvlJc w:val="left"/>
+      <w:pPr>
+        <w:tabs>
+          <w:tab w:val="num" w:pos="3600"/>
+        </w:tabs>
+        <w:ind w:left="3600" w:hanging="360"/>
+      </w:pPr>
+      <w:rPr>
+        <w:rFonts w:ascii="Wingdings" w:hAnsi="Wingdings" w:hint="default"/>
+        <w:sz w:val="20"/>
+      </w:rPr>
+    </w:lvl>
+    <w:lvl w:ilvl="5" w:tentative="1">
+      <w:start w:val="1"/>
+      <w:numFmt w:val="bullet"/>
+      <w:lvlText w:val=""/>
+      <w:lvlJc w:val="left"/>
+      <w:pPr>
+        <w:tabs>
+          <w:tab w:val="num" w:pos="4320"/>
+        </w:tabs>
+        <w:ind w:left="4320" w:hanging="360"/>
+      </w:pPr>
+      <w:rPr>
+        <w:rFonts w:ascii="Wingdings" w:hAnsi="Wingdings" w:hint="default"/>
+        <w:sz w:val="20"/>
+      </w:rPr>
+    </w:lvl>
+    <w:lvl w:ilvl="6" w:tentative="1">
+      <w:start w:val="1"/>
+      <w:numFmt w:val="bullet"/>
+      <w:lvlText w:val=""/>
+      <w:lvlJc w:val="left"/>
+      <w:pPr>
+        <w:tabs>
+          <w:tab w:val="num" w:pos="5040"/>
+        </w:tabs>
+        <w:ind w:left="5040" w:hanging="360"/>
+      </w:pPr>
+      <w:rPr>
+        <w:rFonts w:ascii="Wingdings" w:hAnsi="Wingdings" w:hint="default"/>
+        <w:sz w:val="20"/>
+      </w:rPr>
+    </w:lvl>
+    <w:lvl w:ilvl="7" w:tentative="1">
+      <w:start w:val="1"/>
+      <w:numFmt w:val="bullet"/>
+      <w:lvlText w:val=""/>
+      <w:lvlJc w:val="left"/>
+      <w:pPr>
+        <w:tabs>
+          <w:tab w:val="num" w:pos="5760"/>
+        </w:tabs>
+        <w:ind w:left="5760" w:hanging="360"/>
+      </w:pPr>
+      <w:rPr>
+        <w:rFonts w:ascii="Wingdings" w:hAnsi="Wingdings" w:hint="default"/>
+        <w:sz w:val="20"/>
+      </w:rPr>
+    </w:lvl>
+    <w:lvl w:ilvl="8" w:tentative="1">
+      <w:start w:val="1"/>
+      <w:numFmt w:val="bullet"/>
+      <w:lvlText w:val=""/>
+      <w:lvlJc w:val="left"/>
+      <w:pPr>
+        <w:tabs>
+          <w:tab w:val="num" w:pos="6480"/>
+        </w:tabs>
+        <w:ind w:left="6480" w:hanging="360"/>
+      </w:pPr>
+      <w:rPr>
+        <w:rFonts w:ascii="Wingdings" w:hAnsi="Wingdings" w:hint="default"/>
+        <w:sz w:val="20"/>
+      </w:rPr>
+    </w:lvl>
+  </w:abstractNum>
+  <w:abstractNum w:abstractNumId="4" w15:restartNumberingAfterBreak="0">
     <w:nsid w:val="03AE5D20"/>
     <w:multiLevelType w:val="singleLevel"/>
     <w:tmpl w:val="A57C14E6"/>
@@ -11323,7 +14613,7 @@
       </w:rPr>
     </w:lvl>
   </w:abstractNum>
-  <w:abstractNum w:abstractNumId="4" w15:restartNumberingAfterBreak="0">
+  <w:abstractNum w:abstractNumId="5" w15:restartNumberingAfterBreak="0">
     <w:nsid w:val="0642539C"/>
     <w:multiLevelType w:val="hybridMultilevel"/>
     <w:tmpl w:val="A3323F82"/>
@@ -11437,7 +14727,121 @@
       </w:rPr>
     </w:lvl>
   </w:abstractNum>
-  <w:abstractNum w:abstractNumId="5" w15:restartNumberingAfterBreak="0">
+  <w:abstractNum w:abstractNumId="6" w15:restartNumberingAfterBreak="0">
+    <w:nsid w:val="06505E8D"/>
+    <w:multiLevelType w:val="hybridMultilevel"/>
+    <w:tmpl w:val="038EBA90"/>
+    <w:lvl w:ilvl="0" w:tplc="040C0007">
+      <w:start w:val="1"/>
+      <w:numFmt w:val="bullet"/>
+      <w:lvlText w:val=""/>
+      <w:lvlPicBulletId w:val="0"/>
+      <w:lvlJc w:val="left"/>
+      <w:pPr>
+        <w:ind w:left="1080" w:hanging="360"/>
+      </w:pPr>
+      <w:rPr>
+        <w:rFonts w:ascii="Symbol" w:hAnsi="Symbol" w:hint="default"/>
+      </w:rPr>
+    </w:lvl>
+    <w:lvl w:ilvl="1" w:tplc="040C0003" w:tentative="1">
+      <w:start w:val="1"/>
+      <w:numFmt w:val="bullet"/>
+      <w:lvlText w:val="o"/>
+      <w:lvlJc w:val="left"/>
+      <w:pPr>
+        <w:ind w:left="1800" w:hanging="360"/>
+      </w:pPr>
+      <w:rPr>
+        <w:rFonts w:ascii="Courier New" w:hAnsi="Courier New" w:cs="Courier New" w:hint="default"/>
+      </w:rPr>
+    </w:lvl>
+    <w:lvl w:ilvl="2" w:tplc="040C0005" w:tentative="1">
+      <w:start w:val="1"/>
+      <w:numFmt w:val="bullet"/>
+      <w:lvlText w:val=""/>
+      <w:lvlJc w:val="left"/>
+      <w:pPr>
+        <w:ind w:left="2520" w:hanging="360"/>
+      </w:pPr>
+      <w:rPr>
+        <w:rFonts w:ascii="Wingdings" w:hAnsi="Wingdings" w:hint="default"/>
+      </w:rPr>
+    </w:lvl>
+    <w:lvl w:ilvl="3" w:tplc="040C0001" w:tentative="1">
+      <w:start w:val="1"/>
+      <w:numFmt w:val="bullet"/>
+      <w:lvlText w:val=""/>
+      <w:lvlJc w:val="left"/>
+      <w:pPr>
+        <w:ind w:left="3240" w:hanging="360"/>
+      </w:pPr>
+      <w:rPr>
+        <w:rFonts w:ascii="Symbol" w:hAnsi="Symbol" w:hint="default"/>
+      </w:rPr>
+    </w:lvl>
+    <w:lvl w:ilvl="4" w:tplc="040C0003" w:tentative="1">
+      <w:start w:val="1"/>
+      <w:numFmt w:val="bullet"/>
+      <w:lvlText w:val="o"/>
+      <w:lvlJc w:val="left"/>
+      <w:pPr>
+        <w:ind w:left="3960" w:hanging="360"/>
+      </w:pPr>
+      <w:rPr>
+        <w:rFonts w:ascii="Courier New" w:hAnsi="Courier New" w:cs="Courier New" w:hint="default"/>
+      </w:rPr>
+    </w:lvl>
+    <w:lvl w:ilvl="5" w:tplc="040C0005" w:tentative="1">
+      <w:start w:val="1"/>
+      <w:numFmt w:val="bullet"/>
+      <w:lvlText w:val=""/>
+      <w:lvlJc w:val="left"/>
+      <w:pPr>
+        <w:ind w:left="4680" w:hanging="360"/>
+      </w:pPr>
+      <w:rPr>
+        <w:rFonts w:ascii="Wingdings" w:hAnsi="Wingdings" w:hint="default"/>
+      </w:rPr>
+    </w:lvl>
+    <w:lvl w:ilvl="6" w:tplc="040C0001" w:tentative="1">
+      <w:start w:val="1"/>
+      <w:numFmt w:val="bullet"/>
+      <w:lvlText w:val=""/>
+      <w:lvlJc w:val="left"/>
+      <w:pPr>
+        <w:ind w:left="5400" w:hanging="360"/>
+      </w:pPr>
+      <w:rPr>
+        <w:rFonts w:ascii="Symbol" w:hAnsi="Symbol" w:hint="default"/>
+      </w:rPr>
+    </w:lvl>
+    <w:lvl w:ilvl="7" w:tplc="040C0003" w:tentative="1">
+      <w:start w:val="1"/>
+      <w:numFmt w:val="bullet"/>
+      <w:lvlText w:val="o"/>
+      <w:lvlJc w:val="left"/>
+      <w:pPr>
+        <w:ind w:left="6120" w:hanging="360"/>
+      </w:pPr>
+      <w:rPr>
+        <w:rFonts w:ascii="Courier New" w:hAnsi="Courier New" w:cs="Courier New" w:hint="default"/>
+      </w:rPr>
+    </w:lvl>
+    <w:lvl w:ilvl="8" w:tplc="040C0005" w:tentative="1">
+      <w:start w:val="1"/>
+      <w:numFmt w:val="bullet"/>
+      <w:lvlText w:val=""/>
+      <w:lvlJc w:val="left"/>
+      <w:pPr>
+        <w:ind w:left="6840" w:hanging="360"/>
+      </w:pPr>
+      <w:rPr>
+        <w:rFonts w:ascii="Wingdings" w:hAnsi="Wingdings" w:hint="default"/>
+      </w:rPr>
+    </w:lvl>
+  </w:abstractNum>
+  <w:abstractNum w:abstractNumId="7" w15:restartNumberingAfterBreak="0">
     <w:nsid w:val="070A2F80"/>
     <w:multiLevelType w:val="multilevel"/>
     <w:tmpl w:val="17DEED20"/>
@@ -11550,7 +14954,7 @@
       </w:pPr>
     </w:lvl>
   </w:abstractNum>
-  <w:abstractNum w:abstractNumId="6" w15:restartNumberingAfterBreak="0">
+  <w:abstractNum w:abstractNumId="8" w15:restartNumberingAfterBreak="0">
     <w:nsid w:val="0B0E5C69"/>
     <w:multiLevelType w:val="multilevel"/>
     <w:tmpl w:val="EAD0F286"/>
@@ -11699,7 +15103,7 @@
       </w:rPr>
     </w:lvl>
   </w:abstractNum>
-  <w:abstractNum w:abstractNumId="7" w15:restartNumberingAfterBreak="0">
+  <w:abstractNum w:abstractNumId="9" w15:restartNumberingAfterBreak="0">
     <w:nsid w:val="0CCB78D5"/>
     <w:multiLevelType w:val="multilevel"/>
     <w:tmpl w:val="8C76291C"/>
@@ -11848,7 +15252,7 @@
       </w:rPr>
     </w:lvl>
   </w:abstractNum>
-  <w:abstractNum w:abstractNumId="8" w15:restartNumberingAfterBreak="0">
+  <w:abstractNum w:abstractNumId="10" w15:restartNumberingAfterBreak="0">
     <w:nsid w:val="0E3A6A42"/>
     <w:multiLevelType w:val="hybridMultilevel"/>
     <w:tmpl w:val="4B709AE6"/>
@@ -11961,7 +15365,7 @@
       </w:rPr>
     </w:lvl>
   </w:abstractNum>
-  <w:abstractNum w:abstractNumId="9" w15:restartNumberingAfterBreak="0">
+  <w:abstractNum w:abstractNumId="11" w15:restartNumberingAfterBreak="0">
     <w:nsid w:val="0EAB5AFC"/>
     <w:multiLevelType w:val="hybridMultilevel"/>
     <w:tmpl w:val="A09E7A1C"/>
@@ -12075,7 +15479,121 @@
       </w:rPr>
     </w:lvl>
   </w:abstractNum>
-  <w:abstractNum w:abstractNumId="10" w15:restartNumberingAfterBreak="0">
+  <w:abstractNum w:abstractNumId="12" w15:restartNumberingAfterBreak="0">
+    <w:nsid w:val="0F014039"/>
+    <w:multiLevelType w:val="hybridMultilevel"/>
+    <w:tmpl w:val="196454E4"/>
+    <w:lvl w:ilvl="0" w:tplc="040C0007">
+      <w:start w:val="1"/>
+      <w:numFmt w:val="bullet"/>
+      <w:lvlText w:val=""/>
+      <w:lvlPicBulletId w:val="0"/>
+      <w:lvlJc w:val="left"/>
+      <w:pPr>
+        <w:ind w:left="720" w:hanging="360"/>
+      </w:pPr>
+      <w:rPr>
+        <w:rFonts w:ascii="Symbol" w:hAnsi="Symbol" w:hint="default"/>
+      </w:rPr>
+    </w:lvl>
+    <w:lvl w:ilvl="1" w:tplc="FFFFFFFF" w:tentative="1">
+      <w:start w:val="1"/>
+      <w:numFmt w:val="bullet"/>
+      <w:lvlText w:val="o"/>
+      <w:lvlJc w:val="left"/>
+      <w:pPr>
+        <w:ind w:left="1440" w:hanging="360"/>
+      </w:pPr>
+      <w:rPr>
+        <w:rFonts w:ascii="Courier New" w:hAnsi="Courier New" w:cs="Courier New" w:hint="default"/>
+      </w:rPr>
+    </w:lvl>
+    <w:lvl w:ilvl="2" w:tplc="FFFFFFFF" w:tentative="1">
+      <w:start w:val="1"/>
+      <w:numFmt w:val="bullet"/>
+      <w:lvlText w:val=""/>
+      <w:lvlJc w:val="left"/>
+      <w:pPr>
+        <w:ind w:left="2160" w:hanging="360"/>
+      </w:pPr>
+      <w:rPr>
+        <w:rFonts w:ascii="Wingdings" w:hAnsi="Wingdings" w:hint="default"/>
+      </w:rPr>
+    </w:lvl>
+    <w:lvl w:ilvl="3" w:tplc="FFFFFFFF" w:tentative="1">
+      <w:start w:val="1"/>
+      <w:numFmt w:val="bullet"/>
+      <w:lvlText w:val=""/>
+      <w:lvlJc w:val="left"/>
+      <w:pPr>
+        <w:ind w:left="2880" w:hanging="360"/>
+      </w:pPr>
+      <w:rPr>
+        <w:rFonts w:ascii="Symbol" w:hAnsi="Symbol" w:hint="default"/>
+      </w:rPr>
+    </w:lvl>
+    <w:lvl w:ilvl="4" w:tplc="FFFFFFFF" w:tentative="1">
+      <w:start w:val="1"/>
+      <w:numFmt w:val="bullet"/>
+      <w:lvlText w:val="o"/>
+      <w:lvlJc w:val="left"/>
+      <w:pPr>
+        <w:ind w:left="3600" w:hanging="360"/>
+      </w:pPr>
+      <w:rPr>
+        <w:rFonts w:ascii="Courier New" w:hAnsi="Courier New" w:cs="Courier New" w:hint="default"/>
+      </w:rPr>
+    </w:lvl>
+    <w:lvl w:ilvl="5" w:tplc="FFFFFFFF" w:tentative="1">
+      <w:start w:val="1"/>
+      <w:numFmt w:val="bullet"/>
+      <w:lvlText w:val=""/>
+      <w:lvlJc w:val="left"/>
+      <w:pPr>
+        <w:ind w:left="4320" w:hanging="360"/>
+      </w:pPr>
+      <w:rPr>
+        <w:rFonts w:ascii="Wingdings" w:hAnsi="Wingdings" w:hint="default"/>
+      </w:rPr>
+    </w:lvl>
+    <w:lvl w:ilvl="6" w:tplc="FFFFFFFF" w:tentative="1">
+      <w:start w:val="1"/>
+      <w:numFmt w:val="bullet"/>
+      <w:lvlText w:val=""/>
+      <w:lvlJc w:val="left"/>
+      <w:pPr>
+        <w:ind w:left="5040" w:hanging="360"/>
+      </w:pPr>
+      <w:rPr>
+        <w:rFonts w:ascii="Symbol" w:hAnsi="Symbol" w:hint="default"/>
+      </w:rPr>
+    </w:lvl>
+    <w:lvl w:ilvl="7" w:tplc="FFFFFFFF" w:tentative="1">
+      <w:start w:val="1"/>
+      <w:numFmt w:val="bullet"/>
+      <w:lvlText w:val="o"/>
+      <w:lvlJc w:val="left"/>
+      <w:pPr>
+        <w:ind w:left="5760" w:hanging="360"/>
+      </w:pPr>
+      <w:rPr>
+        <w:rFonts w:ascii="Courier New" w:hAnsi="Courier New" w:cs="Courier New" w:hint="default"/>
+      </w:rPr>
+    </w:lvl>
+    <w:lvl w:ilvl="8" w:tplc="FFFFFFFF" w:tentative="1">
+      <w:start w:val="1"/>
+      <w:numFmt w:val="bullet"/>
+      <w:lvlText w:val=""/>
+      <w:lvlJc w:val="left"/>
+      <w:pPr>
+        <w:ind w:left="6480" w:hanging="360"/>
+      </w:pPr>
+      <w:rPr>
+        <w:rFonts w:ascii="Wingdings" w:hAnsi="Wingdings" w:hint="default"/>
+      </w:rPr>
+    </w:lvl>
+  </w:abstractNum>
+  <w:abstractNum w:abstractNumId="13" w15:restartNumberingAfterBreak="0">
     <w:nsid w:val="10F36B46"/>
     <w:multiLevelType w:val="hybridMultilevel"/>
     <w:tmpl w:val="4428132E"/>
@@ -12189,7 +15707,7 @@
       </w:rPr>
     </w:lvl>
   </w:abstractNum>
-  <w:abstractNum w:abstractNumId="11" w15:restartNumberingAfterBreak="0">
+  <w:abstractNum w:abstractNumId="14" w15:restartNumberingAfterBreak="0">
     <w:nsid w:val="1186718D"/>
     <w:multiLevelType w:val="multilevel"/>
     <w:tmpl w:val="EF2AD8A2"/>
@@ -12338,7 +15856,7 @@
       </w:rPr>
     </w:lvl>
   </w:abstractNum>
-  <w:abstractNum w:abstractNumId="12" w15:restartNumberingAfterBreak="0">
+  <w:abstractNum w:abstractNumId="15" w15:restartNumberingAfterBreak="0">
     <w:nsid w:val="11C729AF"/>
     <w:multiLevelType w:val="hybridMultilevel"/>
     <w:tmpl w:val="59A816A2"/>
@@ -12452,7 +15970,156 @@
       </w:rPr>
     </w:lvl>
   </w:abstractNum>
-  <w:abstractNum w:abstractNumId="13" w15:restartNumberingAfterBreak="0">
+  <w:abstractNum w:abstractNumId="16" w15:restartNumberingAfterBreak="0">
+    <w:nsid w:val="12324E16"/>
+    <w:multiLevelType w:val="multilevel"/>
+    <w:tmpl w:val="B7908CDA"/>
+    <w:lvl w:ilvl="0">
+      <w:start w:val="1"/>
+      <w:numFmt w:val="bullet"/>
+      <w:lvlText w:val=""/>
+      <w:lvlJc w:val="left"/>
+      <w:pPr>
+        <w:tabs>
+          <w:tab w:val="num" w:pos="720"/>
+        </w:tabs>
+        <w:ind w:left="720" w:hanging="360"/>
+      </w:pPr>
+      <w:rPr>
+        <w:rFonts w:ascii="Symbol" w:hAnsi="Symbol" w:hint="default"/>
+        <w:sz w:val="20"/>
+      </w:rPr>
+    </w:lvl>
+    <w:lvl w:ilvl="1" w:tentative="1">
+      <w:start w:val="1"/>
+      <w:numFmt w:val="bullet"/>
+      <w:lvlText w:val="o"/>
+      <w:lvlJc w:val="left"/>
+      <w:pPr>
+        <w:tabs>
+          <w:tab w:val="num" w:pos="1440"/>
+        </w:tabs>
+        <w:ind w:left="1440" w:hanging="360"/>
+      </w:pPr>
+      <w:rPr>
+        <w:rFonts w:ascii="Courier New" w:hAnsi="Courier New" w:hint="default"/>
+        <w:sz w:val="20"/>
+      </w:rPr>
+    </w:lvl>
+    <w:lvl w:ilvl="2" w:tentative="1">
+      <w:start w:val="1"/>
+      <w:numFmt w:val="bullet"/>
+      <w:lvlText w:val=""/>
+      <w:lvlJc w:val="left"/>
+      <w:pPr>
+        <w:tabs>
+          <w:tab w:val="num" w:pos="2160"/>
+        </w:tabs>
+        <w:ind w:left="2160" w:hanging="360"/>
+      </w:pPr>
+      <w:rPr>
+        <w:rFonts w:ascii="Wingdings" w:hAnsi="Wingdings" w:hint="default"/>
+        <w:sz w:val="20"/>
+      </w:rPr>
+    </w:lvl>
+    <w:lvl w:ilvl="3" w:tentative="1">
+      <w:start w:val="1"/>
+      <w:numFmt w:val="bullet"/>
+      <w:lvlText w:val=""/>
+      <w:lvlJc w:val="left"/>
+      <w:pPr>
+        <w:tabs>
+          <w:tab w:val="num" w:pos="2880"/>
+        </w:tabs>
+        <w:ind w:left="2880" w:hanging="360"/>
+      </w:pPr>
+      <w:rPr>
+        <w:rFonts w:ascii="Wingdings" w:hAnsi="Wingdings" w:hint="default"/>
+        <w:sz w:val="20"/>
+      </w:rPr>
+    </w:lvl>
+    <w:lvl w:ilvl="4" w:tentative="1">
+      <w:start w:val="1"/>
+      <w:numFmt w:val="bullet"/>
+      <w:lvlText w:val=""/>
+      <w:lvlJc w:val="left"/>
+      <w:pPr>
+        <w:tabs>
+          <w:tab w:val="num" w:pos="3600"/>
+        </w:tabs>
+        <w:ind w:left="3600" w:hanging="360"/>
+      </w:pPr>
+      <w:rPr>
+        <w:rFonts w:ascii="Wingdings" w:hAnsi="Wingdings" w:hint="default"/>
+        <w:sz w:val="20"/>
+      </w:rPr>
+    </w:lvl>
+    <w:lvl w:ilvl="5" w:tentative="1">
+      <w:start w:val="1"/>
+      <w:numFmt w:val="bullet"/>
+      <w:lvlText w:val=""/>
+      <w:lvlJc w:val="left"/>
+      <w:pPr>
+        <w:tabs>
+          <w:tab w:val="num" w:pos="4320"/>
+        </w:tabs>
+        <w:ind w:left="4320" w:hanging="360"/>
+      </w:pPr>
+      <w:rPr>
+        <w:rFonts w:ascii="Wingdings" w:hAnsi="Wingdings" w:hint="default"/>
+        <w:sz w:val="20"/>
+      </w:rPr>
+    </w:lvl>
+    <w:lvl w:ilvl="6" w:tentative="1">
+      <w:start w:val="1"/>
+      <w:numFmt w:val="bullet"/>
+      <w:lvlText w:val=""/>
+      <w:lvlJc w:val="left"/>
+      <w:pPr>
+        <w:tabs>
+          <w:tab w:val="num" w:pos="5040"/>
+        </w:tabs>
+        <w:ind w:left="5040" w:hanging="360"/>
+      </w:pPr>
+      <w:rPr>
+        <w:rFonts w:ascii="Wingdings" w:hAnsi="Wingdings" w:hint="default"/>
+        <w:sz w:val="20"/>
+      </w:rPr>
+    </w:lvl>
+    <w:lvl w:ilvl="7" w:tentative="1">
+      <w:start w:val="1"/>
+      <w:numFmt w:val="bullet"/>
+      <w:lvlText w:val=""/>
+      <w:lvlJc w:val="left"/>
+      <w:pPr>
+        <w:tabs>
+          <w:tab w:val="num" w:pos="5760"/>
+        </w:tabs>
+        <w:ind w:left="5760" w:hanging="360"/>
+      </w:pPr>
+      <w:rPr>
+        <w:rFonts w:ascii="Wingdings" w:hAnsi="Wingdings" w:hint="default"/>
+        <w:sz w:val="20"/>
+      </w:rPr>
+    </w:lvl>
+    <w:lvl w:ilvl="8" w:tentative="1">
+      <w:start w:val="1"/>
+      <w:numFmt w:val="bullet"/>
+      <w:lvlText w:val=""/>
+      <w:lvlJc w:val="left"/>
+      <w:pPr>
+        <w:tabs>
+          <w:tab w:val="num" w:pos="6480"/>
+        </w:tabs>
+        <w:ind w:left="6480" w:hanging="360"/>
+      </w:pPr>
+      <w:rPr>
+        <w:rFonts w:ascii="Wingdings" w:hAnsi="Wingdings" w:hint="default"/>
+        <w:sz w:val="20"/>
+      </w:rPr>
+    </w:lvl>
+  </w:abstractNum>
+  <w:abstractNum w:abstractNumId="17" w15:restartNumberingAfterBreak="0">
     <w:nsid w:val="12B602C1"/>
     <w:multiLevelType w:val="hybridMultilevel"/>
     <w:tmpl w:val="A2FE5590"/>
@@ -12566,7 +16233,7 @@
       </w:rPr>
     </w:lvl>
   </w:abstractNum>
-  <w:abstractNum w:abstractNumId="14" w15:restartNumberingAfterBreak="0">
+  <w:abstractNum w:abstractNumId="18" w15:restartNumberingAfterBreak="0">
     <w:nsid w:val="13DE5703"/>
     <w:multiLevelType w:val="multilevel"/>
     <w:tmpl w:val="8DFA3D42"/>
@@ -12715,7 +16382,156 @@
       </w:rPr>
     </w:lvl>
   </w:abstractNum>
-  <w:abstractNum w:abstractNumId="15" w15:restartNumberingAfterBreak="0">
+  <w:abstractNum w:abstractNumId="19" w15:restartNumberingAfterBreak="0">
+    <w:nsid w:val="145D5FFA"/>
+    <w:multiLevelType w:val="multilevel"/>
+    <w:tmpl w:val="94588400"/>
+    <w:lvl w:ilvl="0">
+      <w:start w:val="1"/>
+      <w:numFmt w:val="bullet"/>
+      <w:lvlText w:val=""/>
+      <w:lvlJc w:val="left"/>
+      <w:pPr>
+        <w:tabs>
+          <w:tab w:val="num" w:pos="720"/>
+        </w:tabs>
+        <w:ind w:left="720" w:hanging="360"/>
+      </w:pPr>
+      <w:rPr>
+        <w:rFonts w:ascii="Symbol" w:hAnsi="Symbol" w:hint="default"/>
+        <w:sz w:val="20"/>
+      </w:rPr>
+    </w:lvl>
+    <w:lvl w:ilvl="1" w:tentative="1">
+      <w:start w:val="1"/>
+      <w:numFmt w:val="bullet"/>
+      <w:lvlText w:val="o"/>
+      <w:lvlJc w:val="left"/>
+      <w:pPr>
+        <w:tabs>
+          <w:tab w:val="num" w:pos="1440"/>
+        </w:tabs>
+        <w:ind w:left="1440" w:hanging="360"/>
+      </w:pPr>
+      <w:rPr>
+        <w:rFonts w:ascii="Courier New" w:hAnsi="Courier New" w:hint="default"/>
+        <w:sz w:val="20"/>
+      </w:rPr>
+    </w:lvl>
+    <w:lvl w:ilvl="2" w:tentative="1">
+      <w:start w:val="1"/>
+      <w:numFmt w:val="bullet"/>
+      <w:lvlText w:val=""/>
+      <w:lvlJc w:val="left"/>
+      <w:pPr>
+        <w:tabs>
+          <w:tab w:val="num" w:pos="2160"/>
+        </w:tabs>
+        <w:ind w:left="2160" w:hanging="360"/>
+      </w:pPr>
+      <w:rPr>
+        <w:rFonts w:ascii="Wingdings" w:hAnsi="Wingdings" w:hint="default"/>
+        <w:sz w:val="20"/>
+      </w:rPr>
+    </w:lvl>
+    <w:lvl w:ilvl="3" w:tentative="1">
+      <w:start w:val="1"/>
+      <w:numFmt w:val="bullet"/>
+      <w:lvlText w:val=""/>
+      <w:lvlJc w:val="left"/>
+      <w:pPr>
+        <w:tabs>
+          <w:tab w:val="num" w:pos="2880"/>
+        </w:tabs>
+        <w:ind w:left="2880" w:hanging="360"/>
+      </w:pPr>
+      <w:rPr>
+        <w:rFonts w:ascii="Wingdings" w:hAnsi="Wingdings" w:hint="default"/>
+        <w:sz w:val="20"/>
+      </w:rPr>
+    </w:lvl>
+    <w:lvl w:ilvl="4" w:tentative="1">
+      <w:start w:val="1"/>
+      <w:numFmt w:val="bullet"/>
+      <w:lvlText w:val=""/>
+      <w:lvlJc w:val="left"/>
+      <w:pPr>
+        <w:tabs>
+          <w:tab w:val="num" w:pos="3600"/>
+        </w:tabs>
+        <w:ind w:left="3600" w:hanging="360"/>
+      </w:pPr>
+      <w:rPr>
+        <w:rFonts w:ascii="Wingdings" w:hAnsi="Wingdings" w:hint="default"/>
+        <w:sz w:val="20"/>
+      </w:rPr>
+    </w:lvl>
+    <w:lvl w:ilvl="5" w:tentative="1">
+      <w:start w:val="1"/>
+      <w:numFmt w:val="bullet"/>
+      <w:lvlText w:val=""/>
+      <w:lvlJc w:val="left"/>
+      <w:pPr>
+        <w:tabs>
+          <w:tab w:val="num" w:pos="4320"/>
+        </w:tabs>
+        <w:ind w:left="4320" w:hanging="360"/>
+      </w:pPr>
+      <w:rPr>
+        <w:rFonts w:ascii="Wingdings" w:hAnsi="Wingdings" w:hint="default"/>
+        <w:sz w:val="20"/>
+      </w:rPr>
+    </w:lvl>
+    <w:lvl w:ilvl="6" w:tentative="1">
+      <w:start w:val="1"/>
+      <w:numFmt w:val="bullet"/>
+      <w:lvlText w:val=""/>
+      <w:lvlJc w:val="left"/>
+      <w:pPr>
+        <w:tabs>
+          <w:tab w:val="num" w:pos="5040"/>
+        </w:tabs>
+        <w:ind w:left="5040" w:hanging="360"/>
+      </w:pPr>
+      <w:rPr>
+        <w:rFonts w:ascii="Wingdings" w:hAnsi="Wingdings" w:hint="default"/>
+        <w:sz w:val="20"/>
+      </w:rPr>
+    </w:lvl>
+    <w:lvl w:ilvl="7" w:tentative="1">
+      <w:start w:val="1"/>
+      <w:numFmt w:val="bullet"/>
+      <w:lvlText w:val=""/>
+      <w:lvlJc w:val="left"/>
+      <w:pPr>
+        <w:tabs>
+          <w:tab w:val="num" w:pos="5760"/>
+        </w:tabs>
+        <w:ind w:left="5760" w:hanging="360"/>
+      </w:pPr>
+      <w:rPr>
+        <w:rFonts w:ascii="Wingdings" w:hAnsi="Wingdings" w:hint="default"/>
+        <w:sz w:val="20"/>
+      </w:rPr>
+    </w:lvl>
+    <w:lvl w:ilvl="8" w:tentative="1">
+      <w:start w:val="1"/>
+      <w:numFmt w:val="bullet"/>
+      <w:lvlText w:val=""/>
+      <w:lvlJc w:val="left"/>
+      <w:pPr>
+        <w:tabs>
+          <w:tab w:val="num" w:pos="6480"/>
+        </w:tabs>
+        <w:ind w:left="6480" w:hanging="360"/>
+      </w:pPr>
+      <w:rPr>
+        <w:rFonts w:ascii="Wingdings" w:hAnsi="Wingdings" w:hint="default"/>
+        <w:sz w:val="20"/>
+      </w:rPr>
+    </w:lvl>
+  </w:abstractNum>
+  <w:abstractNum w:abstractNumId="20" w15:restartNumberingAfterBreak="0">
     <w:nsid w:val="14A376C1"/>
     <w:multiLevelType w:val="hybridMultilevel"/>
     <w:tmpl w:val="6426A424"/>
@@ -12829,7 +16645,7 @@
       </w:rPr>
     </w:lvl>
   </w:abstractNum>
-  <w:abstractNum w:abstractNumId="16" w15:restartNumberingAfterBreak="0">
+  <w:abstractNum w:abstractNumId="21" w15:restartNumberingAfterBreak="0">
     <w:nsid w:val="1CA234CF"/>
     <w:multiLevelType w:val="hybridMultilevel"/>
     <w:tmpl w:val="7056285E"/>
@@ -12943,7 +16759,7 @@
       </w:rPr>
     </w:lvl>
   </w:abstractNum>
-  <w:abstractNum w:abstractNumId="17" w15:restartNumberingAfterBreak="0">
+  <w:abstractNum w:abstractNumId="22" w15:restartNumberingAfterBreak="0">
     <w:nsid w:val="1D31294D"/>
     <w:multiLevelType w:val="multilevel"/>
     <w:tmpl w:val="4A726B8C"/>
@@ -13092,7 +16908,7 @@
       </w:rPr>
     </w:lvl>
   </w:abstractNum>
-  <w:abstractNum w:abstractNumId="18" w15:restartNumberingAfterBreak="0">
+  <w:abstractNum w:abstractNumId="23" w15:restartNumberingAfterBreak="0">
     <w:nsid w:val="1E973B13"/>
     <w:multiLevelType w:val="hybridMultilevel"/>
     <w:tmpl w:val="07F6D168"/>
@@ -13206,7 +17022,7 @@
       </w:rPr>
     </w:lvl>
   </w:abstractNum>
-  <w:abstractNum w:abstractNumId="19" w15:restartNumberingAfterBreak="0">
+  <w:abstractNum w:abstractNumId="24" w15:restartNumberingAfterBreak="0">
     <w:nsid w:val="223929E3"/>
     <w:multiLevelType w:val="hybridMultilevel"/>
     <w:tmpl w:val="222E86A6"/>
@@ -13320,7 +17136,121 @@
       </w:rPr>
     </w:lvl>
   </w:abstractNum>
-  <w:abstractNum w:abstractNumId="20" w15:restartNumberingAfterBreak="0">
+  <w:abstractNum w:abstractNumId="25" w15:restartNumberingAfterBreak="0">
+    <w:nsid w:val="264B3CB4"/>
+    <w:multiLevelType w:val="hybridMultilevel"/>
+    <w:tmpl w:val="07D26FB2"/>
+    <w:lvl w:ilvl="0" w:tplc="040C0007">
+      <w:start w:val="1"/>
+      <w:numFmt w:val="bullet"/>
+      <w:lvlText w:val=""/>
+      <w:lvlPicBulletId w:val="0"/>
+      <w:lvlJc w:val="left"/>
+      <w:pPr>
+        <w:ind w:left="720" w:hanging="360"/>
+      </w:pPr>
+      <w:rPr>
+        <w:rFonts w:ascii="Symbol" w:hAnsi="Symbol" w:hint="default"/>
+      </w:rPr>
+    </w:lvl>
+    <w:lvl w:ilvl="1" w:tplc="040C0003" w:tentative="1">
+      <w:start w:val="1"/>
+      <w:numFmt w:val="bullet"/>
+      <w:lvlText w:val="o"/>
+      <w:lvlJc w:val="left"/>
+      <w:pPr>
+        <w:ind w:left="1440" w:hanging="360"/>
+      </w:pPr>
+      <w:rPr>
+        <w:rFonts w:ascii="Courier New" w:hAnsi="Courier New" w:cs="Courier New" w:hint="default"/>
+      </w:rPr>
+    </w:lvl>
+    <w:lvl w:ilvl="2" w:tplc="040C0005" w:tentative="1">
+      <w:start w:val="1"/>
+      <w:numFmt w:val="bullet"/>
+      <w:lvlText w:val=""/>
+      <w:lvlJc w:val="left"/>
+      <w:pPr>
+        <w:ind w:left="2160" w:hanging="360"/>
+      </w:pPr>
+      <w:rPr>
+        <w:rFonts w:ascii="Wingdings" w:hAnsi="Wingdings" w:hint="default"/>
+      </w:rPr>
+    </w:lvl>
+    <w:lvl w:ilvl="3" w:tplc="040C0001" w:tentative="1">
+      <w:start w:val="1"/>
+      <w:numFmt w:val="bullet"/>
+      <w:lvlText w:val=""/>
+      <w:lvlJc w:val="left"/>
+      <w:pPr>
+        <w:ind w:left="2880" w:hanging="360"/>
+      </w:pPr>
+      <w:rPr>
+        <w:rFonts w:ascii="Symbol" w:hAnsi="Symbol" w:hint="default"/>
+      </w:rPr>
+    </w:lvl>
+    <w:lvl w:ilvl="4" w:tplc="040C0003" w:tentative="1">
+      <w:start w:val="1"/>
+      <w:numFmt w:val="bullet"/>
+      <w:lvlText w:val="o"/>
+      <w:lvlJc w:val="left"/>
+      <w:pPr>
+        <w:ind w:left="3600" w:hanging="360"/>
+      </w:pPr>
+      <w:rPr>
+        <w:rFonts w:ascii="Courier New" w:hAnsi="Courier New" w:cs="Courier New" w:hint="default"/>
+      </w:rPr>
+    </w:lvl>
+    <w:lvl w:ilvl="5" w:tplc="040C0005" w:tentative="1">
+      <w:start w:val="1"/>
+      <w:numFmt w:val="bullet"/>
+      <w:lvlText w:val=""/>
+      <w:lvlJc w:val="left"/>
+      <w:pPr>
+        <w:ind w:left="4320" w:hanging="360"/>
+      </w:pPr>
+      <w:rPr>
+        <w:rFonts w:ascii="Wingdings" w:hAnsi="Wingdings" w:hint="default"/>
+      </w:rPr>
+    </w:lvl>
+    <w:lvl w:ilvl="6" w:tplc="040C0001" w:tentative="1">
+      <w:start w:val="1"/>
+      <w:numFmt w:val="bullet"/>
+      <w:lvlText w:val=""/>
+      <w:lvlJc w:val="left"/>
+      <w:pPr>
+        <w:ind w:left="5040" w:hanging="360"/>
+      </w:pPr>
+      <w:rPr>
+        <w:rFonts w:ascii="Symbol" w:hAnsi="Symbol" w:hint="default"/>
+      </w:rPr>
+    </w:lvl>
+    <w:lvl w:ilvl="7" w:tplc="040C0003" w:tentative="1">
+      <w:start w:val="1"/>
+      <w:numFmt w:val="bullet"/>
+      <w:lvlText w:val="o"/>
+      <w:lvlJc w:val="left"/>
+      <w:pPr>
+        <w:ind w:left="5760" w:hanging="360"/>
+      </w:pPr>
+      <w:rPr>
+        <w:rFonts w:ascii="Courier New" w:hAnsi="Courier New" w:cs="Courier New" w:hint="default"/>
+      </w:rPr>
+    </w:lvl>
+    <w:lvl w:ilvl="8" w:tplc="040C0005" w:tentative="1">
+      <w:start w:val="1"/>
+      <w:numFmt w:val="bullet"/>
+      <w:lvlText w:val=""/>
+      <w:lvlJc w:val="left"/>
+      <w:pPr>
+        <w:ind w:left="6480" w:hanging="360"/>
+      </w:pPr>
+      <w:rPr>
+        <w:rFonts w:ascii="Wingdings" w:hAnsi="Wingdings" w:hint="default"/>
+      </w:rPr>
+    </w:lvl>
+  </w:abstractNum>
+  <w:abstractNum w:abstractNumId="26" w15:restartNumberingAfterBreak="0">
     <w:nsid w:val="274D7FBE"/>
     <w:multiLevelType w:val="hybridMultilevel"/>
     <w:tmpl w:val="FE26A9C6"/>
@@ -13433,7 +17363,7 @@
       </w:rPr>
     </w:lvl>
   </w:abstractNum>
-  <w:abstractNum w:abstractNumId="21" w15:restartNumberingAfterBreak="0">
+  <w:abstractNum w:abstractNumId="27" w15:restartNumberingAfterBreak="0">
     <w:nsid w:val="27D83EEC"/>
     <w:multiLevelType w:val="hybridMultilevel"/>
     <w:tmpl w:val="3358455A"/>
@@ -13547,7 +17477,7 @@
       </w:rPr>
     </w:lvl>
   </w:abstractNum>
-  <w:abstractNum w:abstractNumId="22" w15:restartNumberingAfterBreak="0">
+  <w:abstractNum w:abstractNumId="28" w15:restartNumberingAfterBreak="0">
     <w:nsid w:val="27F3541C"/>
     <w:multiLevelType w:val="multilevel"/>
     <w:tmpl w:val="1A14E514"/>
@@ -13696,7 +17626,7 @@
       </w:rPr>
     </w:lvl>
   </w:abstractNum>
-  <w:abstractNum w:abstractNumId="23" w15:restartNumberingAfterBreak="0">
+  <w:abstractNum w:abstractNumId="29" w15:restartNumberingAfterBreak="0">
     <w:nsid w:val="28841860"/>
     <w:multiLevelType w:val="hybridMultilevel"/>
     <w:tmpl w:val="9E86E396"/>
@@ -13810,7 +17740,7 @@
       </w:rPr>
     </w:lvl>
   </w:abstractNum>
-  <w:abstractNum w:abstractNumId="24" w15:restartNumberingAfterBreak="0">
+  <w:abstractNum w:abstractNumId="30" w15:restartNumberingAfterBreak="0">
     <w:nsid w:val="28A040C6"/>
     <w:multiLevelType w:val="multilevel"/>
     <w:tmpl w:val="77B84FC6"/>
@@ -13959,7 +17889,7 @@
       </w:rPr>
     </w:lvl>
   </w:abstractNum>
-  <w:abstractNum w:abstractNumId="25" w15:restartNumberingAfterBreak="0">
+  <w:abstractNum w:abstractNumId="31" w15:restartNumberingAfterBreak="0">
     <w:nsid w:val="309F7F5B"/>
     <w:multiLevelType w:val="hybridMultilevel"/>
     <w:tmpl w:val="37763CAC"/>
@@ -14073,7 +18003,7 @@
       </w:rPr>
     </w:lvl>
   </w:abstractNum>
-  <w:abstractNum w:abstractNumId="26" w15:restartNumberingAfterBreak="0">
+  <w:abstractNum w:abstractNumId="32" w15:restartNumberingAfterBreak="0">
     <w:nsid w:val="32B44F91"/>
     <w:multiLevelType w:val="hybridMultilevel"/>
     <w:tmpl w:val="5C3E4624"/>
@@ -14187,7 +18117,7 @@
       </w:rPr>
     </w:lvl>
   </w:abstractNum>
-  <w:abstractNum w:abstractNumId="27" w15:restartNumberingAfterBreak="0">
+  <w:abstractNum w:abstractNumId="33" w15:restartNumberingAfterBreak="0">
     <w:nsid w:val="339C2E41"/>
     <w:multiLevelType w:val="hybridMultilevel"/>
     <w:tmpl w:val="3B0A7768"/>
@@ -14301,7 +18231,7 @@
       </w:rPr>
     </w:lvl>
   </w:abstractNum>
-  <w:abstractNum w:abstractNumId="28" w15:restartNumberingAfterBreak="0">
+  <w:abstractNum w:abstractNumId="34" w15:restartNumberingAfterBreak="0">
     <w:nsid w:val="356638DC"/>
     <w:multiLevelType w:val="multilevel"/>
     <w:tmpl w:val="3A7AA310"/>
@@ -14450,7 +18380,7 @@
       </w:rPr>
     </w:lvl>
   </w:abstractNum>
-  <w:abstractNum w:abstractNumId="29" w15:restartNumberingAfterBreak="0">
+  <w:abstractNum w:abstractNumId="35" w15:restartNumberingAfterBreak="0">
     <w:nsid w:val="39675CEE"/>
     <w:multiLevelType w:val="hybridMultilevel"/>
     <w:tmpl w:val="CF242C14"/>
@@ -14564,7 +18494,7 @@
       </w:rPr>
     </w:lvl>
   </w:abstractNum>
-  <w:abstractNum w:abstractNumId="30" w15:restartNumberingAfterBreak="0">
+  <w:abstractNum w:abstractNumId="36" w15:restartNumberingAfterBreak="0">
     <w:nsid w:val="3A8A6D9B"/>
     <w:multiLevelType w:val="hybridMultilevel"/>
     <w:tmpl w:val="3B78D56E"/>
@@ -14677,7 +18607,7 @@
       </w:rPr>
     </w:lvl>
   </w:abstractNum>
-  <w:abstractNum w:abstractNumId="31" w15:restartNumberingAfterBreak="0">
+  <w:abstractNum w:abstractNumId="37" w15:restartNumberingAfterBreak="0">
     <w:nsid w:val="3B101C5A"/>
     <w:multiLevelType w:val="hybridMultilevel"/>
     <w:tmpl w:val="BDF2982C"/>
@@ -14790,7 +18720,7 @@
       </w:rPr>
     </w:lvl>
   </w:abstractNum>
-  <w:abstractNum w:abstractNumId="32" w15:restartNumberingAfterBreak="0">
+  <w:abstractNum w:abstractNumId="38" w15:restartNumberingAfterBreak="0">
     <w:nsid w:val="3B2A6B35"/>
     <w:multiLevelType w:val="multilevel"/>
     <w:tmpl w:val="36002D42"/>
@@ -14939,7 +18869,7 @@
       </w:rPr>
     </w:lvl>
   </w:abstractNum>
-  <w:abstractNum w:abstractNumId="33" w15:restartNumberingAfterBreak="0">
+  <w:abstractNum w:abstractNumId="39" w15:restartNumberingAfterBreak="0">
     <w:nsid w:val="3E4C1882"/>
     <w:multiLevelType w:val="hybridMultilevel"/>
     <w:tmpl w:val="D31A0D9E"/>
@@ -15053,7 +18983,7 @@
       </w:rPr>
     </w:lvl>
   </w:abstractNum>
-  <w:abstractNum w:abstractNumId="34" w15:restartNumberingAfterBreak="0">
+  <w:abstractNum w:abstractNumId="40" w15:restartNumberingAfterBreak="0">
     <w:nsid w:val="3F71196F"/>
     <w:multiLevelType w:val="multilevel"/>
     <w:tmpl w:val="040C0027"/>
@@ -15148,7 +19078,7 @@
       </w:pPr>
     </w:lvl>
   </w:abstractNum>
-  <w:abstractNum w:abstractNumId="35" w15:restartNumberingAfterBreak="0">
+  <w:abstractNum w:abstractNumId="41" w15:restartNumberingAfterBreak="0">
     <w:nsid w:val="4227212E"/>
     <w:multiLevelType w:val="multilevel"/>
     <w:tmpl w:val="1136857A"/>
@@ -15297,7 +19227,7 @@
       </w:rPr>
     </w:lvl>
   </w:abstractNum>
-  <w:abstractNum w:abstractNumId="36" w15:restartNumberingAfterBreak="0">
+  <w:abstractNum w:abstractNumId="42" w15:restartNumberingAfterBreak="0">
     <w:nsid w:val="43112012"/>
     <w:multiLevelType w:val="multilevel"/>
     <w:tmpl w:val="FABA5184"/>
@@ -15446,7 +19376,7 @@
       </w:rPr>
     </w:lvl>
   </w:abstractNum>
-  <w:abstractNum w:abstractNumId="37" w15:restartNumberingAfterBreak="0">
+  <w:abstractNum w:abstractNumId="43" w15:restartNumberingAfterBreak="0">
     <w:nsid w:val="4A7821CF"/>
     <w:multiLevelType w:val="hybridMultilevel"/>
     <w:tmpl w:val="531CDD90"/>
@@ -15560,7 +19490,121 @@
       </w:rPr>
     </w:lvl>
   </w:abstractNum>
-  <w:abstractNum w:abstractNumId="38" w15:restartNumberingAfterBreak="0">
+  <w:abstractNum w:abstractNumId="44" w15:restartNumberingAfterBreak="0">
+    <w:nsid w:val="4B374A79"/>
+    <w:multiLevelType w:val="hybridMultilevel"/>
+    <w:tmpl w:val="9A343700"/>
+    <w:lvl w:ilvl="0" w:tplc="040C0007">
+      <w:start w:val="1"/>
+      <w:numFmt w:val="bullet"/>
+      <w:lvlText w:val=""/>
+      <w:lvlPicBulletId w:val="0"/>
+      <w:lvlJc w:val="left"/>
+      <w:pPr>
+        <w:ind w:left="720" w:hanging="360"/>
+      </w:pPr>
+      <w:rPr>
+        <w:rFonts w:ascii="Symbol" w:hAnsi="Symbol" w:hint="default"/>
+      </w:rPr>
+    </w:lvl>
+    <w:lvl w:ilvl="1" w:tplc="040C0003" w:tentative="1">
+      <w:start w:val="1"/>
+      <w:numFmt w:val="bullet"/>
+      <w:lvlText w:val="o"/>
+      <w:lvlJc w:val="left"/>
+      <w:pPr>
+        <w:ind w:left="1440" w:hanging="360"/>
+      </w:pPr>
+      <w:rPr>
+        <w:rFonts w:ascii="Courier New" w:hAnsi="Courier New" w:cs="Courier New" w:hint="default"/>
+      </w:rPr>
+    </w:lvl>
+    <w:lvl w:ilvl="2" w:tplc="040C0005" w:tentative="1">
+      <w:start w:val="1"/>
+      <w:numFmt w:val="bullet"/>
+      <w:lvlText w:val=""/>
+      <w:lvlJc w:val="left"/>
+      <w:pPr>
+        <w:ind w:left="2160" w:hanging="360"/>
+      </w:pPr>
+      <w:rPr>
+        <w:rFonts w:ascii="Wingdings" w:hAnsi="Wingdings" w:hint="default"/>
+      </w:rPr>
+    </w:lvl>
+    <w:lvl w:ilvl="3" w:tplc="040C0001" w:tentative="1">
+      <w:start w:val="1"/>
+      <w:numFmt w:val="bullet"/>
+      <w:lvlText w:val=""/>
+      <w:lvlJc w:val="left"/>
+      <w:pPr>
+        <w:ind w:left="2880" w:hanging="360"/>
+      </w:pPr>
+      <w:rPr>
+        <w:rFonts w:ascii="Symbol" w:hAnsi="Symbol" w:hint="default"/>
+      </w:rPr>
+    </w:lvl>
+    <w:lvl w:ilvl="4" w:tplc="040C0003" w:tentative="1">
+      <w:start w:val="1"/>
+      <w:numFmt w:val="bullet"/>
+      <w:lvlText w:val="o"/>
+      <w:lvlJc w:val="left"/>
+      <w:pPr>
+        <w:ind w:left="3600" w:hanging="360"/>
+      </w:pPr>
+      <w:rPr>
+        <w:rFonts w:ascii="Courier New" w:hAnsi="Courier New" w:cs="Courier New" w:hint="default"/>
+      </w:rPr>
+    </w:lvl>
+    <w:lvl w:ilvl="5" w:tplc="040C0005" w:tentative="1">
+      <w:start w:val="1"/>
+      <w:numFmt w:val="bullet"/>
+      <w:lvlText w:val=""/>
+      <w:lvlJc w:val="left"/>
+      <w:pPr>
+        <w:ind w:left="4320" w:hanging="360"/>
+      </w:pPr>
+      <w:rPr>
+        <w:rFonts w:ascii="Wingdings" w:hAnsi="Wingdings" w:hint="default"/>
+      </w:rPr>
+    </w:lvl>
+    <w:lvl w:ilvl="6" w:tplc="040C0001" w:tentative="1">
+      <w:start w:val="1"/>
+      <w:numFmt w:val="bullet"/>
+      <w:lvlText w:val=""/>
+      <w:lvlJc w:val="left"/>
+      <w:pPr>
+        <w:ind w:left="5040" w:hanging="360"/>
+      </w:pPr>
+      <w:rPr>
+        <w:rFonts w:ascii="Symbol" w:hAnsi="Symbol" w:hint="default"/>
+      </w:rPr>
+    </w:lvl>
+    <w:lvl w:ilvl="7" w:tplc="040C0003" w:tentative="1">
+      <w:start w:val="1"/>
+      <w:numFmt w:val="bullet"/>
+      <w:lvlText w:val="o"/>
+      <w:lvlJc w:val="left"/>
+      <w:pPr>
+        <w:ind w:left="5760" w:hanging="360"/>
+      </w:pPr>
+      <w:rPr>
+        <w:rFonts w:ascii="Courier New" w:hAnsi="Courier New" w:cs="Courier New" w:hint="default"/>
+      </w:rPr>
+    </w:lvl>
+    <w:lvl w:ilvl="8" w:tplc="040C0005" w:tentative="1">
+      <w:start w:val="1"/>
+      <w:numFmt w:val="bullet"/>
+      <w:lvlText w:val=""/>
+      <w:lvlJc w:val="left"/>
+      <w:pPr>
+        <w:ind w:left="6480" w:hanging="360"/>
+      </w:pPr>
+      <w:rPr>
+        <w:rFonts w:ascii="Wingdings" w:hAnsi="Wingdings" w:hint="default"/>
+      </w:rPr>
+    </w:lvl>
+  </w:abstractNum>
+  <w:abstractNum w:abstractNumId="45" w15:restartNumberingAfterBreak="0">
     <w:nsid w:val="4BD62624"/>
     <w:multiLevelType w:val="hybridMultilevel"/>
     <w:tmpl w:val="C0086B72"/>
@@ -15673,7 +19717,7 @@
       </w:rPr>
     </w:lvl>
   </w:abstractNum>
-  <w:abstractNum w:abstractNumId="39" w15:restartNumberingAfterBreak="0">
+  <w:abstractNum w:abstractNumId="46" w15:restartNumberingAfterBreak="0">
     <w:nsid w:val="4EC5291F"/>
     <w:multiLevelType w:val="hybridMultilevel"/>
     <w:tmpl w:val="A546D8B4"/>
@@ -15787,7 +19831,384 @@
       </w:rPr>
     </w:lvl>
   </w:abstractNum>
-  <w:abstractNum w:abstractNumId="40" w15:restartNumberingAfterBreak="0">
+  <w:abstractNum w:abstractNumId="47" w15:restartNumberingAfterBreak="0">
+    <w:nsid w:val="54241FD3"/>
+    <w:multiLevelType w:val="hybridMultilevel"/>
+    <w:tmpl w:val="2D42ADBA"/>
+    <w:lvl w:ilvl="0" w:tplc="040C0001">
+      <w:start w:val="1"/>
+      <w:numFmt w:val="bullet"/>
+      <w:lvlText w:val=""/>
+      <w:lvlJc w:val="left"/>
+      <w:pPr>
+        <w:ind w:left="720" w:hanging="360"/>
+      </w:pPr>
+      <w:rPr>
+        <w:rFonts w:ascii="Symbol" w:hAnsi="Symbol" w:hint="default"/>
+      </w:rPr>
+    </w:lvl>
+    <w:lvl w:ilvl="1" w:tplc="040C0003" w:tentative="1">
+      <w:start w:val="1"/>
+      <w:numFmt w:val="bullet"/>
+      <w:lvlText w:val="o"/>
+      <w:lvlJc w:val="left"/>
+      <w:pPr>
+        <w:ind w:left="1440" w:hanging="360"/>
+      </w:pPr>
+      <w:rPr>
+        <w:rFonts w:ascii="Courier New" w:hAnsi="Courier New" w:cs="Courier New" w:hint="default"/>
+      </w:rPr>
+    </w:lvl>
+    <w:lvl w:ilvl="2" w:tplc="040C0005" w:tentative="1">
+      <w:start w:val="1"/>
+      <w:numFmt w:val="bullet"/>
+      <w:lvlText w:val=""/>
+      <w:lvlJc w:val="left"/>
+      <w:pPr>
+        <w:ind w:left="2160" w:hanging="360"/>
+      </w:pPr>
+      <w:rPr>
+        <w:rFonts w:ascii="Wingdings" w:hAnsi="Wingdings" w:hint="default"/>
+      </w:rPr>
+    </w:lvl>
+    <w:lvl w:ilvl="3" w:tplc="040C0001" w:tentative="1">
+      <w:start w:val="1"/>
+      <w:numFmt w:val="bullet"/>
+      <w:lvlText w:val=""/>
+      <w:lvlJc w:val="left"/>
+      <w:pPr>
+        <w:ind w:left="2880" w:hanging="360"/>
+      </w:pPr>
+      <w:rPr>
+        <w:rFonts w:ascii="Symbol" w:hAnsi="Symbol" w:hint="default"/>
+      </w:rPr>
+    </w:lvl>
+    <w:lvl w:ilvl="4" w:tplc="040C0003" w:tentative="1">
+      <w:start w:val="1"/>
+      <w:numFmt w:val="bullet"/>
+      <w:lvlText w:val="o"/>
+      <w:lvlJc w:val="left"/>
+      <w:pPr>
+        <w:ind w:left="3600" w:hanging="360"/>
+      </w:pPr>
+      <w:rPr>
+        <w:rFonts w:ascii="Courier New" w:hAnsi="Courier New" w:cs="Courier New" w:hint="default"/>
+      </w:rPr>
+    </w:lvl>
+    <w:lvl w:ilvl="5" w:tplc="040C0005" w:tentative="1">
+      <w:start w:val="1"/>
+      <w:numFmt w:val="bullet"/>
+      <w:lvlText w:val=""/>
+      <w:lvlJc w:val="left"/>
+      <w:pPr>
+        <w:ind w:left="4320" w:hanging="360"/>
+      </w:pPr>
+      <w:rPr>
+        <w:rFonts w:ascii="Wingdings" w:hAnsi="Wingdings" w:hint="default"/>
+      </w:rPr>
+    </w:lvl>
+    <w:lvl w:ilvl="6" w:tplc="040C0001" w:tentative="1">
+      <w:start w:val="1"/>
+      <w:numFmt w:val="bullet"/>
+      <w:lvlText w:val=""/>
+      <w:lvlJc w:val="left"/>
+      <w:pPr>
+        <w:ind w:left="5040" w:hanging="360"/>
+      </w:pPr>
+      <w:rPr>
+        <w:rFonts w:ascii="Symbol" w:hAnsi="Symbol" w:hint="default"/>
+      </w:rPr>
+    </w:lvl>
+    <w:lvl w:ilvl="7" w:tplc="040C0003" w:tentative="1">
+      <w:start w:val="1"/>
+      <w:numFmt w:val="bullet"/>
+      <w:lvlText w:val="o"/>
+      <w:lvlJc w:val="left"/>
+      <w:pPr>
+        <w:ind w:left="5760" w:hanging="360"/>
+      </w:pPr>
+      <w:rPr>
+        <w:rFonts w:ascii="Courier New" w:hAnsi="Courier New" w:cs="Courier New" w:hint="default"/>
+      </w:rPr>
+    </w:lvl>
+    <w:lvl w:ilvl="8" w:tplc="040C0005" w:tentative="1">
+      <w:start w:val="1"/>
+      <w:numFmt w:val="bullet"/>
+      <w:lvlText w:val=""/>
+      <w:lvlJc w:val="left"/>
+      <w:pPr>
+        <w:ind w:left="6480" w:hanging="360"/>
+      </w:pPr>
+      <w:rPr>
+        <w:rFonts w:ascii="Wingdings" w:hAnsi="Wingdings" w:hint="default"/>
+      </w:rPr>
+    </w:lvl>
+  </w:abstractNum>
+  <w:abstractNum w:abstractNumId="48" w15:restartNumberingAfterBreak="0">
+    <w:nsid w:val="560B314D"/>
+    <w:multiLevelType w:val="multilevel"/>
+    <w:tmpl w:val="2518572A"/>
+    <w:lvl w:ilvl="0">
+      <w:start w:val="1"/>
+      <w:numFmt w:val="bullet"/>
+      <w:lvlText w:val=""/>
+      <w:lvlPicBulletId w:val="0"/>
+      <w:lvlJc w:val="left"/>
+      <w:pPr>
+        <w:tabs>
+          <w:tab w:val="num" w:pos="720"/>
+        </w:tabs>
+        <w:ind w:left="720" w:hanging="360"/>
+      </w:pPr>
+      <w:rPr>
+        <w:rFonts w:ascii="Symbol" w:hAnsi="Symbol" w:hint="default"/>
+        <w:sz w:val="20"/>
+      </w:rPr>
+    </w:lvl>
+    <w:lvl w:ilvl="1" w:tentative="1">
+      <w:start w:val="1"/>
+      <w:numFmt w:val="bullet"/>
+      <w:lvlText w:val="o"/>
+      <w:lvlJc w:val="left"/>
+      <w:pPr>
+        <w:tabs>
+          <w:tab w:val="num" w:pos="1440"/>
+        </w:tabs>
+        <w:ind w:left="1440" w:hanging="360"/>
+      </w:pPr>
+      <w:rPr>
+        <w:rFonts w:ascii="Courier New" w:hAnsi="Courier New" w:hint="default"/>
+        <w:sz w:val="20"/>
+      </w:rPr>
+    </w:lvl>
+    <w:lvl w:ilvl="2" w:tentative="1">
+      <w:start w:val="1"/>
+      <w:numFmt w:val="bullet"/>
+      <w:lvlText w:val=""/>
+      <w:lvlJc w:val="left"/>
+      <w:pPr>
+        <w:tabs>
+          <w:tab w:val="num" w:pos="2160"/>
+        </w:tabs>
+        <w:ind w:left="2160" w:hanging="360"/>
+      </w:pPr>
+      <w:rPr>
+        <w:rFonts w:ascii="Wingdings" w:hAnsi="Wingdings" w:hint="default"/>
+        <w:sz w:val="20"/>
+      </w:rPr>
+    </w:lvl>
+    <w:lvl w:ilvl="3" w:tentative="1">
+      <w:start w:val="1"/>
+      <w:numFmt w:val="bullet"/>
+      <w:lvlText w:val=""/>
+      <w:lvlJc w:val="left"/>
+      <w:pPr>
+        <w:tabs>
+          <w:tab w:val="num" w:pos="2880"/>
+        </w:tabs>
+        <w:ind w:left="2880" w:hanging="360"/>
+      </w:pPr>
+      <w:rPr>
+        <w:rFonts w:ascii="Wingdings" w:hAnsi="Wingdings" w:hint="default"/>
+        <w:sz w:val="20"/>
+      </w:rPr>
+    </w:lvl>
+    <w:lvl w:ilvl="4" w:tentative="1">
+      <w:start w:val="1"/>
+      <w:numFmt w:val="bullet"/>
+      <w:lvlText w:val=""/>
+      <w:lvlJc w:val="left"/>
+      <w:pPr>
+        <w:tabs>
+          <w:tab w:val="num" w:pos="3600"/>
+        </w:tabs>
+        <w:ind w:left="3600" w:hanging="360"/>
+      </w:pPr>
+      <w:rPr>
+        <w:rFonts w:ascii="Wingdings" w:hAnsi="Wingdings" w:hint="default"/>
+        <w:sz w:val="20"/>
+      </w:rPr>
+    </w:lvl>
+    <w:lvl w:ilvl="5" w:tentative="1">
+      <w:start w:val="1"/>
+      <w:numFmt w:val="bullet"/>
+      <w:lvlText w:val=""/>
+      <w:lvlJc w:val="left"/>
+      <w:pPr>
+        <w:tabs>
+          <w:tab w:val="num" w:pos="4320"/>
+        </w:tabs>
+        <w:ind w:left="4320" w:hanging="360"/>
+      </w:pPr>
+      <w:rPr>
+        <w:rFonts w:ascii="Wingdings" w:hAnsi="Wingdings" w:hint="default"/>
+        <w:sz w:val="20"/>
+      </w:rPr>
+    </w:lvl>
+    <w:lvl w:ilvl="6" w:tentative="1">
+      <w:start w:val="1"/>
+      <w:numFmt w:val="bullet"/>
+      <w:lvlText w:val=""/>
+      <w:lvlJc w:val="left"/>
+      <w:pPr>
+        <w:tabs>
+          <w:tab w:val="num" w:pos="5040"/>
+        </w:tabs>
+        <w:ind w:left="5040" w:hanging="360"/>
+      </w:pPr>
+      <w:rPr>
+        <w:rFonts w:ascii="Wingdings" w:hAnsi="Wingdings" w:hint="default"/>
+        <w:sz w:val="20"/>
+      </w:rPr>
+    </w:lvl>
+    <w:lvl w:ilvl="7" w:tentative="1">
+      <w:start w:val="1"/>
+      <w:numFmt w:val="bullet"/>
+      <w:lvlText w:val=""/>
+      <w:lvlJc w:val="left"/>
+      <w:pPr>
+        <w:tabs>
+          <w:tab w:val="num" w:pos="5760"/>
+        </w:tabs>
+        <w:ind w:left="5760" w:hanging="360"/>
+      </w:pPr>
+      <w:rPr>
+        <w:rFonts w:ascii="Wingdings" w:hAnsi="Wingdings" w:hint="default"/>
+        <w:sz w:val="20"/>
+      </w:rPr>
+    </w:lvl>
+    <w:lvl w:ilvl="8" w:tentative="1">
+      <w:start w:val="1"/>
+      <w:numFmt w:val="bullet"/>
+      <w:lvlText w:val=""/>
+      <w:lvlJc w:val="left"/>
+      <w:pPr>
+        <w:tabs>
+          <w:tab w:val="num" w:pos="6480"/>
+        </w:tabs>
+        <w:ind w:left="6480" w:hanging="360"/>
+      </w:pPr>
+      <w:rPr>
+        <w:rFonts w:ascii="Wingdings" w:hAnsi="Wingdings" w:hint="default"/>
+        <w:sz w:val="20"/>
+      </w:rPr>
+    </w:lvl>
+  </w:abstractNum>
+  <w:abstractNum w:abstractNumId="49" w15:restartNumberingAfterBreak="0">
+    <w:nsid w:val="584061BF"/>
+    <w:multiLevelType w:val="hybridMultilevel"/>
+    <w:tmpl w:val="2C8C45BC"/>
+    <w:lvl w:ilvl="0" w:tplc="040C0007">
+      <w:start w:val="1"/>
+      <w:numFmt w:val="bullet"/>
+      <w:lvlText w:val=""/>
+      <w:lvlPicBulletId w:val="0"/>
+      <w:lvlJc w:val="left"/>
+      <w:pPr>
+        <w:ind w:left="720" w:hanging="360"/>
+      </w:pPr>
+      <w:rPr>
+        <w:rFonts w:ascii="Symbol" w:hAnsi="Symbol" w:hint="default"/>
+      </w:rPr>
+    </w:lvl>
+    <w:lvl w:ilvl="1" w:tplc="040C0003" w:tentative="1">
+      <w:start w:val="1"/>
+      <w:numFmt w:val="bullet"/>
+      <w:lvlText w:val="o"/>
+      <w:lvlJc w:val="left"/>
+      <w:pPr>
+        <w:ind w:left="1440" w:hanging="360"/>
+      </w:pPr>
+      <w:rPr>
+        <w:rFonts w:ascii="Courier New" w:hAnsi="Courier New" w:cs="Courier New" w:hint="default"/>
+      </w:rPr>
+    </w:lvl>
+    <w:lvl w:ilvl="2" w:tplc="040C0005" w:tentative="1">
+      <w:start w:val="1"/>
+      <w:numFmt w:val="bullet"/>
+      <w:lvlText w:val=""/>
+      <w:lvlJc w:val="left"/>
+      <w:pPr>
+        <w:ind w:left="2160" w:hanging="360"/>
+      </w:pPr>
+      <w:rPr>
+        <w:rFonts w:ascii="Wingdings" w:hAnsi="Wingdings" w:hint="default"/>
+      </w:rPr>
+    </w:lvl>
+    <w:lvl w:ilvl="3" w:tplc="040C0001" w:tentative="1">
+      <w:start w:val="1"/>
+      <w:numFmt w:val="bullet"/>
+      <w:lvlText w:val=""/>
+      <w:lvlJc w:val="left"/>
+      <w:pPr>
+        <w:ind w:left="2880" w:hanging="360"/>
+      </w:pPr>
+      <w:rPr>
+        <w:rFonts w:ascii="Symbol" w:hAnsi="Symbol" w:hint="default"/>
+      </w:rPr>
+    </w:lvl>
+    <w:lvl w:ilvl="4" w:tplc="040C0003" w:tentative="1">
+      <w:start w:val="1"/>
+      <w:numFmt w:val="bullet"/>
+      <w:lvlText w:val="o"/>
+      <w:lvlJc w:val="left"/>
+      <w:pPr>
+        <w:ind w:left="3600" w:hanging="360"/>
+      </w:pPr>
+      <w:rPr>
+        <w:rFonts w:ascii="Courier New" w:hAnsi="Courier New" w:cs="Courier New" w:hint="default"/>
+      </w:rPr>
+    </w:lvl>
+    <w:lvl w:ilvl="5" w:tplc="040C0005" w:tentative="1">
+      <w:start w:val="1"/>
+      <w:numFmt w:val="bullet"/>
+      <w:lvlText w:val=""/>
+      <w:lvlJc w:val="left"/>
+      <w:pPr>
+        <w:ind w:left="4320" w:hanging="360"/>
+      </w:pPr>
+      <w:rPr>
+        <w:rFonts w:ascii="Wingdings" w:hAnsi="Wingdings" w:hint="default"/>
+      </w:rPr>
+    </w:lvl>
+    <w:lvl w:ilvl="6" w:tplc="040C0001" w:tentative="1">
+      <w:start w:val="1"/>
+      <w:numFmt w:val="bullet"/>
+      <w:lvlText w:val=""/>
+      <w:lvlJc w:val="left"/>
+      <w:pPr>
+        <w:ind w:left="5040" w:hanging="360"/>
+      </w:pPr>
+      <w:rPr>
+        <w:rFonts w:ascii="Symbol" w:hAnsi="Symbol" w:hint="default"/>
+      </w:rPr>
+    </w:lvl>
+    <w:lvl w:ilvl="7" w:tplc="040C0003" w:tentative="1">
+      <w:start w:val="1"/>
+      <w:numFmt w:val="bullet"/>
+      <w:lvlText w:val="o"/>
+      <w:lvlJc w:val="left"/>
+      <w:pPr>
+        <w:ind w:left="5760" w:hanging="360"/>
+      </w:pPr>
+      <w:rPr>
+        <w:rFonts w:ascii="Courier New" w:hAnsi="Courier New" w:cs="Courier New" w:hint="default"/>
+      </w:rPr>
+    </w:lvl>
+    <w:lvl w:ilvl="8" w:tplc="040C0005" w:tentative="1">
+      <w:start w:val="1"/>
+      <w:numFmt w:val="bullet"/>
+      <w:lvlText w:val=""/>
+      <w:lvlJc w:val="left"/>
+      <w:pPr>
+        <w:ind w:left="6480" w:hanging="360"/>
+      </w:pPr>
+      <w:rPr>
+        <w:rFonts w:ascii="Wingdings" w:hAnsi="Wingdings" w:hint="default"/>
+      </w:rPr>
+    </w:lvl>
+  </w:abstractNum>
+  <w:abstractNum w:abstractNumId="50" w15:restartNumberingAfterBreak="0">
     <w:nsid w:val="5AD908DF"/>
     <w:multiLevelType w:val="multilevel"/>
     <w:tmpl w:val="285492F2"/>
@@ -15936,7 +20357,7 @@
       </w:rPr>
     </w:lvl>
   </w:abstractNum>
-  <w:abstractNum w:abstractNumId="41" w15:restartNumberingAfterBreak="0">
+  <w:abstractNum w:abstractNumId="51" w15:restartNumberingAfterBreak="0">
     <w:nsid w:val="66C30DD5"/>
     <w:multiLevelType w:val="hybridMultilevel"/>
     <w:tmpl w:val="CFCA3096"/>
@@ -16050,7 +20471,121 @@
       </w:rPr>
     </w:lvl>
   </w:abstractNum>
-  <w:abstractNum w:abstractNumId="42" w15:restartNumberingAfterBreak="0">
+  <w:abstractNum w:abstractNumId="52" w15:restartNumberingAfterBreak="0">
+    <w:nsid w:val="67D530FC"/>
+    <w:multiLevelType w:val="hybridMultilevel"/>
+    <w:tmpl w:val="066CDA70"/>
+    <w:lvl w:ilvl="0" w:tplc="040C0007">
+      <w:start w:val="1"/>
+      <w:numFmt w:val="bullet"/>
+      <w:lvlText w:val=""/>
+      <w:lvlPicBulletId w:val="0"/>
+      <w:lvlJc w:val="left"/>
+      <w:pPr>
+        <w:ind w:left="720" w:hanging="360"/>
+      </w:pPr>
+      <w:rPr>
+        <w:rFonts w:ascii="Symbol" w:hAnsi="Symbol" w:hint="default"/>
+      </w:rPr>
+    </w:lvl>
+    <w:lvl w:ilvl="1" w:tplc="040C0003" w:tentative="1">
+      <w:start w:val="1"/>
+      <w:numFmt w:val="bullet"/>
+      <w:lvlText w:val="o"/>
+      <w:lvlJc w:val="left"/>
+      <w:pPr>
+        <w:ind w:left="1440" w:hanging="360"/>
+      </w:pPr>
+      <w:rPr>
+        <w:rFonts w:ascii="Courier New" w:hAnsi="Courier New" w:cs="Courier New" w:hint="default"/>
+      </w:rPr>
+    </w:lvl>
+    <w:lvl w:ilvl="2" w:tplc="040C0005" w:tentative="1">
+      <w:start w:val="1"/>
+      <w:numFmt w:val="bullet"/>
+      <w:lvlText w:val=""/>
+      <w:lvlJc w:val="left"/>
+      <w:pPr>
+        <w:ind w:left="2160" w:hanging="360"/>
+      </w:pPr>
+      <w:rPr>
+        <w:rFonts w:ascii="Wingdings" w:hAnsi="Wingdings" w:hint="default"/>
+      </w:rPr>
+    </w:lvl>
+    <w:lvl w:ilvl="3" w:tplc="040C0001" w:tentative="1">
+      <w:start w:val="1"/>
+      <w:numFmt w:val="bullet"/>
+      <w:lvlText w:val=""/>
+      <w:lvlJc w:val="left"/>
+      <w:pPr>
+        <w:ind w:left="2880" w:hanging="360"/>
+      </w:pPr>
+      <w:rPr>
+        <w:rFonts w:ascii="Symbol" w:hAnsi="Symbol" w:hint="default"/>
+      </w:rPr>
+    </w:lvl>
+    <w:lvl w:ilvl="4" w:tplc="040C0003" w:tentative="1">
+      <w:start w:val="1"/>
+      <w:numFmt w:val="bullet"/>
+      <w:lvlText w:val="o"/>
+      <w:lvlJc w:val="left"/>
+      <w:pPr>
+        <w:ind w:left="3600" w:hanging="360"/>
+      </w:pPr>
+      <w:rPr>
+        <w:rFonts w:ascii="Courier New" w:hAnsi="Courier New" w:cs="Courier New" w:hint="default"/>
+      </w:rPr>
+    </w:lvl>
+    <w:lvl w:ilvl="5" w:tplc="040C0005" w:tentative="1">
+      <w:start w:val="1"/>
+      <w:numFmt w:val="bullet"/>
+      <w:lvlText w:val=""/>
+      <w:lvlJc w:val="left"/>
+      <w:pPr>
+        <w:ind w:left="4320" w:hanging="360"/>
+      </w:pPr>
+      <w:rPr>
+        <w:rFonts w:ascii="Wingdings" w:hAnsi="Wingdings" w:hint="default"/>
+      </w:rPr>
+    </w:lvl>
+    <w:lvl w:ilvl="6" w:tplc="040C0001" w:tentative="1">
+      <w:start w:val="1"/>
+      <w:numFmt w:val="bullet"/>
+      <w:lvlText w:val=""/>
+      <w:lvlJc w:val="left"/>
+      <w:pPr>
+        <w:ind w:left="5040" w:hanging="360"/>
+      </w:pPr>
+      <w:rPr>
+        <w:rFonts w:ascii="Symbol" w:hAnsi="Symbol" w:hint="default"/>
+      </w:rPr>
+    </w:lvl>
+    <w:lvl w:ilvl="7" w:tplc="040C0003" w:tentative="1">
+      <w:start w:val="1"/>
+      <w:numFmt w:val="bullet"/>
+      <w:lvlText w:val="o"/>
+      <w:lvlJc w:val="left"/>
+      <w:pPr>
+        <w:ind w:left="5760" w:hanging="360"/>
+      </w:pPr>
+      <w:rPr>
+        <w:rFonts w:ascii="Courier New" w:hAnsi="Courier New" w:cs="Courier New" w:hint="default"/>
+      </w:rPr>
+    </w:lvl>
+    <w:lvl w:ilvl="8" w:tplc="040C0005" w:tentative="1">
+      <w:start w:val="1"/>
+      <w:numFmt w:val="bullet"/>
+      <w:lvlText w:val=""/>
+      <w:lvlJc w:val="left"/>
+      <w:pPr>
+        <w:ind w:left="6480" w:hanging="360"/>
+      </w:pPr>
+      <w:rPr>
+        <w:rFonts w:ascii="Wingdings" w:hAnsi="Wingdings" w:hint="default"/>
+      </w:rPr>
+    </w:lvl>
+  </w:abstractNum>
+  <w:abstractNum w:abstractNumId="53" w15:restartNumberingAfterBreak="0">
     <w:nsid w:val="685B3E84"/>
     <w:multiLevelType w:val="hybridMultilevel"/>
     <w:tmpl w:val="FC7007FE"/>
@@ -16164,7 +20699,121 @@
       </w:rPr>
     </w:lvl>
   </w:abstractNum>
-  <w:abstractNum w:abstractNumId="43" w15:restartNumberingAfterBreak="0">
+  <w:abstractNum w:abstractNumId="54" w15:restartNumberingAfterBreak="0">
+    <w:nsid w:val="69E83E07"/>
+    <w:multiLevelType w:val="hybridMultilevel"/>
+    <w:tmpl w:val="AF409B7E"/>
+    <w:lvl w:ilvl="0" w:tplc="040C0007">
+      <w:start w:val="1"/>
+      <w:numFmt w:val="bullet"/>
+      <w:lvlText w:val=""/>
+      <w:lvlPicBulletId w:val="0"/>
+      <w:lvlJc w:val="left"/>
+      <w:pPr>
+        <w:ind w:left="720" w:hanging="360"/>
+      </w:pPr>
+      <w:rPr>
+        <w:rFonts w:ascii="Symbol" w:hAnsi="Symbol" w:hint="default"/>
+      </w:rPr>
+    </w:lvl>
+    <w:lvl w:ilvl="1" w:tplc="040C0003" w:tentative="1">
+      <w:start w:val="1"/>
+      <w:numFmt w:val="bullet"/>
+      <w:lvlText w:val="o"/>
+      <w:lvlJc w:val="left"/>
+      <w:pPr>
+        <w:ind w:left="1440" w:hanging="360"/>
+      </w:pPr>
+      <w:rPr>
+        <w:rFonts w:ascii="Courier New" w:hAnsi="Courier New" w:cs="Courier New" w:hint="default"/>
+      </w:rPr>
+    </w:lvl>
+    <w:lvl w:ilvl="2" w:tplc="040C0005" w:tentative="1">
+      <w:start w:val="1"/>
+      <w:numFmt w:val="bullet"/>
+      <w:lvlText w:val=""/>
+      <w:lvlJc w:val="left"/>
+      <w:pPr>
+        <w:ind w:left="2160" w:hanging="360"/>
+      </w:pPr>
+      <w:rPr>
+        <w:rFonts w:ascii="Wingdings" w:hAnsi="Wingdings" w:hint="default"/>
+      </w:rPr>
+    </w:lvl>
+    <w:lvl w:ilvl="3" w:tplc="040C0001" w:tentative="1">
+      <w:start w:val="1"/>
+      <w:numFmt w:val="bullet"/>
+      <w:lvlText w:val=""/>
+      <w:lvlJc w:val="left"/>
+      <w:pPr>
+        <w:ind w:left="2880" w:hanging="360"/>
+      </w:pPr>
+      <w:rPr>
+        <w:rFonts w:ascii="Symbol" w:hAnsi="Symbol" w:hint="default"/>
+      </w:rPr>
+    </w:lvl>
+    <w:lvl w:ilvl="4" w:tplc="040C0003" w:tentative="1">
+      <w:start w:val="1"/>
+      <w:numFmt w:val="bullet"/>
+      <w:lvlText w:val="o"/>
+      <w:lvlJc w:val="left"/>
+      <w:pPr>
+        <w:ind w:left="3600" w:hanging="360"/>
+      </w:pPr>
+      <w:rPr>
+        <w:rFonts w:ascii="Courier New" w:hAnsi="Courier New" w:cs="Courier New" w:hint="default"/>
+      </w:rPr>
+    </w:lvl>
+    <w:lvl w:ilvl="5" w:tplc="040C0005" w:tentative="1">
+      <w:start w:val="1"/>
+      <w:numFmt w:val="bullet"/>
+      <w:lvlText w:val=""/>
+      <w:lvlJc w:val="left"/>
+      <w:pPr>
+        <w:ind w:left="4320" w:hanging="360"/>
+      </w:pPr>
+      <w:rPr>
+        <w:rFonts w:ascii="Wingdings" w:hAnsi="Wingdings" w:hint="default"/>
+      </w:rPr>
+    </w:lvl>
+    <w:lvl w:ilvl="6" w:tplc="040C0001" w:tentative="1">
+      <w:start w:val="1"/>
+      <w:numFmt w:val="bullet"/>
+      <w:lvlText w:val=""/>
+      <w:lvlJc w:val="left"/>
+      <w:pPr>
+        <w:ind w:left="5040" w:hanging="360"/>
+      </w:pPr>
+      <w:rPr>
+        <w:rFonts w:ascii="Symbol" w:hAnsi="Symbol" w:hint="default"/>
+      </w:rPr>
+    </w:lvl>
+    <w:lvl w:ilvl="7" w:tplc="040C0003" w:tentative="1">
+      <w:start w:val="1"/>
+      <w:numFmt w:val="bullet"/>
+      <w:lvlText w:val="o"/>
+      <w:lvlJc w:val="left"/>
+      <w:pPr>
+        <w:ind w:left="5760" w:hanging="360"/>
+      </w:pPr>
+      <w:rPr>
+        <w:rFonts w:ascii="Courier New" w:hAnsi="Courier New" w:cs="Courier New" w:hint="default"/>
+      </w:rPr>
+    </w:lvl>
+    <w:lvl w:ilvl="8" w:tplc="040C0005" w:tentative="1">
+      <w:start w:val="1"/>
+      <w:numFmt w:val="bullet"/>
+      <w:lvlText w:val=""/>
+      <w:lvlJc w:val="left"/>
+      <w:pPr>
+        <w:ind w:left="6480" w:hanging="360"/>
+      </w:pPr>
+      <w:rPr>
+        <w:rFonts w:ascii="Wingdings" w:hAnsi="Wingdings" w:hint="default"/>
+      </w:rPr>
+    </w:lvl>
+  </w:abstractNum>
+  <w:abstractNum w:abstractNumId="55" w15:restartNumberingAfterBreak="0">
     <w:nsid w:val="6F630996"/>
     <w:multiLevelType w:val="hybridMultilevel"/>
     <w:tmpl w:val="F56614F8"/>
@@ -16278,7 +20927,156 @@
       </w:rPr>
     </w:lvl>
   </w:abstractNum>
-  <w:abstractNum w:abstractNumId="44" w15:restartNumberingAfterBreak="0">
+  <w:abstractNum w:abstractNumId="56" w15:restartNumberingAfterBreak="0">
+    <w:nsid w:val="7345622A"/>
+    <w:multiLevelType w:val="multilevel"/>
+    <w:tmpl w:val="3B86D8C4"/>
+    <w:lvl w:ilvl="0">
+      <w:start w:val="1"/>
+      <w:numFmt w:val="bullet"/>
+      <w:lvlText w:val=""/>
+      <w:lvlJc w:val="left"/>
+      <w:pPr>
+        <w:tabs>
+          <w:tab w:val="num" w:pos="720"/>
+        </w:tabs>
+        <w:ind w:left="720" w:hanging="360"/>
+      </w:pPr>
+      <w:rPr>
+        <w:rFonts w:ascii="Symbol" w:hAnsi="Symbol" w:hint="default"/>
+        <w:sz w:val="20"/>
+      </w:rPr>
+    </w:lvl>
+    <w:lvl w:ilvl="1" w:tentative="1">
+      <w:start w:val="1"/>
+      <w:numFmt w:val="bullet"/>
+      <w:lvlText w:val="o"/>
+      <w:lvlJc w:val="left"/>
+      <w:pPr>
+        <w:tabs>
+          <w:tab w:val="num" w:pos="1440"/>
+        </w:tabs>
+        <w:ind w:left="1440" w:hanging="360"/>
+      </w:pPr>
+      <w:rPr>
+        <w:rFonts w:ascii="Courier New" w:hAnsi="Courier New" w:hint="default"/>
+        <w:sz w:val="20"/>
+      </w:rPr>
+    </w:lvl>
+    <w:lvl w:ilvl="2" w:tentative="1">
+      <w:start w:val="1"/>
+      <w:numFmt w:val="bullet"/>
+      <w:lvlText w:val=""/>
+      <w:lvlJc w:val="left"/>
+      <w:pPr>
+        <w:tabs>
+          <w:tab w:val="num" w:pos="2160"/>
+        </w:tabs>
+        <w:ind w:left="2160" w:hanging="360"/>
+      </w:pPr>
+      <w:rPr>
+        <w:rFonts w:ascii="Wingdings" w:hAnsi="Wingdings" w:hint="default"/>
+        <w:sz w:val="20"/>
+      </w:rPr>
+    </w:lvl>
+    <w:lvl w:ilvl="3" w:tentative="1">
+      <w:start w:val="1"/>
+      <w:numFmt w:val="bullet"/>
+      <w:lvlText w:val=""/>
+      <w:lvlJc w:val="left"/>
+      <w:pPr>
+        <w:tabs>
+          <w:tab w:val="num" w:pos="2880"/>
+        </w:tabs>
+        <w:ind w:left="2880" w:hanging="360"/>
+      </w:pPr>
+      <w:rPr>
+        <w:rFonts w:ascii="Wingdings" w:hAnsi="Wingdings" w:hint="default"/>
+        <w:sz w:val="20"/>
+      </w:rPr>
+    </w:lvl>
+    <w:lvl w:ilvl="4" w:tentative="1">
+      <w:start w:val="1"/>
+      <w:numFmt w:val="bullet"/>
+      <w:lvlText w:val=""/>
+      <w:lvlJc w:val="left"/>
+      <w:pPr>
+        <w:tabs>
+          <w:tab w:val="num" w:pos="3600"/>
+        </w:tabs>
+        <w:ind w:left="3600" w:hanging="360"/>
+      </w:pPr>
+      <w:rPr>
+        <w:rFonts w:ascii="Wingdings" w:hAnsi="Wingdings" w:hint="default"/>
+        <w:sz w:val="20"/>
+      </w:rPr>
+    </w:lvl>
+    <w:lvl w:ilvl="5" w:tentative="1">
+      <w:start w:val="1"/>
+      <w:numFmt w:val="bullet"/>
+      <w:lvlText w:val=""/>
+      <w:lvlJc w:val="left"/>
+      <w:pPr>
+        <w:tabs>
+          <w:tab w:val="num" w:pos="4320"/>
+        </w:tabs>
+        <w:ind w:left="4320" w:hanging="360"/>
+      </w:pPr>
+      <w:rPr>
+        <w:rFonts w:ascii="Wingdings" w:hAnsi="Wingdings" w:hint="default"/>
+        <w:sz w:val="20"/>
+      </w:rPr>
+    </w:lvl>
+    <w:lvl w:ilvl="6" w:tentative="1">
+      <w:start w:val="1"/>
+      <w:numFmt w:val="bullet"/>
+      <w:lvlText w:val=""/>
+      <w:lvlJc w:val="left"/>
+      <w:pPr>
+        <w:tabs>
+          <w:tab w:val="num" w:pos="5040"/>
+        </w:tabs>
+        <w:ind w:left="5040" w:hanging="360"/>
+      </w:pPr>
+      <w:rPr>
+        <w:rFonts w:ascii="Wingdings" w:hAnsi="Wingdings" w:hint="default"/>
+        <w:sz w:val="20"/>
+      </w:rPr>
+    </w:lvl>
+    <w:lvl w:ilvl="7" w:tentative="1">
+      <w:start w:val="1"/>
+      <w:numFmt w:val="bullet"/>
+      <w:lvlText w:val=""/>
+      <w:lvlJc w:val="left"/>
+      <w:pPr>
+        <w:tabs>
+          <w:tab w:val="num" w:pos="5760"/>
+        </w:tabs>
+        <w:ind w:left="5760" w:hanging="360"/>
+      </w:pPr>
+      <w:rPr>
+        <w:rFonts w:ascii="Wingdings" w:hAnsi="Wingdings" w:hint="default"/>
+        <w:sz w:val="20"/>
+      </w:rPr>
+    </w:lvl>
+    <w:lvl w:ilvl="8" w:tentative="1">
+      <w:start w:val="1"/>
+      <w:numFmt w:val="bullet"/>
+      <w:lvlText w:val=""/>
+      <w:lvlJc w:val="left"/>
+      <w:pPr>
+        <w:tabs>
+          <w:tab w:val="num" w:pos="6480"/>
+        </w:tabs>
+        <w:ind w:left="6480" w:hanging="360"/>
+      </w:pPr>
+      <w:rPr>
+        <w:rFonts w:ascii="Wingdings" w:hAnsi="Wingdings" w:hint="default"/>
+        <w:sz w:val="20"/>
+      </w:rPr>
+    </w:lvl>
+  </w:abstractNum>
+  <w:abstractNum w:abstractNumId="57" w15:restartNumberingAfterBreak="0">
     <w:nsid w:val="755F184E"/>
     <w:multiLevelType w:val="hybridMultilevel"/>
     <w:tmpl w:val="3ADA1B8E"/>
@@ -16392,7 +21190,7 @@
       </w:rPr>
     </w:lvl>
   </w:abstractNum>
-  <w:abstractNum w:abstractNumId="45" w15:restartNumberingAfterBreak="0">
+  <w:abstractNum w:abstractNumId="58" w15:restartNumberingAfterBreak="0">
     <w:nsid w:val="7BEA0AB1"/>
     <w:multiLevelType w:val="multilevel"/>
     <w:tmpl w:val="BB286864"/>
@@ -16541,7 +21339,7 @@
       </w:rPr>
     </w:lvl>
   </w:abstractNum>
-  <w:abstractNum w:abstractNumId="46" w15:restartNumberingAfterBreak="0">
+  <w:abstractNum w:abstractNumId="59" w15:restartNumberingAfterBreak="0">
     <w:nsid w:val="7C813ACC"/>
     <w:multiLevelType w:val="hybridMultilevel"/>
     <w:tmpl w:val="D04435E6"/>
@@ -16655,7 +21453,7 @@
       </w:rPr>
     </w:lvl>
   </w:abstractNum>
-  <w:abstractNum w:abstractNumId="47" w15:restartNumberingAfterBreak="0">
+  <w:abstractNum w:abstractNumId="60" w15:restartNumberingAfterBreak="0">
     <w:nsid w:val="7F511400"/>
     <w:multiLevelType w:val="hybridMultilevel"/>
     <w:tmpl w:val="0FE29A60"/>
@@ -16770,70 +21568,70 @@
     </w:lvl>
   </w:abstractNum>
   <w:num w:numId="1" w16cid:durableId="1549681109">
-    <w:abstractNumId w:val="34"/>
+    <w:abstractNumId w:val="40"/>
   </w:num>
   <w:num w:numId="2" w16cid:durableId="614601500">
-    <w:abstractNumId w:val="3"/>
+    <w:abstractNumId w:val="4"/>
   </w:num>
   <w:num w:numId="3" w16cid:durableId="738402004">
-    <w:abstractNumId w:val="41"/>
+    <w:abstractNumId w:val="51"/>
   </w:num>
   <w:num w:numId="4" w16cid:durableId="701593715">
-    <w:abstractNumId w:val="20"/>
+    <w:abstractNumId w:val="26"/>
   </w:num>
   <w:num w:numId="5" w16cid:durableId="1941915466">
+    <w:abstractNumId w:val="28"/>
+  </w:num>
+  <w:num w:numId="6" w16cid:durableId="1254363110">
+    <w:abstractNumId w:val="27"/>
+  </w:num>
+  <w:num w:numId="7" w16cid:durableId="527790399">
     <w:abstractNumId w:val="22"/>
   </w:num>
-  <w:num w:numId="6" w16cid:durableId="1254363110">
-    <w:abstractNumId w:val="21"/>
-  </w:num>
-  <w:num w:numId="7" w16cid:durableId="527790399">
+  <w:num w:numId="8" w16cid:durableId="1754933043">
     <w:abstractNumId w:val="17"/>
   </w:num>
-  <w:num w:numId="8" w16cid:durableId="1754933043">
-    <w:abstractNumId w:val="13"/>
-  </w:num>
   <w:num w:numId="9" w16cid:durableId="410779771">
-    <w:abstractNumId w:val="19"/>
+    <w:abstractNumId w:val="24"/>
   </w:num>
   <w:num w:numId="10" w16cid:durableId="1897273999">
-    <w:abstractNumId w:val="40"/>
+    <w:abstractNumId w:val="50"/>
   </w:num>
   <w:num w:numId="11" w16cid:durableId="568418428">
-    <w:abstractNumId w:val="38"/>
+    <w:abstractNumId w:val="45"/>
   </w:num>
   <w:num w:numId="12" w16cid:durableId="658656365">
-    <w:abstractNumId w:val="31"/>
+    <w:abstractNumId w:val="37"/>
   </w:num>
   <w:num w:numId="13" w16cid:durableId="1409232903">
-    <w:abstractNumId w:val="12"/>
+    <w:abstractNumId w:val="15"/>
   </w:num>
   <w:num w:numId="14" w16cid:durableId="1623684693">
-    <w:abstractNumId w:val="47"/>
+    <w:abstractNumId w:val="60"/>
   </w:num>
   <w:num w:numId="15" w16cid:durableId="43140044">
-    <w:abstractNumId w:val="18"/>
+    <w:abstractNumId w:val="23"/>
   </w:num>
   <w:num w:numId="16" w16cid:durableId="650209842">
     <w:abstractNumId w:val="2"/>
   </w:num>
   <w:num w:numId="17" w16cid:durableId="1262638646">
-    <w:abstractNumId w:val="25"/>
+    <w:abstractNumId w:val="31"/>
   </w:num>
   <w:num w:numId="18" w16cid:durableId="21133930">
-    <w:abstractNumId w:val="9"/>
+    <w:abstractNumId w:val="11"/>
   </w:num>
   <w:num w:numId="19" w16cid:durableId="1396972888">
-    <w:abstractNumId w:val="46"/>
+    <w:abstractNumId w:val="59"/>
   </w:num>
   <w:num w:numId="20" w16cid:durableId="325137667">
-    <w:abstractNumId w:val="44"/>
+    <w:abstractNumId w:val="57"/>
   </w:num>
   <w:num w:numId="21" w16cid:durableId="1682734485">
-    <w:abstractNumId w:val="10"/>
+    <w:abstractNumId w:val="13"/>
   </w:num>
   <w:num w:numId="22" w16cid:durableId="1452941973">
-    <w:abstractNumId w:val="34"/>
+    <w:abstractNumId w:val="40"/>
     <w:lvlOverride w:ilvl="0">
       <w:startOverride w:val="1"/>
     </w:lvlOverride>
@@ -16863,46 +21661,46 @@
     </w:lvlOverride>
   </w:num>
   <w:num w:numId="23" w16cid:durableId="254091003">
-    <w:abstractNumId w:val="35"/>
+    <w:abstractNumId w:val="41"/>
   </w:num>
   <w:num w:numId="24" w16cid:durableId="240067520">
-    <w:abstractNumId w:val="28"/>
+    <w:abstractNumId w:val="34"/>
   </w:num>
   <w:num w:numId="25" w16cid:durableId="1019626561">
-    <w:abstractNumId w:val="26"/>
+    <w:abstractNumId w:val="32"/>
   </w:num>
   <w:num w:numId="26" w16cid:durableId="1579707380">
-    <w:abstractNumId w:val="32"/>
+    <w:abstractNumId w:val="38"/>
   </w:num>
   <w:num w:numId="27" w16cid:durableId="830411309">
     <w:abstractNumId w:val="1"/>
   </w:num>
   <w:num w:numId="28" w16cid:durableId="545993728">
-    <w:abstractNumId w:val="27"/>
+    <w:abstractNumId w:val="33"/>
   </w:num>
   <w:num w:numId="29" w16cid:durableId="1402943223">
+    <w:abstractNumId w:val="55"/>
+  </w:num>
+  <w:num w:numId="30" w16cid:durableId="1057582082">
+    <w:abstractNumId w:val="8"/>
+  </w:num>
+  <w:num w:numId="31" w16cid:durableId="1774012781">
+    <w:abstractNumId w:val="29"/>
+  </w:num>
+  <w:num w:numId="32" w16cid:durableId="1249925949">
+    <w:abstractNumId w:val="18"/>
+  </w:num>
+  <w:num w:numId="33" w16cid:durableId="742802149">
+    <w:abstractNumId w:val="21"/>
+  </w:num>
+  <w:num w:numId="34" w16cid:durableId="1561280757">
+    <w:abstractNumId w:val="30"/>
+  </w:num>
+  <w:num w:numId="35" w16cid:durableId="2091610711">
     <w:abstractNumId w:val="43"/>
   </w:num>
-  <w:num w:numId="30" w16cid:durableId="1057582082">
-    <w:abstractNumId w:val="6"/>
-  </w:num>
-  <w:num w:numId="31" w16cid:durableId="1774012781">
-    <w:abstractNumId w:val="23"/>
-  </w:num>
-  <w:num w:numId="32" w16cid:durableId="1249925949">
-    <w:abstractNumId w:val="14"/>
-  </w:num>
-  <w:num w:numId="33" w16cid:durableId="742802149">
-    <w:abstractNumId w:val="16"/>
-  </w:num>
-  <w:num w:numId="34" w16cid:durableId="1561280757">
-    <w:abstractNumId w:val="24"/>
-  </w:num>
-  <w:num w:numId="35" w16cid:durableId="2091610711">
-    <w:abstractNumId w:val="37"/>
-  </w:num>
   <w:num w:numId="36" w16cid:durableId="337731878">
-    <w:abstractNumId w:val="34"/>
+    <w:abstractNumId w:val="40"/>
     <w:lvlOverride w:ilvl="0">
       <w:startOverride w:val="1"/>
     </w:lvlOverride>
@@ -16932,7 +21730,7 @@
     </w:lvlOverride>
   </w:num>
   <w:num w:numId="37" w16cid:durableId="838735436">
-    <w:abstractNumId w:val="34"/>
+    <w:abstractNumId w:val="40"/>
     <w:lvlOverride w:ilvl="0">
       <w:startOverride w:val="1"/>
     </w:lvlOverride>
@@ -16962,46 +21760,175 @@
     </w:lvlOverride>
   </w:num>
   <w:num w:numId="38" w16cid:durableId="768237296">
-    <w:abstractNumId w:val="11"/>
+    <w:abstractNumId w:val="14"/>
   </w:num>
   <w:num w:numId="39" w16cid:durableId="490758947">
-    <w:abstractNumId w:val="4"/>
+    <w:abstractNumId w:val="5"/>
   </w:num>
   <w:num w:numId="40" w16cid:durableId="204373985">
-    <w:abstractNumId w:val="29"/>
+    <w:abstractNumId w:val="35"/>
   </w:num>
   <w:num w:numId="41" w16cid:durableId="1358770027">
+    <w:abstractNumId w:val="9"/>
+  </w:num>
+  <w:num w:numId="42" w16cid:durableId="1792900522">
+    <w:abstractNumId w:val="36"/>
+  </w:num>
+  <w:num w:numId="43" w16cid:durableId="486899371">
+    <w:abstractNumId w:val="20"/>
+  </w:num>
+  <w:num w:numId="44" w16cid:durableId="1404982952">
+    <w:abstractNumId w:val="42"/>
+  </w:num>
+  <w:num w:numId="45" w16cid:durableId="1576092200">
+    <w:abstractNumId w:val="39"/>
+  </w:num>
+  <w:num w:numId="46" w16cid:durableId="1278826759">
     <w:abstractNumId w:val="7"/>
   </w:num>
-  <w:num w:numId="42" w16cid:durableId="1792900522">
-    <w:abstractNumId w:val="30"/>
-  </w:num>
-  <w:num w:numId="43" w16cid:durableId="486899371">
-    <w:abstractNumId w:val="15"/>
-  </w:num>
-  <w:num w:numId="44" w16cid:durableId="1404982952">
-    <w:abstractNumId w:val="36"/>
-  </w:num>
-  <w:num w:numId="45" w16cid:durableId="1576092200">
-    <w:abstractNumId w:val="33"/>
-  </w:num>
-  <w:num w:numId="46" w16cid:durableId="1278826759">
-    <w:abstractNumId w:val="5"/>
-  </w:num>
   <w:num w:numId="47" w16cid:durableId="493422970">
-    <w:abstractNumId w:val="39"/>
+    <w:abstractNumId w:val="46"/>
   </w:num>
   <w:num w:numId="48" w16cid:durableId="264462473">
-    <w:abstractNumId w:val="45"/>
+    <w:abstractNumId w:val="58"/>
   </w:num>
   <w:num w:numId="49" w16cid:durableId="2070376421">
-    <w:abstractNumId w:val="42"/>
+    <w:abstractNumId w:val="53"/>
   </w:num>
   <w:num w:numId="50" w16cid:durableId="572160325">
-    <w:abstractNumId w:val="8"/>
+    <w:abstractNumId w:val="10"/>
   </w:num>
   <w:num w:numId="51" w16cid:durableId="1293293320">
     <w:abstractNumId w:val="0"/>
+  </w:num>
+  <w:num w:numId="52" w16cid:durableId="338166291">
+    <w:abstractNumId w:val="40"/>
+    <w:lvlOverride w:ilvl="0">
+      <w:startOverride w:val="1"/>
+    </w:lvlOverride>
+    <w:lvlOverride w:ilvl="1">
+      <w:startOverride w:val="1"/>
+    </w:lvlOverride>
+    <w:lvlOverride w:ilvl="2">
+      <w:startOverride w:val="1"/>
+    </w:lvlOverride>
+    <w:lvlOverride w:ilvl="3">
+      <w:startOverride w:val="1"/>
+    </w:lvlOverride>
+    <w:lvlOverride w:ilvl="4">
+      <w:startOverride w:val="1"/>
+    </w:lvlOverride>
+    <w:lvlOverride w:ilvl="5">
+      <w:startOverride w:val="1"/>
+    </w:lvlOverride>
+    <w:lvlOverride w:ilvl="6">
+      <w:startOverride w:val="1"/>
+    </w:lvlOverride>
+    <w:lvlOverride w:ilvl="7">
+      <w:startOverride w:val="1"/>
+    </w:lvlOverride>
+    <w:lvlOverride w:ilvl="8">
+      <w:startOverride w:val="1"/>
+    </w:lvlOverride>
+  </w:num>
+  <w:num w:numId="53" w16cid:durableId="1545167637">
+    <w:abstractNumId w:val="40"/>
+    <w:lvlOverride w:ilvl="0">
+      <w:startOverride w:val="1"/>
+    </w:lvlOverride>
+    <w:lvlOverride w:ilvl="1">
+      <w:startOverride w:val="1"/>
+    </w:lvlOverride>
+    <w:lvlOverride w:ilvl="2">
+      <w:startOverride w:val="1"/>
+    </w:lvlOverride>
+    <w:lvlOverride w:ilvl="3">
+      <w:startOverride w:val="1"/>
+    </w:lvlOverride>
+    <w:lvlOverride w:ilvl="4">
+      <w:startOverride w:val="1"/>
+    </w:lvlOverride>
+    <w:lvlOverride w:ilvl="5">
+      <w:startOverride w:val="1"/>
+    </w:lvlOverride>
+    <w:lvlOverride w:ilvl="6">
+      <w:startOverride w:val="1"/>
+    </w:lvlOverride>
+    <w:lvlOverride w:ilvl="7">
+      <w:startOverride w:val="1"/>
+    </w:lvlOverride>
+    <w:lvlOverride w:ilvl="8">
+      <w:startOverride w:val="1"/>
+    </w:lvlOverride>
+  </w:num>
+  <w:num w:numId="54" w16cid:durableId="697967132">
+    <w:abstractNumId w:val="56"/>
+  </w:num>
+  <w:num w:numId="55" w16cid:durableId="2090347727">
+    <w:abstractNumId w:val="44"/>
+  </w:num>
+  <w:num w:numId="56" w16cid:durableId="971405271">
+    <w:abstractNumId w:val="3"/>
+  </w:num>
+  <w:num w:numId="57" w16cid:durableId="364213953">
+    <w:abstractNumId w:val="48"/>
+  </w:num>
+  <w:num w:numId="58" w16cid:durableId="1445223218">
+    <w:abstractNumId w:val="49"/>
+  </w:num>
+  <w:num w:numId="59" w16cid:durableId="384986673">
+    <w:abstractNumId w:val="25"/>
+  </w:num>
+  <w:num w:numId="60" w16cid:durableId="1882085210">
+    <w:abstractNumId w:val="40"/>
+    <w:lvlOverride w:ilvl="0">
+      <w:startOverride w:val="1"/>
+    </w:lvlOverride>
+    <w:lvlOverride w:ilvl="1">
+      <w:startOverride w:val="1"/>
+    </w:lvlOverride>
+    <w:lvlOverride w:ilvl="2">
+      <w:startOverride w:val="1"/>
+    </w:lvlOverride>
+    <w:lvlOverride w:ilvl="3">
+      <w:startOverride w:val="1"/>
+    </w:lvlOverride>
+    <w:lvlOverride w:ilvl="4">
+      <w:startOverride w:val="1"/>
+    </w:lvlOverride>
+    <w:lvlOverride w:ilvl="5">
+      <w:startOverride w:val="1"/>
+    </w:lvlOverride>
+    <w:lvlOverride w:ilvl="6">
+      <w:startOverride w:val="1"/>
+    </w:lvlOverride>
+    <w:lvlOverride w:ilvl="7">
+      <w:startOverride w:val="1"/>
+    </w:lvlOverride>
+    <w:lvlOverride w:ilvl="8">
+      <w:startOverride w:val="1"/>
+    </w:lvlOverride>
+  </w:num>
+  <w:num w:numId="61" w16cid:durableId="260139312">
+    <w:abstractNumId w:val="16"/>
+  </w:num>
+  <w:num w:numId="62" w16cid:durableId="1778022824">
+    <w:abstractNumId w:val="54"/>
+  </w:num>
+  <w:num w:numId="63" w16cid:durableId="1082723581">
+    <w:abstractNumId w:val="19"/>
+  </w:num>
+  <w:num w:numId="64" w16cid:durableId="1964388494">
+    <w:abstractNumId w:val="6"/>
+  </w:num>
+  <w:num w:numId="65" w16cid:durableId="2076201901">
+    <w:abstractNumId w:val="52"/>
+  </w:num>
+  <w:num w:numId="66" w16cid:durableId="1688210180">
+    <w:abstractNumId w:val="47"/>
+  </w:num>
+  <w:num w:numId="67" w16cid:durableId="205994581">
+    <w:abstractNumId w:val="12"/>
   </w:num>
   <w:numIdMacAtCleanup w:val="4"/>
 </w:numbering>
@@ -17407,7 +22334,7 @@
   <w:style w:type="paragraph" w:default="1" w:styleId="Normal">
     <w:name w:val="Normal"/>
     <w:qFormat/>
-    <w:rsid w:val="004400A8"/>
+    <w:rsid w:val="00CA474D"/>
     <w:pPr>
       <w:spacing w:line="360" w:lineRule="auto"/>
       <w:jc w:val="both"/>

--- a/Rapport/Rapport_FPGA_S6.docx
+++ b/Rapport/Rapport_FPGA_S6.docx
@@ -250,7 +250,7 @@
           <w:r>
             <w:fldChar w:fldCharType="separate"/>
           </w:r>
-          <w:hyperlink w:anchor="_Toc232347023" w:history="1">
+          <w:hyperlink w:anchor="_Toc232353162" w:history="1">
             <w:r>
               <w:rPr>
                 <w:rStyle w:val="Lienhypertexte"/>
@@ -277,7 +277,7 @@
                 <w:noProof/>
                 <w:webHidden/>
               </w:rPr>
-              <w:instrText xml:space="preserve"> PAGEREF _Toc232347023 \h </w:instrText>
+              <w:instrText xml:space="preserve"> PAGEREF _Toc232353162 \h </w:instrText>
             </w:r>
             <w:r>
               <w:rPr>
@@ -320,7 +320,7 @@
               <w:sz w:val="24"/>
             </w:rPr>
           </w:pPr>
-          <w:hyperlink w:anchor="_Toc232347024" w:history="1">
+          <w:hyperlink w:anchor="_Toc232353163" w:history="1">
             <w:r>
               <w:rPr>
                 <w:rStyle w:val="Lienhypertexte"/>
@@ -347,7 +347,7 @@
                 <w:noProof/>
                 <w:webHidden/>
               </w:rPr>
-              <w:instrText xml:space="preserve"> PAGEREF _Toc232347024 \h </w:instrText>
+              <w:instrText xml:space="preserve"> PAGEREF _Toc232353163 \h </w:instrText>
             </w:r>
             <w:r>
               <w:rPr>
@@ -391,7 +391,7 @@
               <w:sz w:val="24"/>
             </w:rPr>
           </w:pPr>
-          <w:hyperlink w:anchor="_Toc232347025" w:history="1">
+          <w:hyperlink w:anchor="_Toc232353164" w:history="1">
             <w:r>
               <w:rPr>
                 <w:rStyle w:val="Lienhypertexte"/>
@@ -433,7 +433,7 @@
                 <w:noProof/>
                 <w:webHidden/>
               </w:rPr>
-              <w:instrText xml:space="preserve"> PAGEREF _Toc232347025 \h </w:instrText>
+              <w:instrText xml:space="preserve"> PAGEREF _Toc232353164 \h </w:instrText>
             </w:r>
             <w:r>
               <w:rPr>
@@ -477,7 +477,7 @@
               <w:sz w:val="24"/>
             </w:rPr>
           </w:pPr>
-          <w:hyperlink w:anchor="_Toc232347026" w:history="1">
+          <w:hyperlink w:anchor="_Toc232353165" w:history="1">
             <w:r>
               <w:rPr>
                 <w:rStyle w:val="Lienhypertexte"/>
@@ -519,7 +519,7 @@
                 <w:noProof/>
                 <w:webHidden/>
               </w:rPr>
-              <w:instrText xml:space="preserve"> PAGEREF _Toc232347026 \h </w:instrText>
+              <w:instrText xml:space="preserve"> PAGEREF _Toc232353165 \h </w:instrText>
             </w:r>
             <w:r>
               <w:rPr>
@@ -563,7 +563,7 @@
               <w:sz w:val="24"/>
             </w:rPr>
           </w:pPr>
-          <w:hyperlink w:anchor="_Toc232347027" w:history="1">
+          <w:hyperlink w:anchor="_Toc232353166" w:history="1">
             <w:r>
               <w:rPr>
                 <w:rStyle w:val="Lienhypertexte"/>
@@ -605,7 +605,7 @@
                 <w:noProof/>
                 <w:webHidden/>
               </w:rPr>
-              <w:instrText xml:space="preserve"> PAGEREF _Toc232347027 \h </w:instrText>
+              <w:instrText xml:space="preserve"> PAGEREF _Toc232353166 \h </w:instrText>
             </w:r>
             <w:r>
               <w:rPr>
@@ -649,7 +649,7 @@
               <w:sz w:val="24"/>
             </w:rPr>
           </w:pPr>
-          <w:hyperlink w:anchor="_Toc232347028" w:history="1">
+          <w:hyperlink w:anchor="_Toc232353167" w:history="1">
             <w:r>
               <w:rPr>
                 <w:rStyle w:val="Lienhypertexte"/>
@@ -691,7 +691,7 @@
                 <w:noProof/>
                 <w:webHidden/>
               </w:rPr>
-              <w:instrText xml:space="preserve"> PAGEREF _Toc232347028 \h </w:instrText>
+              <w:instrText xml:space="preserve"> PAGEREF _Toc232353167 \h </w:instrText>
             </w:r>
             <w:r>
               <w:rPr>
@@ -735,7 +735,7 @@
               <w:sz w:val="24"/>
             </w:rPr>
           </w:pPr>
-          <w:hyperlink w:anchor="_Toc232347029" w:history="1">
+          <w:hyperlink w:anchor="_Toc232353168" w:history="1">
             <w:r>
               <w:rPr>
                 <w:rStyle w:val="Lienhypertexte"/>
@@ -777,7 +777,7 @@
                 <w:noProof/>
                 <w:webHidden/>
               </w:rPr>
-              <w:instrText xml:space="preserve"> PAGEREF _Toc232347029 \h </w:instrText>
+              <w:instrText xml:space="preserve"> PAGEREF _Toc232353168 \h </w:instrText>
             </w:r>
             <w:r>
               <w:rPr>
@@ -821,7 +821,7 @@
               <w:sz w:val="24"/>
             </w:rPr>
           </w:pPr>
-          <w:hyperlink w:anchor="_Toc232347030" w:history="1">
+          <w:hyperlink w:anchor="_Toc232353169" w:history="1">
             <w:r>
               <w:rPr>
                 <w:rStyle w:val="Lienhypertexte"/>
@@ -863,7 +863,7 @@
                 <w:noProof/>
                 <w:webHidden/>
               </w:rPr>
-              <w:instrText xml:space="preserve"> PAGEREF _Toc232347030 \h </w:instrText>
+              <w:instrText xml:space="preserve"> PAGEREF _Toc232353169 \h </w:instrText>
             </w:r>
             <w:r>
               <w:rPr>
@@ -907,7 +907,7 @@
               <w:sz w:val="24"/>
             </w:rPr>
           </w:pPr>
-          <w:hyperlink w:anchor="_Toc232347031" w:history="1">
+          <w:hyperlink w:anchor="_Toc232353170" w:history="1">
             <w:r>
               <w:rPr>
                 <w:rStyle w:val="Lienhypertexte"/>
@@ -949,7 +949,7 @@
                 <w:noProof/>
                 <w:webHidden/>
               </w:rPr>
-              <w:instrText xml:space="preserve"> PAGEREF _Toc232347031 \h </w:instrText>
+              <w:instrText xml:space="preserve"> PAGEREF _Toc232353170 \h </w:instrText>
             </w:r>
             <w:r>
               <w:rPr>
@@ -993,7 +993,7 @@
               <w:sz w:val="24"/>
             </w:rPr>
           </w:pPr>
-          <w:hyperlink w:anchor="_Toc232347032" w:history="1">
+          <w:hyperlink w:anchor="_Toc232353171" w:history="1">
             <w:r>
               <w:rPr>
                 <w:rStyle w:val="Lienhypertexte"/>
@@ -1035,7 +1035,7 @@
                 <w:noProof/>
                 <w:webHidden/>
               </w:rPr>
-              <w:instrText xml:space="preserve"> PAGEREF _Toc232347032 \h </w:instrText>
+              <w:instrText xml:space="preserve"> PAGEREF _Toc232353171 \h </w:instrText>
             </w:r>
             <w:r>
               <w:rPr>
@@ -1079,7 +1079,7 @@
               <w:sz w:val="24"/>
             </w:rPr>
           </w:pPr>
-          <w:hyperlink w:anchor="_Toc232347033" w:history="1">
+          <w:hyperlink w:anchor="_Toc232353172" w:history="1">
             <w:r>
               <w:rPr>
                 <w:rStyle w:val="Lienhypertexte"/>
@@ -1121,7 +1121,7 @@
                 <w:noProof/>
                 <w:webHidden/>
               </w:rPr>
-              <w:instrText xml:space="preserve"> PAGEREF _Toc232347033 \h </w:instrText>
+              <w:instrText xml:space="preserve"> PAGEREF _Toc232353172 \h </w:instrText>
             </w:r>
             <w:r>
               <w:rPr>
@@ -1165,7 +1165,7 @@
               <w:sz w:val="24"/>
             </w:rPr>
           </w:pPr>
-          <w:hyperlink w:anchor="_Toc232347034" w:history="1">
+          <w:hyperlink w:anchor="_Toc232353173" w:history="1">
             <w:r>
               <w:rPr>
                 <w:rStyle w:val="Lienhypertexte"/>
@@ -1207,7 +1207,7 @@
                 <w:noProof/>
                 <w:webHidden/>
               </w:rPr>
-              <w:instrText xml:space="preserve"> PAGEREF _Toc232347034 \h </w:instrText>
+              <w:instrText xml:space="preserve"> PAGEREF _Toc232353173 \h </w:instrText>
             </w:r>
             <w:r>
               <w:rPr>
@@ -1251,7 +1251,7 @@
               <w:sz w:val="24"/>
             </w:rPr>
           </w:pPr>
-          <w:hyperlink w:anchor="_Toc232347035" w:history="1">
+          <w:hyperlink w:anchor="_Toc232353174" w:history="1">
             <w:r>
               <w:rPr>
                 <w:rStyle w:val="Lienhypertexte"/>
@@ -1293,7 +1293,7 @@
                 <w:noProof/>
                 <w:webHidden/>
               </w:rPr>
-              <w:instrText xml:space="preserve"> PAGEREF _Toc232347035 \h </w:instrText>
+              <w:instrText xml:space="preserve"> PAGEREF _Toc232353174 \h </w:instrText>
             </w:r>
             <w:r>
               <w:rPr>
@@ -1337,7 +1337,7 @@
               <w:sz w:val="24"/>
             </w:rPr>
           </w:pPr>
-          <w:hyperlink w:anchor="_Toc232347036" w:history="1">
+          <w:hyperlink w:anchor="_Toc232353175" w:history="1">
             <w:r>
               <w:rPr>
                 <w:rStyle w:val="Lienhypertexte"/>
@@ -1379,7 +1379,7 @@
                 <w:noProof/>
                 <w:webHidden/>
               </w:rPr>
-              <w:instrText xml:space="preserve"> PAGEREF _Toc232347036 \h </w:instrText>
+              <w:instrText xml:space="preserve"> PAGEREF _Toc232353175 \h </w:instrText>
             </w:r>
             <w:r>
               <w:rPr>
@@ -1423,7 +1423,7 @@
               <w:sz w:val="24"/>
             </w:rPr>
           </w:pPr>
-          <w:hyperlink w:anchor="_Toc232347037" w:history="1">
+          <w:hyperlink w:anchor="_Toc232353176" w:history="1">
             <w:r>
               <w:rPr>
                 <w:rStyle w:val="Lienhypertexte"/>
@@ -1465,7 +1465,7 @@
                 <w:noProof/>
                 <w:webHidden/>
               </w:rPr>
-              <w:instrText xml:space="preserve"> PAGEREF _Toc232347037 \h </w:instrText>
+              <w:instrText xml:space="preserve"> PAGEREF _Toc232353176 \h </w:instrText>
             </w:r>
             <w:r>
               <w:rPr>
@@ -1509,7 +1509,7 @@
               <w:sz w:val="24"/>
             </w:rPr>
           </w:pPr>
-          <w:hyperlink w:anchor="_Toc232347038" w:history="1">
+          <w:hyperlink w:anchor="_Toc232353177" w:history="1">
             <w:r>
               <w:rPr>
                 <w:rStyle w:val="Lienhypertexte"/>
@@ -1551,7 +1551,7 @@
                 <w:noProof/>
                 <w:webHidden/>
               </w:rPr>
-              <w:instrText xml:space="preserve"> PAGEREF _Toc232347038 \h </w:instrText>
+              <w:instrText xml:space="preserve"> PAGEREF _Toc232353177 \h </w:instrText>
             </w:r>
             <w:r>
               <w:rPr>
@@ -1595,7 +1595,7 @@
               <w:sz w:val="24"/>
             </w:rPr>
           </w:pPr>
-          <w:hyperlink w:anchor="_Toc232347039" w:history="1">
+          <w:hyperlink w:anchor="_Toc232353178" w:history="1">
             <w:r>
               <w:rPr>
                 <w:rStyle w:val="Lienhypertexte"/>
@@ -1637,7 +1637,7 @@
                 <w:noProof/>
                 <w:webHidden/>
               </w:rPr>
-              <w:instrText xml:space="preserve"> PAGEREF _Toc232347039 \h </w:instrText>
+              <w:instrText xml:space="preserve"> PAGEREF _Toc232353178 \h </w:instrText>
             </w:r>
             <w:r>
               <w:rPr>
@@ -1681,7 +1681,7 @@
               <w:sz w:val="24"/>
             </w:rPr>
           </w:pPr>
-          <w:hyperlink w:anchor="_Toc232347040" w:history="1">
+          <w:hyperlink w:anchor="_Toc232353179" w:history="1">
             <w:r>
               <w:rPr>
                 <w:rStyle w:val="Lienhypertexte"/>
@@ -1723,7 +1723,7 @@
                 <w:noProof/>
                 <w:webHidden/>
               </w:rPr>
-              <w:instrText xml:space="preserve"> PAGEREF _Toc232347040 \h </w:instrText>
+              <w:instrText xml:space="preserve"> PAGEREF _Toc232353179 \h </w:instrText>
             </w:r>
             <w:r>
               <w:rPr>
@@ -1767,7 +1767,7 @@
               <w:sz w:val="24"/>
             </w:rPr>
           </w:pPr>
-          <w:hyperlink w:anchor="_Toc232347041" w:history="1">
+          <w:hyperlink w:anchor="_Toc232353180" w:history="1">
             <w:r>
               <w:rPr>
                 <w:rStyle w:val="Lienhypertexte"/>
@@ -1809,7 +1809,7 @@
                 <w:noProof/>
                 <w:webHidden/>
               </w:rPr>
-              <w:instrText xml:space="preserve"> PAGEREF _Toc232347041 \h </w:instrText>
+              <w:instrText xml:space="preserve"> PAGEREF _Toc232353180 \h </w:instrText>
             </w:r>
             <w:r>
               <w:rPr>
@@ -1853,7 +1853,7 @@
               <w:sz w:val="24"/>
             </w:rPr>
           </w:pPr>
-          <w:hyperlink w:anchor="_Toc232347042" w:history="1">
+          <w:hyperlink w:anchor="_Toc232353181" w:history="1">
             <w:r>
               <w:rPr>
                 <w:rStyle w:val="Lienhypertexte"/>
@@ -1895,7 +1895,7 @@
                 <w:noProof/>
                 <w:webHidden/>
               </w:rPr>
-              <w:instrText xml:space="preserve"> PAGEREF _Toc232347042 \h </w:instrText>
+              <w:instrText xml:space="preserve"> PAGEREF _Toc232353181 \h </w:instrText>
             </w:r>
             <w:r>
               <w:rPr>
@@ -1939,7 +1939,7 @@
               <w:sz w:val="24"/>
             </w:rPr>
           </w:pPr>
-          <w:hyperlink w:anchor="_Toc232347043" w:history="1">
+          <w:hyperlink w:anchor="_Toc232353182" w:history="1">
             <w:r>
               <w:rPr>
                 <w:rStyle w:val="Lienhypertexte"/>
@@ -1981,7 +1981,7 @@
                 <w:noProof/>
                 <w:webHidden/>
               </w:rPr>
-              <w:instrText xml:space="preserve"> PAGEREF _Toc232347043 \h </w:instrText>
+              <w:instrText xml:space="preserve"> PAGEREF _Toc232353182 \h </w:instrText>
             </w:r>
             <w:r>
               <w:rPr>
@@ -2025,7 +2025,7 @@
               <w:sz w:val="24"/>
             </w:rPr>
           </w:pPr>
-          <w:hyperlink w:anchor="_Toc232347044" w:history="1">
+          <w:hyperlink w:anchor="_Toc232353183" w:history="1">
             <w:r>
               <w:rPr>
                 <w:rStyle w:val="Lienhypertexte"/>
@@ -2067,7 +2067,7 @@
                 <w:noProof/>
                 <w:webHidden/>
               </w:rPr>
-              <w:instrText xml:space="preserve"> PAGEREF _Toc232347044 \h </w:instrText>
+              <w:instrText xml:space="preserve"> PAGEREF _Toc232353183 \h </w:instrText>
             </w:r>
             <w:r>
               <w:rPr>
@@ -2111,7 +2111,7 @@
               <w:sz w:val="24"/>
             </w:rPr>
           </w:pPr>
-          <w:hyperlink w:anchor="_Toc232347045" w:history="1">
+          <w:hyperlink w:anchor="_Toc232353184" w:history="1">
             <w:r>
               <w:rPr>
                 <w:rStyle w:val="Lienhypertexte"/>
@@ -2153,7 +2153,7 @@
                 <w:noProof/>
                 <w:webHidden/>
               </w:rPr>
-              <w:instrText xml:space="preserve"> PAGEREF _Toc232347045 \h </w:instrText>
+              <w:instrText xml:space="preserve"> PAGEREF _Toc232353184 \h </w:instrText>
             </w:r>
             <w:r>
               <w:rPr>
@@ -2197,7 +2197,7 @@
               <w:sz w:val="24"/>
             </w:rPr>
           </w:pPr>
-          <w:hyperlink w:anchor="_Toc232347046" w:history="1">
+          <w:hyperlink w:anchor="_Toc232353185" w:history="1">
             <w:r>
               <w:rPr>
                 <w:rStyle w:val="Lienhypertexte"/>
@@ -2239,7 +2239,7 @@
                 <w:noProof/>
                 <w:webHidden/>
               </w:rPr>
-              <w:instrText xml:space="preserve"> PAGEREF _Toc232347046 \h </w:instrText>
+              <w:instrText xml:space="preserve"> PAGEREF _Toc232353185 \h </w:instrText>
             </w:r>
             <w:r>
               <w:rPr>
@@ -2283,7 +2283,7 @@
               <w:sz w:val="24"/>
             </w:rPr>
           </w:pPr>
-          <w:hyperlink w:anchor="_Toc232347047" w:history="1">
+          <w:hyperlink w:anchor="_Toc232353186" w:history="1">
             <w:r>
               <w:rPr>
                 <w:rStyle w:val="Lienhypertexte"/>
@@ -2325,7 +2325,7 @@
                 <w:noProof/>
                 <w:webHidden/>
               </w:rPr>
-              <w:instrText xml:space="preserve"> PAGEREF _Toc232347047 \h </w:instrText>
+              <w:instrText xml:space="preserve"> PAGEREF _Toc232353186 \h </w:instrText>
             </w:r>
             <w:r>
               <w:rPr>
@@ -2369,7 +2369,7 @@
               <w:sz w:val="24"/>
             </w:rPr>
           </w:pPr>
-          <w:hyperlink w:anchor="_Toc232347048" w:history="1">
+          <w:hyperlink w:anchor="_Toc232353187" w:history="1">
             <w:r>
               <w:rPr>
                 <w:rStyle w:val="Lienhypertexte"/>
@@ -2411,7 +2411,7 @@
                 <w:noProof/>
                 <w:webHidden/>
               </w:rPr>
-              <w:instrText xml:space="preserve"> PAGEREF _Toc232347048 \h </w:instrText>
+              <w:instrText xml:space="preserve"> PAGEREF _Toc232353187 \h </w:instrText>
             </w:r>
             <w:r>
               <w:rPr>
@@ -2455,7 +2455,7 @@
               <w:sz w:val="24"/>
             </w:rPr>
           </w:pPr>
-          <w:hyperlink w:anchor="_Toc232347049" w:history="1">
+          <w:hyperlink w:anchor="_Toc232353188" w:history="1">
             <w:r>
               <w:rPr>
                 <w:rStyle w:val="Lienhypertexte"/>
@@ -2497,7 +2497,7 @@
                 <w:noProof/>
                 <w:webHidden/>
               </w:rPr>
-              <w:instrText xml:space="preserve"> PAGEREF _Toc232347049 \h </w:instrText>
+              <w:instrText xml:space="preserve"> PAGEREF _Toc232353188 \h </w:instrText>
             </w:r>
             <w:r>
               <w:rPr>
@@ -2541,7 +2541,7 @@
               <w:sz w:val="24"/>
             </w:rPr>
           </w:pPr>
-          <w:hyperlink w:anchor="_Toc232347050" w:history="1">
+          <w:hyperlink w:anchor="_Toc232353189" w:history="1">
             <w:r>
               <w:rPr>
                 <w:rStyle w:val="Lienhypertexte"/>
@@ -2562,6 +2562,92 @@
                 <w:rStyle w:val="Lienhypertexte"/>
                 <w:noProof/>
               </w:rPr>
+              <w:t>Registre de commande 32bits</w:t>
+            </w:r>
+            <w:r>
+              <w:rPr>
+                <w:noProof/>
+                <w:webHidden/>
+              </w:rPr>
+              <w:tab/>
+            </w:r>
+            <w:r>
+              <w:rPr>
+                <w:noProof/>
+                <w:webHidden/>
+              </w:rPr>
+              <w:fldChar w:fldCharType="begin"/>
+            </w:r>
+            <w:r>
+              <w:rPr>
+                <w:noProof/>
+                <w:webHidden/>
+              </w:rPr>
+              <w:instrText xml:space="preserve"> PAGEREF _Toc232353189 \h </w:instrText>
+            </w:r>
+            <w:r>
+              <w:rPr>
+                <w:noProof/>
+                <w:webHidden/>
+              </w:rPr>
+            </w:r>
+            <w:r>
+              <w:rPr>
+                <w:noProof/>
+                <w:webHidden/>
+              </w:rPr>
+              <w:fldChar w:fldCharType="separate"/>
+            </w:r>
+            <w:r>
+              <w:rPr>
+                <w:noProof/>
+                <w:webHidden/>
+              </w:rPr>
+              <w:t>22</w:t>
+            </w:r>
+            <w:r>
+              <w:rPr>
+                <w:noProof/>
+                <w:webHidden/>
+              </w:rPr>
+              <w:fldChar w:fldCharType="end"/>
+            </w:r>
+          </w:hyperlink>
+        </w:p>
+        <w:p>
+          <w:pPr>
+            <w:pStyle w:val="TM2"/>
+            <w:tabs>
+              <w:tab w:val="left" w:pos="960"/>
+              <w:tab w:val="right" w:leader="dot" w:pos="9062"/>
+            </w:tabs>
+            <w:rPr>
+              <w:rFonts w:asciiTheme="minorHAnsi" w:eastAsiaTheme="minorEastAsia" w:hAnsiTheme="minorHAnsi"/>
+              <w:noProof/>
+              <w:sz w:val="24"/>
+            </w:rPr>
+          </w:pPr>
+          <w:hyperlink w:anchor="_Toc232353190" w:history="1">
+            <w:r>
+              <w:rPr>
+                <w:rStyle w:val="Lienhypertexte"/>
+                <w:noProof/>
+              </w:rPr>
+              <w:t>H.</w:t>
+            </w:r>
+            <w:r>
+              <w:rPr>
+                <w:rFonts w:asciiTheme="minorHAnsi" w:eastAsiaTheme="minorEastAsia" w:hAnsiTheme="minorHAnsi"/>
+                <w:noProof/>
+                <w:sz w:val="24"/>
+              </w:rPr>
+              <w:tab/>
+            </w:r>
+            <w:r>
+              <w:rPr>
+                <w:rStyle w:val="Lienhypertexte"/>
+                <w:noProof/>
+              </w:rPr>
               <w:t>Unité de gestion d’instruction</w:t>
             </w:r>
             <w:r>
@@ -2583,7 +2669,7 @@
                 <w:noProof/>
                 <w:webHidden/>
               </w:rPr>
-              <w:instrText xml:space="preserve"> PAGEREF _Toc232347050 \h </w:instrText>
+              <w:instrText xml:space="preserve"> PAGEREF _Toc232353190 \h </w:instrText>
             </w:r>
             <w:r>
               <w:rPr>
@@ -2603,7 +2689,7 @@
                 <w:noProof/>
                 <w:webHidden/>
               </w:rPr>
-              <w:t>22</w:t>
+              <w:t>23</w:t>
             </w:r>
             <w:r>
               <w:rPr>
@@ -2627,7 +2713,7 @@
               <w:sz w:val="24"/>
             </w:rPr>
           </w:pPr>
-          <w:hyperlink w:anchor="_Toc232347051" w:history="1">
+          <w:hyperlink w:anchor="_Toc232353191" w:history="1">
             <w:r>
               <w:rPr>
                 <w:rStyle w:val="Lienhypertexte"/>
@@ -2669,7 +2755,7 @@
                 <w:noProof/>
                 <w:webHidden/>
               </w:rPr>
-              <w:instrText xml:space="preserve"> PAGEREF _Toc232347051 \h </w:instrText>
+              <w:instrText xml:space="preserve"> PAGEREF _Toc232353191 \h </w:instrText>
             </w:r>
             <w:r>
               <w:rPr>
@@ -2689,7 +2775,7 @@
                 <w:noProof/>
                 <w:webHidden/>
               </w:rPr>
-              <w:t>22</w:t>
+              <w:t>23</w:t>
             </w:r>
             <w:r>
               <w:rPr>
@@ -2713,7 +2799,7 @@
               <w:sz w:val="24"/>
             </w:rPr>
           </w:pPr>
-          <w:hyperlink w:anchor="_Toc232347052" w:history="1">
+          <w:hyperlink w:anchor="_Toc232353192" w:history="1">
             <w:r>
               <w:rPr>
                 <w:rStyle w:val="Lienhypertexte"/>
@@ -2755,7 +2841,7 @@
                 <w:noProof/>
                 <w:webHidden/>
               </w:rPr>
-              <w:instrText xml:space="preserve"> PAGEREF _Toc232347052 \h </w:instrText>
+              <w:instrText xml:space="preserve"> PAGEREF _Toc232353192 \h </w:instrText>
             </w:r>
             <w:r>
               <w:rPr>
@@ -2775,7 +2861,7 @@
                 <w:noProof/>
                 <w:webHidden/>
               </w:rPr>
-              <w:t>23</w:t>
+              <w:t>24</w:t>
             </w:r>
             <w:r>
               <w:rPr>
@@ -2799,7 +2885,7 @@
               <w:sz w:val="24"/>
             </w:rPr>
           </w:pPr>
-          <w:hyperlink w:anchor="_Toc232347053" w:history="1">
+          <w:hyperlink w:anchor="_Toc232353193" w:history="1">
             <w:r>
               <w:rPr>
                 <w:rStyle w:val="Lienhypertexte"/>
@@ -2841,7 +2927,7 @@
                 <w:noProof/>
                 <w:webHidden/>
               </w:rPr>
-              <w:instrText xml:space="preserve"> PAGEREF _Toc232347053 \h </w:instrText>
+              <w:instrText xml:space="preserve"> PAGEREF _Toc232353193 \h </w:instrText>
             </w:r>
             <w:r>
               <w:rPr>
@@ -2861,7 +2947,523 @@
                 <w:noProof/>
                 <w:webHidden/>
               </w:rPr>
-              <w:t>23</w:t>
+              <w:t>24</w:t>
+            </w:r>
+            <w:r>
+              <w:rPr>
+                <w:noProof/>
+                <w:webHidden/>
+              </w:rPr>
+              <w:fldChar w:fldCharType="end"/>
+            </w:r>
+          </w:hyperlink>
+        </w:p>
+        <w:p>
+          <w:pPr>
+            <w:pStyle w:val="TM2"/>
+            <w:tabs>
+              <w:tab w:val="left" w:pos="660"/>
+              <w:tab w:val="right" w:leader="dot" w:pos="9062"/>
+            </w:tabs>
+            <w:rPr>
+              <w:rFonts w:asciiTheme="minorHAnsi" w:eastAsiaTheme="minorEastAsia" w:hAnsiTheme="minorHAnsi"/>
+              <w:noProof/>
+              <w:sz w:val="24"/>
+            </w:rPr>
+          </w:pPr>
+          <w:hyperlink w:anchor="_Toc232353194" w:history="1">
+            <w:r>
+              <w:rPr>
+                <w:rStyle w:val="Lienhypertexte"/>
+                <w:noProof/>
+              </w:rPr>
+              <w:t>I.</w:t>
+            </w:r>
+            <w:r>
+              <w:rPr>
+                <w:rFonts w:asciiTheme="minorHAnsi" w:eastAsiaTheme="minorEastAsia" w:hAnsiTheme="minorHAnsi"/>
+                <w:noProof/>
+                <w:sz w:val="24"/>
+              </w:rPr>
+              <w:tab/>
+            </w:r>
+            <w:r>
+              <w:rPr>
+                <w:rStyle w:val="Lienhypertexte"/>
+                <w:noProof/>
+              </w:rPr>
+              <w:t>Décodeur</w:t>
+            </w:r>
+            <w:r>
+              <w:rPr>
+                <w:noProof/>
+                <w:webHidden/>
+              </w:rPr>
+              <w:tab/>
+            </w:r>
+            <w:r>
+              <w:rPr>
+                <w:noProof/>
+                <w:webHidden/>
+              </w:rPr>
+              <w:fldChar w:fldCharType="begin"/>
+            </w:r>
+            <w:r>
+              <w:rPr>
+                <w:noProof/>
+                <w:webHidden/>
+              </w:rPr>
+              <w:instrText xml:space="preserve"> PAGEREF _Toc232353194 \h </w:instrText>
+            </w:r>
+            <w:r>
+              <w:rPr>
+                <w:noProof/>
+                <w:webHidden/>
+              </w:rPr>
+            </w:r>
+            <w:r>
+              <w:rPr>
+                <w:noProof/>
+                <w:webHidden/>
+              </w:rPr>
+              <w:fldChar w:fldCharType="separate"/>
+            </w:r>
+            <w:r>
+              <w:rPr>
+                <w:noProof/>
+                <w:webHidden/>
+              </w:rPr>
+              <w:t>26</w:t>
+            </w:r>
+            <w:r>
+              <w:rPr>
+                <w:noProof/>
+                <w:webHidden/>
+              </w:rPr>
+              <w:fldChar w:fldCharType="end"/>
+            </w:r>
+          </w:hyperlink>
+        </w:p>
+        <w:p>
+          <w:pPr>
+            <w:pStyle w:val="TM3"/>
+            <w:tabs>
+              <w:tab w:val="left" w:pos="960"/>
+              <w:tab w:val="right" w:leader="dot" w:pos="9062"/>
+            </w:tabs>
+            <w:rPr>
+              <w:rFonts w:asciiTheme="minorHAnsi" w:eastAsiaTheme="minorEastAsia" w:hAnsiTheme="minorHAnsi"/>
+              <w:noProof/>
+              <w:sz w:val="24"/>
+            </w:rPr>
+          </w:pPr>
+          <w:hyperlink w:anchor="_Toc232353195" w:history="1">
+            <w:r>
+              <w:rPr>
+                <w:rStyle w:val="Lienhypertexte"/>
+                <w:noProof/>
+              </w:rPr>
+              <w:t>1.</w:t>
+            </w:r>
+            <w:r>
+              <w:rPr>
+                <w:rFonts w:asciiTheme="minorHAnsi" w:eastAsiaTheme="minorEastAsia" w:hAnsiTheme="minorHAnsi"/>
+                <w:noProof/>
+                <w:sz w:val="24"/>
+              </w:rPr>
+              <w:tab/>
+            </w:r>
+            <w:r>
+              <w:rPr>
+                <w:rStyle w:val="Lienhypertexte"/>
+                <w:noProof/>
+              </w:rPr>
+              <w:t>Explication du code du décodeur</w:t>
+            </w:r>
+            <w:r>
+              <w:rPr>
+                <w:noProof/>
+                <w:webHidden/>
+              </w:rPr>
+              <w:tab/>
+            </w:r>
+            <w:r>
+              <w:rPr>
+                <w:noProof/>
+                <w:webHidden/>
+              </w:rPr>
+              <w:fldChar w:fldCharType="begin"/>
+            </w:r>
+            <w:r>
+              <w:rPr>
+                <w:noProof/>
+                <w:webHidden/>
+              </w:rPr>
+              <w:instrText xml:space="preserve"> PAGEREF _Toc232353195 \h </w:instrText>
+            </w:r>
+            <w:r>
+              <w:rPr>
+                <w:noProof/>
+                <w:webHidden/>
+              </w:rPr>
+            </w:r>
+            <w:r>
+              <w:rPr>
+                <w:noProof/>
+                <w:webHidden/>
+              </w:rPr>
+              <w:fldChar w:fldCharType="separate"/>
+            </w:r>
+            <w:r>
+              <w:rPr>
+                <w:noProof/>
+                <w:webHidden/>
+              </w:rPr>
+              <w:t>26</w:t>
+            </w:r>
+            <w:r>
+              <w:rPr>
+                <w:noProof/>
+                <w:webHidden/>
+              </w:rPr>
+              <w:fldChar w:fldCharType="end"/>
+            </w:r>
+          </w:hyperlink>
+        </w:p>
+        <w:p>
+          <w:pPr>
+            <w:pStyle w:val="TM4"/>
+            <w:tabs>
+              <w:tab w:val="left" w:pos="1200"/>
+              <w:tab w:val="right" w:leader="dot" w:pos="9062"/>
+            </w:tabs>
+            <w:rPr>
+              <w:rFonts w:asciiTheme="minorHAnsi" w:eastAsiaTheme="minorEastAsia" w:hAnsiTheme="minorHAnsi"/>
+              <w:noProof/>
+              <w:sz w:val="24"/>
+            </w:rPr>
+          </w:pPr>
+          <w:hyperlink w:anchor="_Toc232353196" w:history="1">
+            <w:r>
+              <w:rPr>
+                <w:rStyle w:val="Lienhypertexte"/>
+                <w:noProof/>
+              </w:rPr>
+              <w:t>a)</w:t>
+            </w:r>
+            <w:r>
+              <w:rPr>
+                <w:rFonts w:asciiTheme="minorHAnsi" w:eastAsiaTheme="minorEastAsia" w:hAnsiTheme="minorHAnsi"/>
+                <w:noProof/>
+                <w:sz w:val="24"/>
+              </w:rPr>
+              <w:tab/>
+            </w:r>
+            <w:r>
+              <w:rPr>
+                <w:rStyle w:val="Lienhypertexte"/>
+                <w:noProof/>
+              </w:rPr>
+              <w:t>Valeur des commandes</w:t>
+            </w:r>
+            <w:r>
+              <w:rPr>
+                <w:noProof/>
+                <w:webHidden/>
+              </w:rPr>
+              <w:tab/>
+            </w:r>
+            <w:r>
+              <w:rPr>
+                <w:noProof/>
+                <w:webHidden/>
+              </w:rPr>
+              <w:fldChar w:fldCharType="begin"/>
+            </w:r>
+            <w:r>
+              <w:rPr>
+                <w:noProof/>
+                <w:webHidden/>
+              </w:rPr>
+              <w:instrText xml:space="preserve"> PAGEREF _Toc232353196 \h </w:instrText>
+            </w:r>
+            <w:r>
+              <w:rPr>
+                <w:noProof/>
+                <w:webHidden/>
+              </w:rPr>
+            </w:r>
+            <w:r>
+              <w:rPr>
+                <w:noProof/>
+                <w:webHidden/>
+              </w:rPr>
+              <w:fldChar w:fldCharType="separate"/>
+            </w:r>
+            <w:r>
+              <w:rPr>
+                <w:noProof/>
+                <w:webHidden/>
+              </w:rPr>
+              <w:t>27</w:t>
+            </w:r>
+            <w:r>
+              <w:rPr>
+                <w:noProof/>
+                <w:webHidden/>
+              </w:rPr>
+              <w:fldChar w:fldCharType="end"/>
+            </w:r>
+          </w:hyperlink>
+        </w:p>
+        <w:p>
+          <w:pPr>
+            <w:pStyle w:val="TM3"/>
+            <w:tabs>
+              <w:tab w:val="left" w:pos="960"/>
+              <w:tab w:val="right" w:leader="dot" w:pos="9062"/>
+            </w:tabs>
+            <w:rPr>
+              <w:rFonts w:asciiTheme="minorHAnsi" w:eastAsiaTheme="minorEastAsia" w:hAnsiTheme="minorHAnsi"/>
+              <w:noProof/>
+              <w:sz w:val="24"/>
+            </w:rPr>
+          </w:pPr>
+          <w:hyperlink w:anchor="_Toc232353197" w:history="1">
+            <w:r>
+              <w:rPr>
+                <w:rStyle w:val="Lienhypertexte"/>
+                <w:noProof/>
+              </w:rPr>
+              <w:t>2.</w:t>
+            </w:r>
+            <w:r>
+              <w:rPr>
+                <w:rFonts w:asciiTheme="minorHAnsi" w:eastAsiaTheme="minorEastAsia" w:hAnsiTheme="minorHAnsi"/>
+                <w:noProof/>
+                <w:sz w:val="24"/>
+              </w:rPr>
+              <w:tab/>
+            </w:r>
+            <w:r>
+              <w:rPr>
+                <w:rStyle w:val="Lienhypertexte"/>
+                <w:noProof/>
+              </w:rPr>
+              <w:t>Explication du banc de test de l’Unité de Gestion d’Instruction</w:t>
+            </w:r>
+            <w:r>
+              <w:rPr>
+                <w:noProof/>
+                <w:webHidden/>
+              </w:rPr>
+              <w:tab/>
+            </w:r>
+            <w:r>
+              <w:rPr>
+                <w:noProof/>
+                <w:webHidden/>
+              </w:rPr>
+              <w:fldChar w:fldCharType="begin"/>
+            </w:r>
+            <w:r>
+              <w:rPr>
+                <w:noProof/>
+                <w:webHidden/>
+              </w:rPr>
+              <w:instrText xml:space="preserve"> PAGEREF _Toc232353197 \h </w:instrText>
+            </w:r>
+            <w:r>
+              <w:rPr>
+                <w:noProof/>
+                <w:webHidden/>
+              </w:rPr>
+            </w:r>
+            <w:r>
+              <w:rPr>
+                <w:noProof/>
+                <w:webHidden/>
+              </w:rPr>
+              <w:fldChar w:fldCharType="separate"/>
+            </w:r>
+            <w:r>
+              <w:rPr>
+                <w:noProof/>
+                <w:webHidden/>
+              </w:rPr>
+              <w:t>27</w:t>
+            </w:r>
+            <w:r>
+              <w:rPr>
+                <w:noProof/>
+                <w:webHidden/>
+              </w:rPr>
+              <w:fldChar w:fldCharType="end"/>
+            </w:r>
+          </w:hyperlink>
+        </w:p>
+        <w:p>
+          <w:pPr>
+            <w:pStyle w:val="TM3"/>
+            <w:tabs>
+              <w:tab w:val="left" w:pos="960"/>
+              <w:tab w:val="right" w:leader="dot" w:pos="9062"/>
+            </w:tabs>
+            <w:rPr>
+              <w:rFonts w:asciiTheme="minorHAnsi" w:eastAsiaTheme="minorEastAsia" w:hAnsiTheme="minorHAnsi"/>
+              <w:noProof/>
+              <w:sz w:val="24"/>
+            </w:rPr>
+          </w:pPr>
+          <w:hyperlink w:anchor="_Toc232353198" w:history="1">
+            <w:r>
+              <w:rPr>
+                <w:rStyle w:val="Lienhypertexte"/>
+                <w:noProof/>
+              </w:rPr>
+              <w:t>3.</w:t>
+            </w:r>
+            <w:r>
+              <w:rPr>
+                <w:rFonts w:asciiTheme="minorHAnsi" w:eastAsiaTheme="minorEastAsia" w:hAnsiTheme="minorHAnsi"/>
+                <w:noProof/>
+                <w:sz w:val="24"/>
+              </w:rPr>
+              <w:tab/>
+            </w:r>
+            <w:r>
+              <w:rPr>
+                <w:rStyle w:val="Lienhypertexte"/>
+                <w:noProof/>
+              </w:rPr>
+              <w:t>Résultat de la simulation de l’Unité de Gestion d’Instruction</w:t>
+            </w:r>
+            <w:r>
+              <w:rPr>
+                <w:noProof/>
+                <w:webHidden/>
+              </w:rPr>
+              <w:tab/>
+            </w:r>
+            <w:r>
+              <w:rPr>
+                <w:noProof/>
+                <w:webHidden/>
+              </w:rPr>
+              <w:fldChar w:fldCharType="begin"/>
+            </w:r>
+            <w:r>
+              <w:rPr>
+                <w:noProof/>
+                <w:webHidden/>
+              </w:rPr>
+              <w:instrText xml:space="preserve"> PAGEREF _Toc232353198 \h </w:instrText>
+            </w:r>
+            <w:r>
+              <w:rPr>
+                <w:noProof/>
+                <w:webHidden/>
+              </w:rPr>
+            </w:r>
+            <w:r>
+              <w:rPr>
+                <w:noProof/>
+                <w:webHidden/>
+              </w:rPr>
+              <w:fldChar w:fldCharType="separate"/>
+            </w:r>
+            <w:r>
+              <w:rPr>
+                <w:noProof/>
+                <w:webHidden/>
+              </w:rPr>
+              <w:t>28</w:t>
+            </w:r>
+            <w:r>
+              <w:rPr>
+                <w:noProof/>
+                <w:webHidden/>
+              </w:rPr>
+              <w:fldChar w:fldCharType="end"/>
+            </w:r>
+          </w:hyperlink>
+        </w:p>
+        <w:p>
+          <w:pPr>
+            <w:pStyle w:val="TM1"/>
+            <w:tabs>
+              <w:tab w:val="left" w:pos="480"/>
+              <w:tab w:val="right" w:leader="dot" w:pos="9062"/>
+            </w:tabs>
+            <w:rPr>
+              <w:rFonts w:asciiTheme="minorHAnsi" w:eastAsiaTheme="minorEastAsia" w:hAnsiTheme="minorHAnsi"/>
+              <w:noProof/>
+              <w:sz w:val="24"/>
+            </w:rPr>
+          </w:pPr>
+          <w:hyperlink w:anchor="_Toc232353199" w:history="1">
+            <w:r>
+              <w:rPr>
+                <w:rStyle w:val="Lienhypertexte"/>
+                <w:noProof/>
+              </w:rPr>
+              <w:t>III.</w:t>
+            </w:r>
+            <w:r>
+              <w:rPr>
+                <w:rFonts w:asciiTheme="minorHAnsi" w:eastAsiaTheme="minorEastAsia" w:hAnsiTheme="minorHAnsi"/>
+                <w:noProof/>
+                <w:sz w:val="24"/>
+              </w:rPr>
+              <w:tab/>
+            </w:r>
+            <w:r>
+              <w:rPr>
+                <w:rStyle w:val="Lienhypertexte"/>
+                <w:noProof/>
+              </w:rPr>
+              <w:t>Validation du processeur monocycle</w:t>
+            </w:r>
+            <w:r>
+              <w:rPr>
+                <w:noProof/>
+                <w:webHidden/>
+              </w:rPr>
+              <w:tab/>
+            </w:r>
+            <w:r>
+              <w:rPr>
+                <w:noProof/>
+                <w:webHidden/>
+              </w:rPr>
+              <w:fldChar w:fldCharType="begin"/>
+            </w:r>
+            <w:r>
+              <w:rPr>
+                <w:noProof/>
+                <w:webHidden/>
+              </w:rPr>
+              <w:instrText xml:space="preserve"> PAGEREF _Toc232353199 \h </w:instrText>
+            </w:r>
+            <w:r>
+              <w:rPr>
+                <w:noProof/>
+                <w:webHidden/>
+              </w:rPr>
+            </w:r>
+            <w:r>
+              <w:rPr>
+                <w:noProof/>
+                <w:webHidden/>
+              </w:rPr>
+              <w:fldChar w:fldCharType="separate"/>
+            </w:r>
+            <w:r>
+              <w:rPr>
+                <w:noProof/>
+                <w:webHidden/>
+              </w:rPr>
+              <w:t>29</w:t>
             </w:r>
             <w:r>
               <w:rPr>
@@ -2885,13 +3487,13 @@
               <w:sz w:val="24"/>
             </w:rPr>
           </w:pPr>
-          <w:hyperlink w:anchor="_Toc232347054" w:history="1">
+          <w:hyperlink w:anchor="_Toc232353200" w:history="1">
             <w:r>
               <w:rPr>
                 <w:rStyle w:val="Lienhypertexte"/>
                 <w:noProof/>
               </w:rPr>
-              <w:t>H.</w:t>
+              <w:t>A.</w:t>
             </w:r>
             <w:r>
               <w:rPr>
@@ -2906,7 +3508,7 @@
                 <w:rStyle w:val="Lienhypertexte"/>
                 <w:noProof/>
               </w:rPr>
-              <w:t>Décodeur</w:t>
+              <w:t>Explication du banc de test</w:t>
             </w:r>
             <w:r>
               <w:rPr>
@@ -2927,7 +3529,7 @@
                 <w:noProof/>
                 <w:webHidden/>
               </w:rPr>
-              <w:instrText xml:space="preserve"> PAGEREF _Toc232347054 \h </w:instrText>
+              <w:instrText xml:space="preserve"> PAGEREF _Toc232353200 \h </w:instrText>
             </w:r>
             <w:r>
               <w:rPr>
@@ -2947,7 +3549,7 @@
                 <w:noProof/>
                 <w:webHidden/>
               </w:rPr>
-              <w:t>25</w:t>
+              <w:t>29</w:t>
             </w:r>
             <w:r>
               <w:rPr>
@@ -2960,7 +3562,7 @@
         </w:p>
         <w:p>
           <w:pPr>
-            <w:pStyle w:val="TM3"/>
+            <w:pStyle w:val="TM2"/>
             <w:tabs>
               <w:tab w:val="left" w:pos="960"/>
               <w:tab w:val="right" w:leader="dot" w:pos="9062"/>
@@ -2971,13 +3573,13 @@
               <w:sz w:val="24"/>
             </w:rPr>
           </w:pPr>
-          <w:hyperlink w:anchor="_Toc232347055" w:history="1">
+          <w:hyperlink w:anchor="_Toc232353201" w:history="1">
             <w:r>
               <w:rPr>
                 <w:rStyle w:val="Lienhypertexte"/>
                 <w:noProof/>
               </w:rPr>
-              <w:t>1.</w:t>
+              <w:t>B.</w:t>
             </w:r>
             <w:r>
               <w:rPr>
@@ -2992,7 +3594,7 @@
                 <w:rStyle w:val="Lienhypertexte"/>
                 <w:noProof/>
               </w:rPr>
-              <w:t>Explication du code du décodeur</w:t>
+              <w:t>Programme exécuté par le processeur monocycle</w:t>
             </w:r>
             <w:r>
               <w:rPr>
@@ -3013,7 +3615,7 @@
                 <w:noProof/>
                 <w:webHidden/>
               </w:rPr>
-              <w:instrText xml:space="preserve"> PAGEREF _Toc232347055 \h </w:instrText>
+              <w:instrText xml:space="preserve"> PAGEREF _Toc232353201 \h </w:instrText>
             </w:r>
             <w:r>
               <w:rPr>
@@ -3033,7 +3635,7 @@
                 <w:noProof/>
                 <w:webHidden/>
               </w:rPr>
-              <w:t>25</w:t>
+              <w:t>30</w:t>
             </w:r>
             <w:r>
               <w:rPr>
@@ -3046,93 +3648,7 @@
         </w:p>
         <w:p>
           <w:pPr>
-            <w:pStyle w:val="TM4"/>
-            <w:tabs>
-              <w:tab w:val="left" w:pos="1200"/>
-              <w:tab w:val="right" w:leader="dot" w:pos="9062"/>
-            </w:tabs>
-            <w:rPr>
-              <w:rFonts w:asciiTheme="minorHAnsi" w:eastAsiaTheme="minorEastAsia" w:hAnsiTheme="minorHAnsi"/>
-              <w:noProof/>
-              <w:sz w:val="24"/>
-            </w:rPr>
-          </w:pPr>
-          <w:hyperlink w:anchor="_Toc232347056" w:history="1">
-            <w:r>
-              <w:rPr>
-                <w:rStyle w:val="Lienhypertexte"/>
-                <w:noProof/>
-              </w:rPr>
-              <w:t>a)</w:t>
-            </w:r>
-            <w:r>
-              <w:rPr>
-                <w:rFonts w:asciiTheme="minorHAnsi" w:eastAsiaTheme="minorEastAsia" w:hAnsiTheme="minorHAnsi"/>
-                <w:noProof/>
-                <w:sz w:val="24"/>
-              </w:rPr>
-              <w:tab/>
-            </w:r>
-            <w:r>
-              <w:rPr>
-                <w:rStyle w:val="Lienhypertexte"/>
-                <w:noProof/>
-              </w:rPr>
-              <w:t>Valeur des commandes</w:t>
-            </w:r>
-            <w:r>
-              <w:rPr>
-                <w:noProof/>
-                <w:webHidden/>
-              </w:rPr>
-              <w:tab/>
-            </w:r>
-            <w:r>
-              <w:rPr>
-                <w:noProof/>
-                <w:webHidden/>
-              </w:rPr>
-              <w:fldChar w:fldCharType="begin"/>
-            </w:r>
-            <w:r>
-              <w:rPr>
-                <w:noProof/>
-                <w:webHidden/>
-              </w:rPr>
-              <w:instrText xml:space="preserve"> PAGEREF _Toc232347056 \h </w:instrText>
-            </w:r>
-            <w:r>
-              <w:rPr>
-                <w:noProof/>
-                <w:webHidden/>
-              </w:rPr>
-            </w:r>
-            <w:r>
-              <w:rPr>
-                <w:noProof/>
-                <w:webHidden/>
-              </w:rPr>
-              <w:fldChar w:fldCharType="separate"/>
-            </w:r>
-            <w:r>
-              <w:rPr>
-                <w:noProof/>
-                <w:webHidden/>
-              </w:rPr>
-              <w:t>26</w:t>
-            </w:r>
-            <w:r>
-              <w:rPr>
-                <w:noProof/>
-                <w:webHidden/>
-              </w:rPr>
-              <w:fldChar w:fldCharType="end"/>
-            </w:r>
-          </w:hyperlink>
-        </w:p>
-        <w:p>
-          <w:pPr>
-            <w:pStyle w:val="TM3"/>
+            <w:pStyle w:val="TM2"/>
             <w:tabs>
               <w:tab w:val="left" w:pos="960"/>
               <w:tab w:val="right" w:leader="dot" w:pos="9062"/>
@@ -3143,13 +3659,13 @@
               <w:sz w:val="24"/>
             </w:rPr>
           </w:pPr>
-          <w:hyperlink w:anchor="_Toc232347057" w:history="1">
+          <w:hyperlink w:anchor="_Toc232353202" w:history="1">
             <w:r>
               <w:rPr>
                 <w:rStyle w:val="Lienhypertexte"/>
                 <w:noProof/>
               </w:rPr>
-              <w:t>2.</w:t>
+              <w:t>C.</w:t>
             </w:r>
             <w:r>
               <w:rPr>
@@ -3164,7 +3680,7 @@
                 <w:rStyle w:val="Lienhypertexte"/>
                 <w:noProof/>
               </w:rPr>
-              <w:t>Explication du banc de test de l’Unité de Gestion d’Instruction</w:t>
+              <w:t>Analyse de la simulation</w:t>
             </w:r>
             <w:r>
               <w:rPr>
@@ -3185,7 +3701,7 @@
                 <w:noProof/>
                 <w:webHidden/>
               </w:rPr>
-              <w:instrText xml:space="preserve"> PAGEREF _Toc232347057 \h </w:instrText>
+              <w:instrText xml:space="preserve"> PAGEREF _Toc232353202 \h </w:instrText>
             </w:r>
             <w:r>
               <w:rPr>
@@ -3205,93 +3721,7 @@
                 <w:noProof/>
                 <w:webHidden/>
               </w:rPr>
-              <w:t>26</w:t>
-            </w:r>
-            <w:r>
-              <w:rPr>
-                <w:noProof/>
-                <w:webHidden/>
-              </w:rPr>
-              <w:fldChar w:fldCharType="end"/>
-            </w:r>
-          </w:hyperlink>
-        </w:p>
-        <w:p>
-          <w:pPr>
-            <w:pStyle w:val="TM3"/>
-            <w:tabs>
-              <w:tab w:val="left" w:pos="960"/>
-              <w:tab w:val="right" w:leader="dot" w:pos="9062"/>
-            </w:tabs>
-            <w:rPr>
-              <w:rFonts w:asciiTheme="minorHAnsi" w:eastAsiaTheme="minorEastAsia" w:hAnsiTheme="minorHAnsi"/>
-              <w:noProof/>
-              <w:sz w:val="24"/>
-            </w:rPr>
-          </w:pPr>
-          <w:hyperlink w:anchor="_Toc232347058" w:history="1">
-            <w:r>
-              <w:rPr>
-                <w:rStyle w:val="Lienhypertexte"/>
-                <w:noProof/>
-              </w:rPr>
-              <w:t>3.</w:t>
-            </w:r>
-            <w:r>
-              <w:rPr>
-                <w:rFonts w:asciiTheme="minorHAnsi" w:eastAsiaTheme="minorEastAsia" w:hAnsiTheme="minorHAnsi"/>
-                <w:noProof/>
-                <w:sz w:val="24"/>
-              </w:rPr>
-              <w:tab/>
-            </w:r>
-            <w:r>
-              <w:rPr>
-                <w:rStyle w:val="Lienhypertexte"/>
-                <w:noProof/>
-              </w:rPr>
-              <w:t>Résultat de la simulation de l’Unité de Gestion d’Instruction</w:t>
-            </w:r>
-            <w:r>
-              <w:rPr>
-                <w:noProof/>
-                <w:webHidden/>
-              </w:rPr>
-              <w:tab/>
-            </w:r>
-            <w:r>
-              <w:rPr>
-                <w:noProof/>
-                <w:webHidden/>
-              </w:rPr>
-              <w:fldChar w:fldCharType="begin"/>
-            </w:r>
-            <w:r>
-              <w:rPr>
-                <w:noProof/>
-                <w:webHidden/>
-              </w:rPr>
-              <w:instrText xml:space="preserve"> PAGEREF _Toc232347058 \h </w:instrText>
-            </w:r>
-            <w:r>
-              <w:rPr>
-                <w:noProof/>
-                <w:webHidden/>
-              </w:rPr>
-            </w:r>
-            <w:r>
-              <w:rPr>
-                <w:noProof/>
-                <w:webHidden/>
-              </w:rPr>
-              <w:fldChar w:fldCharType="separate"/>
-            </w:r>
-            <w:r>
-              <w:rPr>
-                <w:noProof/>
-                <w:webHidden/>
-              </w:rPr>
-              <w:t>27</w:t>
+              <w:t>30</w:t>
             </w:r>
             <w:r>
               <w:rPr>
@@ -3315,13 +3745,13 @@
               <w:sz w:val="24"/>
             </w:rPr>
           </w:pPr>
-          <w:hyperlink w:anchor="_Toc232347059" w:history="1">
+          <w:hyperlink w:anchor="_Toc232353203" w:history="1">
             <w:r>
               <w:rPr>
                 <w:rStyle w:val="Lienhypertexte"/>
                 <w:noProof/>
               </w:rPr>
-              <w:t>III.</w:t>
+              <w:t>IV.</w:t>
             </w:r>
             <w:r>
               <w:rPr>
@@ -3336,7 +3766,7 @@
                 <w:rStyle w:val="Lienhypertexte"/>
                 <w:noProof/>
               </w:rPr>
-              <w:t>Validation du processeur monocycle</w:t>
+              <w:t>Quartus prime</w:t>
             </w:r>
             <w:r>
               <w:rPr>
@@ -3357,7 +3787,7 @@
                 <w:noProof/>
                 <w:webHidden/>
               </w:rPr>
-              <w:instrText xml:space="preserve"> PAGEREF _Toc232347059 \h </w:instrText>
+              <w:instrText xml:space="preserve"> PAGEREF _Toc232353203 \h </w:instrText>
             </w:r>
             <w:r>
               <w:rPr>
@@ -3377,7 +3807,7 @@
                 <w:noProof/>
                 <w:webHidden/>
               </w:rPr>
-              <w:t>28</w:t>
+              <w:t>35</w:t>
             </w:r>
             <w:r>
               <w:rPr>
@@ -3401,7 +3831,7 @@
               <w:sz w:val="24"/>
             </w:rPr>
           </w:pPr>
-          <w:hyperlink w:anchor="_Toc232347060" w:history="1">
+          <w:hyperlink w:anchor="_Toc232353204" w:history="1">
             <w:r>
               <w:rPr>
                 <w:rStyle w:val="Lienhypertexte"/>
@@ -3422,7 +3852,7 @@
                 <w:rStyle w:val="Lienhypertexte"/>
                 <w:noProof/>
               </w:rPr>
-              <w:t>Explication du banc de test</w:t>
+              <w:t>Preuve de fonctionnement sur FPGA</w:t>
             </w:r>
             <w:r>
               <w:rPr>
@@ -3443,7 +3873,7 @@
                 <w:noProof/>
                 <w:webHidden/>
               </w:rPr>
-              <w:instrText xml:space="preserve"> PAGEREF _Toc232347060 \h </w:instrText>
+              <w:instrText xml:space="preserve"> PAGEREF _Toc232353204 \h </w:instrText>
             </w:r>
             <w:r>
               <w:rPr>
@@ -3463,351 +3893,7 @@
                 <w:noProof/>
                 <w:webHidden/>
               </w:rPr>
-              <w:t>28</w:t>
-            </w:r>
-            <w:r>
-              <w:rPr>
-                <w:noProof/>
-                <w:webHidden/>
-              </w:rPr>
-              <w:fldChar w:fldCharType="end"/>
-            </w:r>
-          </w:hyperlink>
-        </w:p>
-        <w:p>
-          <w:pPr>
-            <w:pStyle w:val="TM2"/>
-            <w:tabs>
-              <w:tab w:val="left" w:pos="960"/>
-              <w:tab w:val="right" w:leader="dot" w:pos="9062"/>
-            </w:tabs>
-            <w:rPr>
-              <w:rFonts w:asciiTheme="minorHAnsi" w:eastAsiaTheme="minorEastAsia" w:hAnsiTheme="minorHAnsi"/>
-              <w:noProof/>
-              <w:sz w:val="24"/>
-            </w:rPr>
-          </w:pPr>
-          <w:hyperlink w:anchor="_Toc232347061" w:history="1">
-            <w:r>
-              <w:rPr>
-                <w:rStyle w:val="Lienhypertexte"/>
-                <w:noProof/>
-              </w:rPr>
-              <w:t>B.</w:t>
-            </w:r>
-            <w:r>
-              <w:rPr>
-                <w:rFonts w:asciiTheme="minorHAnsi" w:eastAsiaTheme="minorEastAsia" w:hAnsiTheme="minorHAnsi"/>
-                <w:noProof/>
-                <w:sz w:val="24"/>
-              </w:rPr>
-              <w:tab/>
-            </w:r>
-            <w:r>
-              <w:rPr>
-                <w:rStyle w:val="Lienhypertexte"/>
-                <w:noProof/>
-              </w:rPr>
-              <w:t>Programme exécuté par le processeur monocycle</w:t>
-            </w:r>
-            <w:r>
-              <w:rPr>
-                <w:noProof/>
-                <w:webHidden/>
-              </w:rPr>
-              <w:tab/>
-            </w:r>
-            <w:r>
-              <w:rPr>
-                <w:noProof/>
-                <w:webHidden/>
-              </w:rPr>
-              <w:fldChar w:fldCharType="begin"/>
-            </w:r>
-            <w:r>
-              <w:rPr>
-                <w:noProof/>
-                <w:webHidden/>
-              </w:rPr>
-              <w:instrText xml:space="preserve"> PAGEREF _Toc232347061 \h </w:instrText>
-            </w:r>
-            <w:r>
-              <w:rPr>
-                <w:noProof/>
-                <w:webHidden/>
-              </w:rPr>
-            </w:r>
-            <w:r>
-              <w:rPr>
-                <w:noProof/>
-                <w:webHidden/>
-              </w:rPr>
-              <w:fldChar w:fldCharType="separate"/>
-            </w:r>
-            <w:r>
-              <w:rPr>
-                <w:noProof/>
-                <w:webHidden/>
-              </w:rPr>
-              <w:t>29</w:t>
-            </w:r>
-            <w:r>
-              <w:rPr>
-                <w:noProof/>
-                <w:webHidden/>
-              </w:rPr>
-              <w:fldChar w:fldCharType="end"/>
-            </w:r>
-          </w:hyperlink>
-        </w:p>
-        <w:p>
-          <w:pPr>
-            <w:pStyle w:val="TM2"/>
-            <w:tabs>
-              <w:tab w:val="left" w:pos="960"/>
-              <w:tab w:val="right" w:leader="dot" w:pos="9062"/>
-            </w:tabs>
-            <w:rPr>
-              <w:rFonts w:asciiTheme="minorHAnsi" w:eastAsiaTheme="minorEastAsia" w:hAnsiTheme="minorHAnsi"/>
-              <w:noProof/>
-              <w:sz w:val="24"/>
-            </w:rPr>
-          </w:pPr>
-          <w:hyperlink w:anchor="_Toc232347062" w:history="1">
-            <w:r>
-              <w:rPr>
-                <w:rStyle w:val="Lienhypertexte"/>
-                <w:noProof/>
-              </w:rPr>
-              <w:t>C.</w:t>
-            </w:r>
-            <w:r>
-              <w:rPr>
-                <w:rFonts w:asciiTheme="minorHAnsi" w:eastAsiaTheme="minorEastAsia" w:hAnsiTheme="minorHAnsi"/>
-                <w:noProof/>
-                <w:sz w:val="24"/>
-              </w:rPr>
-              <w:tab/>
-            </w:r>
-            <w:r>
-              <w:rPr>
-                <w:rStyle w:val="Lienhypertexte"/>
-                <w:noProof/>
-              </w:rPr>
-              <w:t>Analyse de la simulation</w:t>
-            </w:r>
-            <w:r>
-              <w:rPr>
-                <w:noProof/>
-                <w:webHidden/>
-              </w:rPr>
-              <w:tab/>
-            </w:r>
-            <w:r>
-              <w:rPr>
-                <w:noProof/>
-                <w:webHidden/>
-              </w:rPr>
-              <w:fldChar w:fldCharType="begin"/>
-            </w:r>
-            <w:r>
-              <w:rPr>
-                <w:noProof/>
-                <w:webHidden/>
-              </w:rPr>
-              <w:instrText xml:space="preserve"> PAGEREF _Toc232347062 \h </w:instrText>
-            </w:r>
-            <w:r>
-              <w:rPr>
-                <w:noProof/>
-                <w:webHidden/>
-              </w:rPr>
-            </w:r>
-            <w:r>
-              <w:rPr>
-                <w:noProof/>
-                <w:webHidden/>
-              </w:rPr>
-              <w:fldChar w:fldCharType="separate"/>
-            </w:r>
-            <w:r>
-              <w:rPr>
-                <w:noProof/>
-                <w:webHidden/>
-              </w:rPr>
-              <w:t>29</w:t>
-            </w:r>
-            <w:r>
-              <w:rPr>
-                <w:noProof/>
-                <w:webHidden/>
-              </w:rPr>
-              <w:fldChar w:fldCharType="end"/>
-            </w:r>
-          </w:hyperlink>
-        </w:p>
-        <w:p>
-          <w:pPr>
-            <w:pStyle w:val="TM1"/>
-            <w:tabs>
-              <w:tab w:val="left" w:pos="480"/>
-              <w:tab w:val="right" w:leader="dot" w:pos="9062"/>
-            </w:tabs>
-            <w:rPr>
-              <w:rFonts w:asciiTheme="minorHAnsi" w:eastAsiaTheme="minorEastAsia" w:hAnsiTheme="minorHAnsi"/>
-              <w:noProof/>
-              <w:sz w:val="24"/>
-            </w:rPr>
-          </w:pPr>
-          <w:hyperlink w:anchor="_Toc232347063" w:history="1">
-            <w:r>
-              <w:rPr>
-                <w:rStyle w:val="Lienhypertexte"/>
-                <w:noProof/>
-              </w:rPr>
-              <w:t>IV.</w:t>
-            </w:r>
-            <w:r>
-              <w:rPr>
-                <w:rFonts w:asciiTheme="minorHAnsi" w:eastAsiaTheme="minorEastAsia" w:hAnsiTheme="minorHAnsi"/>
-                <w:noProof/>
-                <w:sz w:val="24"/>
-              </w:rPr>
-              <w:tab/>
-            </w:r>
-            <w:r>
-              <w:rPr>
-                <w:rStyle w:val="Lienhypertexte"/>
-                <w:noProof/>
-              </w:rPr>
-              <w:t>Quartus prime</w:t>
-            </w:r>
-            <w:r>
-              <w:rPr>
-                <w:noProof/>
-                <w:webHidden/>
-              </w:rPr>
-              <w:tab/>
-            </w:r>
-            <w:r>
-              <w:rPr>
-                <w:noProof/>
-                <w:webHidden/>
-              </w:rPr>
-              <w:fldChar w:fldCharType="begin"/>
-            </w:r>
-            <w:r>
-              <w:rPr>
-                <w:noProof/>
-                <w:webHidden/>
-              </w:rPr>
-              <w:instrText xml:space="preserve"> PAGEREF _Toc232347063 \h </w:instrText>
-            </w:r>
-            <w:r>
-              <w:rPr>
-                <w:noProof/>
-                <w:webHidden/>
-              </w:rPr>
-            </w:r>
-            <w:r>
-              <w:rPr>
-                <w:noProof/>
-                <w:webHidden/>
-              </w:rPr>
-              <w:fldChar w:fldCharType="separate"/>
-            </w:r>
-            <w:r>
-              <w:rPr>
-                <w:noProof/>
-                <w:webHidden/>
-              </w:rPr>
-              <w:t>34</w:t>
-            </w:r>
-            <w:r>
-              <w:rPr>
-                <w:noProof/>
-                <w:webHidden/>
-              </w:rPr>
-              <w:fldChar w:fldCharType="end"/>
-            </w:r>
-          </w:hyperlink>
-        </w:p>
-        <w:p>
-          <w:pPr>
-            <w:pStyle w:val="TM2"/>
-            <w:tabs>
-              <w:tab w:val="left" w:pos="960"/>
-              <w:tab w:val="right" w:leader="dot" w:pos="9062"/>
-            </w:tabs>
-            <w:rPr>
-              <w:rFonts w:asciiTheme="minorHAnsi" w:eastAsiaTheme="minorEastAsia" w:hAnsiTheme="minorHAnsi"/>
-              <w:noProof/>
-              <w:sz w:val="24"/>
-            </w:rPr>
-          </w:pPr>
-          <w:hyperlink w:anchor="_Toc232347064" w:history="1">
-            <w:r>
-              <w:rPr>
-                <w:rStyle w:val="Lienhypertexte"/>
-                <w:noProof/>
-              </w:rPr>
-              <w:t>A.</w:t>
-            </w:r>
-            <w:r>
-              <w:rPr>
-                <w:rFonts w:asciiTheme="minorHAnsi" w:eastAsiaTheme="minorEastAsia" w:hAnsiTheme="minorHAnsi"/>
-                <w:noProof/>
-                <w:sz w:val="24"/>
-              </w:rPr>
-              <w:tab/>
-            </w:r>
-            <w:r>
-              <w:rPr>
-                <w:rStyle w:val="Lienhypertexte"/>
-                <w:noProof/>
-              </w:rPr>
-              <w:t>Preuve de fonctionnement sur FPGA</w:t>
-            </w:r>
-            <w:r>
-              <w:rPr>
-                <w:noProof/>
-                <w:webHidden/>
-              </w:rPr>
-              <w:tab/>
-            </w:r>
-            <w:r>
-              <w:rPr>
-                <w:noProof/>
-                <w:webHidden/>
-              </w:rPr>
-              <w:fldChar w:fldCharType="begin"/>
-            </w:r>
-            <w:r>
-              <w:rPr>
-                <w:noProof/>
-                <w:webHidden/>
-              </w:rPr>
-              <w:instrText xml:space="preserve"> PAGEREF _Toc232347064 \h </w:instrText>
-            </w:r>
-            <w:r>
-              <w:rPr>
-                <w:noProof/>
-                <w:webHidden/>
-              </w:rPr>
-            </w:r>
-            <w:r>
-              <w:rPr>
-                <w:noProof/>
-                <w:webHidden/>
-              </w:rPr>
-              <w:fldChar w:fldCharType="separate"/>
-            </w:r>
-            <w:r>
-              <w:rPr>
-                <w:noProof/>
-                <w:webHidden/>
-              </w:rPr>
-              <w:t>35</w:t>
+              <w:t>36</w:t>
             </w:r>
             <w:r>
               <w:rPr>
@@ -3830,14 +3916,14 @@
               <w:sz w:val="24"/>
             </w:rPr>
           </w:pPr>
-          <w:hyperlink w:anchor="_Toc232347065" w:history="1">
+          <w:hyperlink w:anchor="_Toc232353205" w:history="1">
             <w:r>
               <w:rPr>
                 <w:rStyle w:val="Lienhypertexte"/>
                 <w:rFonts w:eastAsia="Times New Roman"/>
                 <w:noProof/>
               </w:rPr>
-              <w:t>Sources</w:t>
+              <w:t>Annexe</w:t>
             </w:r>
             <w:r>
               <w:rPr>
@@ -3858,7 +3944,7 @@
                 <w:noProof/>
                 <w:webHidden/>
               </w:rPr>
-              <w:instrText xml:space="preserve"> PAGEREF _Toc232347065 \h </w:instrText>
+              <w:instrText xml:space="preserve"> PAGEREF _Toc232353205 \h </w:instrText>
             </w:r>
             <w:r>
               <w:rPr>
@@ -3878,7 +3964,7 @@
                 <w:noProof/>
                 <w:webHidden/>
               </w:rPr>
-              <w:t>36</w:t>
+              <w:t>38</w:t>
             </w:r>
             <w:r>
               <w:rPr>
@@ -3901,14 +3987,14 @@
               <w:sz w:val="24"/>
             </w:rPr>
           </w:pPr>
-          <w:hyperlink w:anchor="_Toc232347066" w:history="1">
+          <w:hyperlink w:anchor="_Toc232353206" w:history="1">
             <w:r>
               <w:rPr>
                 <w:rStyle w:val="Lienhypertexte"/>
                 <w:rFonts w:eastAsia="Times New Roman"/>
                 <w:noProof/>
               </w:rPr>
-              <w:t>Annexe</w:t>
+              <w:t>Tables des figures</w:t>
             </w:r>
             <w:r>
               <w:rPr>
@@ -3929,7 +4015,7 @@
                 <w:noProof/>
                 <w:webHidden/>
               </w:rPr>
-              <w:instrText xml:space="preserve"> PAGEREF _Toc232347066 \h </w:instrText>
+              <w:instrText xml:space="preserve"> PAGEREF _Toc232353206 \h </w:instrText>
             </w:r>
             <w:r>
               <w:rPr>
@@ -3949,78 +4035,7 @@
                 <w:noProof/>
                 <w:webHidden/>
               </w:rPr>
-              <w:t>37</w:t>
-            </w:r>
-            <w:r>
-              <w:rPr>
-                <w:noProof/>
-                <w:webHidden/>
-              </w:rPr>
-              <w:fldChar w:fldCharType="end"/>
-            </w:r>
-          </w:hyperlink>
-        </w:p>
-        <w:p>
-          <w:pPr>
-            <w:pStyle w:val="TM1"/>
-            <w:tabs>
-              <w:tab w:val="right" w:leader="dot" w:pos="9062"/>
-            </w:tabs>
-            <w:rPr>
-              <w:rFonts w:asciiTheme="minorHAnsi" w:eastAsiaTheme="minorEastAsia" w:hAnsiTheme="minorHAnsi"/>
-              <w:noProof/>
-              <w:sz w:val="24"/>
-            </w:rPr>
-          </w:pPr>
-          <w:hyperlink w:anchor="_Toc232347067" w:history="1">
-            <w:r>
-              <w:rPr>
-                <w:rStyle w:val="Lienhypertexte"/>
-                <w:rFonts w:eastAsia="Times New Roman"/>
-                <w:noProof/>
-              </w:rPr>
-              <w:t>Tables des figures</w:t>
-            </w:r>
-            <w:r>
-              <w:rPr>
-                <w:noProof/>
-                <w:webHidden/>
-              </w:rPr>
-              <w:tab/>
-            </w:r>
-            <w:r>
-              <w:rPr>
-                <w:noProof/>
-                <w:webHidden/>
-              </w:rPr>
-              <w:fldChar w:fldCharType="begin"/>
-            </w:r>
-            <w:r>
-              <w:rPr>
-                <w:noProof/>
-                <w:webHidden/>
-              </w:rPr>
-              <w:instrText xml:space="preserve"> PAGEREF _Toc232347067 \h </w:instrText>
-            </w:r>
-            <w:r>
-              <w:rPr>
-                <w:noProof/>
-                <w:webHidden/>
-              </w:rPr>
-            </w:r>
-            <w:r>
-              <w:rPr>
-                <w:noProof/>
-                <w:webHidden/>
-              </w:rPr>
-              <w:fldChar w:fldCharType="separate"/>
-            </w:r>
-            <w:r>
-              <w:rPr>
-                <w:noProof/>
-                <w:webHidden/>
-              </w:rPr>
-              <w:t>38</w:t>
+              <w:t>39</w:t>
             </w:r>
             <w:r>
               <w:rPr>
@@ -4078,7 +4093,7 @@
           <w:numId w:val="0"/>
         </w:numPr>
       </w:pPr>
-      <w:bookmarkStart w:id="0" w:name="_Toc232347023"/>
+      <w:bookmarkStart w:id="0" w:name="_Toc232353162"/>
       <w:r>
         <w:lastRenderedPageBreak/>
         <w:t>Remerciements</w:t>
@@ -4168,7 +4183,7 @@
           <w:numId w:val="0"/>
         </w:numPr>
       </w:pPr>
-      <w:bookmarkStart w:id="1" w:name="_Toc232347024"/>
+      <w:bookmarkStart w:id="1" w:name="_Toc232353163"/>
       <w:r>
         <w:lastRenderedPageBreak/>
         <w:t>Résumé</w:t>
@@ -4210,7 +4225,7 @@
       <w:pPr>
         <w:pStyle w:val="Titre1"/>
       </w:pPr>
-      <w:bookmarkStart w:id="2" w:name="_Toc232347025"/>
+      <w:bookmarkStart w:id="2" w:name="_Toc232353164"/>
       <w:r>
         <w:lastRenderedPageBreak/>
         <w:t>Présentation</w:t>
@@ -4352,7 +4367,7 @@
       <w:pPr>
         <w:pStyle w:val="Lgende"/>
       </w:pPr>
-      <w:bookmarkStart w:id="3" w:name="_Toc232347068"/>
+      <w:bookmarkStart w:id="3" w:name="_Toc232353207"/>
       <w:r>
         <w:t xml:space="preserve">Figure </w:t>
       </w:r>
@@ -4390,7 +4405,7 @@
       <w:pPr>
         <w:pStyle w:val="Titre1"/>
       </w:pPr>
-      <w:bookmarkStart w:id="4" w:name="_Toc232347026"/>
+      <w:bookmarkStart w:id="4" w:name="_Toc232353165"/>
       <w:r>
         <w:t>Conception et Architecture Fonctionnelle</w:t>
       </w:r>
@@ -4870,7 +4885,7 @@
       <w:pPr>
         <w:pStyle w:val="Titre2"/>
       </w:pPr>
-      <w:bookmarkStart w:id="5" w:name="_Toc232347027"/>
+      <w:bookmarkStart w:id="5" w:name="_Toc232353166"/>
       <w:r>
         <w:t>Unité Arithmétique et Logique (ALU)</w:t>
       </w:r>
@@ -4885,7 +4900,7 @@
       <w:pPr>
         <w:pStyle w:val="Titre3"/>
       </w:pPr>
-      <w:bookmarkStart w:id="6" w:name="_Toc232347028"/>
+      <w:bookmarkStart w:id="6" w:name="_Toc232353167"/>
       <w:r>
         <w:t>Explication du code de l’ALU</w:t>
       </w:r>
@@ -5034,7 +5049,7 @@
       <w:pPr>
         <w:pStyle w:val="Lgende"/>
       </w:pPr>
-      <w:bookmarkStart w:id="7" w:name="_Toc232347069"/>
+      <w:bookmarkStart w:id="7" w:name="_Toc232353208"/>
       <w:r>
         <w:t xml:space="preserve">Figure </w:t>
       </w:r>
@@ -5133,7 +5148,7 @@
       <w:pPr>
         <w:pStyle w:val="Titre3"/>
       </w:pPr>
-      <w:bookmarkStart w:id="8" w:name="_Toc232347029"/>
+      <w:bookmarkStart w:id="8" w:name="_Toc232353168"/>
       <w:r>
         <w:t>Explication du banc de test de l’ALU</w:t>
       </w:r>
@@ -5193,7 +5208,7 @@
       <w:pPr>
         <w:pStyle w:val="Titre3"/>
       </w:pPr>
-      <w:bookmarkStart w:id="9" w:name="_Toc232347030"/>
+      <w:bookmarkStart w:id="9" w:name="_Toc232353169"/>
       <w:r>
         <w:t xml:space="preserve">Résultat </w:t>
       </w:r>
@@ -5385,7 +5400,7 @@
       <w:pPr>
         <w:pStyle w:val="Lgende"/>
       </w:pPr>
-      <w:bookmarkStart w:id="10" w:name="_Toc232347070"/>
+      <w:bookmarkStart w:id="10" w:name="_Toc232353209"/>
       <w:r>
         <w:t xml:space="preserve">Figure </w:t>
       </w:r>
@@ -5416,7 +5431,7 @@
       <w:pPr>
         <w:pStyle w:val="Titre2"/>
       </w:pPr>
-      <w:bookmarkStart w:id="11" w:name="_Toc232347031"/>
+      <w:bookmarkStart w:id="11" w:name="_Toc232353170"/>
       <w:r>
         <w:t>Banc de registre</w:t>
       </w:r>
@@ -5429,7 +5444,7 @@
       <w:pPr>
         <w:pStyle w:val="Titre3"/>
       </w:pPr>
-      <w:bookmarkStart w:id="12" w:name="_Toc232347032"/>
+      <w:bookmarkStart w:id="12" w:name="_Toc232353171"/>
       <w:r>
         <w:t>Explication du code du banc de registre</w:t>
       </w:r>
@@ -5528,7 +5543,7 @@
       <w:pPr>
         <w:pStyle w:val="Lgende"/>
       </w:pPr>
-      <w:bookmarkStart w:id="13" w:name="_Toc232347071"/>
+      <w:bookmarkStart w:id="13" w:name="_Toc232353210"/>
       <w:r>
         <w:t xml:space="preserve">Figure </w:t>
       </w:r>
@@ -5566,7 +5581,7 @@
       <w:pPr>
         <w:pStyle w:val="Titre3"/>
       </w:pPr>
-      <w:bookmarkStart w:id="14" w:name="_Toc232347033"/>
+      <w:bookmarkStart w:id="14" w:name="_Toc232353172"/>
       <w:r>
         <w:t>Explication du banc de test du banc de registre</w:t>
       </w:r>
@@ -5753,7 +5768,7 @@
       <w:pPr>
         <w:pStyle w:val="Titre3"/>
       </w:pPr>
-      <w:bookmarkStart w:id="15" w:name="_Toc232347034"/>
+      <w:bookmarkStart w:id="15" w:name="_Toc232353173"/>
       <w:r>
         <w:t>Résultat de la simulation</w:t>
       </w:r>
@@ -6286,7 +6301,7 @@
       <w:pPr>
         <w:pStyle w:val="Lgende"/>
       </w:pPr>
-      <w:bookmarkStart w:id="16" w:name="_Toc232347072"/>
+      <w:bookmarkStart w:id="16" w:name="_Toc232353211"/>
       <w:r>
         <w:t xml:space="preserve">Figure </w:t>
       </w:r>
@@ -6330,7 +6345,7 @@
       <w:pPr>
         <w:pStyle w:val="Titre2"/>
       </w:pPr>
-      <w:bookmarkStart w:id="17" w:name="_Toc232347035"/>
+      <w:bookmarkStart w:id="17" w:name="_Toc232353174"/>
       <w:r>
         <w:t>Le multiplexeur 2 vers 1</w:t>
       </w:r>
@@ -6340,7 +6355,7 @@
       <w:pPr>
         <w:pStyle w:val="Titre3"/>
       </w:pPr>
-      <w:bookmarkStart w:id="18" w:name="_Toc232347036"/>
+      <w:bookmarkStart w:id="18" w:name="_Toc232353175"/>
       <w:r>
         <w:t>Explication du code du multiplexeur 2 vers 1</w:t>
       </w:r>
@@ -6487,7 +6502,7 @@
       <w:pPr>
         <w:pStyle w:val="Lgende"/>
       </w:pPr>
-      <w:bookmarkStart w:id="19" w:name="_Toc232347073"/>
+      <w:bookmarkStart w:id="19" w:name="_Toc232353212"/>
       <w:r>
         <w:t xml:space="preserve">Figure </w:t>
       </w:r>
@@ -6519,7 +6534,7 @@
       <w:pPr>
         <w:pStyle w:val="Titre3"/>
       </w:pPr>
-      <w:bookmarkStart w:id="20" w:name="_Toc232347037"/>
+      <w:bookmarkStart w:id="20" w:name="_Toc232353176"/>
       <w:r>
         <w:t>Explication du banc de test du multiplexeur 2 vers 1</w:t>
       </w:r>
@@ -6616,7 +6631,7 @@
       <w:pPr>
         <w:pStyle w:val="Titre3"/>
       </w:pPr>
-      <w:bookmarkStart w:id="21" w:name="_Toc232347038"/>
+      <w:bookmarkStart w:id="21" w:name="_Toc232353177"/>
       <w:r>
         <w:t>Résultat de la simulation du multiplexeur 2 vers 1</w:t>
       </w:r>
@@ -6779,7 +6794,7 @@
       <w:pPr>
         <w:pStyle w:val="Lgende"/>
       </w:pPr>
-      <w:bookmarkStart w:id="22" w:name="_Toc232347074"/>
+      <w:bookmarkStart w:id="22" w:name="_Toc232353213"/>
       <w:r>
         <w:t xml:space="preserve">Figure </w:t>
       </w:r>
@@ -6831,7 +6846,7 @@
       <w:pPr>
         <w:pStyle w:val="Titre2"/>
       </w:pPr>
-      <w:bookmarkStart w:id="23" w:name="_Toc232347039"/>
+      <w:bookmarkStart w:id="23" w:name="_Toc232353178"/>
       <w:r>
         <w:lastRenderedPageBreak/>
         <w:t>Extension de signe</w:t>
@@ -6842,7 +6857,7 @@
       <w:pPr>
         <w:pStyle w:val="Titre3"/>
       </w:pPr>
-      <w:bookmarkStart w:id="24" w:name="_Toc232347040"/>
+      <w:bookmarkStart w:id="24" w:name="_Toc232353179"/>
       <w:r>
         <w:t>Explication du code de l’extension du signe</w:t>
       </w:r>
@@ -6976,7 +6991,7 @@
       <w:pPr>
         <w:pStyle w:val="Lgende"/>
       </w:pPr>
-      <w:bookmarkStart w:id="25" w:name="_Toc232347075"/>
+      <w:bookmarkStart w:id="25" w:name="_Toc232353214"/>
       <w:r>
         <w:t xml:space="preserve">Figure </w:t>
       </w:r>
@@ -7014,7 +7029,7 @@
       <w:pPr>
         <w:pStyle w:val="Titre3"/>
       </w:pPr>
-      <w:bookmarkStart w:id="26" w:name="_Toc232347041"/>
+      <w:bookmarkStart w:id="26" w:name="_Toc232353180"/>
       <w:r>
         <w:t>Explication du banc de test du multiplexeur 2 vers 1</w:t>
       </w:r>
@@ -7154,7 +7169,7 @@
       <w:pPr>
         <w:pStyle w:val="Titre3"/>
       </w:pPr>
-      <w:bookmarkStart w:id="27" w:name="_Toc232347042"/>
+      <w:bookmarkStart w:id="27" w:name="_Toc232353181"/>
       <w:r>
         <w:t>Résultat de la simulation du multiplexeur 2 vers 1</w:t>
       </w:r>
@@ -7366,7 +7381,7 @@
           <w:u w:val="single"/>
         </w:rPr>
       </w:pPr>
-      <w:bookmarkStart w:id="28" w:name="_Toc232347076"/>
+      <w:bookmarkStart w:id="28" w:name="_Toc232353215"/>
       <w:r>
         <w:t xml:space="preserve">Figure </w:t>
       </w:r>
@@ -7418,7 +7433,7 @@
       <w:pPr>
         <w:pStyle w:val="Titre2"/>
       </w:pPr>
-      <w:bookmarkStart w:id="29" w:name="_Toc232347043"/>
+      <w:bookmarkStart w:id="29" w:name="_Toc232353182"/>
       <w:r>
         <w:lastRenderedPageBreak/>
         <w:t>Mémoire de données</w:t>
@@ -7429,7 +7444,7 @@
       <w:pPr>
         <w:pStyle w:val="Titre3"/>
       </w:pPr>
-      <w:bookmarkStart w:id="30" w:name="_Toc232347044"/>
+      <w:bookmarkStart w:id="30" w:name="_Toc232353183"/>
       <w:r>
         <w:t>Explication du code sur la mémoire de données</w:t>
       </w:r>
@@ -7581,7 +7596,7 @@
       <w:pPr>
         <w:pStyle w:val="Lgende"/>
       </w:pPr>
-      <w:bookmarkStart w:id="31" w:name="_Toc232347077"/>
+      <w:bookmarkStart w:id="31" w:name="_Toc232353216"/>
       <w:r>
         <w:t xml:space="preserve">Figure </w:t>
       </w:r>
@@ -7619,7 +7634,7 @@
       <w:pPr>
         <w:pStyle w:val="Titre3"/>
       </w:pPr>
-      <w:bookmarkStart w:id="32" w:name="_Toc232347045"/>
+      <w:bookmarkStart w:id="32" w:name="_Toc232353184"/>
       <w:r>
         <w:t>Explication du banc de test sur la mémoire de données</w:t>
       </w:r>
@@ -7772,7 +7787,7 @@
       <w:pPr>
         <w:pStyle w:val="Titre3"/>
       </w:pPr>
-      <w:bookmarkStart w:id="33" w:name="_Toc232347046"/>
+      <w:bookmarkStart w:id="33" w:name="_Toc232353185"/>
       <w:r>
         <w:t>Résultat de la simulation de la mémoire de donnée</w:t>
       </w:r>
@@ -8068,7 +8083,7 @@
       <w:pPr>
         <w:pStyle w:val="Lgende"/>
       </w:pPr>
-      <w:bookmarkStart w:id="34" w:name="_Toc232347078"/>
+      <w:bookmarkStart w:id="34" w:name="_Toc232353217"/>
       <w:r>
         <w:t xml:space="preserve">Figure </w:t>
       </w:r>
@@ -8117,7 +8132,7 @@
       <w:pPr>
         <w:pStyle w:val="Titre2"/>
       </w:pPr>
-      <w:bookmarkStart w:id="35" w:name="_Toc232347047"/>
+      <w:bookmarkStart w:id="35" w:name="_Toc232353186"/>
       <w:r>
         <w:t>Assemblage Unité de Traitement</w:t>
       </w:r>
@@ -8232,7 +8247,7 @@
       <w:pPr>
         <w:pStyle w:val="Lgende"/>
       </w:pPr>
-      <w:bookmarkStart w:id="36" w:name="_Toc232347079"/>
+      <w:bookmarkStart w:id="36" w:name="_Toc232353218"/>
       <w:r>
         <w:t xml:space="preserve">Figure </w:t>
       </w:r>
@@ -8341,7 +8356,7 @@
       <w:pPr>
         <w:pStyle w:val="Lgende"/>
       </w:pPr>
-      <w:bookmarkStart w:id="37" w:name="_Toc232347080"/>
+      <w:bookmarkStart w:id="37" w:name="_Toc232353219"/>
       <w:r>
         <w:t xml:space="preserve">Figure </w:t>
       </w:r>
@@ -8451,7 +8466,7 @@
       </w:r>
       <w:proofErr w:type="spellEnd"/>
       <w:r>
-        <w:t xml:space="preserve"> » qui sont apparent mais non, utiliser, c’est normal car </w:t>
+        <w:t xml:space="preserve"> » qui sont apparent mais non utiliser, c’est normal car </w:t>
       </w:r>
       <w:r>
         <w:t>à</w:t>
@@ -8464,7 +8479,7 @@
       <w:pPr>
         <w:pStyle w:val="Titre3"/>
       </w:pPr>
-      <w:bookmarkStart w:id="38" w:name="_Toc232347048"/>
+      <w:bookmarkStart w:id="38" w:name="_Toc232353187"/>
       <w:r>
         <w:t xml:space="preserve">Explication du banc de test du </w:t>
       </w:r>
@@ -8620,7 +8635,7 @@
       <w:pPr>
         <w:pStyle w:val="Titre3"/>
       </w:pPr>
-      <w:bookmarkStart w:id="39" w:name="_Toc232347049"/>
+      <w:bookmarkStart w:id="39" w:name="_Toc232353188"/>
       <w:r>
         <w:lastRenderedPageBreak/>
         <w:t xml:space="preserve">Résultat de la simulation du </w:t>
@@ -8754,7 +8769,7 @@
       <w:pPr>
         <w:pStyle w:val="Lgende"/>
       </w:pPr>
-      <w:bookmarkStart w:id="40" w:name="_Toc232347081"/>
+      <w:bookmarkStart w:id="40" w:name="_Toc232353220"/>
       <w:r>
         <w:t xml:space="preserve">Figure </w:t>
       </w:r>
@@ -8792,30 +8807,294 @@
       <w:bookmarkEnd w:id="40"/>
       <w:proofErr w:type="spellEnd"/>
     </w:p>
+    <w:p>
+      <w:pPr>
+        <w:pStyle w:val="Titre2"/>
+      </w:pPr>
+      <w:bookmarkStart w:id="41" w:name="_Toc232353189"/>
+      <w:r>
+        <w:t>Registre de commande 32bits</w:t>
+      </w:r>
+      <w:bookmarkEnd w:id="41"/>
+    </w:p>
+    <w:p>
+      <w:r>
+        <w:t xml:space="preserve">Pour des raisons de simplification du code, j'ai décidé d'intégrer le registre de commande sur 32 bits directement au sein </w:t>
+      </w:r>
+      <w:r>
+        <w:t xml:space="preserve">du </w:t>
+      </w:r>
+      <w:proofErr w:type="spellStart"/>
+      <w:r>
+        <w:rPr>
+          <w:b/>
+          <w:bCs/>
+          <w:i/>
+          <w:iCs/>
+        </w:rPr>
+        <w:t>d</w:t>
+      </w:r>
+      <w:r>
+        <w:rPr>
+          <w:b/>
+          <w:bCs/>
+          <w:i/>
+          <w:iCs/>
+        </w:rPr>
+        <w:t>atapath</w:t>
+      </w:r>
+      <w:r>
+        <w:rPr>
+          <w:b/>
+          <w:bCs/>
+          <w:i/>
+          <w:iCs/>
+        </w:rPr>
+        <w:t>.vhd</w:t>
+      </w:r>
+      <w:proofErr w:type="spellEnd"/>
+      <w:r>
+        <w:t>. En effet, je ne souhaitais pas créer de fils (</w:t>
+      </w:r>
+      <w:proofErr w:type="spellStart"/>
+      <w:r>
+        <w:t>signals</w:t>
+      </w:r>
+      <w:proofErr w:type="spellEnd"/>
+      <w:r>
+        <w:t>) supplémentaires ni ajouter une nouvelle instanciation de composant dans mon architecture.</w:t>
+      </w:r>
+    </w:p>
+    <w:p>
+      <w:r>
+        <w:t xml:space="preserve">Bien que ce choix puisse potentiellement avoir des répercussions ou des impacts structurels ailleurs dans le processeur, je trouve que le faire de cette manière rend le système beaucoup plus clair. Cela m'offre une bien meilleure lisibilité globale du code et me permet de mieux visualiser le comportement et le flux des données lors des phases de routage et de simulation. </w:t>
+      </w:r>
+    </w:p>
     <w:p/>
     <w:p>
+      <w:r>
+        <w:t xml:space="preserve">Le fichier </w:t>
+      </w:r>
+      <w:proofErr w:type="spellStart"/>
+      <w:r>
+        <w:rPr>
+          <w:b/>
+          <w:bCs/>
+          <w:i/>
+          <w:iCs/>
+        </w:rPr>
+        <w:t>tb_</w:t>
+      </w:r>
+      <w:r>
+        <w:rPr>
+          <w:b/>
+          <w:bCs/>
+          <w:i/>
+          <w:iCs/>
+        </w:rPr>
+        <w:t>ref_aff</w:t>
+      </w:r>
+      <w:r>
+        <w:rPr>
+          <w:b/>
+          <w:bCs/>
+          <w:i/>
+          <w:iCs/>
+        </w:rPr>
+        <w:t>.vhd</w:t>
+      </w:r>
+      <w:proofErr w:type="spellEnd"/>
+      <w:r>
+        <w:t xml:space="preserve"> permet</w:t>
+      </w:r>
+      <w:r>
+        <w:t xml:space="preserve"> de vérifier le comportement </w:t>
+      </w:r>
+      <w:r>
+        <w:t xml:space="preserve">dans le </w:t>
+      </w:r>
+      <w:proofErr w:type="spellStart"/>
+      <w:r>
+        <w:t>datapath</w:t>
+      </w:r>
+      <w:proofErr w:type="spellEnd"/>
+      <w:r>
+        <w:t>.</w:t>
+      </w:r>
+    </w:p>
+    <w:p>
+      <w:r>
+        <w:t xml:space="preserve">Le script permettant de mettre en forme l’affichage et de lancer la simulation se </w:t>
+      </w:r>
+      <w:proofErr w:type="gramStart"/>
+      <w:r>
+        <w:t xml:space="preserve">nomme </w:t>
+      </w:r>
+      <w:r>
+        <w:t xml:space="preserve"> </w:t>
+      </w:r>
+      <w:r>
+        <w:rPr>
+          <w:b/>
+          <w:bCs/>
+          <w:i/>
+          <w:iCs/>
+        </w:rPr>
+        <w:t>simu</w:t>
+      </w:r>
+      <w:r>
+        <w:rPr>
+          <w:b/>
+          <w:bCs/>
+          <w:i/>
+          <w:iCs/>
+        </w:rPr>
+        <w:t>REG_AFF</w:t>
+      </w:r>
+      <w:r>
+        <w:rPr>
+          <w:b/>
+          <w:bCs/>
+          <w:i/>
+          <w:iCs/>
+        </w:rPr>
+        <w:t>.do</w:t>
+      </w:r>
+      <w:proofErr w:type="gramEnd"/>
+      <w:r>
+        <w:t>.</w:t>
+      </w:r>
+    </w:p>
+    <w:p>
+      <w:r>
+        <w:t xml:space="preserve">On observe d’après la figure ci-dessous extraite de </w:t>
+      </w:r>
+      <w:proofErr w:type="spellStart"/>
+      <w:r>
+        <w:t>ModelSim</w:t>
+      </w:r>
+      <w:proofErr w:type="spellEnd"/>
+      <w:r>
+        <w:t>, le bon fonctionnement de notre registre de commande de 32 bits.</w:t>
+      </w:r>
+    </w:p>
+    <w:p/>
+    <w:p/>
+    <w:p>
+      <w:pPr>
+        <w:keepNext/>
+      </w:pPr>
+      <w:r>
+        <w:lastRenderedPageBreak/>
+        <w:drawing>
+          <wp:inline distT="0" distB="0" distL="0" distR="0" wp14:anchorId="43D1880B" wp14:editId="2B6C4040">
+            <wp:extent cx="5760720" cy="2430780"/>
+            <wp:effectExtent l="19050" t="19050" r="11430" b="26670"/>
+            <wp:docPr id="7" name="Image 7"/>
+            <wp:cNvGraphicFramePr>
+              <a:graphicFrameLocks xmlns:a="http://schemas.openxmlformats.org/drawingml/2006/main" noChangeAspect="1"/>
+            </wp:cNvGraphicFramePr>
+            <a:graphic xmlns:a="http://schemas.openxmlformats.org/drawingml/2006/main">
+              <a:graphicData uri="http://schemas.openxmlformats.org/drawingml/2006/picture">
+                <pic:pic xmlns:pic="http://schemas.openxmlformats.org/drawingml/2006/picture">
+                  <pic:nvPicPr>
+                    <pic:cNvPr id="1" name=""/>
+                    <pic:cNvPicPr/>
+                  </pic:nvPicPr>
+                  <pic:blipFill>
+                    <a:blip r:embed="rId23"/>
+                    <a:stretch>
+                      <a:fillRect/>
+                    </a:stretch>
+                  </pic:blipFill>
+                  <pic:spPr>
+                    <a:xfrm>
+                      <a:off x="0" y="0"/>
+                      <a:ext cx="5760720" cy="2430780"/>
+                    </a:xfrm>
+                    <a:prstGeom prst="roundRect">
+                      <a:avLst/>
+                    </a:prstGeom>
+                    <a:ln>
+                      <a:solidFill>
+                        <a:schemeClr val="bg1">
+                          <a:lumMod val="85000"/>
+                        </a:schemeClr>
+                      </a:solidFill>
+                    </a:ln>
+                  </pic:spPr>
+                </pic:pic>
+              </a:graphicData>
+            </a:graphic>
+          </wp:inline>
+        </w:drawing>
+      </w:r>
+    </w:p>
+    <w:p>
+      <w:pPr>
+        <w:pStyle w:val="Lgende"/>
+      </w:pPr>
+      <w:bookmarkStart w:id="42" w:name="_Toc232353221"/>
+      <w:r>
+        <w:t xml:space="preserve">Figure </w:t>
+      </w:r>
+      <w:r>
+        <w:fldChar w:fldCharType="begin"/>
+      </w:r>
+      <w:r>
+        <w:instrText xml:space="preserve"> SEQ Figure \* ARABIC </w:instrText>
+      </w:r>
+      <w:r>
+        <w:fldChar w:fldCharType="separate"/>
+      </w:r>
+      <w:r>
+        <w:rPr>
+          <w:noProof/>
+        </w:rPr>
+        <w:t>15</w:t>
+      </w:r>
+      <w:r>
+        <w:fldChar w:fldCharType="end"/>
+      </w:r>
+      <w:r>
+        <w:t xml:space="preserve"> : </w:t>
+      </w:r>
+      <w:r>
+        <w:t>Simulation d</w:t>
+      </w:r>
+      <w:r>
+        <w:t xml:space="preserve">u registre de commande 32 bits dans le </w:t>
+      </w:r>
+      <w:proofErr w:type="spellStart"/>
+      <w:r>
+        <w:t>datapath</w:t>
+      </w:r>
+      <w:bookmarkEnd w:id="42"/>
+      <w:proofErr w:type="spellEnd"/>
+    </w:p>
+    <w:p/>
+    <w:p>
       <w:pPr>
         <w:pStyle w:val="Titre2"/>
       </w:pPr>
-      <w:bookmarkStart w:id="41" w:name="_Toc232347050"/>
+      <w:bookmarkStart w:id="43" w:name="_Toc232353190"/>
       <w:r>
         <w:t>Unité de gestion d’instruction</w:t>
       </w:r>
-      <w:bookmarkEnd w:id="41"/>
+      <w:bookmarkEnd w:id="43"/>
       <w:r>
         <w:t xml:space="preserve"> </w:t>
       </w:r>
     </w:p>
-    <w:p/>
     <w:p>
       <w:pPr>
         <w:pStyle w:val="Titre3"/>
       </w:pPr>
-      <w:bookmarkStart w:id="42" w:name="_Toc232347051"/>
+      <w:bookmarkStart w:id="44" w:name="_Toc232353191"/>
       <w:r>
         <w:t>Explication du code de l’Unité de Gestion d’Instruction</w:t>
       </w:r>
-      <w:bookmarkEnd w:id="42"/>
+      <w:bookmarkEnd w:id="44"/>
     </w:p>
     <w:p>
       <w:r>
@@ -8918,11 +9197,7 @@
         <w:t> »</w:t>
       </w:r>
       <w:r>
-        <w:t xml:space="preserve"> = '1', le processeur exécute une instruction de branchement. Dans ce cas, l’adresse suivante est calculée à partir de l’offset contenu dans l’instruction. Pour les </w:t>
-      </w:r>
-      <w:r>
-        <w:lastRenderedPageBreak/>
-        <w:t>offsets négatifs, une logique spécifique permet de revenir vers certaines parties du programme, notamment pour réaliser des boucles. Pour les offsets positifs, l’adresse suivante est calculée en ajoutant l’offset étendu à la valeur actuelle du compteur de programme.</w:t>
+        <w:t xml:space="preserve"> = '1', le processeur exécute une instruction de branchement. Dans ce cas, l’adresse suivante est calculée à partir de l’offset contenu dans l’instruction. Pour les offsets négatifs, une logique spécifique permet de revenir vers certaines parties du programme, notamment pour réaliser des boucles. Pour les offsets positifs, l’adresse suivante est calculée en ajoutant l’offset étendu à la valeur actuelle du compteur de programme.</w:t>
       </w:r>
     </w:p>
     <w:p/>
@@ -8951,7 +9226,7 @@
                     <pic:cNvPicPr/>
                   </pic:nvPicPr>
                   <pic:blipFill>
-                    <a:blip r:embed="rId23"/>
+                    <a:blip r:embed="rId24"/>
                     <a:stretch>
                       <a:fillRect/>
                     </a:stretch>
@@ -8983,7 +9258,7 @@
       <w:pPr>
         <w:pStyle w:val="Lgende"/>
       </w:pPr>
-      <w:bookmarkStart w:id="43" w:name="_Toc232347082"/>
+      <w:bookmarkStart w:id="45" w:name="_Toc232353222"/>
       <w:r>
         <w:t xml:space="preserve">Figure </w:t>
       </w:r>
@@ -9000,7 +9275,7 @@
         <w:rPr>
           <w:noProof/>
         </w:rPr>
-        <w:t>15</w:t>
+        <w:t>16</w:t>
       </w:r>
       <w:r>
         <w:fldChar w:fldCharType="end"/>
@@ -9014,7 +9289,7 @@
       <w:r>
         <w:t>e l'Unité de Gestion d'Instruction</w:t>
       </w:r>
-      <w:bookmarkEnd w:id="43"/>
+      <w:bookmarkEnd w:id="45"/>
     </w:p>
     <w:p/>
     <w:p>
@@ -9024,7 +9299,7 @@
           <w:rStyle w:val="Titre3Car"/>
         </w:rPr>
       </w:pPr>
-      <w:bookmarkStart w:id="44" w:name="_Toc232347052"/>
+      <w:bookmarkStart w:id="46" w:name="_Toc232353192"/>
       <w:r>
         <w:t>E</w:t>
       </w:r>
@@ -9034,7 +9309,7 @@
         </w:rPr>
         <w:t>xplication du banc de test de l’Unité de Gestion d’Instruction</w:t>
       </w:r>
-      <w:bookmarkEnd w:id="44"/>
+      <w:bookmarkEnd w:id="46"/>
     </w:p>
     <w:p>
       <w:r>
@@ -9186,11 +9461,11 @@
       <w:pPr>
         <w:pStyle w:val="Titre3"/>
       </w:pPr>
-      <w:bookmarkStart w:id="45" w:name="_Toc232347053"/>
+      <w:bookmarkStart w:id="47" w:name="_Toc232353193"/>
       <w:r>
         <w:t>Résultat de la simulation de l’Unité de Gestion d’Instruction</w:t>
       </w:r>
-      <w:bookmarkEnd w:id="45"/>
+      <w:bookmarkEnd w:id="47"/>
     </w:p>
     <w:p>
       <w:r>
@@ -9211,7 +9486,6 @@
     </w:p>
     <w:p>
       <w:r>
-        <w:lastRenderedPageBreak/>
         <w:t xml:space="preserve">La figure ci-dessous issue de </w:t>
       </w:r>
       <w:proofErr w:type="spellStart"/>
@@ -9268,7 +9542,11 @@
       </w:r>
       <w:proofErr w:type="spellEnd"/>
       <w:r>
-        <w:t xml:space="preserve"> est réinitialisé à 00000000. La mémoire d’instructions fournit alors immédiatement l’instruction située à cette adresse, soit E3A01010. Dans le même temps, le signal </w:t>
+        <w:t xml:space="preserve"> est réinitialisé à 00000000. La mémoire d’instructions fournit alors </w:t>
+      </w:r>
+      <w:r>
+        <w:lastRenderedPageBreak/>
+        <w:t xml:space="preserve">immédiatement l’instruction située à cette adresse, soit E3A01010. Dans le même temps, le signal </w:t>
       </w:r>
       <w:proofErr w:type="spellStart"/>
       <w:r>
@@ -9547,7 +9825,6 @@
         <w:ind w:left="708"/>
       </w:pPr>
       <w:r>
-        <w:lastRenderedPageBreak/>
         <w:t xml:space="preserve">Au front d’horloge de 65 ns, le compteur revient au début du programme. Le registre </w:t>
       </w:r>
       <w:proofErr w:type="spellStart"/>
@@ -9579,6 +9856,7 @@
         <w:rPr>
           <w:noProof/>
         </w:rPr>
+        <w:lastRenderedPageBreak/>
         <w:drawing>
           <wp:inline distT="0" distB="0" distL="0" distR="0" wp14:anchorId="01F96F20" wp14:editId="1880CD16">
             <wp:extent cx="5760720" cy="1716405"/>
@@ -9595,7 +9873,7 @@
                     <pic:cNvPicPr/>
                   </pic:nvPicPr>
                   <pic:blipFill>
-                    <a:blip r:embed="rId24"/>
+                    <a:blip r:embed="rId25"/>
                     <a:stretch>
                       <a:fillRect/>
                     </a:stretch>
@@ -9627,7 +9905,7 @@
       <w:pPr>
         <w:pStyle w:val="Lgende"/>
       </w:pPr>
-      <w:bookmarkStart w:id="46" w:name="_Toc232347083"/>
+      <w:bookmarkStart w:id="48" w:name="_Toc232353223"/>
       <w:r>
         <w:t xml:space="preserve">Figure </w:t>
       </w:r>
@@ -9644,7 +9922,7 @@
         <w:rPr>
           <w:noProof/>
         </w:rPr>
-        <w:t>16</w:t>
+        <w:t>17</w:t>
       </w:r>
       <w:r>
         <w:fldChar w:fldCharType="end"/>
@@ -9652,7 +9930,7 @@
       <w:r>
         <w:t xml:space="preserve"> : Résultat de la simulation de l'Unité de Gestion d'Instruction</w:t>
       </w:r>
-      <w:bookmarkEnd w:id="46"/>
+      <w:bookmarkEnd w:id="48"/>
     </w:p>
     <w:p>
       <w:pPr>
@@ -9664,21 +9942,21 @@
       <w:pPr>
         <w:pStyle w:val="Titre2"/>
       </w:pPr>
-      <w:bookmarkStart w:id="47" w:name="_Toc232347054"/>
+      <w:bookmarkStart w:id="49" w:name="_Toc232353194"/>
       <w:r>
         <w:t>Décodeur</w:t>
       </w:r>
-      <w:bookmarkEnd w:id="47"/>
+      <w:bookmarkEnd w:id="49"/>
     </w:p>
     <w:p>
       <w:pPr>
         <w:pStyle w:val="Titre3"/>
       </w:pPr>
-      <w:bookmarkStart w:id="48" w:name="_Toc232347055"/>
+      <w:bookmarkStart w:id="50" w:name="_Toc232353195"/>
       <w:r>
         <w:t>Explication du code du décodeur</w:t>
       </w:r>
-      <w:bookmarkEnd w:id="48"/>
+      <w:bookmarkEnd w:id="50"/>
     </w:p>
     <w:p>
       <w:r>
@@ -9812,7 +10090,6 @@
       <w:proofErr w:type="spellStart"/>
       <w:proofErr w:type="gramStart"/>
       <w:r>
-        <w:lastRenderedPageBreak/>
         <w:t>flag</w:t>
       </w:r>
       <w:proofErr w:type="gramEnd"/>
@@ -9838,6 +10115,10 @@
         <w:jc w:val="center"/>
       </w:pPr>
       <w:r>
+        <w:rPr>
+          <w:noProof/>
+        </w:rPr>
+        <w:lastRenderedPageBreak/>
         <w:drawing>
           <wp:inline distT="0" distB="0" distL="0" distR="0" wp14:anchorId="3F4B9236" wp14:editId="12D24DE1">
             <wp:extent cx="5760720" cy="2599690"/>
@@ -9854,7 +10135,7 @@
                     <pic:cNvPicPr/>
                   </pic:nvPicPr>
                   <pic:blipFill>
-                    <a:blip r:embed="rId25"/>
+                    <a:blip r:embed="rId26"/>
                     <a:stretch>
                       <a:fillRect/>
                     </a:stretch>
@@ -9886,7 +10167,7 @@
       <w:pPr>
         <w:pStyle w:val="Lgende"/>
       </w:pPr>
-      <w:bookmarkStart w:id="49" w:name="_Toc232347084"/>
+      <w:bookmarkStart w:id="51" w:name="_Toc232353224"/>
       <w:r>
         <w:t xml:space="preserve">Figure </w:t>
       </w:r>
@@ -9903,7 +10184,7 @@
         <w:rPr>
           <w:noProof/>
         </w:rPr>
-        <w:t>17</w:t>
+        <w:t>18</w:t>
       </w:r>
       <w:r>
         <w:fldChar w:fldCharType="end"/>
@@ -9911,20 +10192,114 @@
       <w:r>
         <w:t xml:space="preserve"> : Représentation graphique du Décodeur</w:t>
       </w:r>
-      <w:bookmarkEnd w:id="49"/>
+      <w:bookmarkEnd w:id="51"/>
     </w:p>
     <w:p>
       <w:pPr>
         <w:pStyle w:val="Titre4"/>
       </w:pPr>
-      <w:bookmarkStart w:id="50" w:name="_Toc232347056"/>
+      <w:bookmarkStart w:id="52" w:name="_Toc232353196"/>
       <w:r>
         <w:t>Valeur des commandes</w:t>
       </w:r>
-      <w:bookmarkEnd w:id="50"/>
+      <w:bookmarkEnd w:id="52"/>
       <w:r>
         <w:t xml:space="preserve"> </w:t>
       </w:r>
+    </w:p>
+    <w:p>
+      <w:r>
+        <w:t xml:space="preserve">Voici les valeurs de commandes que j’ai trouvé, sachant que le « – </w:t>
+      </w:r>
+      <w:proofErr w:type="gramStart"/>
+      <w:r>
+        <w:t>»  signifie</w:t>
+      </w:r>
+      <w:proofErr w:type="gramEnd"/>
+      <w:r>
+        <w:t xml:space="preserve"> peut importe</w:t>
+      </w:r>
+    </w:p>
+    <w:p>
+      <w:pPr>
+        <w:keepNext/>
+        <w:jc w:val="center"/>
+      </w:pPr>
+      <w:r>
+        <w:drawing>
+          <wp:inline distT="0" distB="0" distL="0" distR="0" wp14:anchorId="1935CC2E" wp14:editId="5CB9BBE8">
+            <wp:extent cx="5760720" cy="1929130"/>
+            <wp:effectExtent l="19050" t="19050" r="11430" b="13970"/>
+            <wp:docPr id="12" name="Image 12"/>
+            <wp:cNvGraphicFramePr>
+              <a:graphicFrameLocks xmlns:a="http://schemas.openxmlformats.org/drawingml/2006/main" noChangeAspect="1"/>
+            </wp:cNvGraphicFramePr>
+            <a:graphic xmlns:a="http://schemas.openxmlformats.org/drawingml/2006/main">
+              <a:graphicData uri="http://schemas.openxmlformats.org/drawingml/2006/picture">
+                <pic:pic xmlns:pic="http://schemas.openxmlformats.org/drawingml/2006/picture">
+                  <pic:nvPicPr>
+                    <pic:cNvPr id="1" name=""/>
+                    <pic:cNvPicPr/>
+                  </pic:nvPicPr>
+                  <pic:blipFill>
+                    <a:blip r:embed="rId27"/>
+                    <a:stretch>
+                      <a:fillRect/>
+                    </a:stretch>
+                  </pic:blipFill>
+                  <pic:spPr>
+                    <a:xfrm>
+                      <a:off x="0" y="0"/>
+                      <a:ext cx="5760720" cy="1929130"/>
+                    </a:xfrm>
+                    <a:prstGeom prst="roundRect">
+                      <a:avLst/>
+                    </a:prstGeom>
+                    <a:ln>
+                      <a:solidFill>
+                        <a:schemeClr val="bg1">
+                          <a:lumMod val="85000"/>
+                        </a:schemeClr>
+                      </a:solidFill>
+                    </a:ln>
+                  </pic:spPr>
+                </pic:pic>
+              </a:graphicData>
+            </a:graphic>
+          </wp:inline>
+        </w:drawing>
+      </w:r>
+    </w:p>
+    <w:p>
+      <w:pPr>
+        <w:pStyle w:val="Lgende"/>
+      </w:pPr>
+      <w:bookmarkStart w:id="53" w:name="_Toc232353225"/>
+      <w:r>
+        <w:t xml:space="preserve">Figure </w:t>
+      </w:r>
+      <w:r>
+        <w:fldChar w:fldCharType="begin"/>
+      </w:r>
+      <w:r>
+        <w:instrText xml:space="preserve"> SEQ Figure \* ARABIC </w:instrText>
+      </w:r>
+      <w:r>
+        <w:fldChar w:fldCharType="separate"/>
+      </w:r>
+      <w:r>
+        <w:rPr>
+          <w:noProof/>
+        </w:rPr>
+        <w:t>19</w:t>
+      </w:r>
+      <w:r>
+        <w:fldChar w:fldCharType="end"/>
+      </w:r>
+      <w:r>
+        <w:t xml:space="preserve"> : Valeur des commandes</w:t>
+      </w:r>
+      <w:bookmarkEnd w:id="53"/>
     </w:p>
     <w:p>
       <w:pPr>
@@ -9933,7 +10308,7 @@
           <w:rStyle w:val="Titre3Car"/>
         </w:rPr>
       </w:pPr>
-      <w:bookmarkStart w:id="51" w:name="_Toc232347057"/>
+      <w:bookmarkStart w:id="54" w:name="_Toc232353197"/>
       <w:r>
         <w:t>E</w:t>
       </w:r>
@@ -9943,7 +10318,7 @@
         </w:rPr>
         <w:t>xplication du banc de test de l’Unité de Gestion d’Instruction</w:t>
       </w:r>
-      <w:bookmarkEnd w:id="51"/>
+      <w:bookmarkEnd w:id="54"/>
     </w:p>
     <w:p>
       <w:r>
@@ -10059,7 +10434,11 @@
         <w:t>Les branchements :</w:t>
       </w:r>
       <w:r>
-        <w:t xml:space="preserve"> Test du saut inconditionnel (BAL) et du saut conditionnel (BLT). Pour ce dernier, le banc de test applique une double vérification cruciale : il injecte la même instruction à deux instants différents en modifiant uniquement le vecteur de drapeaux (</w:t>
+        <w:t xml:space="preserve"> Test du saut inconditionnel (BAL) et du saut conditionnel (BLT). Pour ce dernier, le banc de test applique une double vérification cruciale : il injecte la même instruction à deux instants différents en modifiant uniquement le vecteur de drapeaux </w:t>
+      </w:r>
+      <w:r>
+        <w:lastRenderedPageBreak/>
+        <w:t>(</w:t>
       </w:r>
       <w:proofErr w:type="spellStart"/>
       <w:r>
@@ -10126,15 +10505,14 @@
       <w:pPr>
         <w:pStyle w:val="Titre3"/>
       </w:pPr>
-      <w:bookmarkStart w:id="52" w:name="_Toc232347058"/>
-      <w:r>
-        <w:lastRenderedPageBreak/>
+      <w:bookmarkStart w:id="55" w:name="_Toc232353198"/>
+      <w:r>
         <w:t>Résultat de la simulation de l’Unité de Gestion</w:t>
       </w:r>
       <w:r>
         <w:t xml:space="preserve"> d’Instruction</w:t>
       </w:r>
-      <w:bookmarkEnd w:id="52"/>
+      <w:bookmarkEnd w:id="55"/>
     </w:p>
     <w:p>
       <w:r>
@@ -10205,13 +10583,7 @@
         </w:numPr>
       </w:pPr>
       <w:r>
-        <w:t>10 ns à 30 ns – Instruction MOV R1, #0x10 (Opcode : E3A01010)</w:t>
-      </w:r>
-      <w:r>
-        <w:t xml:space="preserve"> : </w:t>
-      </w:r>
-      <w:r>
-        <w:t xml:space="preserve">Le décodeur reconnaît une instruction MOV. L'écriture dans le banc de registres est activée (« </w:t>
+        <w:t xml:space="preserve">10 ns à 30 ns – Instruction MOV R1, #0x10 (Opcode : E3A01010) : Le décodeur reconnaît une instruction MOV. L'écriture dans le banc de registres est activée (« </w:t>
       </w:r>
       <w:proofErr w:type="spellStart"/>
       <w:r>
@@ -10255,13 +10627,7 @@
         </w:numPr>
       </w:pPr>
       <w:r>
-        <w:t>30 ns à 50 ns – Instruction MOV R2, #0 (Opcode : E3A02000)</w:t>
-      </w:r>
-      <w:r>
-        <w:t xml:space="preserve"> : </w:t>
-      </w:r>
-      <w:r>
-        <w:t xml:space="preserve">Cette instruction produit le même comportement que la précédente. Les signaux « </w:t>
+        <w:t xml:space="preserve">30 ns à 50 ns – Instruction MOV R2, #0 (Opcode : E3A02000) : Cette instruction produit le même comportement que la précédente. Les signaux « </w:t>
       </w:r>
       <w:proofErr w:type="spellStart"/>
       <w:r>
@@ -10297,13 +10663,7 @@
         </w:numPr>
       </w:pPr>
       <w:r>
-        <w:t>50 ns à 70 ns – Instruction LDR R0, 0(R1) (Opcode : E4110000)</w:t>
-      </w:r>
-      <w:r>
-        <w:t xml:space="preserve"> : </w:t>
-      </w:r>
-      <w:r>
-        <w:t xml:space="preserve">L'instruction réalise un chargement mémoire. L'adresse est calculée par addition (« </w:t>
+        <w:t xml:space="preserve">50 ns à 70 ns – Instruction LDR R0, 0(R1) (Opcode : E4110000) : L'instruction réalise un chargement mémoire. L'adresse est calculée par addition (« </w:t>
       </w:r>
       <w:proofErr w:type="spellStart"/>
       <w:r>
@@ -10347,13 +10707,7 @@
         </w:numPr>
       </w:pPr>
       <w:r>
-        <w:t>70 ns à 90 ns – Instruction ADD R2, R2, R0 (Opcode : E0822000)</w:t>
-      </w:r>
-      <w:r>
-        <w:t xml:space="preserve"> : </w:t>
-      </w:r>
-      <w:r>
-        <w:t xml:space="preserve">L'ALU effectue une addition entre deux registres (« </w:t>
+        <w:t xml:space="preserve">70 ns à 90 ns – Instruction ADD R2, R2, R0 (Opcode : E0822000) : L'ALU effectue une addition entre deux registres (« </w:t>
       </w:r>
       <w:proofErr w:type="spellStart"/>
       <w:r>
@@ -10389,13 +10743,7 @@
         </w:numPr>
       </w:pPr>
       <w:r>
-        <w:t>90 ns à 110 ns – Instruction CMP R1, #0x1A (Opcode : E351001A)</w:t>
-      </w:r>
-      <w:r>
-        <w:t xml:space="preserve"> : </w:t>
-      </w:r>
-      <w:r>
-        <w:t xml:space="preserve">Cette comparaison met à jour les drapeaux sans modifier de registre. Le signal « </w:t>
+        <w:t xml:space="preserve">90 ns à 110 ns – Instruction CMP R1, #0x1A (Opcode : E351001A) : Cette comparaison met à jour les drapeaux sans modifier de registre. Le signal « </w:t>
       </w:r>
       <w:proofErr w:type="spellStart"/>
       <w:r>
@@ -10431,6 +10779,7 @@
         </w:numPr>
       </w:pPr>
       <w:r>
+        <w:lastRenderedPageBreak/>
         <w:t xml:space="preserve">110 ns à 130 ns – Instruction BLT </w:t>
       </w:r>
       <w:proofErr w:type="spellStart"/>
@@ -10439,13 +10788,7 @@
       </w:r>
       <w:proofErr w:type="spellEnd"/>
       <w:r>
-        <w:t xml:space="preserve"> (Opcode : BAFFFFFB), avec N = '0'</w:t>
-      </w:r>
-      <w:r>
-        <w:t xml:space="preserve"> : </w:t>
-      </w:r>
-      <w:r>
-        <w:t xml:space="preserve">La condition du branchement n'est pas satisfaite puisque le drapeau négatif est à '0'. Le signal « </w:t>
+        <w:t xml:space="preserve"> (Opcode : BAFFFFFB), avec N = '0' : La condition du branchement n'est pas satisfaite puisque le drapeau négatif est à '0'. Le signal « </w:t>
       </w:r>
       <w:proofErr w:type="spellStart"/>
       <w:r>
@@ -10473,13 +10816,7 @@
       </w:r>
       <w:proofErr w:type="spellEnd"/>
       <w:r>
-        <w:t xml:space="preserve"> (Opcode : BAFFFFFB), avec N = '1'</w:t>
-      </w:r>
-      <w:r>
-        <w:t xml:space="preserve"> : </w:t>
-      </w:r>
-      <w:r>
-        <w:t xml:space="preserve">Le drapeau négatif passe à '1', validant la condition de branchement. Le signal « </w:t>
+        <w:t xml:space="preserve"> (Opcode : BAFFFFFB), avec N = '1' : Le drapeau négatif passe à '1', validant la condition de branchement. Le signal « </w:t>
       </w:r>
       <w:proofErr w:type="spellStart"/>
       <w:r>
@@ -10499,13 +10836,7 @@
         </w:numPr>
       </w:pPr>
       <w:r>
-        <w:t>150 ns à 170 ns – Instruction STR R2, 0(R1) (Opcode : E4012000)</w:t>
-      </w:r>
-      <w:r>
-        <w:t xml:space="preserve"> : </w:t>
-      </w:r>
-      <w:r>
-        <w:t xml:space="preserve">Cette instruction écrit le contenu de R2 en mémoire. Le signal « </w:t>
+        <w:t xml:space="preserve">150 ns à 170 ns – Instruction STR R2, 0(R1) (Opcode : E4012000) : Cette instruction écrit le contenu de R2 en mémoire. Le signal « </w:t>
       </w:r>
       <w:proofErr w:type="spellStart"/>
       <w:r>
@@ -10513,11 +10844,7 @@
       </w:r>
       <w:proofErr w:type="spellEnd"/>
       <w:r>
-        <w:t xml:space="preserve"> » = '1' autorise l'écriture mémoire tandis </w:t>
-      </w:r>
-      <w:r>
-        <w:lastRenderedPageBreak/>
-        <w:t xml:space="preserve">que « </w:t>
+        <w:t xml:space="preserve"> » = '1' autorise l'écriture mémoire tandis que « </w:t>
       </w:r>
       <w:proofErr w:type="spellStart"/>
       <w:r>
@@ -10542,6 +10869,9 @@
         <w:jc w:val="center"/>
       </w:pPr>
       <w:r>
+        <w:rPr>
+          <w:noProof/>
+        </w:rPr>
         <w:drawing>
           <wp:inline distT="0" distB="0" distL="0" distR="0" wp14:anchorId="269C699F" wp14:editId="603033AE">
             <wp:extent cx="5760720" cy="1349375"/>
@@ -10558,7 +10888,7 @@
                     <pic:cNvPicPr/>
                   </pic:nvPicPr>
                   <pic:blipFill>
-                    <a:blip r:embed="rId26"/>
+                    <a:blip r:embed="rId28"/>
                     <a:stretch>
                       <a:fillRect/>
                     </a:stretch>
@@ -10593,7 +10923,7 @@
           <w:i w:val="0"/>
         </w:rPr>
       </w:pPr>
-      <w:bookmarkStart w:id="53" w:name="_Toc232347085"/>
+      <w:bookmarkStart w:id="56" w:name="_Toc232353226"/>
       <w:r>
         <w:t xml:space="preserve">Figure </w:t>
       </w:r>
@@ -10610,7 +10940,7 @@
         <w:rPr>
           <w:noProof/>
         </w:rPr>
-        <w:t>18</w:t>
+        <w:t>20</w:t>
       </w:r>
       <w:r>
         <w:fldChar w:fldCharType="end"/>
@@ -10628,7 +10958,7 @@
       <w:r>
         <w:t>Decodeur</w:t>
       </w:r>
-      <w:bookmarkEnd w:id="53"/>
+      <w:bookmarkEnd w:id="56"/>
       <w:proofErr w:type="spellEnd"/>
     </w:p>
     <w:p>
@@ -10641,18 +10971,15 @@
       <w:pPr>
         <w:pStyle w:val="Titre1"/>
       </w:pPr>
-      <w:bookmarkStart w:id="54" w:name="_Toc232347059"/>
+      <w:bookmarkStart w:id="57" w:name="_Toc232353199"/>
       <w:r>
         <w:t>Validation du processeur monocycle</w:t>
       </w:r>
-      <w:bookmarkEnd w:id="54"/>
-    </w:p>
-    <w:p>
-      <w:r>
-        <w:t xml:space="preserve">Cette étape finale concrétise le projet en interconnectant les trois entités principales au sein du module de plus haut </w:t>
-      </w:r>
-      <w:r>
-        <w:t xml:space="preserve">niveau </w:t>
+      <w:bookmarkEnd w:id="57"/>
+    </w:p>
+    <w:p>
+      <w:r>
+        <w:t xml:space="preserve">Cette étape finale concrétise le projet en interconnectant les trois entités principales au sein du module de plus haut niveau </w:t>
       </w:r>
       <w:proofErr w:type="spellStart"/>
       <w:r>
@@ -10666,10 +10993,7 @@
       </w:r>
       <w:proofErr w:type="spellEnd"/>
       <w:r>
-        <w:t xml:space="preserve"> : l’Unité</w:t>
-      </w:r>
-      <w:r>
-        <w:t xml:space="preserve"> de Gestion des Instructions, l’Unité de Traitement (</w:t>
+        <w:t xml:space="preserve"> : l’Unité de Gestion des Instructions, l’Unité de Traitement (</w:t>
       </w:r>
       <w:proofErr w:type="spellStart"/>
       <w:r>
@@ -10698,11 +11022,11 @@
       <w:pPr>
         <w:pStyle w:val="Titre2"/>
       </w:pPr>
-      <w:bookmarkStart w:id="55" w:name="_Toc232347060"/>
+      <w:bookmarkStart w:id="58" w:name="_Toc232353200"/>
       <w:r>
         <w:t>Explication du banc de test</w:t>
       </w:r>
-      <w:bookmarkEnd w:id="55"/>
+      <w:bookmarkEnd w:id="58"/>
       <w:r>
         <w:t> </w:t>
       </w:r>
@@ -10768,6 +11092,7 @@
         </w:numPr>
       </w:pPr>
       <w:r>
+        <w:lastRenderedPageBreak/>
         <w:t xml:space="preserve">Séquence de réinitialisation : le </w:t>
       </w:r>
       <w:proofErr w:type="gramStart"/>
@@ -10821,12 +11146,11 @@
       <w:pPr>
         <w:pStyle w:val="Titre2"/>
       </w:pPr>
-      <w:bookmarkStart w:id="56" w:name="_Toc232347061"/>
-      <w:r>
-        <w:lastRenderedPageBreak/>
+      <w:bookmarkStart w:id="59" w:name="_Toc232353201"/>
+      <w:r>
         <w:t>Programme exécuté par le processeur monocycle</w:t>
       </w:r>
-      <w:bookmarkEnd w:id="56"/>
+      <w:bookmarkEnd w:id="59"/>
     </w:p>
     <w:p>
       <w:pPr>
@@ -10834,6 +11158,9 @@
         <w:jc w:val="center"/>
       </w:pPr>
       <w:r>
+        <w:rPr>
+          <w:noProof/>
+        </w:rPr>
         <w:drawing>
           <wp:inline distT="0" distB="0" distL="0" distR="0" wp14:anchorId="0577C3CC" wp14:editId="4EFCA6AB">
             <wp:extent cx="5760720" cy="1410970"/>
@@ -10850,7 +11177,7 @@
                     <pic:cNvPicPr/>
                   </pic:nvPicPr>
                   <pic:blipFill>
-                    <a:blip r:embed="rId27"/>
+                    <a:blip r:embed="rId29"/>
                     <a:stretch>
                       <a:fillRect/>
                     </a:stretch>
@@ -10882,7 +11209,7 @@
       <w:pPr>
         <w:pStyle w:val="Lgende"/>
       </w:pPr>
-      <w:bookmarkStart w:id="57" w:name="_Toc232347086"/>
+      <w:bookmarkStart w:id="60" w:name="_Toc232353227"/>
       <w:r>
         <w:t xml:space="preserve">Figure </w:t>
       </w:r>
@@ -10899,7 +11226,7 @@
         <w:rPr>
           <w:noProof/>
         </w:rPr>
-        <w:t>19</w:t>
+        <w:t>21</w:t>
       </w:r>
       <w:r>
         <w:fldChar w:fldCharType="end"/>
@@ -10907,7 +11234,7 @@
       <w:r>
         <w:t xml:space="preserve"> : Programme exécuté par le processeur monocycle</w:t>
       </w:r>
-      <w:bookmarkEnd w:id="57"/>
+      <w:bookmarkEnd w:id="60"/>
     </w:p>
     <w:p>
       <w:pPr>
@@ -11002,11 +11329,11 @@
       <w:pPr>
         <w:pStyle w:val="Titre2"/>
       </w:pPr>
-      <w:bookmarkStart w:id="58" w:name="_Toc232347062"/>
+      <w:bookmarkStart w:id="61" w:name="_Toc232353202"/>
       <w:r>
         <w:t>Analyse de la simulation</w:t>
       </w:r>
-      <w:bookmarkEnd w:id="58"/>
+      <w:bookmarkEnd w:id="61"/>
       <w:r>
         <w:t xml:space="preserve"> </w:t>
       </w:r>
@@ -11049,6 +11376,7 @@
         </w:numPr>
       </w:pPr>
       <w:r>
+        <w:lastRenderedPageBreak/>
         <w:t>Le registre R1 (Pointeur) commence sa course à 0x00000010 et s'incrémente d'une unité à chaque passage dans la boucle (instruction à l'adresse 0x4).</w:t>
       </w:r>
     </w:p>
@@ -11073,15 +11401,11 @@
         </w:numPr>
       </w:pPr>
       <w:r>
-        <w:t>Le registre R2</w:t>
-      </w:r>
-      <w:r>
-        <w:t xml:space="preserve"> (Accumulateur) totalise les valeurs lues. Après le premier cycle, il accueille la valeur 0xFF (255), puis croît successivement au rythme des additions successives.</w:t>
-      </w:r>
-    </w:p>
-    <w:p>
-      <w:r>
-        <w:lastRenderedPageBreak/>
+        <w:t>Le registre R2 (Accumulateur) totalise les valeurs lues. Après le premier cycle, il accueille la valeur 0xFF (255), puis croît successivement au rythme des additions successives.</w:t>
+      </w:r>
+    </w:p>
+    <w:p>
+      <w:r>
         <w:t>Concernant l</w:t>
       </w:r>
       <w:r>
@@ -11169,6 +11493,9 @@
         <w:jc w:val="center"/>
       </w:pPr>
       <w:r>
+        <w:rPr>
+          <w:noProof/>
+        </w:rPr>
         <w:lastRenderedPageBreak/>
         <w:drawing>
           <wp:inline distT="0" distB="0" distL="0" distR="0" wp14:anchorId="39D310C1" wp14:editId="700EB257">
@@ -11186,7 +11513,7 @@
                     <pic:cNvPicPr/>
                   </pic:nvPicPr>
                   <pic:blipFill>
-                    <a:blip r:embed="rId28"/>
+                    <a:blip r:embed="rId30"/>
                     <a:stretch>
                       <a:fillRect/>
                     </a:stretch>
@@ -11211,7 +11538,7 @@
       <w:pPr>
         <w:pStyle w:val="Lgende"/>
       </w:pPr>
-      <w:bookmarkStart w:id="59" w:name="_Toc232347087"/>
+      <w:bookmarkStart w:id="62" w:name="_Toc232353228"/>
       <w:r>
         <w:t xml:space="preserve">Figure </w:t>
       </w:r>
@@ -11228,7 +11555,7 @@
         <w:rPr>
           <w:noProof/>
         </w:rPr>
-        <w:t>20</w:t>
+        <w:t>22</w:t>
       </w:r>
       <w:r>
         <w:fldChar w:fldCharType="end"/>
@@ -11236,7 +11563,7 @@
       <w:r>
         <w:t xml:space="preserve"> : Résultat de la simulation du monocycle</w:t>
       </w:r>
-      <w:bookmarkEnd w:id="59"/>
+      <w:bookmarkEnd w:id="62"/>
     </w:p>
     <w:p/>
     <w:p/>
@@ -11265,11 +11592,11 @@
       <w:pPr>
         <w:pStyle w:val="Titre1"/>
       </w:pPr>
-      <w:bookmarkStart w:id="60" w:name="_Toc232347063"/>
+      <w:bookmarkStart w:id="63" w:name="_Toc232353203"/>
       <w:r>
         <w:t>Quartus prime</w:t>
       </w:r>
-      <w:bookmarkEnd w:id="60"/>
+      <w:bookmarkEnd w:id="63"/>
     </w:p>
     <w:p>
       <w:r>
@@ -11323,6 +11650,9 @@
         <w:jc w:val="center"/>
       </w:pPr>
       <w:r>
+        <w:rPr>
+          <w:noProof/>
+        </w:rPr>
         <w:drawing>
           <wp:inline distT="0" distB="0" distL="0" distR="0" wp14:anchorId="6115E58D" wp14:editId="76FADE09">
             <wp:extent cx="5760720" cy="2943860"/>
@@ -11339,7 +11669,7 @@
                     <pic:cNvPicPr/>
                   </pic:nvPicPr>
                   <pic:blipFill>
-                    <a:blip r:embed="rId29"/>
+                    <a:blip r:embed="rId31"/>
                     <a:stretch>
                       <a:fillRect/>
                     </a:stretch>
@@ -11371,7 +11701,7 @@
       <w:pPr>
         <w:pStyle w:val="Lgende"/>
       </w:pPr>
-      <w:bookmarkStart w:id="61" w:name="_Toc232347088"/>
+      <w:bookmarkStart w:id="64" w:name="_Toc232353229"/>
       <w:r>
         <w:t xml:space="preserve">Figure </w:t>
       </w:r>
@@ -11388,7 +11718,7 @@
         <w:rPr>
           <w:noProof/>
         </w:rPr>
-        <w:t>21</w:t>
+        <w:t>23</w:t>
       </w:r>
       <w:r>
         <w:fldChar w:fldCharType="end"/>
@@ -11396,7 +11726,7 @@
       <w:r>
         <w:t xml:space="preserve"> : Pin planner du monocycle</w:t>
       </w:r>
-      <w:bookmarkEnd w:id="61"/>
+      <w:bookmarkEnd w:id="64"/>
     </w:p>
     <w:p/>
     <w:p>
@@ -11418,12 +11748,12 @@
       <w:pPr>
         <w:pStyle w:val="Titre2"/>
       </w:pPr>
-      <w:bookmarkStart w:id="62" w:name="_Toc232347064"/>
+      <w:bookmarkStart w:id="65" w:name="_Toc232353204"/>
       <w:r>
         <w:lastRenderedPageBreak/>
         <w:t>Preuve de fonctionnement sur FPGA</w:t>
       </w:r>
-      <w:bookmarkEnd w:id="62"/>
+      <w:bookmarkEnd w:id="65"/>
       <w:r>
         <w:t xml:space="preserve"> </w:t>
       </w:r>
@@ -11439,6 +11769,9 @@
         <w:jc w:val="center"/>
       </w:pPr>
       <w:r>
+        <w:rPr>
+          <w:noProof/>
+        </w:rPr>
         <w:drawing>
           <wp:inline distT="0" distB="0" distL="0" distR="0" wp14:anchorId="2F6F66E5" wp14:editId="2F245FFF">
             <wp:extent cx="5760720" cy="2329180"/>
@@ -11455,7 +11788,7 @@
                     <pic:cNvPicPr/>
                   </pic:nvPicPr>
                   <pic:blipFill>
-                    <a:blip r:embed="rId30"/>
+                    <a:blip r:embed="rId32"/>
                     <a:stretch>
                       <a:fillRect/>
                     </a:stretch>
@@ -11487,7 +11820,7 @@
       <w:pPr>
         <w:pStyle w:val="Lgende"/>
       </w:pPr>
-      <w:bookmarkStart w:id="63" w:name="_Toc232347089"/>
+      <w:bookmarkStart w:id="66" w:name="_Toc232353230"/>
       <w:r>
         <w:t xml:space="preserve">Figure </w:t>
       </w:r>
@@ -11504,7 +11837,7 @@
         <w:rPr>
           <w:noProof/>
         </w:rPr>
-        <w:t>22</w:t>
+        <w:t>24</w:t>
       </w:r>
       <w:r>
         <w:fldChar w:fldCharType="end"/>
@@ -11512,7 +11845,7 @@
       <w:r>
         <w:t xml:space="preserve"> : Preuve de fonctionnement numéro 1</w:t>
       </w:r>
-      <w:bookmarkEnd w:id="63"/>
+      <w:bookmarkEnd w:id="66"/>
     </w:p>
     <w:p>
       <w:r>
@@ -11525,6 +11858,9 @@
         <w:jc w:val="center"/>
       </w:pPr>
       <w:r>
+        <w:rPr>
+          <w:noProof/>
+        </w:rPr>
         <w:drawing>
           <wp:inline distT="0" distB="0" distL="0" distR="0" wp14:anchorId="5CF702E6" wp14:editId="578F927A">
             <wp:extent cx="5760720" cy="2315210"/>
@@ -11541,7 +11877,7 @@
                     <pic:cNvPicPr/>
                   </pic:nvPicPr>
                   <pic:blipFill>
-                    <a:blip r:embed="rId31"/>
+                    <a:blip r:embed="rId33"/>
                     <a:stretch>
                       <a:fillRect/>
                     </a:stretch>
@@ -11573,7 +11909,7 @@
       <w:pPr>
         <w:pStyle w:val="Lgende"/>
       </w:pPr>
-      <w:bookmarkStart w:id="64" w:name="_Toc232347090"/>
+      <w:bookmarkStart w:id="67" w:name="_Toc232353231"/>
       <w:r>
         <w:t xml:space="preserve">Figure </w:t>
       </w:r>
@@ -11590,7 +11926,7 @@
         <w:rPr>
           <w:noProof/>
         </w:rPr>
-        <w:t>23</w:t>
+        <w:t>25</w:t>
       </w:r>
       <w:r>
         <w:fldChar w:fldCharType="end"/>
@@ -11604,7 +11940,7 @@
       <w:r>
         <w:t>2</w:t>
       </w:r>
-      <w:bookmarkEnd w:id="64"/>
+      <w:bookmarkEnd w:id="67"/>
     </w:p>
     <w:p/>
     <w:p>
@@ -11613,6 +11949,9 @@
         <w:jc w:val="center"/>
       </w:pPr>
       <w:r>
+        <w:rPr>
+          <w:noProof/>
+        </w:rPr>
         <w:lastRenderedPageBreak/>
         <w:drawing>
           <wp:inline distT="0" distB="0" distL="0" distR="0" wp14:anchorId="3CCF97B8" wp14:editId="0FDFCC4A">
@@ -11630,7 +11969,7 @@
                     <pic:cNvPicPr/>
                   </pic:nvPicPr>
                   <pic:blipFill>
-                    <a:blip r:embed="rId32"/>
+                    <a:blip r:embed="rId34"/>
                     <a:stretch>
                       <a:fillRect/>
                     </a:stretch>
@@ -11662,7 +12001,7 @@
       <w:pPr>
         <w:pStyle w:val="Lgende"/>
       </w:pPr>
-      <w:bookmarkStart w:id="65" w:name="_Toc232347091"/>
+      <w:bookmarkStart w:id="68" w:name="_Toc232353232"/>
       <w:r>
         <w:t xml:space="preserve">Figure </w:t>
       </w:r>
@@ -11679,7 +12018,7 @@
         <w:rPr>
           <w:noProof/>
         </w:rPr>
-        <w:t>24</w:t>
+        <w:t>26</w:t>
       </w:r>
       <w:r>
         <w:fldChar w:fldCharType="end"/>
@@ -11687,7 +12026,7 @@
       <w:r>
         <w:t xml:space="preserve"> : Preuve de fonctionnement numéro 3</w:t>
       </w:r>
-      <w:bookmarkEnd w:id="65"/>
+      <w:bookmarkEnd w:id="68"/>
     </w:p>
     <w:p>
       <w:pPr>
@@ -11717,7 +12056,6 @@
           <w:u w:val="single"/>
         </w:rPr>
       </w:pPr>
-      <w:bookmarkStart w:id="66" w:name="_Toc232347066"/>
       <w:r>
         <w:rPr>
           <w:rFonts w:eastAsia="Times New Roman"/>
@@ -11736,6 +12074,7 @@
           <w:rFonts w:eastAsia="Times New Roman"/>
         </w:rPr>
       </w:pPr>
+      <w:bookmarkStart w:id="69" w:name="_Toc232353205"/>
       <w:r>
         <w:rPr>
           <w:rFonts w:eastAsia="Times New Roman"/>
@@ -11743,7 +12082,7 @@
         <w:lastRenderedPageBreak/>
         <w:t>Annexe</w:t>
       </w:r>
-      <w:bookmarkEnd w:id="66"/>
+      <w:bookmarkEnd w:id="69"/>
     </w:p>
     <w:p>
       <w:r>
@@ -11777,7 +12116,7 @@
                     <pic:cNvPicPr/>
                   </pic:nvPicPr>
                   <pic:blipFill>
-                    <a:blip r:embed="rId33"/>
+                    <a:blip r:embed="rId35"/>
                     <a:stretch>
                       <a:fillRect/>
                     </a:stretch>
@@ -11829,7 +12168,7 @@
           <w:rFonts w:eastAsiaTheme="minorHAnsi"/>
         </w:rPr>
       </w:pPr>
-      <w:bookmarkStart w:id="67" w:name="_Toc232347067"/>
+      <w:bookmarkStart w:id="70" w:name="_Toc232353206"/>
       <w:r>
         <w:rPr>
           <w:rFonts w:eastAsia="Times New Roman"/>
@@ -11837,7 +12176,7 @@
         <w:lastRenderedPageBreak/>
         <w:t>Tables des figures</w:t>
       </w:r>
-      <w:bookmarkEnd w:id="67"/>
+      <w:bookmarkEnd w:id="70"/>
     </w:p>
     <w:p>
       <w:pPr>
@@ -11878,7 +12217,7 @@
         </w:rPr>
         <w:fldChar w:fldCharType="separate"/>
       </w:r>
-      <w:hyperlink w:anchor="_Toc232347068" w:history="1">
+      <w:hyperlink w:anchor="_Toc232353207" w:history="1">
         <w:r>
           <w:rPr>
             <w:rStyle w:val="Lienhypertexte"/>
@@ -11905,7 +12244,7 @@
             <w:noProof/>
             <w:webHidden/>
           </w:rPr>
-          <w:instrText xml:space="preserve"> PAGEREF _Toc232347068 \h </w:instrText>
+          <w:instrText xml:space="preserve"> PAGEREF _Toc232353207 \h </w:instrText>
         </w:r>
         <w:r>
           <w:rPr>
@@ -11948,7 +12287,7 @@
           <w:sz w:val="24"/>
         </w:rPr>
       </w:pPr>
-      <w:hyperlink w:anchor="_Toc232347069" w:history="1">
+      <w:hyperlink w:anchor="_Toc232353208" w:history="1">
         <w:r>
           <w:rPr>
             <w:rStyle w:val="Lienhypertexte"/>
@@ -11975,7 +12314,7 @@
             <w:noProof/>
             <w:webHidden/>
           </w:rPr>
-          <w:instrText xml:space="preserve"> PAGEREF _Toc232347069 \h </w:instrText>
+          <w:instrText xml:space="preserve"> PAGEREF _Toc232353208 \h </w:instrText>
         </w:r>
         <w:r>
           <w:rPr>
@@ -12018,7 +12357,7 @@
           <w:sz w:val="24"/>
         </w:rPr>
       </w:pPr>
-      <w:hyperlink w:anchor="_Toc232347070" w:history="1">
+      <w:hyperlink w:anchor="_Toc232353209" w:history="1">
         <w:r>
           <w:rPr>
             <w:rStyle w:val="Lienhypertexte"/>
@@ -12045,7 +12384,7 @@
             <w:noProof/>
             <w:webHidden/>
           </w:rPr>
-          <w:instrText xml:space="preserve"> PAGEREF _Toc232347070 \h </w:instrText>
+          <w:instrText xml:space="preserve"> PAGEREF _Toc232353209 \h </w:instrText>
         </w:r>
         <w:r>
           <w:rPr>
@@ -12088,7 +12427,7 @@
           <w:sz w:val="24"/>
         </w:rPr>
       </w:pPr>
-      <w:hyperlink w:anchor="_Toc232347071" w:history="1">
+      <w:hyperlink w:anchor="_Toc232353210" w:history="1">
         <w:r>
           <w:rPr>
             <w:rStyle w:val="Lienhypertexte"/>
@@ -12115,7 +12454,7 @@
             <w:noProof/>
             <w:webHidden/>
           </w:rPr>
-          <w:instrText xml:space="preserve"> PAGEREF _Toc232347071 \h </w:instrText>
+          <w:instrText xml:space="preserve"> PAGEREF _Toc232353210 \h </w:instrText>
         </w:r>
         <w:r>
           <w:rPr>
@@ -12158,7 +12497,7 @@
           <w:sz w:val="24"/>
         </w:rPr>
       </w:pPr>
-      <w:hyperlink w:anchor="_Toc232347072" w:history="1">
+      <w:hyperlink w:anchor="_Toc232353211" w:history="1">
         <w:r>
           <w:rPr>
             <w:rStyle w:val="Lienhypertexte"/>
@@ -12185,7 +12524,7 @@
             <w:noProof/>
             <w:webHidden/>
           </w:rPr>
-          <w:instrText xml:space="preserve"> PAGEREF _Toc232347072 \h </w:instrText>
+          <w:instrText xml:space="preserve"> PAGEREF _Toc232353211 \h </w:instrText>
         </w:r>
         <w:r>
           <w:rPr>
@@ -12228,7 +12567,7 @@
           <w:sz w:val="24"/>
         </w:rPr>
       </w:pPr>
-      <w:hyperlink w:anchor="_Toc232347073" w:history="1">
+      <w:hyperlink w:anchor="_Toc232353212" w:history="1">
         <w:r>
           <w:rPr>
             <w:rStyle w:val="Lienhypertexte"/>
@@ -12255,7 +12594,7 @@
             <w:noProof/>
             <w:webHidden/>
           </w:rPr>
-          <w:instrText xml:space="preserve"> PAGEREF _Toc232347073 \h </w:instrText>
+          <w:instrText xml:space="preserve"> PAGEREF _Toc232353212 \h </w:instrText>
         </w:r>
         <w:r>
           <w:rPr>
@@ -12298,7 +12637,7 @@
           <w:sz w:val="24"/>
         </w:rPr>
       </w:pPr>
-      <w:hyperlink w:anchor="_Toc232347074" w:history="1">
+      <w:hyperlink w:anchor="_Toc232353213" w:history="1">
         <w:r>
           <w:rPr>
             <w:rStyle w:val="Lienhypertexte"/>
@@ -12325,7 +12664,7 @@
             <w:noProof/>
             <w:webHidden/>
           </w:rPr>
-          <w:instrText xml:space="preserve"> PAGEREF _Toc232347074 \h </w:instrText>
+          <w:instrText xml:space="preserve"> PAGEREF _Toc232353213 \h </w:instrText>
         </w:r>
         <w:r>
           <w:rPr>
@@ -12368,7 +12707,7 @@
           <w:sz w:val="24"/>
         </w:rPr>
       </w:pPr>
-      <w:hyperlink w:anchor="_Toc232347075" w:history="1">
+      <w:hyperlink w:anchor="_Toc232353214" w:history="1">
         <w:r>
           <w:rPr>
             <w:rStyle w:val="Lienhypertexte"/>
@@ -12395,7 +12734,7 @@
             <w:noProof/>
             <w:webHidden/>
           </w:rPr>
-          <w:instrText xml:space="preserve"> PAGEREF _Toc232347075 \h </w:instrText>
+          <w:instrText xml:space="preserve"> PAGEREF _Toc232353214 \h </w:instrText>
         </w:r>
         <w:r>
           <w:rPr>
@@ -12438,7 +12777,7 @@
           <w:sz w:val="24"/>
         </w:rPr>
       </w:pPr>
-      <w:hyperlink w:anchor="_Toc232347076" w:history="1">
+      <w:hyperlink w:anchor="_Toc232353215" w:history="1">
         <w:r>
           <w:rPr>
             <w:rStyle w:val="Lienhypertexte"/>
@@ -12465,7 +12804,7 @@
             <w:noProof/>
             <w:webHidden/>
           </w:rPr>
-          <w:instrText xml:space="preserve"> PAGEREF _Toc232347076 \h </w:instrText>
+          <w:instrText xml:space="preserve"> PAGEREF _Toc232353215 \h </w:instrText>
         </w:r>
         <w:r>
           <w:rPr>
@@ -12508,7 +12847,7 @@
           <w:sz w:val="24"/>
         </w:rPr>
       </w:pPr>
-      <w:hyperlink w:anchor="_Toc232347077" w:history="1">
+      <w:hyperlink w:anchor="_Toc232353216" w:history="1">
         <w:r>
           <w:rPr>
             <w:rStyle w:val="Lienhypertexte"/>
@@ -12535,7 +12874,7 @@
             <w:noProof/>
             <w:webHidden/>
           </w:rPr>
-          <w:instrText xml:space="preserve"> PAGEREF _Toc232347077 \h </w:instrText>
+          <w:instrText xml:space="preserve"> PAGEREF _Toc232353216 \h </w:instrText>
         </w:r>
         <w:r>
           <w:rPr>
@@ -12578,7 +12917,7 @@
           <w:sz w:val="24"/>
         </w:rPr>
       </w:pPr>
-      <w:hyperlink w:anchor="_Toc232347078" w:history="1">
+      <w:hyperlink w:anchor="_Toc232353217" w:history="1">
         <w:r>
           <w:rPr>
             <w:rStyle w:val="Lienhypertexte"/>
@@ -12605,7 +12944,7 @@
             <w:noProof/>
             <w:webHidden/>
           </w:rPr>
-          <w:instrText xml:space="preserve"> PAGEREF _Toc232347078 \h </w:instrText>
+          <w:instrText xml:space="preserve"> PAGEREF _Toc232353217 \h </w:instrText>
         </w:r>
         <w:r>
           <w:rPr>
@@ -12648,7 +12987,7 @@
           <w:sz w:val="24"/>
         </w:rPr>
       </w:pPr>
-      <w:hyperlink w:anchor="_Toc232347079" w:history="1">
+      <w:hyperlink w:anchor="_Toc232353218" w:history="1">
         <w:r>
           <w:rPr>
             <w:rStyle w:val="Lienhypertexte"/>
@@ -12675,7 +13014,7 @@
             <w:noProof/>
             <w:webHidden/>
           </w:rPr>
-          <w:instrText xml:space="preserve"> PAGEREF _Toc232347079 \h </w:instrText>
+          <w:instrText xml:space="preserve"> PAGEREF _Toc232353218 \h </w:instrText>
         </w:r>
         <w:r>
           <w:rPr>
@@ -12718,7 +13057,7 @@
           <w:sz w:val="24"/>
         </w:rPr>
       </w:pPr>
-      <w:hyperlink w:anchor="_Toc232347080" w:history="1">
+      <w:hyperlink w:anchor="_Toc232353219" w:history="1">
         <w:r>
           <w:rPr>
             <w:rStyle w:val="Lienhypertexte"/>
@@ -12745,7 +13084,7 @@
             <w:noProof/>
             <w:webHidden/>
           </w:rPr>
-          <w:instrText xml:space="preserve"> PAGEREF _Toc232347080 \h </w:instrText>
+          <w:instrText xml:space="preserve"> PAGEREF _Toc232353219 \h </w:instrText>
         </w:r>
         <w:r>
           <w:rPr>
@@ -12788,7 +13127,7 @@
           <w:sz w:val="24"/>
         </w:rPr>
       </w:pPr>
-      <w:hyperlink w:anchor="_Toc232347081" w:history="1">
+      <w:hyperlink w:anchor="_Toc232353220" w:history="1">
         <w:r>
           <w:rPr>
             <w:rStyle w:val="Lienhypertexte"/>
@@ -12815,7 +13154,7 @@
             <w:noProof/>
             <w:webHidden/>
           </w:rPr>
-          <w:instrText xml:space="preserve"> PAGEREF _Toc232347081 \h </w:instrText>
+          <w:instrText xml:space="preserve"> PAGEREF _Toc232353220 \h </w:instrText>
         </w:r>
         <w:r>
           <w:rPr>
@@ -12858,13 +13197,13 @@
           <w:sz w:val="24"/>
         </w:rPr>
       </w:pPr>
-      <w:hyperlink w:anchor="_Toc232347082" w:history="1">
+      <w:hyperlink w:anchor="_Toc232353221" w:history="1">
         <w:r>
           <w:rPr>
             <w:rStyle w:val="Lienhypertexte"/>
             <w:noProof/>
           </w:rPr>
-          <w:t>Figure 15 : : Représentation graphique de l'Unité de Gestion d'Instruction</w:t>
+          <w:t>Figure 15 : Simulation du registre de commande 32 bits dans le datapath</w:t>
         </w:r>
         <w:r>
           <w:rPr>
@@ -12885,7 +13224,7 @@
             <w:noProof/>
             <w:webHidden/>
           </w:rPr>
-          <w:instrText xml:space="preserve"> PAGEREF _Toc232347082 \h </w:instrText>
+          <w:instrText xml:space="preserve"> PAGEREF _Toc232353221 \h </w:instrText>
         </w:r>
         <w:r>
           <w:rPr>
@@ -12928,13 +13267,13 @@
           <w:sz w:val="24"/>
         </w:rPr>
       </w:pPr>
-      <w:hyperlink w:anchor="_Toc232347083" w:history="1">
+      <w:hyperlink w:anchor="_Toc232353222" w:history="1">
         <w:r>
           <w:rPr>
             <w:rStyle w:val="Lienhypertexte"/>
             <w:noProof/>
           </w:rPr>
-          <w:t>Figure 16 : Résultat de la simulation de l'Unité de Gestion d'Instruction</w:t>
+          <w:t>Figure 16 : : Représentation graphique de l'Unité de Gestion d'Instruction</w:t>
         </w:r>
         <w:r>
           <w:rPr>
@@ -12955,7 +13294,7 @@
             <w:noProof/>
             <w:webHidden/>
           </w:rPr>
-          <w:instrText xml:space="preserve"> PAGEREF _Toc232347083 \h </w:instrText>
+          <w:instrText xml:space="preserve"> PAGEREF _Toc232353222 \h </w:instrText>
         </w:r>
         <w:r>
           <w:rPr>
@@ -12975,7 +13314,7 @@
             <w:noProof/>
             <w:webHidden/>
           </w:rPr>
-          <w:t>25</w:t>
+          <w:t>24</w:t>
         </w:r>
         <w:r>
           <w:rPr>
@@ -12998,13 +13337,13 @@
           <w:sz w:val="24"/>
         </w:rPr>
       </w:pPr>
-      <w:hyperlink w:anchor="_Toc232347084" w:history="1">
+      <w:hyperlink w:anchor="_Toc232353223" w:history="1">
         <w:r>
           <w:rPr>
             <w:rStyle w:val="Lienhypertexte"/>
             <w:noProof/>
           </w:rPr>
-          <w:t>Figure 17 : Représentation graphique du Décodeur</w:t>
+          <w:t>Figure 17 : Résultat de la simulation de l'Unité de Gestion d'Instruction</w:t>
         </w:r>
         <w:r>
           <w:rPr>
@@ -13025,7 +13364,7 @@
             <w:noProof/>
             <w:webHidden/>
           </w:rPr>
-          <w:instrText xml:space="preserve"> PAGEREF _Toc232347084 \h </w:instrText>
+          <w:instrText xml:space="preserve"> PAGEREF _Toc232353223 \h </w:instrText>
         </w:r>
         <w:r>
           <w:rPr>
@@ -13068,13 +13407,13 @@
           <w:sz w:val="24"/>
         </w:rPr>
       </w:pPr>
-      <w:hyperlink w:anchor="_Toc232347085" w:history="1">
+      <w:hyperlink w:anchor="_Toc232353224" w:history="1">
         <w:r>
           <w:rPr>
             <w:rStyle w:val="Lienhypertexte"/>
             <w:noProof/>
           </w:rPr>
-          <w:t>Figure 18 : Résultat de la simulation du Decodeur</w:t>
+          <w:t>Figure 18 : Représentation graphique du Décodeur</w:t>
         </w:r>
         <w:r>
           <w:rPr>
@@ -13095,7 +13434,7 @@
             <w:noProof/>
             <w:webHidden/>
           </w:rPr>
-          <w:instrText xml:space="preserve"> PAGEREF _Toc232347085 \h </w:instrText>
+          <w:instrText xml:space="preserve"> PAGEREF _Toc232353224 \h </w:instrText>
         </w:r>
         <w:r>
           <w:rPr>
@@ -13115,7 +13454,7 @@
             <w:noProof/>
             <w:webHidden/>
           </w:rPr>
-          <w:t>28</w:t>
+          <w:t>27</w:t>
         </w:r>
         <w:r>
           <w:rPr>
@@ -13138,13 +13477,13 @@
           <w:sz w:val="24"/>
         </w:rPr>
       </w:pPr>
-      <w:hyperlink w:anchor="_Toc232347086" w:history="1">
+      <w:hyperlink w:anchor="_Toc232353225" w:history="1">
         <w:r>
           <w:rPr>
             <w:rStyle w:val="Lienhypertexte"/>
             <w:noProof/>
           </w:rPr>
-          <w:t>Figure 19 : Programme exécuté par le processeur monocycle</w:t>
+          <w:t>Figure 19 : Valeur des commandes</w:t>
         </w:r>
         <w:r>
           <w:rPr>
@@ -13165,7 +13504,77 @@
             <w:noProof/>
             <w:webHidden/>
           </w:rPr>
-          <w:instrText xml:space="preserve"> PAGEREF _Toc232347086 \h </w:instrText>
+          <w:instrText xml:space="preserve"> PAGEREF _Toc232353225 \h </w:instrText>
+        </w:r>
+        <w:r>
+          <w:rPr>
+            <w:noProof/>
+            <w:webHidden/>
+          </w:rPr>
+        </w:r>
+        <w:r>
+          <w:rPr>
+            <w:noProof/>
+            <w:webHidden/>
+          </w:rPr>
+          <w:fldChar w:fldCharType="separate"/>
+        </w:r>
+        <w:r>
+          <w:rPr>
+            <w:noProof/>
+            <w:webHidden/>
+          </w:rPr>
+          <w:t>27</w:t>
+        </w:r>
+        <w:r>
+          <w:rPr>
+            <w:noProof/>
+            <w:webHidden/>
+          </w:rPr>
+          <w:fldChar w:fldCharType="end"/>
+        </w:r>
+      </w:hyperlink>
+    </w:p>
+    <w:p>
+      <w:pPr>
+        <w:pStyle w:val="Tabledesillustrations"/>
+        <w:tabs>
+          <w:tab w:val="right" w:leader="dot" w:pos="9062"/>
+        </w:tabs>
+        <w:rPr>
+          <w:rFonts w:asciiTheme="minorHAnsi" w:eastAsiaTheme="minorEastAsia" w:hAnsiTheme="minorHAnsi"/>
+          <w:noProof/>
+          <w:sz w:val="24"/>
+        </w:rPr>
+      </w:pPr>
+      <w:hyperlink w:anchor="_Toc232353226" w:history="1">
+        <w:r>
+          <w:rPr>
+            <w:rStyle w:val="Lienhypertexte"/>
+            <w:noProof/>
+          </w:rPr>
+          <w:t>Figure 20 : Résultat de la simulation du Decodeur</w:t>
+        </w:r>
+        <w:r>
+          <w:rPr>
+            <w:noProof/>
+            <w:webHidden/>
+          </w:rPr>
+          <w:tab/>
+        </w:r>
+        <w:r>
+          <w:rPr>
+            <w:noProof/>
+            <w:webHidden/>
+          </w:rPr>
+          <w:fldChar w:fldCharType="begin"/>
+        </w:r>
+        <w:r>
+          <w:rPr>
+            <w:noProof/>
+            <w:webHidden/>
+          </w:rPr>
+          <w:instrText xml:space="preserve"> PAGEREF _Toc232353226 \h </w:instrText>
         </w:r>
         <w:r>
           <w:rPr>
@@ -13208,13 +13617,13 @@
           <w:sz w:val="24"/>
         </w:rPr>
       </w:pPr>
-      <w:hyperlink w:anchor="_Toc232347087" w:history="1">
+      <w:hyperlink w:anchor="_Toc232353227" w:history="1">
         <w:r>
           <w:rPr>
             <w:rStyle w:val="Lienhypertexte"/>
             <w:noProof/>
           </w:rPr>
-          <w:t>Figure 20 : Résultat de la simulation du monocycle</w:t>
+          <w:t>Figure 21 : Programme exécuté par le processeur monocycle</w:t>
         </w:r>
         <w:r>
           <w:rPr>
@@ -13235,7 +13644,7 @@
             <w:noProof/>
             <w:webHidden/>
           </w:rPr>
-          <w:instrText xml:space="preserve"> PAGEREF _Toc232347087 \h </w:instrText>
+          <w:instrText xml:space="preserve"> PAGEREF _Toc232353227 \h </w:instrText>
         </w:r>
         <w:r>
           <w:rPr>
@@ -13255,7 +13664,7 @@
             <w:noProof/>
             <w:webHidden/>
           </w:rPr>
-          <w:t>31</w:t>
+          <w:t>30</w:t>
         </w:r>
         <w:r>
           <w:rPr>
@@ -13278,13 +13687,13 @@
           <w:sz w:val="24"/>
         </w:rPr>
       </w:pPr>
-      <w:hyperlink w:anchor="_Toc232347088" w:history="1">
+      <w:hyperlink w:anchor="_Toc232353228" w:history="1">
         <w:r>
           <w:rPr>
             <w:rStyle w:val="Lienhypertexte"/>
             <w:noProof/>
           </w:rPr>
-          <w:t>Figure 21 : Pin planner du monocycle</w:t>
+          <w:t>Figure 22 : Résultat de la simulation du monocycle</w:t>
         </w:r>
         <w:r>
           <w:rPr>
@@ -13305,7 +13714,7 @@
             <w:noProof/>
             <w:webHidden/>
           </w:rPr>
-          <w:instrText xml:space="preserve"> PAGEREF _Toc232347088 \h </w:instrText>
+          <w:instrText xml:space="preserve"> PAGEREF _Toc232353228 \h </w:instrText>
         </w:r>
         <w:r>
           <w:rPr>
@@ -13325,7 +13734,7 @@
             <w:noProof/>
             <w:webHidden/>
           </w:rPr>
-          <w:t>34</w:t>
+          <w:t>32</w:t>
         </w:r>
         <w:r>
           <w:rPr>
@@ -13348,13 +13757,13 @@
           <w:sz w:val="24"/>
         </w:rPr>
       </w:pPr>
-      <w:hyperlink w:anchor="_Toc232347089" w:history="1">
+      <w:hyperlink w:anchor="_Toc232353229" w:history="1">
         <w:r>
           <w:rPr>
             <w:rStyle w:val="Lienhypertexte"/>
             <w:noProof/>
           </w:rPr>
-          <w:t>Figure 22 : Preuve de fonctionnement numéro 1</w:t>
+          <w:t>Figure 23 : Pin planner du monocycle</w:t>
         </w:r>
         <w:r>
           <w:rPr>
@@ -13375,7 +13784,7 @@
             <w:noProof/>
             <w:webHidden/>
           </w:rPr>
-          <w:instrText xml:space="preserve"> PAGEREF _Toc232347089 \h </w:instrText>
+          <w:instrText xml:space="preserve"> PAGEREF _Toc232353229 \h </w:instrText>
         </w:r>
         <w:r>
           <w:rPr>
@@ -13418,13 +13827,13 @@
           <w:sz w:val="24"/>
         </w:rPr>
       </w:pPr>
-      <w:hyperlink w:anchor="_Toc232347090" w:history="1">
+      <w:hyperlink w:anchor="_Toc232353230" w:history="1">
         <w:r>
           <w:rPr>
             <w:rStyle w:val="Lienhypertexte"/>
             <w:noProof/>
           </w:rPr>
-          <w:t>Figure 23 : Preuve de fonctionnement numéro 2</w:t>
+          <w:t>Figure 24 : Preuve de fonctionnement numéro 1</w:t>
         </w:r>
         <w:r>
           <w:rPr>
@@ -13445,77 +13854,7 @@
             <w:noProof/>
             <w:webHidden/>
           </w:rPr>
-          <w:instrText xml:space="preserve"> PAGEREF _Toc232347090 \h </w:instrText>
-        </w:r>
-        <w:r>
-          <w:rPr>
-            <w:noProof/>
-            <w:webHidden/>
-          </w:rPr>
-        </w:r>
-        <w:r>
-          <w:rPr>
-            <w:noProof/>
-            <w:webHidden/>
-          </w:rPr>
-          <w:fldChar w:fldCharType="separate"/>
-        </w:r>
-        <w:r>
-          <w:rPr>
-            <w:noProof/>
-            <w:webHidden/>
-          </w:rPr>
-          <w:t>35</w:t>
-        </w:r>
-        <w:r>
-          <w:rPr>
-            <w:noProof/>
-            <w:webHidden/>
-          </w:rPr>
-          <w:fldChar w:fldCharType="end"/>
-        </w:r>
-      </w:hyperlink>
-    </w:p>
-    <w:p>
-      <w:pPr>
-        <w:pStyle w:val="Tabledesillustrations"/>
-        <w:tabs>
-          <w:tab w:val="right" w:leader="dot" w:pos="9062"/>
-        </w:tabs>
-        <w:rPr>
-          <w:rFonts w:asciiTheme="minorHAnsi" w:eastAsiaTheme="minorEastAsia" w:hAnsiTheme="minorHAnsi"/>
-          <w:noProof/>
-          <w:sz w:val="24"/>
-        </w:rPr>
-      </w:pPr>
-      <w:hyperlink w:anchor="_Toc232347091" w:history="1">
-        <w:r>
-          <w:rPr>
-            <w:rStyle w:val="Lienhypertexte"/>
-            <w:noProof/>
-          </w:rPr>
-          <w:t>Figure 24 : Preuve de fonctionnement numéro 3</w:t>
-        </w:r>
-        <w:r>
-          <w:rPr>
-            <w:noProof/>
-            <w:webHidden/>
-          </w:rPr>
-          <w:tab/>
-        </w:r>
-        <w:r>
-          <w:rPr>
-            <w:noProof/>
-            <w:webHidden/>
-          </w:rPr>
-          <w:fldChar w:fldCharType="begin"/>
-        </w:r>
-        <w:r>
-          <w:rPr>
-            <w:noProof/>
-            <w:webHidden/>
-          </w:rPr>
-          <w:instrText xml:space="preserve"> PAGEREF _Toc232347091 \h </w:instrText>
+          <w:instrText xml:space="preserve"> PAGEREF _Toc232353230 \h </w:instrText>
         </w:r>
         <w:r>
           <w:rPr>
@@ -13548,6 +13887,146 @@
     </w:p>
     <w:p>
       <w:pPr>
+        <w:pStyle w:val="Tabledesillustrations"/>
+        <w:tabs>
+          <w:tab w:val="right" w:leader="dot" w:pos="9062"/>
+        </w:tabs>
+        <w:rPr>
+          <w:rFonts w:asciiTheme="minorHAnsi" w:eastAsiaTheme="minorEastAsia" w:hAnsiTheme="minorHAnsi"/>
+          <w:noProof/>
+          <w:sz w:val="24"/>
+        </w:rPr>
+      </w:pPr>
+      <w:hyperlink w:anchor="_Toc232353231" w:history="1">
+        <w:r>
+          <w:rPr>
+            <w:rStyle w:val="Lienhypertexte"/>
+            <w:noProof/>
+          </w:rPr>
+          <w:t>Figure 25 : Preuve de fonctionnement numéro 2</w:t>
+        </w:r>
+        <w:r>
+          <w:rPr>
+            <w:noProof/>
+            <w:webHidden/>
+          </w:rPr>
+          <w:tab/>
+        </w:r>
+        <w:r>
+          <w:rPr>
+            <w:noProof/>
+            <w:webHidden/>
+          </w:rPr>
+          <w:fldChar w:fldCharType="begin"/>
+        </w:r>
+        <w:r>
+          <w:rPr>
+            <w:noProof/>
+            <w:webHidden/>
+          </w:rPr>
+          <w:instrText xml:space="preserve"> PAGEREF _Toc232353231 \h </w:instrText>
+        </w:r>
+        <w:r>
+          <w:rPr>
+            <w:noProof/>
+            <w:webHidden/>
+          </w:rPr>
+        </w:r>
+        <w:r>
+          <w:rPr>
+            <w:noProof/>
+            <w:webHidden/>
+          </w:rPr>
+          <w:fldChar w:fldCharType="separate"/>
+        </w:r>
+        <w:r>
+          <w:rPr>
+            <w:noProof/>
+            <w:webHidden/>
+          </w:rPr>
+          <w:t>36</w:t>
+        </w:r>
+        <w:r>
+          <w:rPr>
+            <w:noProof/>
+            <w:webHidden/>
+          </w:rPr>
+          <w:fldChar w:fldCharType="end"/>
+        </w:r>
+      </w:hyperlink>
+    </w:p>
+    <w:p>
+      <w:pPr>
+        <w:pStyle w:val="Tabledesillustrations"/>
+        <w:tabs>
+          <w:tab w:val="right" w:leader="dot" w:pos="9062"/>
+        </w:tabs>
+        <w:rPr>
+          <w:rFonts w:asciiTheme="minorHAnsi" w:eastAsiaTheme="minorEastAsia" w:hAnsiTheme="minorHAnsi"/>
+          <w:noProof/>
+          <w:sz w:val="24"/>
+        </w:rPr>
+      </w:pPr>
+      <w:hyperlink w:anchor="_Toc232353232" w:history="1">
+        <w:r>
+          <w:rPr>
+            <w:rStyle w:val="Lienhypertexte"/>
+            <w:noProof/>
+          </w:rPr>
+          <w:t>Figure 26 : Preuve de fonctionnement numéro 3</w:t>
+        </w:r>
+        <w:r>
+          <w:rPr>
+            <w:noProof/>
+            <w:webHidden/>
+          </w:rPr>
+          <w:tab/>
+        </w:r>
+        <w:r>
+          <w:rPr>
+            <w:noProof/>
+            <w:webHidden/>
+          </w:rPr>
+          <w:fldChar w:fldCharType="begin"/>
+        </w:r>
+        <w:r>
+          <w:rPr>
+            <w:noProof/>
+            <w:webHidden/>
+          </w:rPr>
+          <w:instrText xml:space="preserve"> PAGEREF _Toc232353232 \h </w:instrText>
+        </w:r>
+        <w:r>
+          <w:rPr>
+            <w:noProof/>
+            <w:webHidden/>
+          </w:rPr>
+        </w:r>
+        <w:r>
+          <w:rPr>
+            <w:noProof/>
+            <w:webHidden/>
+          </w:rPr>
+          <w:fldChar w:fldCharType="separate"/>
+        </w:r>
+        <w:r>
+          <w:rPr>
+            <w:noProof/>
+            <w:webHidden/>
+          </w:rPr>
+          <w:t>37</w:t>
+        </w:r>
+        <w:r>
+          <w:rPr>
+            <w:noProof/>
+            <w:webHidden/>
+          </w:rPr>
+          <w:fldChar w:fldCharType="end"/>
+        </w:r>
+      </w:hyperlink>
+    </w:p>
+    <w:p>
+      <w:pPr>
         <w:rPr>
           <w:rFonts w:ascii="Times New Roman" w:eastAsia="Times New Roman" w:hAnsi="Times New Roman" w:cs="Times New Roman"/>
           <w:kern w:val="0"/>
@@ -13571,9 +14050,9 @@
       </w:r>
     </w:p>
     <w:sectPr>
-      <w:headerReference w:type="default" r:id="rId34"/>
-      <w:footerReference w:type="default" r:id="rId35"/>
-      <w:headerReference w:type="first" r:id="rId36"/>
+      <w:headerReference w:type="default" r:id="rId36"/>
+      <w:footerReference w:type="default" r:id="rId37"/>
+      <w:headerReference w:type="first" r:id="rId38"/>
       <w:pgSz w:w="11906" w:h="16838"/>
       <w:pgMar w:top="1417" w:right="1417" w:bottom="1417" w:left="1417" w:header="708" w:footer="708" w:gutter="0"/>
       <w:cols w:space="708"/>
@@ -14025,7 +14504,7 @@
         <v:path o:extrusionok="f" gradientshapeok="t" o:connecttype="rect"/>
         <o:lock v:ext="edit" aspectratio="t"/>
       </v:shapetype>
-      <v:shape id="_x0000_i1240" type="#_x0000_t75" style="width:11.55pt;height:11.55pt" o:bullet="t">
+      <v:shape id="_x0000_i1047" type="#_x0000_t75" style="width:11.5pt;height:11.5pt" o:bullet="t">
         <v:imagedata r:id="rId1" o:title="msoEA91"/>
       </v:shape>
     </w:pict>
@@ -22334,7 +22813,7 @@
   <w:style w:type="paragraph" w:default="1" w:styleId="Normal">
     <w:name w:val="Normal"/>
     <w:qFormat/>
-    <w:rsid w:val="00CA474D"/>
+    <w:rsid w:val="005E2F7C"/>
     <w:pPr>
       <w:spacing w:line="360" w:lineRule="auto"/>
       <w:jc w:val="both"/>
@@ -22578,6 +23057,7 @@
   <w:style w:type="character" w:default="1" w:styleId="Policepardfaut">
     <w:name w:val="Default Paragraph Font"/>
     <w:uiPriority w:val="1"/>
+    <w:semiHidden/>
     <w:unhideWhenUsed/>
   </w:style>
   <w:style w:type="table" w:default="1" w:styleId="TableauNormal">

--- a/Rapport/Rapport_FPGA_S6.docx
+++ b/Rapport/Rapport_FPGA_S6.docx
@@ -4155,8 +4155,13 @@
       <w:r>
         <w:t xml:space="preserve"> permis de mener à bien ce projet, tout en nous apportant le socle de connaissances nécessaires en </w:t>
       </w:r>
-      <w:r>
-        <w:t>vhdl comportemental</w:t>
+      <w:proofErr w:type="spellStart"/>
+      <w:r>
+        <w:t>vhdl</w:t>
+      </w:r>
+      <w:proofErr w:type="spellEnd"/>
+      <w:r>
+        <w:t xml:space="preserve"> comportemental</w:t>
       </w:r>
       <w:r>
         <w:t>.</w:t>
@@ -4275,7 +4280,15 @@
     </w:p>
     <w:p>
       <w:r>
-        <w:t>À travers ce travail, nous avons pu analyser le chemin de données et le chemin de contrôle du processeur, comprendre la gestion des instructions, des accès mémoire et des opérations arithmétiques, puis valider chaque module par simulation logique avant de l’exporter sur la carte DE10-Lite. Des bancs de test et des scripts de simulation automatisés sous ModelSim ont été développés afin de vérifier que le comportement était le bon.</w:t>
+        <w:t xml:space="preserve">À travers ce travail, nous avons pu analyser le chemin de données et le chemin de contrôle du processeur, comprendre la gestion des instructions, des accès mémoire et des opérations arithmétiques, puis valider chaque module par simulation logique avant de l’exporter sur la carte DE10-Lite. Des bancs de test et des scripts de simulation automatisés sous </w:t>
+      </w:r>
+      <w:proofErr w:type="spellStart"/>
+      <w:r>
+        <w:t>ModelSim</w:t>
+      </w:r>
+      <w:proofErr w:type="spellEnd"/>
+      <w:r>
+        <w:t xml:space="preserve"> ont été développés afin de vérifier que le comportement était le bon.</w:t>
       </w:r>
     </w:p>
     <w:p>
@@ -4451,10 +4464,12 @@
       <w:r>
         <w:t xml:space="preserve"> et la manière dont moi je l’ai </w:t>
       </w:r>
+      <w:proofErr w:type="spellStart"/>
       <w:proofErr w:type="gramStart"/>
       <w:r>
         <w:t>écris</w:t>
       </w:r>
+      <w:proofErr w:type="spellEnd"/>
       <w:proofErr w:type="gramEnd"/>
       <w:r>
         <w:t>.</w:t>
@@ -4503,8 +4518,13 @@
           <w:numId w:val="3"/>
         </w:numPr>
       </w:pPr>
-      <w:r>
-        <w:t>Datapath ;</w:t>
+      <w:proofErr w:type="spellStart"/>
+      <w:r>
+        <w:t>Datapath</w:t>
+      </w:r>
+      <w:proofErr w:type="spellEnd"/>
+      <w:r>
+        <w:t> ;</w:t>
       </w:r>
     </w:p>
     <w:p>
@@ -4627,6 +4647,7 @@
           <w:color w:val="FFFFFF" w:themeColor="background1"/>
         </w:rPr>
       </w:pPr>
+      <w:proofErr w:type="spellStart"/>
       <w:r>
         <w:rPr>
           <w:b/>
@@ -4635,6 +4656,7 @@
         </w:rPr>
         <w:t>Projet_mono_multi_cycle</w:t>
       </w:r>
+      <w:proofErr w:type="spellEnd"/>
       <w:r>
         <w:rPr>
           <w:color w:val="FFFFFF" w:themeColor="background1"/>
@@ -4934,6 +4956,7 @@
       <w:r>
         <w:t xml:space="preserve"> dont le ficher est </w:t>
       </w:r>
+      <w:proofErr w:type="spellStart"/>
       <w:r>
         <w:rPr>
           <w:b/>
@@ -4943,6 +4966,7 @@
         </w:rPr>
         <w:t>alu.vhd</w:t>
       </w:r>
+      <w:proofErr w:type="spellEnd"/>
       <w:r>
         <w:t>. Le signal OP sur 2 bits permet de sélectionner quatre comportements différents :</w:t>
       </w:r>
@@ -4956,7 +4980,15 @@
         </w:numPr>
       </w:pPr>
       <w:r>
-        <w:t>"00" : addition (S = A + B). Les signaux sont convertis en unsigned pour effectuer l’opération arithmétique, puis réassignés sous forme de vecteurs de bits.</w:t>
+        <w:t xml:space="preserve">"00" : addition (S = A + B). Les signaux sont convertis en </w:t>
+      </w:r>
+      <w:proofErr w:type="spellStart"/>
+      <w:r>
+        <w:t>unsigned</w:t>
+      </w:r>
+      <w:proofErr w:type="spellEnd"/>
+      <w:r>
+        <w:t xml:space="preserve"> pour effectuer l’opération arithmétique, puis réassignés sous forme de vecteurs de bits.</w:t>
       </w:r>
     </w:p>
     <w:p>
@@ -4980,7 +5012,15 @@
         </w:numPr>
       </w:pPr>
       <w:r>
-        <w:t>"10" : soustraction (S = A - B). L’opération est réalisée en logique non signée via le type unsigned.</w:t>
+        <w:t xml:space="preserve">"10" : soustraction (S = A - B). L’opération est réalisée en logique non signée via le type </w:t>
+      </w:r>
+      <w:proofErr w:type="spellStart"/>
+      <w:r>
+        <w:t>unsigned</w:t>
+      </w:r>
+      <w:proofErr w:type="spellEnd"/>
+      <w:r>
+        <w:t>.</w:t>
       </w:r>
     </w:p>
     <w:p>
@@ -5087,7 +5127,15 @@
     </w:p>
     <w:p>
       <w:r>
-        <w:t>Les drapeaux sont calculés en continu à partir du signal interne result_internal :</w:t>
+        <w:t xml:space="preserve">Les drapeaux sont calculés en continu à partir du signal interne </w:t>
+      </w:r>
+      <w:proofErr w:type="spellStart"/>
+      <w:r>
+        <w:t>result_internal</w:t>
+      </w:r>
+      <w:proofErr w:type="spellEnd"/>
+      <w:r>
+        <w:t xml:space="preserve"> :</w:t>
       </w:r>
     </w:p>
     <w:p>
@@ -5100,11 +5148,19 @@
       </w:pPr>
       <w:r>
         <w:lastRenderedPageBreak/>
-        <w:t>Drapeau négatif (N) : il correspond au bit de poids fort du résultat (result_</w:t>
+        <w:t>Drapeau négatif (N) : il correspond au bit de poids fort du résultat (</w:t>
+      </w:r>
+      <w:proofErr w:type="spellStart"/>
+      <w:r>
+        <w:t>result_</w:t>
       </w:r>
       <w:proofErr w:type="gramStart"/>
       <w:r>
-        <w:t>internal(</w:t>
+        <w:t>internal</w:t>
+      </w:r>
+      <w:proofErr w:type="spellEnd"/>
+      <w:r>
+        <w:t>(</w:t>
       </w:r>
       <w:proofErr w:type="gramEnd"/>
       <w:r>
@@ -5145,6 +5201,7 @@
       <w:r>
         <w:t xml:space="preserve">Le fichier </w:t>
       </w:r>
+      <w:proofErr w:type="spellStart"/>
       <w:r>
         <w:rPr>
           <w:b/>
@@ -5154,18 +5211,35 @@
         </w:rPr>
         <w:t>tb_alu.vhd</w:t>
       </w:r>
+      <w:proofErr w:type="spellEnd"/>
       <w:r>
         <w:t xml:space="preserve"> permet de vérifier le comportement de l’ALU sans entrées physiques, grâce à un scénario de simulation temporel.</w:t>
       </w:r>
     </w:p>
     <w:p>
       <w:r>
-        <w:t>Le composant ALU est instancié dans le testbench. Ses ports (OP, A, B, S, N et Z) sont connectés à des signaux locaux initialisés à zéro afin de garantir un état de départ connu.</w:t>
-      </w:r>
-    </w:p>
-    <w:p>
-      <w:r>
-        <w:t>Le processus de stimulation applique successivement plusieurs cas de test, séparés par un délai de 10 ns (wait for 10 ns) pour permettre la stabilisation des signaux.</w:t>
+        <w:t xml:space="preserve">Le composant ALU est instancié dans le </w:t>
+      </w:r>
+      <w:proofErr w:type="spellStart"/>
+      <w:r>
+        <w:t>testbench</w:t>
+      </w:r>
+      <w:proofErr w:type="spellEnd"/>
+      <w:r>
+        <w:t>. Ses ports (OP, A, B, S, N et Z) sont connectés à des signaux locaux initialisés à zéro afin de garantir un état de départ connu.</w:t>
+      </w:r>
+    </w:p>
+    <w:p>
+      <w:r>
+        <w:t>Le processus de stimulation applique successivement plusieurs cas de test, séparés par un délai de 10 ns (</w:t>
+      </w:r>
+      <w:proofErr w:type="spellStart"/>
+      <w:r>
+        <w:t>wait</w:t>
+      </w:r>
+      <w:proofErr w:type="spellEnd"/>
+      <w:r>
+        <w:t xml:space="preserve"> for 10 ns) pour permettre la stabilisation des signaux.</w:t>
       </w:r>
     </w:p>
     <w:p>
@@ -5222,8 +5296,13 @@
       <w:r>
         <w:t xml:space="preserve">e </w:t>
       </w:r>
-      <w:r>
-        <w:t xml:space="preserve">ModelSim valide le comportement attendu de l’ALU à chaque étape de 10 ns. Les signaux A, B et S sont affichés en </w:t>
+      <w:proofErr w:type="spellStart"/>
+      <w:r>
+        <w:t>ModelSim</w:t>
+      </w:r>
+      <w:proofErr w:type="spellEnd"/>
+      <w:r>
+        <w:t xml:space="preserve"> valide le comportement attendu de l’ALU à chaque étape de 10 ns. Les signaux A, B et S sont affichés en </w:t>
       </w:r>
       <w:r>
         <w:t>hexadécimal pour</w:t>
@@ -5426,15 +5505,28 @@
     </w:p>
     <w:p>
       <w:r>
-        <w:t>L’écriture d’une donnée sur le bus W à l’adresse RW est séquentielle. Elle nécessite un front montant d’horloge (rising_</w:t>
+        <w:t>L’écriture d’une donnée sur le bus W à l’adresse RW est séquentielle. Elle nécessite un front montant d’horloge (</w:t>
+      </w:r>
+      <w:proofErr w:type="spellStart"/>
+      <w:r>
+        <w:t>rising_</w:t>
       </w:r>
       <w:proofErr w:type="gramStart"/>
       <w:r>
-        <w:t>edge(</w:t>
-      </w:r>
+        <w:t>edge</w:t>
+      </w:r>
+      <w:proofErr w:type="spellEnd"/>
+      <w:r>
+        <w:t>(</w:t>
+      </w:r>
+      <w:proofErr w:type="spellStart"/>
       <w:proofErr w:type="gramEnd"/>
       <w:r>
-        <w:t>Clk)) ainsi que l’activation du signal d’autorisation d’écriture (WE = ‘1’).</w:t>
+        <w:t>Clk</w:t>
+      </w:r>
+      <w:proofErr w:type="spellEnd"/>
+      <w:r>
+        <w:t>)) ainsi que l’activation du signal d’autorisation d’écriture (WE = ‘1’).</w:t>
       </w:r>
     </w:p>
     <w:p>
@@ -5545,6 +5637,7 @@
       <w:r>
         <w:t xml:space="preserve">est </w:t>
       </w:r>
+      <w:proofErr w:type="spellStart"/>
       <w:r>
         <w:rPr>
           <w:b/>
@@ -5554,6 +5647,7 @@
         </w:rPr>
         <w:t>tb_datapath.vhd</w:t>
       </w:r>
+      <w:proofErr w:type="spellEnd"/>
       <w:r>
         <w:t xml:space="preserve"> (</w:t>
       </w:r>
@@ -5568,7 +5662,15 @@
         <w:t>), il</w:t>
       </w:r>
       <w:r>
-        <w:t xml:space="preserve"> instancie l’unité globale DataPath. Cependant, l’objectif de cette simulation est de valider uniquement le couplage entre le banc de registres et l’ALU.</w:t>
+        <w:t xml:space="preserve"> instancie l’unité globale </w:t>
+      </w:r>
+      <w:proofErr w:type="spellStart"/>
+      <w:r>
+        <w:t>DataPath</w:t>
+      </w:r>
+      <w:proofErr w:type="spellEnd"/>
+      <w:r>
+        <w:t>. Cependant, l’objectif de cette simulation est de valider uniquement le couplage entre le banc de registres et l’ALU.</w:t>
       </w:r>
       <w:r>
         <w:t xml:space="preserve"> Par la même occasion montrée que le banc de registre fonctionne.</w:t>
@@ -5607,6 +5709,7 @@
       <w:r>
         <w:t xml:space="preserve"> </w:t>
       </w:r>
+      <w:proofErr w:type="spellStart"/>
       <w:r>
         <w:rPr>
           <w:b/>
@@ -5616,6 +5719,7 @@
         </w:rPr>
         <w:t>datapath.vhd</w:t>
       </w:r>
+      <w:proofErr w:type="spellEnd"/>
       <w:r>
         <w:t xml:space="preserve"> contienne d’autres modules (comme la mémoire de données, l’extension de signe ou les multiplexeurs), ceux-ci ont été volontairement désactivés. L’intégration de ces éléments sera présentée plus tard dans le rapport.</w:t>
       </w:r>
@@ -5777,11 +5881,32 @@
       <w:r>
         <w:t xml:space="preserve">e </w:t>
       </w:r>
-      <w:r>
-        <w:t>ModelSim valide le comportement attendu d</w:t>
-      </w:r>
-      <w:r>
-        <w:t xml:space="preserve">u banc de registre et par la même ocasion le datapath. </w:t>
+      <w:proofErr w:type="spellStart"/>
+      <w:r>
+        <w:t>ModelSim</w:t>
+      </w:r>
+      <w:proofErr w:type="spellEnd"/>
+      <w:r>
+        <w:t xml:space="preserve"> valide le comportement attendu d</w:t>
+      </w:r>
+      <w:r>
+        <w:t xml:space="preserve">u banc de registre et par la même </w:t>
+      </w:r>
+      <w:proofErr w:type="spellStart"/>
+      <w:r>
+        <w:t>ocasion</w:t>
+      </w:r>
+      <w:proofErr w:type="spellEnd"/>
+      <w:r>
+        <w:t xml:space="preserve"> le </w:t>
+      </w:r>
+      <w:proofErr w:type="spellStart"/>
+      <w:r>
+        <w:t>datapath</w:t>
+      </w:r>
+      <w:proofErr w:type="spellEnd"/>
+      <w:r>
+        <w:t xml:space="preserve">. </w:t>
       </w:r>
       <w:r>
         <w:t xml:space="preserve">Les valeurs des bus </w:t>
@@ -5802,7 +5927,15 @@
         </w:numPr>
       </w:pPr>
       <w:r>
-        <w:t>De 0 à 20 ns (Phase de Reset) : Le signal "rst" est actif à '1'. Le système s'initialise.</w:t>
+        <w:t>De 0 à 20 ns (Phase de Reset) : Le signal "</w:t>
+      </w:r>
+      <w:proofErr w:type="spellStart"/>
+      <w:r>
+        <w:t>rst</w:t>
+      </w:r>
+      <w:proofErr w:type="spellEnd"/>
+      <w:r>
+        <w:t>" est actif à '1'. Le système s'initialise.</w:t>
       </w:r>
     </w:p>
     <w:p>
@@ -5814,8 +5947,17 @@
         </w:numPr>
       </w:pPr>
       <w:r>
-        <w:t>De 20 à 30 ns (Stabilisation) : Le signal "rst" repasse à '0'. Le "</w:t>
-      </w:r>
+        <w:t>De 20 à 30 ns (Stabilisation) : Le signal "</w:t>
+      </w:r>
+      <w:proofErr w:type="spellStart"/>
+      <w:r>
+        <w:t>rst</w:t>
+      </w:r>
+      <w:proofErr w:type="spellEnd"/>
+      <w:r>
+        <w:t>" repasse à '0'. Le "</w:t>
+      </w:r>
+      <w:proofErr w:type="spellStart"/>
       <w:r>
         <w:t>B</w:t>
       </w:r>
@@ -5825,6 +5967,7 @@
       <w:r>
         <w:t>B</w:t>
       </w:r>
+      <w:proofErr w:type="spellEnd"/>
       <w:r>
         <w:t>" affiche déjà 00000030 car l'adresse de lecture "</w:t>
       </w:r>
@@ -5850,14 +5993,28 @@
         <w:t>RB</w:t>
       </w:r>
       <w:r>
-        <w:t>" vaut F ("R15") et l’ALU est configurée en transfert de B ("aluctr" = 01). La sortie "</w:t>
-      </w:r>
+        <w:t>" vaut F ("R15") et l’ALU est configurée en transfert de B ("</w:t>
+      </w:r>
+      <w:proofErr w:type="spellStart"/>
+      <w:r>
+        <w:t>aluctr</w:t>
+      </w:r>
+      <w:proofErr w:type="spellEnd"/>
+      <w:r>
+        <w:t>" = 01). La sortie "</w:t>
+      </w:r>
+      <w:proofErr w:type="spellStart"/>
       <w:r>
         <w:t>A</w:t>
       </w:r>
       <w:r>
-        <w:t>luout" prend la valeur 00000030. Comme "</w:t>
-      </w:r>
+        <w:t>luout</w:t>
+      </w:r>
+      <w:proofErr w:type="spellEnd"/>
+      <w:r>
+        <w:t>" prend la valeur 00000030. Comme "</w:t>
+      </w:r>
+      <w:proofErr w:type="spellStart"/>
       <w:r>
         <w:t>M</w:t>
       </w:r>
@@ -5868,8 +6025,13 @@
         <w:t>R</w:t>
       </w:r>
       <w:r>
-        <w:t>eg" vaut 0, cette valeur est transmise sur "</w:t>
-      </w:r>
+        <w:t>eg</w:t>
+      </w:r>
+      <w:proofErr w:type="spellEnd"/>
+      <w:r>
+        <w:t>" vaut 0, cette valeur est transmise sur "</w:t>
+      </w:r>
+      <w:proofErr w:type="spellStart"/>
       <w:r>
         <w:t>B</w:t>
       </w:r>
@@ -5879,6 +6041,7 @@
       <w:r>
         <w:t>W</w:t>
       </w:r>
+      <w:proofErr w:type="spellEnd"/>
       <w:r>
         <w:t>". Au front montant d’horloge à 35 ns, elle est écrite dans "R1" ("</w:t>
       </w:r>
@@ -5912,6 +6075,7 @@
       <w:r>
         <w:t>" = F. "</w:t>
       </w:r>
+      <w:proofErr w:type="spellStart"/>
       <w:r>
         <w:t>B</w:t>
       </w:r>
@@ -5921,9 +6085,11 @@
       <w:r>
         <w:t>A</w:t>
       </w:r>
+      <w:proofErr w:type="spellEnd"/>
       <w:r>
         <w:t>" et "</w:t>
       </w:r>
+      <w:proofErr w:type="spellStart"/>
       <w:r>
         <w:t>B</w:t>
       </w:r>
@@ -5933,21 +6099,33 @@
       <w:r>
         <w:t>B</w:t>
       </w:r>
+      <w:proofErr w:type="spellEnd"/>
       <w:r>
         <w:t>" affichent tous deux 00000030. L’ALU réalise une addition ("</w:t>
       </w:r>
+      <w:proofErr w:type="spellStart"/>
       <w:r>
         <w:t>A</w:t>
       </w:r>
       <w:r>
-        <w:t>luctr" = 00) et produit 00000060 sur "</w:t>
-      </w:r>
+        <w:t>luctr</w:t>
+      </w:r>
+      <w:proofErr w:type="spellEnd"/>
+      <w:r>
+        <w:t>" = 00) et produit 00000060 sur "</w:t>
+      </w:r>
+      <w:proofErr w:type="spellStart"/>
       <w:r>
         <w:t>A</w:t>
       </w:r>
       <w:r>
-        <w:t>luout" et "</w:t>
-      </w:r>
+        <w:t>luout</w:t>
+      </w:r>
+      <w:proofErr w:type="spellEnd"/>
+      <w:r>
+        <w:t>" et "</w:t>
+      </w:r>
+      <w:proofErr w:type="spellStart"/>
       <w:r>
         <w:t>B</w:t>
       </w:r>
@@ -5957,6 +6135,7 @@
       <w:r>
         <w:t>W</w:t>
       </w:r>
+      <w:proofErr w:type="spellEnd"/>
       <w:r>
         <w:t>". Cette valeur est enregistrée dans "R1" au front montant de 45 ns.</w:t>
       </w:r>
@@ -5984,12 +6163,18 @@
       <w:r>
         <w:t>" = F (00000030). L’ALU calcule 00000090, présent sur "</w:t>
       </w:r>
+      <w:proofErr w:type="spellStart"/>
       <w:r>
         <w:t>A</w:t>
       </w:r>
       <w:r>
-        <w:t>luout" et "</w:t>
-      </w:r>
+        <w:t>luout</w:t>
+      </w:r>
+      <w:proofErr w:type="spellEnd"/>
+      <w:r>
+        <w:t>" et "</w:t>
+      </w:r>
+      <w:proofErr w:type="spellStart"/>
       <w:r>
         <w:t>B</w:t>
       </w:r>
@@ -5999,6 +6184,7 @@
       <w:r>
         <w:t>W</w:t>
       </w:r>
+      <w:proofErr w:type="spellEnd"/>
       <w:r>
         <w:t>". Le résultat est écrit dans "R2" au front montant de 55 ns.</w:t>
       </w:r>
@@ -6015,17 +6201,27 @@
         <w:lastRenderedPageBreak/>
         <w:t>De 60 à 70 ns (Test 4 - "R3" = "R1" - "R15") : L’ALU effectue une soustraction ("</w:t>
       </w:r>
+      <w:proofErr w:type="spellStart"/>
       <w:r>
         <w:t>A</w:t>
       </w:r>
       <w:r>
-        <w:t>luctr" = 10) entre 00000060 et 00000030. Le résultat 00000030 est placé sur "</w:t>
-      </w:r>
+        <w:t>luctr</w:t>
+      </w:r>
+      <w:proofErr w:type="spellEnd"/>
+      <w:r>
+        <w:t>" = 10) entre 00000060 et 00000030. Le résultat 00000030 est placé sur "</w:t>
+      </w:r>
+      <w:proofErr w:type="spellStart"/>
       <w:r>
         <w:t>A</w:t>
       </w:r>
       <w:r>
-        <w:t>luout" et écrit dans "R3" au front montant de 65 ns.</w:t>
+        <w:t>luout</w:t>
+      </w:r>
+      <w:proofErr w:type="spellEnd"/>
+      <w:r>
+        <w:t>" et écrit dans "R3" au front montant de 65 ns.</w:t>
       </w:r>
     </w:p>
     <w:p>
@@ -6045,6 +6241,7 @@
       <w:r>
         <w:t>" = 7, donc "</w:t>
       </w:r>
+      <w:proofErr w:type="spellStart"/>
       <w:r>
         <w:t>B</w:t>
       </w:r>
@@ -6054,26 +6251,36 @@
       <w:r>
         <w:t>A</w:t>
       </w:r>
+      <w:proofErr w:type="spellEnd"/>
       <w:r>
         <w:t>" = 00000000, tandis que "</w:t>
       </w:r>
+      <w:proofErr w:type="spellStart"/>
       <w:r>
         <w:t>BusB</w:t>
       </w:r>
+      <w:proofErr w:type="spellEnd"/>
       <w:r>
         <w:t>" = 00000030. L’ALU calcule 0 - 0x30, donnant FFFFFFD0 en complément à deux. Cette valeur est transmise sur "</w:t>
       </w:r>
+      <w:proofErr w:type="spellStart"/>
       <w:r>
         <w:t>BusW</w:t>
       </w:r>
+      <w:proofErr w:type="spellEnd"/>
       <w:r>
         <w:t>" et enregistrée dans "R5" au front montant de 75 ns. Le flag négatif "</w:t>
       </w:r>
+      <w:proofErr w:type="spellStart"/>
       <w:r>
         <w:t>N</w:t>
       </w:r>
       <w:r>
-        <w:t>_flag" passe à '1', confirmant le résultat négatif.</w:t>
+        <w:t>_flag</w:t>
+      </w:r>
+      <w:proofErr w:type="spellEnd"/>
+      <w:r>
+        <w:t>" passe à '1', confirmant le résultat négatif.</w:t>
       </w:r>
     </w:p>
     <w:p>
@@ -6160,7 +6367,15 @@
         <w:fldChar w:fldCharType="end"/>
       </w:r>
       <w:r>
-        <w:t xml:space="preserve"> : Simulation Datapath (Banc de registre + ALU)</w:t>
+        <w:t xml:space="preserve"> : Simulation </w:t>
+      </w:r>
+      <w:proofErr w:type="spellStart"/>
+      <w:r>
+        <w:t>Datapath</w:t>
+      </w:r>
+      <w:proofErr w:type="spellEnd"/>
+      <w:r>
+        <w:t xml:space="preserve"> (Banc de registre + ALU)</w:t>
       </w:r>
       <w:bookmarkEnd w:id="16"/>
     </w:p>
@@ -6197,12 +6412,44 @@
         </w:rPr>
       </w:pPr>
       <w:r>
-        <w:t>Le composant intègre un paramètre générique N_bits (fixé par défaut à 32). Cela permet de le réutiliser à différents endroits du Datapath avec des tailles de bus différentes, sans avoir à réécrire le code.</w:t>
-      </w:r>
-    </w:p>
-    <w:p>
-      <w:r>
-        <w:t>L’architecture utilise une affectation conditionnelle directe (when... else). Le signal de commande COM détermine quelle entrée est envoyée vers la sortie S :</w:t>
+        <w:t xml:space="preserve">Le composant intègre un paramètre générique </w:t>
+      </w:r>
+      <w:proofErr w:type="spellStart"/>
+      <w:r>
+        <w:t>N_bits</w:t>
+      </w:r>
+      <w:proofErr w:type="spellEnd"/>
+      <w:r>
+        <w:t xml:space="preserve"> (fixé par défaut à 32). Cela permet de le réutiliser à différents endroits du </w:t>
+      </w:r>
+      <w:proofErr w:type="spellStart"/>
+      <w:r>
+        <w:t>Datapath</w:t>
+      </w:r>
+      <w:proofErr w:type="spellEnd"/>
+      <w:r>
+        <w:t xml:space="preserve"> avec des tailles de bus différentes, sans avoir à réécrire le code.</w:t>
+      </w:r>
+    </w:p>
+    <w:p>
+      <w:r>
+        <w:t>L’architecture utilise une affectation conditionnelle directe (</w:t>
+      </w:r>
+      <w:proofErr w:type="spellStart"/>
+      <w:r>
+        <w:t>when</w:t>
+      </w:r>
+      <w:proofErr w:type="spellEnd"/>
+      <w:r>
+        <w:t xml:space="preserve">... </w:t>
+      </w:r>
+      <w:proofErr w:type="spellStart"/>
+      <w:r>
+        <w:t>else</w:t>
+      </w:r>
+      <w:proofErr w:type="spellEnd"/>
+      <w:r>
+        <w:t>). Le signal de commande COM détermine quelle entrée est envoyée vers la sortie S :</w:t>
       </w:r>
     </w:p>
     <w:p>
@@ -6358,7 +6605,15 @@
     </w:p>
     <w:p>
       <w:r>
-        <w:t>Le banc de test instancie le multiplexeur en fixant la valeur de N_bits à 32 afin de simuler l’aiguillage de mots de données complets.</w:t>
+        <w:t xml:space="preserve">Le banc de test instancie le multiplexeur en fixant la valeur de </w:t>
+      </w:r>
+      <w:proofErr w:type="spellStart"/>
+      <w:r>
+        <w:t>N_bits</w:t>
+      </w:r>
+      <w:proofErr w:type="spellEnd"/>
+      <w:r>
+        <w:t xml:space="preserve"> à 32 afin de simuler l’aiguillage de mots de données complets.</w:t>
       </w:r>
     </w:p>
     <w:p>
@@ -6454,7 +6709,15 @@
     <w:p>
       <w:r>
         <w:lastRenderedPageBreak/>
-        <w:t>La figure ci-dessous issue de ModelSim valide le comportement attendu du multiplexeur. Les valeurs des bus A, B et S sont affichées en notation hexadécimale et confirment le fonctionnement combinatoire et instantané du composant.</w:t>
+        <w:t xml:space="preserve">La figure ci-dessous issue de </w:t>
+      </w:r>
+      <w:proofErr w:type="spellStart"/>
+      <w:r>
+        <w:t>ModelSim</w:t>
+      </w:r>
+      <w:proofErr w:type="spellEnd"/>
+      <w:r>
+        <w:t xml:space="preserve"> valide le comportement attendu du multiplexeur. Les valeurs des bus A, B et S sont affichées en notation hexadécimale et confirment le fonctionnement combinatoire et instantané du composant.</w:t>
       </w:r>
     </w:p>
     <w:p>
@@ -6655,9 +6918,11 @@
       <w:r>
         <w:t>« </w:t>
       </w:r>
+      <w:proofErr w:type="spellStart"/>
       <w:r>
         <w:t>N_bits_E</w:t>
       </w:r>
+      <w:proofErr w:type="spellEnd"/>
       <w:r>
         <w:t> »</w:t>
       </w:r>
@@ -6672,15 +6937,44 @@
     </w:p>
     <w:p>
       <w:r>
-        <w:t xml:space="preserve">L’architecture repose sur un processus combinatoire sensible à "E". Les bits de poids faible de la sortie "S" (de 0 à N_bits_E - 1) recopient directement les bits de l’entrée "E". Les bits restants (de N_bits_E à 31) sont remplis avec la valeur du bit de signe de "E" grâce à l’expression (others =&gt; </w:t>
+        <w:t xml:space="preserve">L’architecture repose sur un processus combinatoire sensible à "E". Les bits de poids faible de la sortie "S" (de 0 à </w:t>
+      </w:r>
+      <w:proofErr w:type="spellStart"/>
+      <w:r>
+        <w:t>N_bits_E</w:t>
+      </w:r>
+      <w:proofErr w:type="spellEnd"/>
+      <w:r>
+        <w:t xml:space="preserve"> - 1) recopient directement les bits de l’entrée "E". Les bits restants (de </w:t>
+      </w:r>
+      <w:proofErr w:type="spellStart"/>
+      <w:r>
+        <w:t>N_bits_E</w:t>
+      </w:r>
+      <w:proofErr w:type="spellEnd"/>
+      <w:r>
+        <w:t xml:space="preserve"> à 31) sont remplis avec la valeur du bit de signe de "E" grâce à l’expression (</w:t>
+      </w:r>
+      <w:proofErr w:type="spellStart"/>
+      <w:r>
+        <w:t>others</w:t>
+      </w:r>
+      <w:proofErr w:type="spellEnd"/>
+      <w:r>
+        <w:t xml:space="preserve"> =&gt; </w:t>
       </w:r>
       <w:proofErr w:type="gramStart"/>
       <w:r>
         <w:t>E(</w:t>
       </w:r>
+      <w:proofErr w:type="spellStart"/>
       <w:proofErr w:type="gramEnd"/>
       <w:r>
-        <w:t>N_bits_E - 1)).</w:t>
+        <w:t>N_bits_E</w:t>
+      </w:r>
+      <w:proofErr w:type="spellEnd"/>
+      <w:r>
+        <w:t xml:space="preserve"> - 1)).</w:t>
       </w:r>
     </w:p>
     <w:p>
@@ -6788,6 +7082,7 @@
       <w:r>
         <w:t xml:space="preserve">Le fichier </w:t>
       </w:r>
+      <w:proofErr w:type="spellStart"/>
       <w:r>
         <w:rPr>
           <w:b/>
@@ -6804,7 +7099,17 @@
           <w:i/>
           <w:iCs/>
         </w:rPr>
-        <w:t xml:space="preserve">.vhd </w:t>
+        <w:t>.vhd</w:t>
+      </w:r>
+      <w:proofErr w:type="spellEnd"/>
+      <w:r>
+        <w:rPr>
+          <w:b/>
+          <w:bCs/>
+          <w:i/>
+          <w:iCs/>
+        </w:rPr>
+        <w:t xml:space="preserve"> </w:t>
       </w:r>
       <w:r>
         <w:t xml:space="preserve">permet de vérifier le comportement </w:t>
@@ -6820,9 +7125,11 @@
       <w:r>
         <w:t>« </w:t>
       </w:r>
+      <w:proofErr w:type="spellStart"/>
       <w:r>
         <w:t>N_bits_E</w:t>
       </w:r>
+      <w:proofErr w:type="spellEnd"/>
       <w:r>
         <w:t> »</w:t>
       </w:r>
@@ -6859,11 +7166,16 @@
           <w:numId w:val="12"/>
         </w:numPr>
       </w:pPr>
+      <w:proofErr w:type="spellStart"/>
       <w:r>
         <w:t>V</w:t>
       </w:r>
       <w:r>
-        <w:t>leur négative (11111011) : équivaut à -5 en décimal. Le bit de signe (MSB) vaut ‘1’ ;</w:t>
+        <w:t>leur</w:t>
+      </w:r>
+      <w:proofErr w:type="spellEnd"/>
+      <w:r>
+        <w:t xml:space="preserve"> négative (11111011) : équivaut à -5 en décimal. Le bit de signe (MSB) vaut ‘1’ ;</w:t>
       </w:r>
     </w:p>
     <w:p>
@@ -6946,7 +7258,15 @@
     </w:p>
     <w:p>
       <w:r>
-        <w:t xml:space="preserve">La figure ci-dessous issue de ModelSim </w:t>
+        <w:t xml:space="preserve">La figure ci-dessous issue de </w:t>
+      </w:r>
+      <w:proofErr w:type="spellStart"/>
+      <w:r>
+        <w:t>ModelSim</w:t>
+      </w:r>
+      <w:proofErr w:type="spellEnd"/>
+      <w:r>
+        <w:t xml:space="preserve"> </w:t>
       </w:r>
       <w:r>
         <w:t>montre le bon fonctionne</w:t>
@@ -7185,16 +7505,56 @@
     </w:p>
     <w:p>
       <w:r>
-        <w:t>À l’état initial ou lors de l’activation du signal reset, la mémoire charge un profil de données spécifique sur les adresses allant de 16 (0x10) à 26 (0x1A), tandis que le reste des cases est initialisé à zéro. Ce pré-chargement simule la présence de valeurs initiales nécessaires à l’exécution des programmes (comme des données de test ou des zones de stockage pour l’instruction STR).</w:t>
-      </w:r>
-    </w:p>
-    <w:p>
-      <w:r>
-        <w:t>L’écriture de la donnée DataIn à l’adresse Addr nécessite la validation du signal d’écriture (WrEn = ‘1’) et s’effectue au front montant de l’horloge (rising_</w:t>
+        <w:t xml:space="preserve">À l’état initial ou lors de l’activation du signal reset, la mémoire charge un profil de données spécifique sur les adresses allant de 16 (0x10) à 26 (0x1A), tandis que le reste des cases est initialisé à zéro. Ce </w:t>
+      </w:r>
+      <w:proofErr w:type="spellStart"/>
+      <w:r>
+        <w:t>pré-chargement</w:t>
+      </w:r>
+      <w:proofErr w:type="spellEnd"/>
+      <w:r>
+        <w:t xml:space="preserve"> simule la présence de valeurs initiales nécessaires à l’exécution des programmes (comme des données de test ou des zones de stockage pour l’instruction STR).</w:t>
+      </w:r>
+    </w:p>
+    <w:p>
+      <w:r>
+        <w:t xml:space="preserve">L’écriture de la donnée </w:t>
+      </w:r>
+      <w:proofErr w:type="spellStart"/>
+      <w:r>
+        <w:t>DataIn</w:t>
+      </w:r>
+      <w:proofErr w:type="spellEnd"/>
+      <w:r>
+        <w:t xml:space="preserve"> à l’adresse </w:t>
+      </w:r>
+      <w:proofErr w:type="spellStart"/>
+      <w:r>
+        <w:t>Addr</w:t>
+      </w:r>
+      <w:proofErr w:type="spellEnd"/>
+      <w:r>
+        <w:t xml:space="preserve"> nécessite la validation du signal d’écriture (</w:t>
+      </w:r>
+      <w:proofErr w:type="spellStart"/>
+      <w:r>
+        <w:t>WrEn</w:t>
+      </w:r>
+      <w:proofErr w:type="spellEnd"/>
+      <w:r>
+        <w:t xml:space="preserve"> = ‘1’) et s’effectue au front montant de l’horloge (</w:t>
+      </w:r>
+      <w:proofErr w:type="spellStart"/>
+      <w:r>
+        <w:t>rising_</w:t>
       </w:r>
       <w:proofErr w:type="gramStart"/>
       <w:r>
-        <w:t>edge(</w:t>
+        <w:t>edge</w:t>
+      </w:r>
+      <w:proofErr w:type="spellEnd"/>
+      <w:r>
+        <w:t>(</w:t>
       </w:r>
       <w:proofErr w:type="gramEnd"/>
       <w:r>
@@ -7203,7 +7563,23 @@
     </w:p>
     <w:p>
       <w:r>
-        <w:t>Contrairement à l’écriture, la sortie DataOut est directement connectée à la case mémoire pointée par Addr. Tout changement d’adresse se traduit immédiatement par la mise à jour de la donnée en sortie, ce qui permet de réduire le temps d’accès lors des cycles de lecture (instructions de type LDR).</w:t>
+        <w:t xml:space="preserve">Contrairement à l’écriture, la sortie </w:t>
+      </w:r>
+      <w:proofErr w:type="spellStart"/>
+      <w:r>
+        <w:t>DataOut</w:t>
+      </w:r>
+      <w:proofErr w:type="spellEnd"/>
+      <w:r>
+        <w:t xml:space="preserve"> est directement connectée à la case mémoire pointée par </w:t>
+      </w:r>
+      <w:proofErr w:type="spellStart"/>
+      <w:r>
+        <w:t>Addr</w:t>
+      </w:r>
+      <w:proofErr w:type="spellEnd"/>
+      <w:r>
+        <w:t>. Tout changement d’adresse se traduit immédiatement par la mise à jour de la donnée en sortie, ce qui permet de réduire le temps d’accès lors des cycles de lecture (instructions de type LDR).</w:t>
       </w:r>
     </w:p>
     <w:p>
@@ -7314,6 +7690,7 @@
       <w:r>
         <w:t xml:space="preserve">Le fichier </w:t>
       </w:r>
+      <w:proofErr w:type="spellStart"/>
       <w:r>
         <w:rPr>
           <w:b/>
@@ -7339,7 +7716,17 @@
           <w:i/>
           <w:iCs/>
         </w:rPr>
-        <w:t xml:space="preserve">.vhd </w:t>
+        <w:t>.vhd</w:t>
+      </w:r>
+      <w:proofErr w:type="spellEnd"/>
+      <w:r>
+        <w:rPr>
+          <w:b/>
+          <w:bCs/>
+          <w:i/>
+          <w:iCs/>
+        </w:rPr>
+        <w:t xml:space="preserve"> </w:t>
       </w:r>
       <w:r>
         <w:t xml:space="preserve">permet de vérifier le comportement </w:t>
@@ -7381,7 +7768,15 @@
         <w:t>E</w:t>
       </w:r>
       <w:r>
-        <w:t>criture à l’adresse 0 : configuration de l’adresse 000000, injection du motif de test 0xAAAAAAAA et activation du signal WrEn ;</w:t>
+        <w:t xml:space="preserve">criture à l’adresse 0 : configuration de l’adresse 000000, injection du motif de test 0xAAAAAAAA et activation du signal </w:t>
+      </w:r>
+      <w:proofErr w:type="spellStart"/>
+      <w:r>
+        <w:t>WrEn</w:t>
+      </w:r>
+      <w:proofErr w:type="spellEnd"/>
+      <w:r>
+        <w:t xml:space="preserve"> ;</w:t>
       </w:r>
     </w:p>
     <w:p>
@@ -7396,7 +7791,15 @@
         <w:t>M</w:t>
       </w:r>
       <w:r>
-        <w:t>aintien et lecture : désactivation de WrEn afin de vérifier que la donnée reste stable en mémoire ;</w:t>
+        <w:t xml:space="preserve">aintien et lecture : désactivation de </w:t>
+      </w:r>
+      <w:proofErr w:type="spellStart"/>
+      <w:r>
+        <w:t>WrEn</w:t>
+      </w:r>
+      <w:proofErr w:type="spellEnd"/>
+      <w:r>
+        <w:t xml:space="preserve"> afin de vérifier que la donnée reste stable en mémoire ;</w:t>
       </w:r>
     </w:p>
     <w:p>
@@ -7411,7 +7814,15 @@
         <w:t>E</w:t>
       </w:r>
       <w:r>
-        <w:t>criture à l’adresse 10 (0x0A) : configuration de l’adresse 001010, injection de la valeur 0x12345678 et activation de WrEn.</w:t>
+        <w:t xml:space="preserve">criture à l’adresse 10 (0x0A) : configuration de l’adresse 001010, injection de la valeur 0x12345678 et activation de </w:t>
+      </w:r>
+      <w:proofErr w:type="spellStart"/>
+      <w:r>
+        <w:t>WrEn</w:t>
+      </w:r>
+      <w:proofErr w:type="spellEnd"/>
+      <w:r>
+        <w:t>.</w:t>
       </w:r>
     </w:p>
     <w:p/>
@@ -7461,7 +7872,15 @@
     </w:p>
     <w:p>
       <w:r>
-        <w:t xml:space="preserve">La figure ci-dessous issue de ModelSim </w:t>
+        <w:t xml:space="preserve">La figure ci-dessous issue de </w:t>
+      </w:r>
+      <w:proofErr w:type="spellStart"/>
+      <w:r>
+        <w:t>ModelSim</w:t>
+      </w:r>
+      <w:proofErr w:type="spellEnd"/>
+      <w:r>
+        <w:t xml:space="preserve"> </w:t>
       </w:r>
       <w:r>
         <w:t>montre le bon fonctionnement</w:t>
@@ -7485,7 +7904,23 @@
         </w:numPr>
       </w:pPr>
       <w:r>
-        <w:t>De 0 à 10 ns (phase de reset) : le signal reset est actif à ‘1’. Bien que l’adresse addr pointe sur 00, la sortie dataout affiche 00000000 car la case mémoire 0 vient d’être initialisée à zéro par le bloc de reset.</w:t>
+        <w:t xml:space="preserve">De 0 à 10 ns (phase de reset) : le signal reset est actif à ‘1’. Bien que l’adresse </w:t>
+      </w:r>
+      <w:proofErr w:type="spellStart"/>
+      <w:r>
+        <w:t>addr</w:t>
+      </w:r>
+      <w:proofErr w:type="spellEnd"/>
+      <w:r>
+        <w:t xml:space="preserve"> pointe sur 00, la sortie </w:t>
+      </w:r>
+      <w:proofErr w:type="spellStart"/>
+      <w:r>
+        <w:t>dataout</w:t>
+      </w:r>
+      <w:proofErr w:type="spellEnd"/>
+      <w:r>
+        <w:t xml:space="preserve"> affiche 00000000 car la case mémoire 0 vient d’être initialisée à zéro par le bloc de reset.</w:t>
       </w:r>
     </w:p>
     <w:p>
@@ -7497,7 +7932,39 @@
         </w:numPr>
       </w:pPr>
       <w:r>
-        <w:t>De 10 à 20 ns (écriture à l’adresse 0) : le reset retombe à ‘0’. L’adresse addr reste à 00, datain présente la valeur AAAAAAAA et wren passe à ‘1’. Au front montant de l’horloge situé à 15 ns, l’écriture est validée en interne. Par conséquent, la lecture asynchrone recopie immédiatement cette modification : la sortie dataout bascule à AAAAAAAA.</w:t>
+        <w:t xml:space="preserve">De 10 à 20 ns (écriture à l’adresse 0) : le reset retombe à ‘0’. L’adresse </w:t>
+      </w:r>
+      <w:proofErr w:type="spellStart"/>
+      <w:r>
+        <w:t>addr</w:t>
+      </w:r>
+      <w:proofErr w:type="spellEnd"/>
+      <w:r>
+        <w:t xml:space="preserve"> reste à 00, </w:t>
+      </w:r>
+      <w:proofErr w:type="spellStart"/>
+      <w:r>
+        <w:t>datain</w:t>
+      </w:r>
+      <w:proofErr w:type="spellEnd"/>
+      <w:r>
+        <w:t xml:space="preserve"> présente la valeur AAAAAAAA et </w:t>
+      </w:r>
+      <w:proofErr w:type="spellStart"/>
+      <w:r>
+        <w:t>wren</w:t>
+      </w:r>
+      <w:proofErr w:type="spellEnd"/>
+      <w:r>
+        <w:t xml:space="preserve"> passe à ‘1’. Au front montant de l’horloge situé à 15 ns, l’écriture est validée en interne. Par conséquent, la lecture asynchrone recopie immédiatement cette modification : la sortie </w:t>
+      </w:r>
+      <w:proofErr w:type="spellStart"/>
+      <w:r>
+        <w:t>dataout</w:t>
+      </w:r>
+      <w:proofErr w:type="spellEnd"/>
+      <w:r>
+        <w:t xml:space="preserve"> bascule à AAAAAAAA.</w:t>
       </w:r>
     </w:p>
     <w:p>
@@ -7509,7 +7976,23 @@
         </w:numPr>
       </w:pPr>
       <w:r>
-        <w:t>De 20 à 30 ns (maintien de l’adresse 0) : le signal wren est remis à ‘0’. La sortie dataout maintient sa valeur AAAAAAAA, ce qui montre que la donnée a bien été stockée dans la case 0 de la mémoire et qu’aucune écriture supplémentaire n’a lieu.</w:t>
+        <w:t xml:space="preserve">De 20 à 30 ns (maintien de l’adresse 0) : le signal </w:t>
+      </w:r>
+      <w:proofErr w:type="spellStart"/>
+      <w:r>
+        <w:t>wren</w:t>
+      </w:r>
+      <w:proofErr w:type="spellEnd"/>
+      <w:r>
+        <w:t xml:space="preserve"> est remis à ‘0’. La sortie </w:t>
+      </w:r>
+      <w:proofErr w:type="spellStart"/>
+      <w:r>
+        <w:t>dataout</w:t>
+      </w:r>
+      <w:proofErr w:type="spellEnd"/>
+      <w:r>
+        <w:t xml:space="preserve"> maintient sa valeur AAAAAAAA, ce qui montre que la donnée a bien été stockée dans la case 0 de la mémoire et qu’aucune écriture supplémentaire n’a lieu.</w:t>
       </w:r>
     </w:p>
     <w:p>
@@ -7521,7 +8004,47 @@
         </w:numPr>
       </w:pPr>
       <w:r>
-        <w:t>De 30 à 40 ns (écriture à l’adresse 10 / 0x0A) : l’adresse addr bascule à 0A (10 en décimal). Avant même le front d’horloge, on observe que dataout passe instantanément à 00000000 (lecture asynchrone de la case 10 initialement vide). Le signal datain présente 12345678 et wren remonte à ‘1’. Au front montant de l’horloge à 35 ns, la donnée est enregistrée en mémoire. La sortie dataout affiche alors instantanément le nouveau contenu de la case : 12345678.</w:t>
+        <w:t xml:space="preserve">De 30 à 40 ns (écriture à l’adresse 10 / 0x0A) : l’adresse </w:t>
+      </w:r>
+      <w:proofErr w:type="spellStart"/>
+      <w:r>
+        <w:t>addr</w:t>
+      </w:r>
+      <w:proofErr w:type="spellEnd"/>
+      <w:r>
+        <w:t xml:space="preserve"> bascule à 0A (10 en décimal). Avant même le front d’horloge, on observe que </w:t>
+      </w:r>
+      <w:proofErr w:type="spellStart"/>
+      <w:r>
+        <w:t>dataout</w:t>
+      </w:r>
+      <w:proofErr w:type="spellEnd"/>
+      <w:r>
+        <w:t xml:space="preserve"> passe instantanément à 00000000 (lecture asynchrone de la case 10 initialement vide). Le signal </w:t>
+      </w:r>
+      <w:proofErr w:type="spellStart"/>
+      <w:r>
+        <w:t>datain</w:t>
+      </w:r>
+      <w:proofErr w:type="spellEnd"/>
+      <w:r>
+        <w:t xml:space="preserve"> présente 12345678 et </w:t>
+      </w:r>
+      <w:proofErr w:type="spellStart"/>
+      <w:r>
+        <w:t>wren</w:t>
+      </w:r>
+      <w:proofErr w:type="spellEnd"/>
+      <w:r>
+        <w:t xml:space="preserve"> remonte à ‘1’. Au front montant de l’horloge à 35 ns, la donnée est enregistrée en mémoire. La sortie </w:t>
+      </w:r>
+      <w:proofErr w:type="spellStart"/>
+      <w:r>
+        <w:t>dataout</w:t>
+      </w:r>
+      <w:proofErr w:type="spellEnd"/>
+      <w:r>
+        <w:t xml:space="preserve"> affiche alors instantanément le nouveau contenu de la case : 12345678.</w:t>
       </w:r>
     </w:p>
     <w:p>
@@ -7533,7 +8056,15 @@
         </w:numPr>
       </w:pPr>
       <w:r>
-        <w:t>Après 40 ns (fin de simulation) : le signal wren retombe à ‘0’, ce qui stabilise le système et valide la réussite de l’ensemble des opérations d’accès à la mémoire.</w:t>
+        <w:t xml:space="preserve">Après 40 ns (fin de simulation) : le signal </w:t>
+      </w:r>
+      <w:proofErr w:type="spellStart"/>
+      <w:r>
+        <w:t>wren</w:t>
+      </w:r>
+      <w:proofErr w:type="spellEnd"/>
+      <w:r>
+        <w:t xml:space="preserve"> retombe à ‘0’, ce qui stabilise le système et valide la réussite de l’ensemble des opérations d’accès à la mémoire.</w:t>
       </w:r>
     </w:p>
     <w:p/>
@@ -7652,8 +8183,21 @@
     </w:p>
     <w:p>
       <w:r>
-        <w:t>Après avoir validé individuellement chaque bloc périphérique (multiplexeurs, extension de signe, mémoire de données) et l’interaction de base entre le banc de registres et l'ALU (avec la premiere version du datapath</w:t>
-      </w:r>
+        <w:t xml:space="preserve">Après avoir validé individuellement chaque bloc périphérique (multiplexeurs, extension de signe, mémoire de données) et l’interaction de base entre le banc de registres et l'ALU (avec la </w:t>
+      </w:r>
+      <w:proofErr w:type="spellStart"/>
+      <w:r>
+        <w:t>premiere</w:t>
+      </w:r>
+      <w:proofErr w:type="spellEnd"/>
+      <w:r>
+        <w:t xml:space="preserve"> version du </w:t>
+      </w:r>
+      <w:proofErr w:type="spellStart"/>
+      <w:r>
+        <w:t>datapath</w:t>
+      </w:r>
+      <w:proofErr w:type="spellEnd"/>
       <w:r>
         <w:t xml:space="preserve"> qui devient </w:t>
       </w:r>
@@ -7665,9 +8209,11 @@
       <w:r>
         <w:t xml:space="preserve"> du </w:t>
       </w:r>
+      <w:proofErr w:type="spellStart"/>
       <w:r>
         <w:t>datapath</w:t>
       </w:r>
+      <w:proofErr w:type="spellEnd"/>
       <w:r>
         <w:t xml:space="preserve"> avec tous les blocs</w:t>
       </w:r>
@@ -7773,13 +8319,26 @@
         <w:t>: Représentation graphique d</w:t>
       </w:r>
       <w:r>
-        <w:t>u Datapath</w:t>
+        <w:t xml:space="preserve">u </w:t>
+      </w:r>
+      <w:proofErr w:type="spellStart"/>
+      <w:r>
+        <w:t>Datapath</w:t>
       </w:r>
       <w:bookmarkEnd w:id="36"/>
-    </w:p>
-    <w:p>
-      <w:r>
-        <w:t>Voici l’assemblage effectuer avec les différents composants fait précédement.</w:t>
+      <w:proofErr w:type="spellEnd"/>
+    </w:p>
+    <w:p>
+      <w:r>
+        <w:t xml:space="preserve">Voici l’assemblage effectuer avec les différents composants fait </w:t>
+      </w:r>
+      <w:proofErr w:type="spellStart"/>
+      <w:r>
+        <w:t>précédement</w:t>
+      </w:r>
+      <w:proofErr w:type="spellEnd"/>
+      <w:r>
+        <w:t>.</w:t>
       </w:r>
     </w:p>
     <w:p>
@@ -7863,9 +8422,14 @@
         <w:fldChar w:fldCharType="end"/>
       </w:r>
       <w:r>
-        <w:t xml:space="preserve"> : Assemblage des modules créer précedement</w:t>
+        <w:t xml:space="preserve"> : Assemblage des modules créer </w:t>
+      </w:r>
+      <w:proofErr w:type="spellStart"/>
+      <w:r>
+        <w:t>précedement</w:t>
       </w:r>
       <w:bookmarkEnd w:id="37"/>
+      <w:proofErr w:type="spellEnd"/>
     </w:p>
     <w:p>
       <w:pPr>
@@ -7900,6 +8464,7 @@
       <w:r>
         <w:t xml:space="preserve"> </w:t>
       </w:r>
+      <w:proofErr w:type="spellStart"/>
       <w:r>
         <w:rPr>
           <w:b/>
@@ -7918,6 +8483,7 @@
         </w:rPr>
         <w:t>.vhd</w:t>
       </w:r>
+      <w:proofErr w:type="spellEnd"/>
       <w:r>
         <w:t xml:space="preserve">, qu’il y </w:t>
       </w:r>
@@ -7927,7 +8493,23 @@
       </w:r>
       <w:proofErr w:type="gramEnd"/>
       <w:r>
-        <w:t xml:space="preserve"> RegAff_en » et « RegAff_out » qui sont apparent mais non utiliser, c’est normal car </w:t>
+        <w:t> </w:t>
+      </w:r>
+      <w:proofErr w:type="spellStart"/>
+      <w:r>
+        <w:t>RegAff_en</w:t>
+      </w:r>
+      <w:proofErr w:type="spellEnd"/>
+      <w:r>
+        <w:t> » et « </w:t>
+      </w:r>
+      <w:proofErr w:type="spellStart"/>
+      <w:r>
+        <w:t>RegAff_out</w:t>
+      </w:r>
+      <w:proofErr w:type="spellEnd"/>
+      <w:r>
+        <w:t xml:space="preserve"> » qui sont apparent mais non utiliser, c’est normal car </w:t>
       </w:r>
       <w:r>
         <w:t>à</w:t>
@@ -7942,9 +8524,14 @@
       </w:pPr>
       <w:bookmarkStart w:id="38" w:name="_Toc232361434"/>
       <w:r>
-        <w:t>Explication du banc de test du datapath</w:t>
+        <w:t xml:space="preserve">Explication du banc de test du </w:t>
+      </w:r>
+      <w:proofErr w:type="spellStart"/>
+      <w:r>
+        <w:t>datapath</w:t>
       </w:r>
       <w:bookmarkEnd w:id="38"/>
+      <w:proofErr w:type="spellEnd"/>
     </w:p>
     <w:p>
       <w:r>
@@ -7975,8 +8562,13 @@
         <w:t xml:space="preserve"> de vérifier le comportement d</w:t>
       </w:r>
       <w:r>
-        <w:t>u datapath</w:t>
-      </w:r>
+        <w:t xml:space="preserve">u </w:t>
+      </w:r>
+      <w:proofErr w:type="spellStart"/>
+      <w:r>
+        <w:t>datapath</w:t>
+      </w:r>
+      <w:proofErr w:type="spellEnd"/>
       <w:r>
         <w:t>.</w:t>
       </w:r>
@@ -8089,9 +8681,14 @@
       <w:bookmarkStart w:id="39" w:name="_Toc232361435"/>
       <w:r>
         <w:lastRenderedPageBreak/>
-        <w:t>Résultat de la simulation du datapath</w:t>
+        <w:t xml:space="preserve">Résultat de la simulation du </w:t>
+      </w:r>
+      <w:proofErr w:type="spellStart"/>
+      <w:r>
+        <w:t>datapath</w:t>
       </w:r>
       <w:bookmarkEnd w:id="39"/>
+      <w:proofErr w:type="spellEnd"/>
     </w:p>
     <w:p>
       <w:r>
@@ -8130,7 +8727,15 @@
     </w:p>
     <w:p>
       <w:r>
-        <w:t xml:space="preserve">La figure ci-dessous issue de ModelSim </w:t>
+        <w:t xml:space="preserve">La figure ci-dessous issue de </w:t>
+      </w:r>
+      <w:proofErr w:type="spellStart"/>
+      <w:r>
+        <w:t>ModelSim</w:t>
+      </w:r>
+      <w:proofErr w:type="spellEnd"/>
+      <w:r>
+        <w:t xml:space="preserve"> </w:t>
       </w:r>
       <w:r>
         <w:t>montre le bon fonctionnement</w:t>
@@ -8139,8 +8744,13 @@
         <w:t xml:space="preserve"> d</w:t>
       </w:r>
       <w:r>
-        <w:t>u datapath</w:t>
-      </w:r>
+        <w:t xml:space="preserve">u </w:t>
+      </w:r>
+      <w:proofErr w:type="spellStart"/>
+      <w:r>
+        <w:t>datapath</w:t>
+      </w:r>
+      <w:proofErr w:type="spellEnd"/>
       <w:r>
         <w:t>.</w:t>
       </w:r>
@@ -8231,9 +8841,14 @@
         <w:t>Simulation d</w:t>
       </w:r>
       <w:r>
-        <w:t>u Datapaht</w:t>
+        <w:t xml:space="preserve">u </w:t>
+      </w:r>
+      <w:proofErr w:type="spellStart"/>
+      <w:r>
+        <w:t>Datapaht</w:t>
       </w:r>
       <w:bookmarkEnd w:id="40"/>
+      <w:proofErr w:type="spellEnd"/>
     </w:p>
     <w:p>
       <w:pPr>
@@ -8252,6 +8867,7 @@
       <w:r>
         <w:t xml:space="preserve">du </w:t>
       </w:r>
+      <w:proofErr w:type="spellStart"/>
       <w:r>
         <w:rPr>
           <w:b/>
@@ -8261,8 +8877,17 @@
         </w:rPr>
         <w:t>datapath.vhd</w:t>
       </w:r>
-      <w:r>
-        <w:t>. En effet, je ne souhaitais pas créer de fils (signals) supplémentaires ni ajouter une nouvelle instanciation de composant dans mon architecture.</w:t>
+      <w:proofErr w:type="spellEnd"/>
+      <w:r>
+        <w:t>. En effet, je ne souhaitais pas créer de fils (</w:t>
+      </w:r>
+      <w:proofErr w:type="spellStart"/>
+      <w:r>
+        <w:t>signals</w:t>
+      </w:r>
+      <w:proofErr w:type="spellEnd"/>
+      <w:r>
+        <w:t>) supplémentaires ni ajouter une nouvelle instanciation de composant dans mon architecture.</w:t>
       </w:r>
     </w:p>
     <w:p>
@@ -8275,6 +8900,7 @@
       <w:r>
         <w:t xml:space="preserve">Le fichier </w:t>
       </w:r>
+      <w:proofErr w:type="spellStart"/>
       <w:r>
         <w:rPr>
           <w:b/>
@@ -8302,6 +8928,7 @@
         </w:rPr>
         <w:t>.vhd</w:t>
       </w:r>
+      <w:proofErr w:type="spellEnd"/>
       <w:r>
         <w:t xml:space="preserve"> permet</w:t>
       </w:r>
@@ -8309,7 +8936,15 @@
         <w:t xml:space="preserve"> de vérifier le comportement </w:t>
       </w:r>
       <w:r>
-        <w:t>dans le datapath.</w:t>
+        <w:t xml:space="preserve">dans le </w:t>
+      </w:r>
+      <w:proofErr w:type="spellStart"/>
+      <w:r>
+        <w:t>datapath</w:t>
+      </w:r>
+      <w:proofErr w:type="spellEnd"/>
+      <w:r>
+        <w:t>.</w:t>
       </w:r>
     </w:p>
     <w:p>
@@ -8357,7 +8992,15 @@
     </w:p>
     <w:p>
       <w:r>
-        <w:t>On observe d’après la figure ci-dessous extraite de ModelSim, le bon fonctionnement de notre registre de commande de 32 bits.</w:t>
+        <w:t xml:space="preserve">On observe d’après la figure ci-dessous extraite de </w:t>
+      </w:r>
+      <w:proofErr w:type="spellStart"/>
+      <w:r>
+        <w:t>ModelSim</w:t>
+      </w:r>
+      <w:proofErr w:type="spellEnd"/>
+      <w:r>
+        <w:t>, le bon fonctionnement de notre registre de commande de 32 bits.</w:t>
       </w:r>
     </w:p>
     <w:p/>
@@ -8448,9 +9091,14 @@
         <w:t>Simulation d</w:t>
       </w:r>
       <w:r>
-        <w:t>u registre de commande 32 bits dans le datapath</w:t>
+        <w:t xml:space="preserve">u registre de commande 32 bits dans le </w:t>
+      </w:r>
+      <w:proofErr w:type="spellStart"/>
+      <w:r>
+        <w:t>datapath</w:t>
       </w:r>
       <w:bookmarkEnd w:id="42"/>
+      <w:proofErr w:type="spellEnd"/>
     </w:p>
     <w:p/>
     <w:p>
@@ -8483,7 +9131,15 @@
     </w:p>
     <w:p>
       <w:r>
-        <w:t xml:space="preserve">Le registre PC (« PC_reg ») est </w:t>
+        <w:t>Le registre PC (« </w:t>
+      </w:r>
+      <w:proofErr w:type="spellStart"/>
+      <w:r>
+        <w:t>PC_reg</w:t>
+      </w:r>
+      <w:proofErr w:type="spellEnd"/>
+      <w:r>
+        <w:t xml:space="preserve"> ») est </w:t>
       </w:r>
       <w:r>
         <w:t>un registre synchrone de 32 bits mis à jour à chaque front montant d’horloge. Lorsque le signal Reset est activé, sa valeur est réinitialisée à l’adresse 0x00000000.</w:t>
@@ -8499,7 +9155,15 @@
     </w:p>
     <w:p>
       <w:r>
-        <w:t>Le multiplexeur de sélection de la prochaine adresse (« nPCsel ») détermine l’adresse de la prochaine instruction à exécuter :</w:t>
+        <w:t>Le multiplexeur de sélection de la prochaine adresse (« </w:t>
+      </w:r>
+      <w:proofErr w:type="spellStart"/>
+      <w:r>
+        <w:t>nPCsel</w:t>
+      </w:r>
+      <w:proofErr w:type="spellEnd"/>
+      <w:r>
+        <w:t> ») détermine l’adresse de la prochaine instruction à exécuter :</w:t>
       </w:r>
     </w:p>
     <w:p>
@@ -8521,9 +9185,11 @@
       <w:r>
         <w:t>« </w:t>
       </w:r>
+      <w:proofErr w:type="spellStart"/>
       <w:r>
         <w:t>nPCsel</w:t>
       </w:r>
+      <w:proofErr w:type="spellEnd"/>
       <w:r>
         <w:t> »</w:t>
       </w:r>
@@ -8550,9 +9216,11 @@
       <w:r>
         <w:t>« </w:t>
       </w:r>
+      <w:proofErr w:type="spellStart"/>
       <w:r>
         <w:t>nPCsel</w:t>
       </w:r>
+      <w:proofErr w:type="spellEnd"/>
       <w:r>
         <w:t> »</w:t>
       </w:r>
@@ -8675,6 +9343,7 @@
       <w:r>
         <w:t xml:space="preserve">Le fichier </w:t>
       </w:r>
+      <w:proofErr w:type="spellStart"/>
       <w:r>
         <w:rPr>
           <w:b/>
@@ -8691,7 +9360,17 @@
           <w:i/>
           <w:iCs/>
         </w:rPr>
-        <w:t xml:space="preserve">.vhd </w:t>
+        <w:t>.vhd</w:t>
+      </w:r>
+      <w:proofErr w:type="spellEnd"/>
+      <w:r>
+        <w:rPr>
+          <w:b/>
+          <w:bCs/>
+          <w:i/>
+          <w:iCs/>
+        </w:rPr>
+        <w:t xml:space="preserve"> </w:t>
       </w:r>
       <w:r>
         <w:t xml:space="preserve">permet de vérifier le comportement </w:t>
@@ -8726,7 +9405,15 @@
         </w:numPr>
       </w:pPr>
       <w:r>
-        <w:t>Mode Linéaire (10 à 40 ns) : Désactivation du saut (nPCsel = '0') pour observer le PC s'incrémenter naturellement (0, 1, 2, 3).</w:t>
+        <w:t>Mode Linéaire (10 à 40 ns) : Désactivation du saut (</w:t>
+      </w:r>
+      <w:proofErr w:type="spellStart"/>
+      <w:r>
+        <w:t>nPCsel</w:t>
+      </w:r>
+      <w:proofErr w:type="spellEnd"/>
+      <w:r>
+        <w:t xml:space="preserve"> = '0') pour observer le PC s'incrémenter naturellement (0, 1, 2, 3).</w:t>
       </w:r>
     </w:p>
     <w:p>
@@ -8743,9 +9430,11 @@
       <w:r>
         <w:t>« </w:t>
       </w:r>
+      <w:proofErr w:type="spellStart"/>
       <w:r>
         <w:t>nPCsel</w:t>
       </w:r>
+      <w:proofErr w:type="spellEnd"/>
       <w:r>
         <w:t> »</w:t>
       </w:r>
@@ -8781,8 +9470,13 @@
         <w:t> »</w:t>
       </w:r>
       <w:r>
-        <w:t xml:space="preserve"> nPCsel</w:t>
-      </w:r>
+        <w:t xml:space="preserve"> </w:t>
+      </w:r>
+      <w:proofErr w:type="spellStart"/>
+      <w:r>
+        <w:t>nPCsel</w:t>
+      </w:r>
+      <w:proofErr w:type="spellEnd"/>
       <w:r>
         <w:t> »</w:t>
       </w:r>
@@ -8820,7 +9514,31 @@
     </w:p>
     <w:p>
       <w:r>
-        <w:t>La figure ci-dessous issue de ModelSim valide le comportement attendu de l’unité de gestion des instructions. Les signaux pc_reg, pc_suivant et instruction permettent de suivre l’évolution du compteur de programme ainsi que les instructions lues en mémoire.</w:t>
+        <w:t xml:space="preserve">La figure ci-dessous issue de </w:t>
+      </w:r>
+      <w:proofErr w:type="spellStart"/>
+      <w:r>
+        <w:t>ModelSim</w:t>
+      </w:r>
+      <w:proofErr w:type="spellEnd"/>
+      <w:r>
+        <w:t xml:space="preserve"> valide le comportement attendu de l’unité de gestion des instructions. Les signaux </w:t>
+      </w:r>
+      <w:proofErr w:type="spellStart"/>
+      <w:r>
+        <w:t>pc_reg</w:t>
+      </w:r>
+      <w:proofErr w:type="spellEnd"/>
+      <w:r>
+        <w:t xml:space="preserve">, </w:t>
+      </w:r>
+      <w:proofErr w:type="spellStart"/>
+      <w:r>
+        <w:t>pc_suivant</w:t>
+      </w:r>
+      <w:proofErr w:type="spellEnd"/>
+      <w:r>
+        <w:t xml:space="preserve"> et instruction permettent de suivre l’évolution du compteur de programme ainsi que les instructions lues en mémoire.</w:t>
       </w:r>
     </w:p>
     <w:p>
@@ -8844,11 +9562,27 @@
         <w:ind w:left="720"/>
       </w:pPr>
       <w:r>
-        <w:t xml:space="preserve">Le signal reset est actif à '1' jusqu’à 10 ns. Au premier front d’horloge à 5 ns, le registre pc_reg est réinitialisé à 00000000. La mémoire d’instructions fournit alors </w:t>
+        <w:t xml:space="preserve">Le signal reset est actif à '1' jusqu’à 10 ns. Au premier front d’horloge à 5 ns, le registre </w:t>
+      </w:r>
+      <w:proofErr w:type="spellStart"/>
+      <w:r>
+        <w:t>pc_reg</w:t>
+      </w:r>
+      <w:proofErr w:type="spellEnd"/>
+      <w:r>
+        <w:t xml:space="preserve"> est réinitialisé à 00000000. La mémoire d’instructions fournit alors </w:t>
       </w:r>
       <w:r>
         <w:lastRenderedPageBreak/>
-        <w:t>immédiatement l’instruction située à cette adresse, soit E3A01010. Dans le même temps, le signal pc_suivant prépare déjà l’adresse suivante, soit 00000001.</w:t>
+        <w:t xml:space="preserve">immédiatement l’instruction située à cette adresse, soit E3A01010. Dans le même temps, le signal </w:t>
+      </w:r>
+      <w:proofErr w:type="spellStart"/>
+      <w:r>
+        <w:t>pc_suivant</w:t>
+      </w:r>
+      <w:proofErr w:type="spellEnd"/>
+      <w:r>
+        <w:t xml:space="preserve"> prépare déjà l’adresse suivante, soit 00000001.</w:t>
       </w:r>
     </w:p>
     <w:p>
@@ -8868,7 +9602,15 @@
         <w:ind w:left="708"/>
       </w:pPr>
       <w:r>
-        <w:t>Le signal nPCsel reste à '0', ce qui permet au compteur de programme de s’incrémenter normalement à chaque cycle.</w:t>
+        <w:t xml:space="preserve">Le signal </w:t>
+      </w:r>
+      <w:proofErr w:type="spellStart"/>
+      <w:r>
+        <w:t>nPCsel</w:t>
+      </w:r>
+      <w:proofErr w:type="spellEnd"/>
+      <w:r>
+        <w:t xml:space="preserve"> reste à '0', ce qui permet au compteur de programme de s’incrémenter normalement à chaque cycle.</w:t>
       </w:r>
     </w:p>
     <w:p>
@@ -8885,7 +9627,15 @@
       </w:r>
       <w:proofErr w:type="gramEnd"/>
       <w:r>
-        <w:t xml:space="preserve"> 15 ns, pc_reg passe à 00000001 et l’instruction lue devient E3A02014 ;</w:t>
+        <w:t xml:space="preserve"> 15 ns, </w:t>
+      </w:r>
+      <w:proofErr w:type="spellStart"/>
+      <w:r>
+        <w:t>pc_reg</w:t>
+      </w:r>
+      <w:proofErr w:type="spellEnd"/>
+      <w:r>
+        <w:t xml:space="preserve"> passe à 00000001 et l’instruction lue devient E3A02014 ;</w:t>
       </w:r>
     </w:p>
     <w:p>
@@ -8902,7 +9652,15 @@
       </w:r>
       <w:proofErr w:type="gramEnd"/>
       <w:r>
-        <w:t xml:space="preserve"> 25 ns, pc_reg passe à 00000002 et l’instruction lue est E5913000 ;</w:t>
+        <w:t xml:space="preserve"> 25 ns, </w:t>
+      </w:r>
+      <w:proofErr w:type="spellStart"/>
+      <w:r>
+        <w:t>pc_reg</w:t>
+      </w:r>
+      <w:proofErr w:type="spellEnd"/>
+      <w:r>
+        <w:t xml:space="preserve"> passe à 00000002 et l’instruction lue est E5913000 ;</w:t>
       </w:r>
     </w:p>
     <w:p>
@@ -8919,7 +9677,15 @@
       </w:r>
       <w:proofErr w:type="gramEnd"/>
       <w:r>
-        <w:t xml:space="preserve"> 35 ns, pc_reg passe à 00000003 et l’instruction lue est E0834002.</w:t>
+        <w:t xml:space="preserve"> 35 ns, </w:t>
+      </w:r>
+      <w:proofErr w:type="spellStart"/>
+      <w:r>
+        <w:t>pc_reg</w:t>
+      </w:r>
+      <w:proofErr w:type="spellEnd"/>
+      <w:r>
+        <w:t xml:space="preserve"> passe à 00000003 et l’instruction lue est E0834002.</w:t>
       </w:r>
     </w:p>
     <w:p>
@@ -8931,7 +9697,15 @@
         </w:numPr>
       </w:pPr>
       <w:r>
-        <w:t>À chaque étape, le signal pc_suivant prépare la valeur PC + 1.</w:t>
+        <w:t xml:space="preserve">À chaque étape, le signal </w:t>
+      </w:r>
+      <w:proofErr w:type="spellStart"/>
+      <w:r>
+        <w:t>pc_suivant</w:t>
+      </w:r>
+      <w:proofErr w:type="spellEnd"/>
+      <w:r>
+        <w:t xml:space="preserve"> prépare la valeur PC + 1.</w:t>
       </w:r>
     </w:p>
     <w:p>
@@ -8951,7 +9725,31 @@
         <w:ind w:left="708"/>
       </w:pPr>
       <w:r>
-        <w:t>À 40 ns, le banc de test applique un offset de 000002 et positionne nPCsel à '1'. La logique de branchement calcule alors une nouvelle adresse à partir du PC courant et de l’offset. Comme pc_reg vaut 3 et que l’offset vaut 2, le signal pc_suivant prend la valeur 00000005.</w:t>
+        <w:t xml:space="preserve">À 40 ns, le banc de test applique un offset de 000002 et positionne </w:t>
+      </w:r>
+      <w:proofErr w:type="spellStart"/>
+      <w:r>
+        <w:t>nPCsel</w:t>
+      </w:r>
+      <w:proofErr w:type="spellEnd"/>
+      <w:r>
+        <w:t xml:space="preserve"> à '1'. La logique de branchement calcule alors une nouvelle adresse à partir du PC courant et de l’offset. Comme </w:t>
+      </w:r>
+      <w:proofErr w:type="spellStart"/>
+      <w:r>
+        <w:t>pc_reg</w:t>
+      </w:r>
+      <w:proofErr w:type="spellEnd"/>
+      <w:r>
+        <w:t xml:space="preserve"> vaut 3 et que l’offset vaut 2, le signal </w:t>
+      </w:r>
+      <w:proofErr w:type="spellStart"/>
+      <w:r>
+        <w:t>pc_suivant</w:t>
+      </w:r>
+      <w:proofErr w:type="spellEnd"/>
+      <w:r>
+        <w:t xml:space="preserve"> prend la valeur 00000005.</w:t>
       </w:r>
     </w:p>
     <w:p>
@@ -8959,7 +9757,15 @@
         <w:ind w:left="708"/>
       </w:pPr>
       <w:r>
-        <w:t>Au front montant de 45 ns, cette nouvelle adresse est chargée dans pc_reg. Le compteur passe directement à 00000005 et l’instruction lue devient E2811001.</w:t>
+        <w:t xml:space="preserve">Au front montant de 45 ns, cette nouvelle adresse est chargée dans </w:t>
+      </w:r>
+      <w:proofErr w:type="spellStart"/>
+      <w:r>
+        <w:t>pc_reg</w:t>
+      </w:r>
+      <w:proofErr w:type="spellEnd"/>
+      <w:r>
+        <w:t>. Le compteur passe directement à 00000005 et l’instruction lue devient E2811001.</w:t>
       </w:r>
     </w:p>
     <w:p>
@@ -8979,7 +9785,23 @@
         <w:pStyle w:val="Paragraphedeliste"/>
       </w:pPr>
       <w:r>
-        <w:t>Le signal nPCsel repasse à '0' à 50 ns. Le compteur reprend alors son fonctionnement normal. Au front d’horloge de 55 ns, pc_reg passe à 00000006 et l’instruction lue est EA000002.</w:t>
+        <w:t xml:space="preserve">Le signal </w:t>
+      </w:r>
+      <w:proofErr w:type="spellStart"/>
+      <w:r>
+        <w:t>nPCsel</w:t>
+      </w:r>
+      <w:proofErr w:type="spellEnd"/>
+      <w:r>
+        <w:t xml:space="preserve"> repasse à '0' à 50 ns. Le compteur reprend alors son fonctionnement normal. Au front d’horloge de 55 ns, </w:t>
+      </w:r>
+      <w:proofErr w:type="spellStart"/>
+      <w:r>
+        <w:t>pc_reg</w:t>
+      </w:r>
+      <w:proofErr w:type="spellEnd"/>
+      <w:r>
+        <w:t xml:space="preserve"> passe à 00000006 et l’instruction lue est EA000002.</w:t>
       </w:r>
     </w:p>
     <w:p>
@@ -8999,7 +9821,15 @@
         <w:ind w:left="708"/>
       </w:pPr>
       <w:r>
-        <w:t>À 60 ns, nPCsel repasse à '1' avec un offset de FFFFFF, correspondant à -1 en complément à deux. Après extension de signe, la valeur obtenue est FFFFFFFF.</w:t>
+        <w:t xml:space="preserve">À 60 ns, </w:t>
+      </w:r>
+      <w:proofErr w:type="spellStart"/>
+      <w:r>
+        <w:t>nPCsel</w:t>
+      </w:r>
+      <w:proofErr w:type="spellEnd"/>
+      <w:r>
+        <w:t xml:space="preserve"> repasse à '1' avec un offset de FFFFFF, correspondant à -1 en complément à deux. Après extension de signe, la valeur obtenue est FFFFFFFF.</w:t>
       </w:r>
     </w:p>
     <w:p>
@@ -9007,7 +9837,15 @@
         <w:ind w:left="708"/>
       </w:pPr>
       <w:r>
-        <w:t>La logique de branchement détecte alors un offset négatif et applique la règle de retour définie dans le projet. Le signal pc_suivant prend immédiatement la valeur 00000000.</w:t>
+        <w:t xml:space="preserve">La logique de branchement détecte alors un offset négatif et applique la règle de retour définie dans le projet. Le signal </w:t>
+      </w:r>
+      <w:proofErr w:type="spellStart"/>
+      <w:r>
+        <w:t>pc_suivant</w:t>
+      </w:r>
+      <w:proofErr w:type="spellEnd"/>
+      <w:r>
+        <w:t xml:space="preserve"> prend immédiatement la valeur 00000000.</w:t>
       </w:r>
     </w:p>
     <w:p>
@@ -9015,7 +9853,15 @@
         <w:ind w:left="708"/>
       </w:pPr>
       <w:r>
-        <w:t>Au front d’horloge de 65 ns, le compteur revient au début du programme. Le registre pc_reg affiche à nouveau 00000000 et la première instruction, E3A01010, est de nouveau lue en mémoire.</w:t>
+        <w:t xml:space="preserve">Au front d’horloge de 65 ns, le compteur revient au début du programme. Le registre </w:t>
+      </w:r>
+      <w:proofErr w:type="spellStart"/>
+      <w:r>
+        <w:t>pc_reg</w:t>
+      </w:r>
+      <w:proofErr w:type="spellEnd"/>
+      <w:r>
+        <w:t xml:space="preserve"> affiche à nouveau 00000000 et la première instruction, E3A01010, est de nouveau lue en mémoire.</w:t>
       </w:r>
     </w:p>
     <w:p>
@@ -9142,7 +9988,23 @@
     </w:p>
     <w:p>
       <w:r>
-        <w:t>Le module DECODEUR constitue l’Unité de Contrôle (Control Unit) du processeur monocycle. Il s’agit d’un circuit purement combinatoire. Son rôle est de traduire l’instruction binaire de 32 bits actuellement lue en mémoire, ainsi que les drapeaux d’état (Flags_NZCV), en un ensemble de signaux de contrôle. Ces signaux pilotent le chemin de données (Datapath) ainsi que l’unité de gestion des instructions.</w:t>
+        <w:t>Le module DECODEUR constitue l’Unité de Contrôle (Control Unit) du processeur monocycle. Il s’agit d’un circuit purement combinatoire. Son rôle est de traduire l’instruction binaire de 32 bits actuellement lue en mémoire, ainsi que les drapeaux d’état (</w:t>
+      </w:r>
+      <w:proofErr w:type="spellStart"/>
+      <w:r>
+        <w:t>Flags_NZCV</w:t>
+      </w:r>
+      <w:proofErr w:type="spellEnd"/>
+      <w:r>
+        <w:t>), en un ensemble de signaux de contrôle. Ces signaux pilotent le chemin de données (</w:t>
+      </w:r>
+      <w:proofErr w:type="spellStart"/>
+      <w:r>
+        <w:t>Datapath</w:t>
+      </w:r>
+      <w:proofErr w:type="spellEnd"/>
+      <w:r>
+        <w:t>) ainsi que l’unité de gestion des instructions.</w:t>
       </w:r>
     </w:p>
     <w:p>
@@ -9163,13 +10025,39 @@
           <w:numId w:val="21"/>
         </w:numPr>
       </w:pPr>
+      <w:proofErr w:type="spellStart"/>
       <w:proofErr w:type="gramStart"/>
       <w:r>
         <w:t>cond</w:t>
       </w:r>
+      <w:proofErr w:type="spellEnd"/>
       <w:proofErr w:type="gramEnd"/>
       <w:r>
-        <w:t xml:space="preserve"> = instruction(31 downto 28) : code de condition de l’instruction (par exemple 1110 pour Always ou 1011 pour Less Than). </w:t>
+        <w:t xml:space="preserve"> = instruction(31 </w:t>
+      </w:r>
+      <w:proofErr w:type="spellStart"/>
+      <w:r>
+        <w:t>downto</w:t>
+      </w:r>
+      <w:proofErr w:type="spellEnd"/>
+      <w:r>
+        <w:t xml:space="preserve"> 28) : code de condition de l’instruction (par exemple 1110 pour Always ou 1011 pour </w:t>
+      </w:r>
+      <w:proofErr w:type="spellStart"/>
+      <w:r>
+        <w:t>Less</w:t>
+      </w:r>
+      <w:proofErr w:type="spellEnd"/>
+      <w:r>
+        <w:t xml:space="preserve"> </w:t>
+      </w:r>
+      <w:proofErr w:type="spellStart"/>
+      <w:r>
+        <w:t>Than</w:t>
+      </w:r>
+      <w:proofErr w:type="spellEnd"/>
+      <w:r>
+        <w:t xml:space="preserve">). </w:t>
       </w:r>
     </w:p>
     <w:p>
@@ -9180,13 +10068,18 @@
           <w:numId w:val="21"/>
         </w:numPr>
       </w:pPr>
+      <w:proofErr w:type="spellStart"/>
       <w:proofErr w:type="gramStart"/>
       <w:r>
         <w:t>bit</w:t>
       </w:r>
       <w:proofErr w:type="gramEnd"/>
       <w:r>
-        <w:t xml:space="preserve">_I = instruction(25) : indique si le second opérande est une valeur immédiate (1) ou un registre (0). </w:t>
+        <w:t>_I</w:t>
+      </w:r>
+      <w:proofErr w:type="spellEnd"/>
+      <w:r>
+        <w:t xml:space="preserve"> = instruction(25) : indique si le second opérande est une valeur immédiate (1) ou un registre (0). </w:t>
       </w:r>
     </w:p>
     <w:p>
@@ -9203,7 +10096,15 @@
       </w:r>
       <w:proofErr w:type="gramEnd"/>
       <w:r>
-        <w:t xml:space="preserve"> = instruction(24 downto 21) : code de l’opération arithmétique ou logique (par exemple 1101 pour MOV ou 0100 pour ADD). </w:t>
+        <w:t xml:space="preserve"> = instruction(24 </w:t>
+      </w:r>
+      <w:proofErr w:type="spellStart"/>
+      <w:r>
+        <w:t>downto</w:t>
+      </w:r>
+      <w:proofErr w:type="spellEnd"/>
+      <w:r>
+        <w:t xml:space="preserve"> 21) : code de l’opération arithmétique ou logique (par exemple 1101 pour MOV ou 0100 pour ADD). </w:t>
       </w:r>
     </w:p>
     <w:p>
@@ -9214,13 +10115,26 @@
           <w:numId w:val="21"/>
         </w:numPr>
       </w:pPr>
+      <w:proofErr w:type="spellStart"/>
       <w:proofErr w:type="gramStart"/>
       <w:r>
         <w:t>flag</w:t>
       </w:r>
       <w:proofErr w:type="gramEnd"/>
       <w:r>
-        <w:t xml:space="preserve">_N = Flags_NZCV(3) : extraction du drapeau Négatif, utilisé notamment pour le traitement du saut conditionnel BLT. </w:t>
+        <w:t>_N</w:t>
+      </w:r>
+      <w:proofErr w:type="spellEnd"/>
+      <w:r>
+        <w:t xml:space="preserve"> = </w:t>
+      </w:r>
+      <w:proofErr w:type="spellStart"/>
+      <w:r>
+        <w:t>Flags_NZCV</w:t>
+      </w:r>
+      <w:proofErr w:type="spellEnd"/>
+      <w:r>
+        <w:t xml:space="preserve">(3) : extraction du drapeau Négatif, utilisé notamment pour le traitement du saut conditionnel BLT. </w:t>
       </w:r>
     </w:p>
     <w:p>
@@ -9441,6 +10355,7 @@
       <w:r>
         <w:t xml:space="preserve">Le fichier </w:t>
       </w:r>
+      <w:proofErr w:type="spellStart"/>
       <w:r>
         <w:rPr>
           <w:b/>
@@ -9466,7 +10381,17 @@
           <w:i/>
           <w:iCs/>
         </w:rPr>
-        <w:t xml:space="preserve">.vhd </w:t>
+        <w:t>.vhd</w:t>
+      </w:r>
+      <w:proofErr w:type="spellEnd"/>
+      <w:r>
+        <w:rPr>
+          <w:b/>
+          <w:bCs/>
+          <w:i/>
+          <w:iCs/>
+        </w:rPr>
+        <w:t xml:space="preserve"> </w:t>
       </w:r>
       <w:r>
         <w:t xml:space="preserve">permet de vérifier le comportement </w:t>
@@ -9544,7 +10469,15 @@
       </w:r>
       <w:r>
         <w:lastRenderedPageBreak/>
-        <w:t xml:space="preserve">(Flags_NZCV = "0000" puis "1000"), afin de valider que la décision de saut ne s'active </w:t>
+        <w:t>(</w:t>
+      </w:r>
+      <w:proofErr w:type="spellStart"/>
+      <w:r>
+        <w:t>Flags_NZCV</w:t>
+      </w:r>
+      <w:proofErr w:type="spellEnd"/>
+      <w:r>
+        <w:t xml:space="preserve"> = "0000" puis "1000"), afin de valider que la décision de saut ne s'active </w:t>
       </w:r>
       <w:r>
         <w:rPr>
@@ -9579,9 +10512,14 @@
       <w:r>
         <w:t xml:space="preserve"> sur le chronogramme. La simulation prend fin grâce à l'instruction </w:t>
       </w:r>
+      <w:proofErr w:type="spellStart"/>
       <w:proofErr w:type="gramStart"/>
       <w:r>
-        <w:t>wait;</w:t>
+        <w:t>wait</w:t>
+      </w:r>
+      <w:proofErr w:type="spellEnd"/>
+      <w:r>
+        <w:t>;</w:t>
       </w:r>
       <w:proofErr w:type="gramEnd"/>
       <w:r>
@@ -9644,7 +10582,15 @@
     </w:p>
     <w:p>
       <w:r>
-        <w:t xml:space="preserve">La figure ci-dessous issue de ModelSim </w:t>
+        <w:t xml:space="preserve">La figure ci-dessous issue de </w:t>
+      </w:r>
+      <w:proofErr w:type="spellStart"/>
+      <w:r>
+        <w:t>ModelSim</w:t>
+      </w:r>
+      <w:proofErr w:type="spellEnd"/>
+      <w:r>
+        <w:t xml:space="preserve"> </w:t>
       </w:r>
       <w:r>
         <w:t>montre le bon fonctionnement</w:t>
@@ -9668,7 +10614,23 @@
         </w:numPr>
       </w:pPr>
       <w:r>
-        <w:t xml:space="preserve">10 ns à 30 ns – Instruction MOV R1, #0x10 (Opcode : E3A01010) : Le décodeur reconnaît une instruction MOV. L'écriture dans le banc de registres est activée (« RegWr » = '1') et l'opérande immédiat est sélectionné (« ALUSrc » = '1'). L'ALU est </w:t>
+        <w:t xml:space="preserve">10 ns à 30 ns – Instruction MOV R1, #0x10 (Opcode : E3A01010) : Le décodeur reconnaît une instruction MOV. L'écriture dans le banc de registres est activée (« </w:t>
+      </w:r>
+      <w:proofErr w:type="spellStart"/>
+      <w:r>
+        <w:t>RegWr</w:t>
+      </w:r>
+      <w:proofErr w:type="spellEnd"/>
+      <w:r>
+        <w:t xml:space="preserve"> » = '1') et l'opérande immédiat est sélectionné (« </w:t>
+      </w:r>
+      <w:proofErr w:type="spellStart"/>
+      <w:r>
+        <w:t>ALUSrc</w:t>
+      </w:r>
+      <w:proofErr w:type="spellEnd"/>
+      <w:r>
+        <w:t xml:space="preserve"> » = '1'). L'ALU est </w:t>
       </w:r>
       <w:proofErr w:type="gramStart"/>
       <w:r>
@@ -9676,7 +10638,15 @@
       </w:r>
       <w:proofErr w:type="gramEnd"/>
       <w:r>
-        <w:t xml:space="preserve"> en mode transfert (« ALUCtrl » = "001"). Le chronogramme confirme la stabilité de ces signaux sur toute la durée de l'opération.</w:t>
+        <w:t xml:space="preserve"> en mode transfert (« </w:t>
+      </w:r>
+      <w:proofErr w:type="spellStart"/>
+      <w:r>
+        <w:t>ALUCtrl</w:t>
+      </w:r>
+      <w:proofErr w:type="spellEnd"/>
+      <w:r>
+        <w:t xml:space="preserve"> » = "001"). Le chronogramme confirme la stabilité de ces signaux sur toute la durée de l'opération.</w:t>
       </w:r>
     </w:p>
     <w:p>
@@ -9688,7 +10658,31 @@
         </w:numPr>
       </w:pPr>
       <w:r>
-        <w:t>30 ns à 50 ns – Instruction MOV R2, #0 (Opcode : E3A02000) : Cette instruction produit le même comportement que la précédente. Les signaux « RegWr », « ALUSrc » et « ALUCtrl » conservent respectivement les valeurs '1', '1' et "001", ce qui est cohérent avec une nouvelle opération MOV.</w:t>
+        <w:t xml:space="preserve">30 ns à 50 ns – Instruction MOV R2, #0 (Opcode : E3A02000) : Cette instruction produit le même comportement que la précédente. Les signaux « </w:t>
+      </w:r>
+      <w:proofErr w:type="spellStart"/>
+      <w:r>
+        <w:t>RegWr</w:t>
+      </w:r>
+      <w:proofErr w:type="spellEnd"/>
+      <w:r>
+        <w:t xml:space="preserve"> », « </w:t>
+      </w:r>
+      <w:proofErr w:type="spellStart"/>
+      <w:r>
+        <w:t>ALUSrc</w:t>
+      </w:r>
+      <w:proofErr w:type="spellEnd"/>
+      <w:r>
+        <w:t xml:space="preserve"> » et « </w:t>
+      </w:r>
+      <w:proofErr w:type="spellStart"/>
+      <w:r>
+        <w:t>ALUCtrl</w:t>
+      </w:r>
+      <w:proofErr w:type="spellEnd"/>
+      <w:r>
+        <w:t xml:space="preserve"> » conservent respectivement les valeurs '1', '1' et "001", ce qui est cohérent avec une nouvelle opération MOV.</w:t>
       </w:r>
     </w:p>
     <w:p>
@@ -9700,7 +10694,39 @@
         </w:numPr>
       </w:pPr>
       <w:r>
-        <w:t>50 ns à 70 ns – Instruction LDR R0, 0(R1) (Opcode : E4110000) : L'instruction réalise un chargement mémoire. L'adresse est calculée par addition (« ALUSrc » = '1', « ALUCtrl » = "000"), tandis que « MemToReg » = '1' redirige les données lues vers le banc de registres. Le signal « RegWr » reste actif afin de permettre l'écriture du résultat.</w:t>
+        <w:t xml:space="preserve">50 ns à 70 ns – Instruction LDR R0, 0(R1) (Opcode : E4110000) : L'instruction réalise un chargement mémoire. L'adresse est calculée par addition (« </w:t>
+      </w:r>
+      <w:proofErr w:type="spellStart"/>
+      <w:r>
+        <w:t>ALUSrc</w:t>
+      </w:r>
+      <w:proofErr w:type="spellEnd"/>
+      <w:r>
+        <w:t xml:space="preserve"> » = '1', « </w:t>
+      </w:r>
+      <w:proofErr w:type="spellStart"/>
+      <w:r>
+        <w:t>ALUCtrl</w:t>
+      </w:r>
+      <w:proofErr w:type="spellEnd"/>
+      <w:r>
+        <w:t xml:space="preserve"> » = "000"), tandis que « </w:t>
+      </w:r>
+      <w:proofErr w:type="spellStart"/>
+      <w:r>
+        <w:t>MemToReg</w:t>
+      </w:r>
+      <w:proofErr w:type="spellEnd"/>
+      <w:r>
+        <w:t xml:space="preserve"> » = '1' redirige les données lues vers le banc de registres. Le signal « </w:t>
+      </w:r>
+      <w:proofErr w:type="spellStart"/>
+      <w:r>
+        <w:t>RegWr</w:t>
+      </w:r>
+      <w:proofErr w:type="spellEnd"/>
+      <w:r>
+        <w:t xml:space="preserve"> » reste actif afin de permettre l'écriture du résultat.</w:t>
       </w:r>
     </w:p>
     <w:p>
@@ -9712,7 +10738,31 @@
         </w:numPr>
       </w:pPr>
       <w:r>
-        <w:t>70 ns à 90 ns – Instruction ADD R2, R2, R0 (Opcode : E0822000) : L'ALU effectue une addition entre deux registres (« ALUCtrl » = "000"). Le second opérande provient du banc de registres, ce qui entraîne le passage de « ALUSrc » à '0'. L'écriture du résultat est autorisée par « RegWr » = '1'.</w:t>
+        <w:t xml:space="preserve">70 ns à 90 ns – Instruction ADD R2, R2, R0 (Opcode : E0822000) : L'ALU effectue une addition entre deux registres (« </w:t>
+      </w:r>
+      <w:proofErr w:type="spellStart"/>
+      <w:r>
+        <w:t>ALUCtrl</w:t>
+      </w:r>
+      <w:proofErr w:type="spellEnd"/>
+      <w:r>
+        <w:t xml:space="preserve"> » = "000"). Le second opérande provient du banc de registres, ce qui entraîne le passage de « </w:t>
+      </w:r>
+      <w:proofErr w:type="spellStart"/>
+      <w:r>
+        <w:t>ALUSrc</w:t>
+      </w:r>
+      <w:proofErr w:type="spellEnd"/>
+      <w:r>
+        <w:t xml:space="preserve"> » à '0'. L'écriture du résultat est autorisée par « </w:t>
+      </w:r>
+      <w:proofErr w:type="spellStart"/>
+      <w:r>
+        <w:t>RegWr</w:t>
+      </w:r>
+      <w:proofErr w:type="spellEnd"/>
+      <w:r>
+        <w:t xml:space="preserve"> » = '1'.</w:t>
       </w:r>
     </w:p>
     <w:p>
@@ -9724,7 +10774,31 @@
         </w:numPr>
       </w:pPr>
       <w:r>
-        <w:t>90 ns à 110 ns – Instruction CMP R1, #0x1A (Opcode : E351001A) : Cette comparaison met à jour les drapeaux sans modifier de registre. Le signal « RegWr » passe à '0', tandis que « PSREn » = '1' autorise la mise à jour du registre d'état. L'ALU réalise une soustraction (« ALUCtrl » = "010") avec une valeur immédiate.</w:t>
+        <w:t xml:space="preserve">90 ns à 110 ns – Instruction CMP R1, #0x1A (Opcode : E351001A) : Cette comparaison met à jour les drapeaux sans modifier de registre. Le signal « </w:t>
+      </w:r>
+      <w:proofErr w:type="spellStart"/>
+      <w:r>
+        <w:t>RegWr</w:t>
+      </w:r>
+      <w:proofErr w:type="spellEnd"/>
+      <w:r>
+        <w:t xml:space="preserve"> » passe à '0', tandis que « </w:t>
+      </w:r>
+      <w:proofErr w:type="spellStart"/>
+      <w:r>
+        <w:t>PSREn</w:t>
+      </w:r>
+      <w:proofErr w:type="spellEnd"/>
+      <w:r>
+        <w:t xml:space="preserve"> » = '1' autorise la mise à jour du registre d'état. L'ALU réalise une soustraction (« </w:t>
+      </w:r>
+      <w:proofErr w:type="spellStart"/>
+      <w:r>
+        <w:t>ALUCtrl</w:t>
+      </w:r>
+      <w:proofErr w:type="spellEnd"/>
+      <w:r>
+        <w:t xml:space="preserve"> » = "010") avec une valeur immédiate.</w:t>
       </w:r>
     </w:p>
     <w:p>
@@ -9737,7 +10811,23 @@
       </w:pPr>
       <w:r>
         <w:lastRenderedPageBreak/>
-        <w:t>110 ns à 130 ns – Instruction BLT loop (Opcode : BAFFFFFB), avec N = '0' : La condition du branchement n'est pas satisfaite puisque le drapeau négatif est à '0'. Le signal « nPC_SEL » reste donc à '0', ce qui maintient l'exécution séquentielle du programme.</w:t>
+        <w:t xml:space="preserve">110 ns à 130 ns – Instruction BLT </w:t>
+      </w:r>
+      <w:proofErr w:type="spellStart"/>
+      <w:r>
+        <w:t>loop</w:t>
+      </w:r>
+      <w:proofErr w:type="spellEnd"/>
+      <w:r>
+        <w:t xml:space="preserve"> (Opcode : BAFFFFFB), avec N = '0' : La condition du branchement n'est pas satisfaite puisque le drapeau négatif est à '0'. Le signal « </w:t>
+      </w:r>
+      <w:proofErr w:type="spellStart"/>
+      <w:r>
+        <w:t>nPC_SEL</w:t>
+      </w:r>
+      <w:proofErr w:type="spellEnd"/>
+      <w:r>
+        <w:t xml:space="preserve"> » reste donc à '0', ce qui maintient l'exécution séquentielle du programme.</w:t>
       </w:r>
     </w:p>
     <w:p>
@@ -9749,7 +10839,23 @@
         </w:numPr>
       </w:pPr>
       <w:r>
-        <w:t>130 ns à 150 ns – Instruction BLT loop (Opcode : BAFFFFFB), avec N = '1' : Le drapeau négatif passe à '1', validant la condition de branchement. Le signal « nPC_SEL » est alors activé ('1'), indiquant que le processeur charge l'adresse cible du saut.</w:t>
+        <w:t xml:space="preserve">130 ns à 150 ns – Instruction BLT </w:t>
+      </w:r>
+      <w:proofErr w:type="spellStart"/>
+      <w:r>
+        <w:t>loop</w:t>
+      </w:r>
+      <w:proofErr w:type="spellEnd"/>
+      <w:r>
+        <w:t xml:space="preserve"> (Opcode : BAFFFFFB), avec N = '1' : Le drapeau négatif passe à '1', validant la condition de branchement. Le signal « </w:t>
+      </w:r>
+      <w:proofErr w:type="spellStart"/>
+      <w:r>
+        <w:t>nPC_SEL</w:t>
+      </w:r>
+      <w:proofErr w:type="spellEnd"/>
+      <w:r>
+        <w:t xml:space="preserve"> » est alors activé ('1'), indiquant que le processeur charge l'adresse cible du saut.</w:t>
       </w:r>
     </w:p>
     <w:p>
@@ -9761,7 +10867,31 @@
         </w:numPr>
       </w:pPr>
       <w:r>
-        <w:t>150 ns à 170 ns – Instruction STR R2, 0(R1) (Opcode : E4012000) : Cette instruction écrit le contenu de R2 en mémoire. Le signal « MemWr » = '1' autorise l'écriture mémoire tandis que « RegWr » = '0' confirme qu'aucun registre n'est modifié. Le signal « RegSel » = '1' sélectionne R2 comme source des données à stocker.</w:t>
+        <w:t xml:space="preserve">150 ns à 170 ns – Instruction STR R2, 0(R1) (Opcode : E4012000) : Cette instruction écrit le contenu de R2 en mémoire. Le signal « </w:t>
+      </w:r>
+      <w:proofErr w:type="spellStart"/>
+      <w:r>
+        <w:t>MemWr</w:t>
+      </w:r>
+      <w:proofErr w:type="spellEnd"/>
+      <w:r>
+        <w:t xml:space="preserve"> » = '1' autorise l'écriture mémoire tandis que « </w:t>
+      </w:r>
+      <w:proofErr w:type="spellStart"/>
+      <w:r>
+        <w:t>RegWr</w:t>
+      </w:r>
+      <w:proofErr w:type="spellEnd"/>
+      <w:r>
+        <w:t xml:space="preserve"> » = '0' confirme qu'aucun registre n'est modifié. Le signal « </w:t>
+      </w:r>
+      <w:proofErr w:type="spellStart"/>
+      <w:r>
+        <w:t>RegSel</w:t>
+      </w:r>
+      <w:proofErr w:type="spellEnd"/>
+      <w:r>
+        <w:t xml:space="preserve"> » = '1' sélectionne R2 comme source des données à stocker.</w:t>
       </w:r>
     </w:p>
     <w:p>
@@ -9853,9 +10983,14 @@
         <w:t>Résultat de la simulation d</w:t>
       </w:r>
       <w:r>
-        <w:t>u Decodeur</w:t>
+        <w:t xml:space="preserve">u </w:t>
+      </w:r>
+      <w:proofErr w:type="spellStart"/>
+      <w:r>
+        <w:t>Decodeur</w:t>
       </w:r>
       <w:bookmarkEnd w:id="56"/>
+      <w:proofErr w:type="spellEnd"/>
     </w:p>
     <w:p>
       <w:pPr>
@@ -9877,6 +11012,7 @@
       <w:r>
         <w:t xml:space="preserve">Cette étape finale concrétise le projet en interconnectant les trois entités principales au sein du module de plus haut niveau </w:t>
       </w:r>
+      <w:proofErr w:type="spellStart"/>
       <w:r>
         <w:rPr>
           <w:b/>
@@ -9886,9 +11022,15 @@
         </w:rPr>
         <w:t>proc_mono_cycle.vhd</w:t>
       </w:r>
-      <w:r>
-        <w:t xml:space="preserve"> : l’Unité de Gestion des Instructions, l’Unité de Traitement (DataPath</w:t>
-      </w:r>
+      <w:proofErr w:type="spellEnd"/>
+      <w:r>
+        <w:t xml:space="preserve"> : l’Unité de Gestion des Instructions, l’Unité de Traitement (</w:t>
+      </w:r>
+      <w:proofErr w:type="spellStart"/>
+      <w:r>
+        <w:t>DataPath</w:t>
+      </w:r>
+      <w:proofErr w:type="spellEnd"/>
       <w:r>
         <w:t>)</w:t>
       </w:r>
@@ -9922,7 +11064,15 @@
     </w:p>
     <w:p>
       <w:r>
-        <w:t>Pour valider le comportement du processeur complet, un banc de test global a été mis en œuvre. Contrairement aux entités précédemment développées, ce testbench présente une structure volontairement simple.</w:t>
+        <w:t xml:space="preserve">Pour valider le comportement du processeur complet, un banc de test global a été mis en œuvre. Contrairement aux entités précédemment développées, ce </w:t>
+      </w:r>
+      <w:proofErr w:type="spellStart"/>
+      <w:r>
+        <w:t>testbench</w:t>
+      </w:r>
+      <w:proofErr w:type="spellEnd"/>
+      <w:r>
+        <w:t xml:space="preserve"> présente une structure volontairement simple.</w:t>
       </w:r>
     </w:p>
     <w:p>
@@ -9938,6 +11088,7 @@
         </w:rPr>
         <w:t xml:space="preserve"> </w:t>
       </w:r>
+      <w:proofErr w:type="spellStart"/>
       <w:r>
         <w:rPr>
           <w:b/>
@@ -9945,17 +11096,9 @@
           <w:i/>
           <w:iCs/>
         </w:rPr>
-        <w:t>tb_proc_mono_cycle</w:t>
-      </w:r>
-      <w:r>
-        <w:rPr>
-          <w:b/>
-          <w:bCs/>
-          <w:i/>
-          <w:iCs/>
-        </w:rPr>
-        <w:t>.vhd</w:t>
-      </w:r>
+        <w:t>tb_proc_mono_cycle.vhd</w:t>
+      </w:r>
+      <w:proofErr w:type="spellEnd"/>
       <w:r>
         <w:rPr>
           <w:b/>
@@ -9999,9 +11142,11 @@
       <w:r>
         <w:t>« </w:t>
       </w:r>
+      <w:proofErr w:type="spellStart"/>
       <w:r>
         <w:t>clk_process</w:t>
       </w:r>
+      <w:proofErr w:type="spellEnd"/>
       <w:r>
         <w:t> »</w:t>
       </w:r>
@@ -10049,14 +11194,24 @@
       <w:r>
         <w:t> </w:t>
       </w:r>
+      <w:proofErr w:type="spellStart"/>
       <w:r>
         <w:t>stim_proc</w:t>
       </w:r>
+      <w:proofErr w:type="spellEnd"/>
       <w:r>
         <w:t> »</w:t>
       </w:r>
       <w:r>
-        <w:t xml:space="preserve"> applique une impulsion de Reset au démarrage afin de forcer le compteur de programme (PC) et le registre d'état (PSR) à des valeurs initiales connues, avant de laisser le processeur s'exécuter en totale autonomie (wait;). </w:t>
+        <w:t xml:space="preserve"> applique une impulsion de Reset au démarrage afin de forcer le compteur de programme (PC) et le registre d'état (PSR) à des valeurs initiales connues, avant de laisser le processeur s'exécuter en totale autonomie (</w:t>
+      </w:r>
+      <w:proofErr w:type="spellStart"/>
+      <w:r>
+        <w:t>wait</w:t>
+      </w:r>
+      <w:proofErr w:type="spellEnd"/>
+      <w:r>
+        <w:t xml:space="preserve">;). </w:t>
       </w:r>
     </w:p>
     <w:p>
@@ -10176,7 +11331,23 @@
         <w:t>de manière assez bien</w:t>
       </w:r>
       <w:r>
-        <w:t>, la mémoire de données (Data_Memory) a été pré-remplie avec une suite de valeurs incrémentales à partir de l'adresse 0x1</w:t>
+        <w:t>, la mémoire de données (</w:t>
+      </w:r>
+      <w:proofErr w:type="spellStart"/>
+      <w:r>
+        <w:t>Data_Memory</w:t>
+      </w:r>
+      <w:proofErr w:type="spellEnd"/>
+      <w:r>
+        <w:t xml:space="preserve">) a été </w:t>
+      </w:r>
+      <w:proofErr w:type="spellStart"/>
+      <w:r>
+        <w:t>pré-remplie</w:t>
+      </w:r>
+      <w:proofErr w:type="spellEnd"/>
+      <w:r>
+        <w:t xml:space="preserve"> avec une suite de valeurs incrémentales à partir de l'adresse 0x1</w:t>
       </w:r>
       <w:r>
         <w:t>0</w:t>
@@ -10251,7 +11422,15 @@
     </w:p>
     <w:p>
       <w:r>
-        <w:t>Le chronogramme obtenu sous ModelSim illustre le comportement à long terme du processeur sur une fenêtre de 3000 ns. On y observe le régime cyclique induit par l’instruction de branchement conditionnel BLT</w:t>
+        <w:t xml:space="preserve">Le chronogramme obtenu sous </w:t>
+      </w:r>
+      <w:proofErr w:type="spellStart"/>
+      <w:r>
+        <w:t>ModelSim</w:t>
+      </w:r>
+      <w:proofErr w:type="spellEnd"/>
+      <w:r>
+        <w:t xml:space="preserve"> illustre le comportement à long terme du processeur sur une fenêtre de 3000 ns. On y observe le régime cyclique induit par l’instruction de branchement conditionnel BLT</w:t>
       </w:r>
       <w:r>
         <w:t>.</w:t>
@@ -10323,7 +11502,15 @@
     </w:p>
     <w:p>
       <w:r>
-        <w:t>Ce maintien du drapeau à 1 force l'Unité de Contrôle à lever le signal nPC_SEL au cycle suivant, provoquant le saut du PC vers l'adresse de la boucle 0x2 au lieu de continuer linéairement.</w:t>
+        <w:t xml:space="preserve">Ce maintien du drapeau à 1 force l'Unité de Contrôle à lever le signal </w:t>
+      </w:r>
+      <w:proofErr w:type="spellStart"/>
+      <w:r>
+        <w:t>nPC_SEL</w:t>
+      </w:r>
+      <w:proofErr w:type="spellEnd"/>
+      <w:r>
+        <w:t xml:space="preserve"> au cycle suivant, provoquant le saut du PC vers l'adresse de la boucle 0x2 au lieu de continuer linéairement.</w:t>
       </w:r>
     </w:p>
     <w:p>
@@ -10337,12 +11524,36 @@
       </w:r>
       <w:r>
         <w:br/>
-        <w:t>Le signal MemWr passe brièvement à 1, validant l'écriture du résultat final accumulé dans le registre R2 vers la case mémoire 0x1A.</w:t>
-      </w:r>
-    </w:p>
-    <w:p>
-      <w:r>
-        <w:t>Simultanément, le signal RegAff s'active, capturant la valeur finale calculée pour l'injecter sur le bus interne d'affichage s_RegAff_val.</w:t>
+        <w:t xml:space="preserve">Le signal </w:t>
+      </w:r>
+      <w:proofErr w:type="spellStart"/>
+      <w:r>
+        <w:t>MemWr</w:t>
+      </w:r>
+      <w:proofErr w:type="spellEnd"/>
+      <w:r>
+        <w:t xml:space="preserve"> passe brièvement à 1, validant l'écriture du résultat final accumulé dans le registre R2 vers la case mémoire 0x1A.</w:t>
+      </w:r>
+    </w:p>
+    <w:p>
+      <w:r>
+        <w:t xml:space="preserve">Simultanément, le signal </w:t>
+      </w:r>
+      <w:proofErr w:type="spellStart"/>
+      <w:r>
+        <w:t>RegAff</w:t>
+      </w:r>
+      <w:proofErr w:type="spellEnd"/>
+      <w:r>
+        <w:t xml:space="preserve"> s'active, capturant la valeur finale calculée pour l'injecter sur le bus interne d'affichage </w:t>
+      </w:r>
+      <w:proofErr w:type="spellStart"/>
+      <w:r>
+        <w:t>s_RegAff_val</w:t>
+      </w:r>
+      <w:proofErr w:type="spellEnd"/>
+      <w:r>
+        <w:t>.</w:t>
       </w:r>
     </w:p>
     <w:p>
@@ -10451,8 +11662,11 @@
       <w:r>
         <w:t xml:space="preserve">Pour la partie réalisée avec Quartus Prime, j’ai choisi de nommer le projet </w:t>
       </w:r>
-      <w:r>
-        <w:rPr>
+      <w:proofErr w:type="spellStart"/>
+      <w:r>
+        <w:rPr>
+          <w:b/>
+          <w:bCs/>
           <w:i/>
           <w:iCs/>
         </w:rPr>
@@ -10460,6 +11674,8 @@
       </w:r>
       <w:r>
         <w:rPr>
+          <w:b/>
+          <w:bCs/>
           <w:i/>
           <w:iCs/>
         </w:rPr>
@@ -10467,11 +11683,14 @@
       </w:r>
       <w:r>
         <w:rPr>
+          <w:b/>
+          <w:bCs/>
           <w:i/>
           <w:iCs/>
         </w:rPr>
         <w:t>cycle</w:t>
       </w:r>
+      <w:proofErr w:type="spellEnd"/>
       <w:r>
         <w:t>.</w:t>
       </w:r>
@@ -13351,7 +14570,7 @@
         <v:path o:extrusionok="f" gradientshapeok="t" o:connecttype="rect"/>
         <o:lock v:ext="edit" aspectratio="t"/>
       </v:shapetype>
-      <v:shape id="_x0000_i1039" type="#_x0000_t75" style="width:11.3pt;height:11.3pt" o:bullet="t">
+      <v:shape id="_x0000_i1031" type="#_x0000_t75" style="width:11.3pt;height:11.3pt" o:bullet="t">
         <v:imagedata r:id="rId1" o:title="msoEA91"/>
       </v:shape>
     </w:pict>
